--- a/report/BIN381_M3_Ethics_and_AI_Usage_Log.docx
+++ b/report/BIN381_M3_Ethics_and_AI_Usage_Log.docx
@@ -10,9 +10,8 @@
         <w:rPr>
           <w:b/>
           <w:bCs/>
-          <w:color w:val="1F3864"/>
-          <w:sz w:val="40"/>
-          <w:szCs w:val="40"/>
+          <w:sz w:val="22"/>
+          <w:szCs w:val="22"/>
         </w:rPr>
         <w:t>Ethics and Responsible AI Usage Log: Milestone 3</w:t>
       </w:r>
@@ -23,27 +22,22 @@
       </w:pPr>
       <w:r>
         <w:rPr>
-          <w:color w:val="2E5597"/>
-          <w:sz w:val="26"/>
-          <w:szCs w:val="26"/>
+          <w:sz w:val="22"/>
+          <w:szCs w:val="22"/>
         </w:rPr>
         <w:t>Ethics decisions and use of AI tools, Modelling, Evaluation and Deployment</w:t>
       </w:r>
     </w:p>
     <w:p>
       <w:pPr>
-        <w:pBdr>
-          <w:bottom w:val="single" w:sz="6" w:space="6" w:color="2E5597"/>
-        </w:pBdr>
         <w:spacing w:after="240"/>
       </w:pPr>
       <w:r>
         <w:rPr>
-          <w:color w:val="555555"/>
-          <w:sz w:val="20"/>
-          <w:szCs w:val="20"/>
+          <w:sz w:val="22"/>
+          <w:szCs w:val="22"/>
         </w:rPr>
-        <w:t>BIN381 · SDHSA project · Group P1 · Log lead: Timothy Wubbeling (602543), with Alexander Solomon and Rudi Jan du Plessis · October 2026</w:t>
+        <w:t>BIN381 SDHSA project, Group P1. Log lead: Timothy Wubbeling (602543), with Alexander Solomon and Rudi Jan du Plessis. October 2026</w:t>
       </w:r>
     </w:p>
     <w:p>
@@ -89,12 +83,12 @@
         <w:tblLook w:val="04A0" w:firstRow="1" w:lastRow="0" w:firstColumn="1" w:lastColumn="0" w:noHBand="0" w:noVBand="1"/>
       </w:tblPr>
       <w:tblGrid>
-        <w:gridCol w:w="800"/>
-        <w:gridCol w:w="900"/>
-        <w:gridCol w:w="1300"/>
-        <w:gridCol w:w="2000"/>
-        <w:gridCol w:w="3126"/>
-        <w:gridCol w:w="900"/>
+        <w:gridCol w:w="791"/>
+        <w:gridCol w:w="868"/>
+        <w:gridCol w:w="1572"/>
+        <w:gridCol w:w="1945"/>
+        <w:gridCol w:w="2957"/>
+        <w:gridCol w:w="893"/>
       </w:tblGrid>
       <w:tr>
         <w:tblPrEx>
@@ -108,14 +102,13 @@
         </w:trPr>
         <w:tc>
           <w:tcPr>
-            <w:tcW w:w="800" w:type="dxa"/>
-            <w:tcBorders>
-              <w:top w:val="single" w:sz="4" w:space="0" w:color="BFBFBF"/>
-              <w:left w:val="single" w:sz="4" w:space="0" w:color="BFBFBF"/>
-              <w:bottom w:val="single" w:sz="4" w:space="0" w:color="BFBFBF"/>
-              <w:right w:val="single" w:sz="4" w:space="0" w:color="BFBFBF"/>
-            </w:tcBorders>
-            <w:shd w:val="clear" w:color="auto" w:fill="D9E2F3"/>
+            <w:tcW w:w="791" w:type="dxa"/>
+            <w:tcBorders>
+              <w:top w:val="single" w:sz="4" w:space="0" w:color="000000"/>
+              <w:left w:val="single" w:sz="4" w:space="0" w:color="000000"/>
+              <w:bottom w:val="single" w:sz="4" w:space="0" w:color="000000"/>
+              <w:right w:val="single" w:sz="4" w:space="0" w:color="000000"/>
+            </w:tcBorders>
             <w:tcMar>
               <w:top w:w="60" w:type="dxa"/>
               <w:left w:w="90" w:type="dxa"/>
@@ -128,8 +121,8 @@
               <w:rPr>
                 <w:b/>
                 <w:bCs/>
-                <w:sz w:val="17"/>
-                <w:szCs w:val="17"/>
+                <w:sz w:val="22"/>
+                <w:szCs w:val="22"/>
               </w:rPr>
               <w:t>ID</w:t>
             </w:r>
@@ -137,14 +130,13 @@
         </w:tc>
         <w:tc>
           <w:tcPr>
-            <w:tcW w:w="900" w:type="dxa"/>
-            <w:tcBorders>
-              <w:top w:val="single" w:sz="4" w:space="0" w:color="BFBFBF"/>
-              <w:left w:val="single" w:sz="4" w:space="0" w:color="BFBFBF"/>
-              <w:bottom w:val="single" w:sz="4" w:space="0" w:color="BFBFBF"/>
-              <w:right w:val="single" w:sz="4" w:space="0" w:color="BFBFBF"/>
-            </w:tcBorders>
-            <w:shd w:val="clear" w:color="auto" w:fill="D9E2F3"/>
+            <w:tcW w:w="868" w:type="dxa"/>
+            <w:tcBorders>
+              <w:top w:val="single" w:sz="4" w:space="0" w:color="000000"/>
+              <w:left w:val="single" w:sz="4" w:space="0" w:color="000000"/>
+              <w:bottom w:val="single" w:sz="4" w:space="0" w:color="000000"/>
+              <w:right w:val="single" w:sz="4" w:space="0" w:color="000000"/>
+            </w:tcBorders>
             <w:tcMar>
               <w:top w:w="60" w:type="dxa"/>
               <w:left w:w="90" w:type="dxa"/>
@@ -157,8 +149,8 @@
               <w:rPr>
                 <w:b/>
                 <w:bCs/>
-                <w:sz w:val="17"/>
-                <w:szCs w:val="17"/>
+                <w:sz w:val="22"/>
+                <w:szCs w:val="22"/>
               </w:rPr>
               <w:t>Date</w:t>
             </w:r>
@@ -166,14 +158,13 @@
         </w:tc>
         <w:tc>
           <w:tcPr>
-            <w:tcW w:w="1300" w:type="dxa"/>
-            <w:tcBorders>
-              <w:top w:val="single" w:sz="4" w:space="0" w:color="BFBFBF"/>
-              <w:left w:val="single" w:sz="4" w:space="0" w:color="BFBFBF"/>
-              <w:bottom w:val="single" w:sz="4" w:space="0" w:color="BFBFBF"/>
-              <w:right w:val="single" w:sz="4" w:space="0" w:color="BFBFBF"/>
-            </w:tcBorders>
-            <w:shd w:val="clear" w:color="auto" w:fill="D9E2F3"/>
+            <w:tcW w:w="1572" w:type="dxa"/>
+            <w:tcBorders>
+              <w:top w:val="single" w:sz="4" w:space="0" w:color="000000"/>
+              <w:left w:val="single" w:sz="4" w:space="0" w:color="000000"/>
+              <w:bottom w:val="single" w:sz="4" w:space="0" w:color="000000"/>
+              <w:right w:val="single" w:sz="4" w:space="0" w:color="000000"/>
+            </w:tcBorders>
             <w:tcMar>
               <w:top w:w="60" w:type="dxa"/>
               <w:left w:w="90" w:type="dxa"/>
@@ -186,8 +177,8 @@
               <w:rPr>
                 <w:b/>
                 <w:bCs/>
-                <w:sz w:val="17"/>
-                <w:szCs w:val="17"/>
+                <w:sz w:val="22"/>
+                <w:szCs w:val="22"/>
               </w:rPr>
               <w:t>Stage</w:t>
             </w:r>
@@ -195,14 +186,13 @@
         </w:tc>
         <w:tc>
           <w:tcPr>
-            <w:tcW w:w="2000" w:type="dxa"/>
-            <w:tcBorders>
-              <w:top w:val="single" w:sz="4" w:space="0" w:color="BFBFBF"/>
-              <w:left w:val="single" w:sz="4" w:space="0" w:color="BFBFBF"/>
-              <w:bottom w:val="single" w:sz="4" w:space="0" w:color="BFBFBF"/>
-              <w:right w:val="single" w:sz="4" w:space="0" w:color="BFBFBF"/>
-            </w:tcBorders>
-            <w:shd w:val="clear" w:color="auto" w:fill="D9E2F3"/>
+            <w:tcW w:w="1945" w:type="dxa"/>
+            <w:tcBorders>
+              <w:top w:val="single" w:sz="4" w:space="0" w:color="000000"/>
+              <w:left w:val="single" w:sz="4" w:space="0" w:color="000000"/>
+              <w:bottom w:val="single" w:sz="4" w:space="0" w:color="000000"/>
+              <w:right w:val="single" w:sz="4" w:space="0" w:color="000000"/>
+            </w:tcBorders>
             <w:tcMar>
               <w:top w:w="60" w:type="dxa"/>
               <w:left w:w="90" w:type="dxa"/>
@@ -215,8 +205,8 @@
               <w:rPr>
                 <w:b/>
                 <w:bCs/>
-                <w:sz w:val="17"/>
-                <w:szCs w:val="17"/>
+                <w:sz w:val="22"/>
+                <w:szCs w:val="22"/>
               </w:rPr>
               <w:t>Issue</w:t>
             </w:r>
@@ -224,14 +214,13 @@
         </w:tc>
         <w:tc>
           <w:tcPr>
-            <w:tcW w:w="3126" w:type="dxa"/>
-            <w:tcBorders>
-              <w:top w:val="single" w:sz="4" w:space="0" w:color="BFBFBF"/>
-              <w:left w:val="single" w:sz="4" w:space="0" w:color="BFBFBF"/>
-              <w:bottom w:val="single" w:sz="4" w:space="0" w:color="BFBFBF"/>
-              <w:right w:val="single" w:sz="4" w:space="0" w:color="BFBFBF"/>
-            </w:tcBorders>
-            <w:shd w:val="clear" w:color="auto" w:fill="D9E2F3"/>
+            <w:tcW w:w="2957" w:type="dxa"/>
+            <w:tcBorders>
+              <w:top w:val="single" w:sz="4" w:space="0" w:color="000000"/>
+              <w:left w:val="single" w:sz="4" w:space="0" w:color="000000"/>
+              <w:bottom w:val="single" w:sz="4" w:space="0" w:color="000000"/>
+              <w:right w:val="single" w:sz="4" w:space="0" w:color="000000"/>
+            </w:tcBorders>
             <w:tcMar>
               <w:top w:w="60" w:type="dxa"/>
               <w:left w:w="90" w:type="dxa"/>
@@ -244,8 +233,8 @@
               <w:rPr>
                 <w:b/>
                 <w:bCs/>
-                <w:sz w:val="17"/>
-                <w:szCs w:val="17"/>
+                <w:sz w:val="22"/>
+                <w:szCs w:val="22"/>
               </w:rPr>
               <w:t>Decision and mitigation</w:t>
             </w:r>
@@ -253,14 +242,13 @@
         </w:tc>
         <w:tc>
           <w:tcPr>
-            <w:tcW w:w="900" w:type="dxa"/>
-            <w:tcBorders>
-              <w:top w:val="single" w:sz="4" w:space="0" w:color="BFBFBF"/>
-              <w:left w:val="single" w:sz="4" w:space="0" w:color="BFBFBF"/>
-              <w:bottom w:val="single" w:sz="4" w:space="0" w:color="BFBFBF"/>
-              <w:right w:val="single" w:sz="4" w:space="0" w:color="BFBFBF"/>
-            </w:tcBorders>
-            <w:shd w:val="clear" w:color="auto" w:fill="D9E2F3"/>
+            <w:tcW w:w="893" w:type="dxa"/>
+            <w:tcBorders>
+              <w:top w:val="single" w:sz="4" w:space="0" w:color="000000"/>
+              <w:left w:val="single" w:sz="4" w:space="0" w:color="000000"/>
+              <w:bottom w:val="single" w:sz="4" w:space="0" w:color="000000"/>
+              <w:right w:val="single" w:sz="4" w:space="0" w:color="000000"/>
+            </w:tcBorders>
             <w:tcMar>
               <w:top w:w="60" w:type="dxa"/>
               <w:left w:w="90" w:type="dxa"/>
@@ -273,8 +261,8 @@
               <w:rPr>
                 <w:b/>
                 <w:bCs/>
-                <w:sz w:val="17"/>
-                <w:szCs w:val="17"/>
+                <w:sz w:val="22"/>
+                <w:szCs w:val="22"/>
               </w:rPr>
               <w:t>Owner</w:t>
             </w:r>
@@ -293,25 +281,25 @@
         </w:trPr>
         <w:tc>
           <w:tcPr>
-            <w:tcW w:w="800" w:type="dxa"/>
-            <w:tcBorders>
-              <w:top w:val="single" w:sz="4" w:space="0" w:color="BFBFBF"/>
-              <w:left w:val="single" w:sz="4" w:space="0" w:color="BFBFBF"/>
-              <w:bottom w:val="single" w:sz="4" w:space="0" w:color="BFBFBF"/>
-              <w:right w:val="single" w:sz="4" w:space="0" w:color="BFBFBF"/>
-            </w:tcBorders>
-            <w:tcMar>
-              <w:top w:w="60" w:type="dxa"/>
-              <w:left w:w="90" w:type="dxa"/>
-              <w:bottom w:w="60" w:type="dxa"/>
-              <w:right w:w="90" w:type="dxa"/>
-            </w:tcMar>
-          </w:tcPr>
-          <w:p>
-            <w:r>
-              <w:rPr>
-                <w:sz w:val="17"/>
-                <w:szCs w:val="17"/>
+            <w:tcW w:w="791" w:type="dxa"/>
+            <w:tcBorders>
+              <w:top w:val="single" w:sz="4" w:space="0" w:color="000000"/>
+              <w:left w:val="single" w:sz="4" w:space="0" w:color="000000"/>
+              <w:bottom w:val="single" w:sz="4" w:space="0" w:color="000000"/>
+              <w:right w:val="single" w:sz="4" w:space="0" w:color="000000"/>
+            </w:tcBorders>
+            <w:tcMar>
+              <w:top w:w="60" w:type="dxa"/>
+              <w:left w:w="90" w:type="dxa"/>
+              <w:bottom w:w="60" w:type="dxa"/>
+              <w:right w:w="90" w:type="dxa"/>
+            </w:tcMar>
+          </w:tcPr>
+          <w:p>
+            <w:r>
+              <w:rPr>
+                <w:sz w:val="22"/>
+                <w:szCs w:val="22"/>
               </w:rPr>
               <w:t>E3-01</w:t>
             </w:r>
@@ -319,25 +307,25 @@
         </w:tc>
         <w:tc>
           <w:tcPr>
-            <w:tcW w:w="900" w:type="dxa"/>
-            <w:tcBorders>
-              <w:top w:val="single" w:sz="4" w:space="0" w:color="BFBFBF"/>
-              <w:left w:val="single" w:sz="4" w:space="0" w:color="BFBFBF"/>
-              <w:bottom w:val="single" w:sz="4" w:space="0" w:color="BFBFBF"/>
-              <w:right w:val="single" w:sz="4" w:space="0" w:color="BFBFBF"/>
-            </w:tcBorders>
-            <w:tcMar>
-              <w:top w:w="60" w:type="dxa"/>
-              <w:left w:w="90" w:type="dxa"/>
-              <w:bottom w:w="60" w:type="dxa"/>
-              <w:right w:w="90" w:type="dxa"/>
-            </w:tcMar>
-          </w:tcPr>
-          <w:p>
-            <w:r>
-              <w:rPr>
-                <w:sz w:val="17"/>
-                <w:szCs w:val="17"/>
+            <w:tcW w:w="868" w:type="dxa"/>
+            <w:tcBorders>
+              <w:top w:val="single" w:sz="4" w:space="0" w:color="000000"/>
+              <w:left w:val="single" w:sz="4" w:space="0" w:color="000000"/>
+              <w:bottom w:val="single" w:sz="4" w:space="0" w:color="000000"/>
+              <w:right w:val="single" w:sz="4" w:space="0" w:color="000000"/>
+            </w:tcBorders>
+            <w:tcMar>
+              <w:top w:w="60" w:type="dxa"/>
+              <w:left w:w="90" w:type="dxa"/>
+              <w:bottom w:w="60" w:type="dxa"/>
+              <w:right w:w="90" w:type="dxa"/>
+            </w:tcMar>
+          </w:tcPr>
+          <w:p>
+            <w:r>
+              <w:rPr>
+                <w:sz w:val="22"/>
+                <w:szCs w:val="22"/>
               </w:rPr>
               <w:t>1 Oct</w:t>
             </w:r>
@@ -345,25 +333,25 @@
         </w:tc>
         <w:tc>
           <w:tcPr>
-            <w:tcW w:w="1300" w:type="dxa"/>
-            <w:tcBorders>
-              <w:top w:val="single" w:sz="4" w:space="0" w:color="BFBFBF"/>
-              <w:left w:val="single" w:sz="4" w:space="0" w:color="BFBFBF"/>
-              <w:bottom w:val="single" w:sz="4" w:space="0" w:color="BFBFBF"/>
-              <w:right w:val="single" w:sz="4" w:space="0" w:color="BFBFBF"/>
-            </w:tcBorders>
-            <w:tcMar>
-              <w:top w:w="60" w:type="dxa"/>
-              <w:left w:w="90" w:type="dxa"/>
-              <w:bottom w:w="60" w:type="dxa"/>
-              <w:right w:w="90" w:type="dxa"/>
-            </w:tcMar>
-          </w:tcPr>
-          <w:p>
-            <w:r>
-              <w:rPr>
-                <w:sz w:val="17"/>
-                <w:szCs w:val="17"/>
+            <w:tcW w:w="1572" w:type="dxa"/>
+            <w:tcBorders>
+              <w:top w:val="single" w:sz="4" w:space="0" w:color="000000"/>
+              <w:left w:val="single" w:sz="4" w:space="0" w:color="000000"/>
+              <w:bottom w:val="single" w:sz="4" w:space="0" w:color="000000"/>
+              <w:right w:val="single" w:sz="4" w:space="0" w:color="000000"/>
+            </w:tcBorders>
+            <w:tcMar>
+              <w:top w:w="60" w:type="dxa"/>
+              <w:left w:w="90" w:type="dxa"/>
+              <w:bottom w:w="60" w:type="dxa"/>
+              <w:right w:w="90" w:type="dxa"/>
+            </w:tcMar>
+          </w:tcPr>
+          <w:p>
+            <w:r>
+              <w:rPr>
+                <w:sz w:val="22"/>
+                <w:szCs w:val="22"/>
               </w:rPr>
               <w:t>Modelling</w:t>
             </w:r>
@@ -371,25 +359,25 @@
         </w:tc>
         <w:tc>
           <w:tcPr>
-            <w:tcW w:w="2000" w:type="dxa"/>
-            <w:tcBorders>
-              <w:top w:val="single" w:sz="4" w:space="0" w:color="BFBFBF"/>
-              <w:left w:val="single" w:sz="4" w:space="0" w:color="BFBFBF"/>
-              <w:bottom w:val="single" w:sz="4" w:space="0" w:color="BFBFBF"/>
-              <w:right w:val="single" w:sz="4" w:space="0" w:color="BFBFBF"/>
-            </w:tcBorders>
-            <w:tcMar>
-              <w:top w:w="60" w:type="dxa"/>
-              <w:left w:w="90" w:type="dxa"/>
-              <w:bottom w:w="60" w:type="dxa"/>
-              <w:right w:w="90" w:type="dxa"/>
-            </w:tcMar>
-          </w:tcPr>
-          <w:p>
-            <w:r>
-              <w:rPr>
-                <w:sz w:val="17"/>
-                <w:szCs w:val="17"/>
+            <w:tcW w:w="1945" w:type="dxa"/>
+            <w:tcBorders>
+              <w:top w:val="single" w:sz="4" w:space="0" w:color="000000"/>
+              <w:left w:val="single" w:sz="4" w:space="0" w:color="000000"/>
+              <w:bottom w:val="single" w:sz="4" w:space="0" w:color="000000"/>
+              <w:right w:val="single" w:sz="4" w:space="0" w:color="000000"/>
+            </w:tcBorders>
+            <w:tcMar>
+              <w:top w:w="60" w:type="dxa"/>
+              <w:left w:w="90" w:type="dxa"/>
+              <w:bottom w:w="60" w:type="dxa"/>
+              <w:right w:w="90" w:type="dxa"/>
+            </w:tcMar>
+          </w:tcPr>
+          <w:p>
+            <w:r>
+              <w:rPr>
+                <w:sz w:val="22"/>
+                <w:szCs w:val="22"/>
               </w:rPr>
               <w:t>Leakage: the eight food-insecurity items define the target</w:t>
             </w:r>
@@ -397,25 +385,25 @@
         </w:tc>
         <w:tc>
           <w:tcPr>
-            <w:tcW w:w="3126" w:type="dxa"/>
-            <w:tcBorders>
-              <w:top w:val="single" w:sz="4" w:space="0" w:color="BFBFBF"/>
-              <w:left w:val="single" w:sz="4" w:space="0" w:color="BFBFBF"/>
-              <w:bottom w:val="single" w:sz="4" w:space="0" w:color="BFBFBF"/>
-              <w:right w:val="single" w:sz="4" w:space="0" w:color="BFBFBF"/>
-            </w:tcBorders>
-            <w:tcMar>
-              <w:top w:w="60" w:type="dxa"/>
-              <w:left w:w="90" w:type="dxa"/>
-              <w:bottom w:w="60" w:type="dxa"/>
-              <w:right w:w="90" w:type="dxa"/>
-            </w:tcMar>
-          </w:tcPr>
-          <w:p>
-            <w:r>
-              <w:rPr>
-                <w:sz w:val="17"/>
-                <w:szCs w:val="17"/>
+            <w:tcW w:w="2957" w:type="dxa"/>
+            <w:tcBorders>
+              <w:top w:val="single" w:sz="4" w:space="0" w:color="000000"/>
+              <w:left w:val="single" w:sz="4" w:space="0" w:color="000000"/>
+              <w:bottom w:val="single" w:sz="4" w:space="0" w:color="000000"/>
+              <w:right w:val="single" w:sz="4" w:space="0" w:color="000000"/>
+            </w:tcBorders>
+            <w:tcMar>
+              <w:top w:w="60" w:type="dxa"/>
+              <w:left w:w="90" w:type="dxa"/>
+              <w:bottom w:w="60" w:type="dxa"/>
+              <w:right w:w="90" w:type="dxa"/>
+            </w:tcMar>
+          </w:tcPr>
+          <w:p>
+            <w:r>
+              <w:rPr>
+                <w:sz w:val="22"/>
+                <w:szCs w:val="22"/>
               </w:rPr>
               <w:t>Excluded from the predictors and checked in code (</w:t>
             </w:r>
@@ -423,16 +411,16 @@
             <w:r>
               <w:rPr>
                 <w:rFonts w:ascii="Consolas" w:eastAsia="Consolas" w:hAnsi="Consolas" w:cs="Consolas"/>
-                <w:sz w:val="15"/>
-                <w:szCs w:val="15"/>
+                <w:sz w:val="22"/>
+                <w:szCs w:val="22"/>
               </w:rPr>
               <w:t>stopifnot</w:t>
             </w:r>
             <w:proofErr w:type="spellEnd"/>
             <w:r>
               <w:rPr>
-                <w:sz w:val="17"/>
-                <w:szCs w:val="17"/>
+                <w:sz w:val="22"/>
+                <w:szCs w:val="22"/>
               </w:rPr>
               <w:t xml:space="preserve"> on the predictor list)</w:t>
             </w:r>
@@ -440,25 +428,25 @@
         </w:tc>
         <w:tc>
           <w:tcPr>
-            <w:tcW w:w="900" w:type="dxa"/>
-            <w:tcBorders>
-              <w:top w:val="single" w:sz="4" w:space="0" w:color="BFBFBF"/>
-              <w:left w:val="single" w:sz="4" w:space="0" w:color="BFBFBF"/>
-              <w:bottom w:val="single" w:sz="4" w:space="0" w:color="BFBFBF"/>
-              <w:right w:val="single" w:sz="4" w:space="0" w:color="BFBFBF"/>
-            </w:tcBorders>
-            <w:tcMar>
-              <w:top w:w="60" w:type="dxa"/>
-              <w:left w:w="90" w:type="dxa"/>
-              <w:bottom w:w="60" w:type="dxa"/>
-              <w:right w:w="90" w:type="dxa"/>
-            </w:tcMar>
-          </w:tcPr>
-          <w:p>
-            <w:r>
-              <w:rPr>
-                <w:sz w:val="17"/>
-                <w:szCs w:val="17"/>
+            <w:tcW w:w="893" w:type="dxa"/>
+            <w:tcBorders>
+              <w:top w:val="single" w:sz="4" w:space="0" w:color="000000"/>
+              <w:left w:val="single" w:sz="4" w:space="0" w:color="000000"/>
+              <w:bottom w:val="single" w:sz="4" w:space="0" w:color="000000"/>
+              <w:right w:val="single" w:sz="4" w:space="0" w:color="000000"/>
+            </w:tcBorders>
+            <w:tcMar>
+              <w:top w:w="60" w:type="dxa"/>
+              <w:left w:w="90" w:type="dxa"/>
+              <w:bottom w:w="60" w:type="dxa"/>
+              <w:right w:w="90" w:type="dxa"/>
+            </w:tcMar>
+          </w:tcPr>
+          <w:p>
+            <w:r>
+              <w:rPr>
+                <w:sz w:val="22"/>
+                <w:szCs w:val="22"/>
               </w:rPr>
               <w:t>A</w:t>
             </w:r>
@@ -477,25 +465,25 @@
         </w:trPr>
         <w:tc>
           <w:tcPr>
-            <w:tcW w:w="800" w:type="dxa"/>
-            <w:tcBorders>
-              <w:top w:val="single" w:sz="4" w:space="0" w:color="BFBFBF"/>
-              <w:left w:val="single" w:sz="4" w:space="0" w:color="BFBFBF"/>
-              <w:bottom w:val="single" w:sz="4" w:space="0" w:color="BFBFBF"/>
-              <w:right w:val="single" w:sz="4" w:space="0" w:color="BFBFBF"/>
-            </w:tcBorders>
-            <w:tcMar>
-              <w:top w:w="60" w:type="dxa"/>
-              <w:left w:w="90" w:type="dxa"/>
-              <w:bottom w:w="60" w:type="dxa"/>
-              <w:right w:w="90" w:type="dxa"/>
-            </w:tcMar>
-          </w:tcPr>
-          <w:p>
-            <w:r>
-              <w:rPr>
-                <w:sz w:val="17"/>
-                <w:szCs w:val="17"/>
+            <w:tcW w:w="791" w:type="dxa"/>
+            <w:tcBorders>
+              <w:top w:val="single" w:sz="4" w:space="0" w:color="000000"/>
+              <w:left w:val="single" w:sz="4" w:space="0" w:color="000000"/>
+              <w:bottom w:val="single" w:sz="4" w:space="0" w:color="000000"/>
+              <w:right w:val="single" w:sz="4" w:space="0" w:color="000000"/>
+            </w:tcBorders>
+            <w:tcMar>
+              <w:top w:w="60" w:type="dxa"/>
+              <w:left w:w="90" w:type="dxa"/>
+              <w:bottom w:w="60" w:type="dxa"/>
+              <w:right w:w="90" w:type="dxa"/>
+            </w:tcMar>
+          </w:tcPr>
+          <w:p>
+            <w:r>
+              <w:rPr>
+                <w:sz w:val="22"/>
+                <w:szCs w:val="22"/>
               </w:rPr>
               <w:t>E3-02</w:t>
             </w:r>
@@ -503,25 +491,25 @@
         </w:tc>
         <w:tc>
           <w:tcPr>
-            <w:tcW w:w="900" w:type="dxa"/>
-            <w:tcBorders>
-              <w:top w:val="single" w:sz="4" w:space="0" w:color="BFBFBF"/>
-              <w:left w:val="single" w:sz="4" w:space="0" w:color="BFBFBF"/>
-              <w:bottom w:val="single" w:sz="4" w:space="0" w:color="BFBFBF"/>
-              <w:right w:val="single" w:sz="4" w:space="0" w:color="BFBFBF"/>
-            </w:tcBorders>
-            <w:tcMar>
-              <w:top w:w="60" w:type="dxa"/>
-              <w:left w:w="90" w:type="dxa"/>
-              <w:bottom w:w="60" w:type="dxa"/>
-              <w:right w:w="90" w:type="dxa"/>
-            </w:tcMar>
-          </w:tcPr>
-          <w:p>
-            <w:r>
-              <w:rPr>
-                <w:sz w:val="17"/>
-                <w:szCs w:val="17"/>
+            <w:tcW w:w="868" w:type="dxa"/>
+            <w:tcBorders>
+              <w:top w:val="single" w:sz="4" w:space="0" w:color="000000"/>
+              <w:left w:val="single" w:sz="4" w:space="0" w:color="000000"/>
+              <w:bottom w:val="single" w:sz="4" w:space="0" w:color="000000"/>
+              <w:right w:val="single" w:sz="4" w:space="0" w:color="000000"/>
+            </w:tcBorders>
+            <w:tcMar>
+              <w:top w:w="60" w:type="dxa"/>
+              <w:left w:w="90" w:type="dxa"/>
+              <w:bottom w:w="60" w:type="dxa"/>
+              <w:right w:w="90" w:type="dxa"/>
+            </w:tcMar>
+          </w:tcPr>
+          <w:p>
+            <w:r>
+              <w:rPr>
+                <w:sz w:val="22"/>
+                <w:szCs w:val="22"/>
               </w:rPr>
               <w:t>1 Oct</w:t>
             </w:r>
@@ -529,25 +517,25 @@
         </w:tc>
         <w:tc>
           <w:tcPr>
-            <w:tcW w:w="1300" w:type="dxa"/>
-            <w:tcBorders>
-              <w:top w:val="single" w:sz="4" w:space="0" w:color="BFBFBF"/>
-              <w:left w:val="single" w:sz="4" w:space="0" w:color="BFBFBF"/>
-              <w:bottom w:val="single" w:sz="4" w:space="0" w:color="BFBFBF"/>
-              <w:right w:val="single" w:sz="4" w:space="0" w:color="BFBFBF"/>
-            </w:tcBorders>
-            <w:tcMar>
-              <w:top w:w="60" w:type="dxa"/>
-              <w:left w:w="90" w:type="dxa"/>
-              <w:bottom w:w="60" w:type="dxa"/>
-              <w:right w:w="90" w:type="dxa"/>
-            </w:tcMar>
-          </w:tcPr>
-          <w:p>
-            <w:r>
-              <w:rPr>
-                <w:sz w:val="17"/>
-                <w:szCs w:val="17"/>
+            <w:tcW w:w="1572" w:type="dxa"/>
+            <w:tcBorders>
+              <w:top w:val="single" w:sz="4" w:space="0" w:color="000000"/>
+              <w:left w:val="single" w:sz="4" w:space="0" w:color="000000"/>
+              <w:bottom w:val="single" w:sz="4" w:space="0" w:color="000000"/>
+              <w:right w:val="single" w:sz="4" w:space="0" w:color="000000"/>
+            </w:tcBorders>
+            <w:tcMar>
+              <w:top w:w="60" w:type="dxa"/>
+              <w:left w:w="90" w:type="dxa"/>
+              <w:bottom w:w="60" w:type="dxa"/>
+              <w:right w:w="90" w:type="dxa"/>
+            </w:tcMar>
+          </w:tcPr>
+          <w:p>
+            <w:r>
+              <w:rPr>
+                <w:sz w:val="22"/>
+                <w:szCs w:val="22"/>
               </w:rPr>
               <w:t>Modelling</w:t>
             </w:r>
@@ -555,25 +543,25 @@
         </w:tc>
         <w:tc>
           <w:tcPr>
-            <w:tcW w:w="2000" w:type="dxa"/>
-            <w:tcBorders>
-              <w:top w:val="single" w:sz="4" w:space="0" w:color="BFBFBF"/>
-              <w:left w:val="single" w:sz="4" w:space="0" w:color="BFBFBF"/>
-              <w:bottom w:val="single" w:sz="4" w:space="0" w:color="BFBFBF"/>
-              <w:right w:val="single" w:sz="4" w:space="0" w:color="BFBFBF"/>
-            </w:tcBorders>
-            <w:tcMar>
-              <w:top w:w="60" w:type="dxa"/>
-              <w:left w:w="90" w:type="dxa"/>
-              <w:bottom w:w="60" w:type="dxa"/>
-              <w:right w:w="90" w:type="dxa"/>
-            </w:tcMar>
-          </w:tcPr>
-          <w:p>
-            <w:r>
-              <w:rPr>
-                <w:sz w:val="17"/>
-                <w:szCs w:val="17"/>
+            <w:tcW w:w="1945" w:type="dxa"/>
+            <w:tcBorders>
+              <w:top w:val="single" w:sz="4" w:space="0" w:color="000000"/>
+              <w:left w:val="single" w:sz="4" w:space="0" w:color="000000"/>
+              <w:bottom w:val="single" w:sz="4" w:space="0" w:color="000000"/>
+              <w:right w:val="single" w:sz="4" w:space="0" w:color="000000"/>
+            </w:tcBorders>
+            <w:tcMar>
+              <w:top w:w="60" w:type="dxa"/>
+              <w:left w:w="90" w:type="dxa"/>
+              <w:bottom w:w="60" w:type="dxa"/>
+              <w:right w:w="90" w:type="dxa"/>
+            </w:tcMar>
+          </w:tcPr>
+          <w:p>
+            <w:r>
+              <w:rPr>
+                <w:sz w:val="22"/>
+                <w:szCs w:val="22"/>
               </w:rPr>
               <w:t>Class imbalance (69.5% secure, 30.5% insecure)</w:t>
             </w:r>
@@ -581,25 +569,25 @@
         </w:tc>
         <w:tc>
           <w:tcPr>
-            <w:tcW w:w="3126" w:type="dxa"/>
-            <w:tcBorders>
-              <w:top w:val="single" w:sz="4" w:space="0" w:color="BFBFBF"/>
-              <w:left w:val="single" w:sz="4" w:space="0" w:color="BFBFBF"/>
-              <w:bottom w:val="single" w:sz="4" w:space="0" w:color="BFBFBF"/>
-              <w:right w:val="single" w:sz="4" w:space="0" w:color="BFBFBF"/>
-            </w:tcBorders>
-            <w:tcMar>
-              <w:top w:w="60" w:type="dxa"/>
-              <w:left w:w="90" w:type="dxa"/>
-              <w:bottom w:w="60" w:type="dxa"/>
-              <w:right w:w="90" w:type="dxa"/>
-            </w:tcMar>
-          </w:tcPr>
-          <w:p>
-            <w:r>
-              <w:rPr>
-                <w:sz w:val="17"/>
-                <w:szCs w:val="17"/>
+            <w:tcW w:w="2957" w:type="dxa"/>
+            <w:tcBorders>
+              <w:top w:val="single" w:sz="4" w:space="0" w:color="000000"/>
+              <w:left w:val="single" w:sz="4" w:space="0" w:color="000000"/>
+              <w:bottom w:val="single" w:sz="4" w:space="0" w:color="000000"/>
+              <w:right w:val="single" w:sz="4" w:space="0" w:color="000000"/>
+            </w:tcBorders>
+            <w:tcMar>
+              <w:top w:w="60" w:type="dxa"/>
+              <w:left w:w="90" w:type="dxa"/>
+              <w:bottom w:w="60" w:type="dxa"/>
+              <w:right w:w="90" w:type="dxa"/>
+            </w:tcMar>
+          </w:tcPr>
+          <w:p>
+            <w:r>
+              <w:rPr>
+                <w:sz w:val="22"/>
+                <w:szCs w:val="22"/>
               </w:rPr>
               <w:t>Stratified 5-fold cross-validation; class weights compared with plain stratification</w:t>
             </w:r>
@@ -607,25 +595,25 @@
         </w:tc>
         <w:tc>
           <w:tcPr>
-            <w:tcW w:w="900" w:type="dxa"/>
-            <w:tcBorders>
-              <w:top w:val="single" w:sz="4" w:space="0" w:color="BFBFBF"/>
-              <w:left w:val="single" w:sz="4" w:space="0" w:color="BFBFBF"/>
-              <w:bottom w:val="single" w:sz="4" w:space="0" w:color="BFBFBF"/>
-              <w:right w:val="single" w:sz="4" w:space="0" w:color="BFBFBF"/>
-            </w:tcBorders>
-            <w:tcMar>
-              <w:top w:w="60" w:type="dxa"/>
-              <w:left w:w="90" w:type="dxa"/>
-              <w:bottom w:w="60" w:type="dxa"/>
-              <w:right w:w="90" w:type="dxa"/>
-            </w:tcMar>
-          </w:tcPr>
-          <w:p>
-            <w:r>
-              <w:rPr>
-                <w:sz w:val="17"/>
-                <w:szCs w:val="17"/>
+            <w:tcW w:w="893" w:type="dxa"/>
+            <w:tcBorders>
+              <w:top w:val="single" w:sz="4" w:space="0" w:color="000000"/>
+              <w:left w:val="single" w:sz="4" w:space="0" w:color="000000"/>
+              <w:bottom w:val="single" w:sz="4" w:space="0" w:color="000000"/>
+              <w:right w:val="single" w:sz="4" w:space="0" w:color="000000"/>
+            </w:tcBorders>
+            <w:tcMar>
+              <w:top w:w="60" w:type="dxa"/>
+              <w:left w:w="90" w:type="dxa"/>
+              <w:bottom w:w="60" w:type="dxa"/>
+              <w:right w:w="90" w:type="dxa"/>
+            </w:tcMar>
+          </w:tcPr>
+          <w:p>
+            <w:r>
+              <w:rPr>
+                <w:sz w:val="22"/>
+                <w:szCs w:val="22"/>
               </w:rPr>
               <w:t>A</w:t>
             </w:r>
@@ -644,25 +632,25 @@
         </w:trPr>
         <w:tc>
           <w:tcPr>
-            <w:tcW w:w="800" w:type="dxa"/>
-            <w:tcBorders>
-              <w:top w:val="single" w:sz="4" w:space="0" w:color="BFBFBF"/>
-              <w:left w:val="single" w:sz="4" w:space="0" w:color="BFBFBF"/>
-              <w:bottom w:val="single" w:sz="4" w:space="0" w:color="BFBFBF"/>
-              <w:right w:val="single" w:sz="4" w:space="0" w:color="BFBFBF"/>
-            </w:tcBorders>
-            <w:tcMar>
-              <w:top w:w="60" w:type="dxa"/>
-              <w:left w:w="90" w:type="dxa"/>
-              <w:bottom w:w="60" w:type="dxa"/>
-              <w:right w:w="90" w:type="dxa"/>
-            </w:tcMar>
-          </w:tcPr>
-          <w:p>
-            <w:r>
-              <w:rPr>
-                <w:sz w:val="17"/>
-                <w:szCs w:val="17"/>
+            <w:tcW w:w="791" w:type="dxa"/>
+            <w:tcBorders>
+              <w:top w:val="single" w:sz="4" w:space="0" w:color="000000"/>
+              <w:left w:val="single" w:sz="4" w:space="0" w:color="000000"/>
+              <w:bottom w:val="single" w:sz="4" w:space="0" w:color="000000"/>
+              <w:right w:val="single" w:sz="4" w:space="0" w:color="000000"/>
+            </w:tcBorders>
+            <w:tcMar>
+              <w:top w:w="60" w:type="dxa"/>
+              <w:left w:w="90" w:type="dxa"/>
+              <w:bottom w:w="60" w:type="dxa"/>
+              <w:right w:w="90" w:type="dxa"/>
+            </w:tcMar>
+          </w:tcPr>
+          <w:p>
+            <w:r>
+              <w:rPr>
+                <w:sz w:val="22"/>
+                <w:szCs w:val="22"/>
               </w:rPr>
               <w:t>E3-03</w:t>
             </w:r>
@@ -670,25 +658,25 @@
         </w:tc>
         <w:tc>
           <w:tcPr>
-            <w:tcW w:w="900" w:type="dxa"/>
-            <w:tcBorders>
-              <w:top w:val="single" w:sz="4" w:space="0" w:color="BFBFBF"/>
-              <w:left w:val="single" w:sz="4" w:space="0" w:color="BFBFBF"/>
-              <w:bottom w:val="single" w:sz="4" w:space="0" w:color="BFBFBF"/>
-              <w:right w:val="single" w:sz="4" w:space="0" w:color="BFBFBF"/>
-            </w:tcBorders>
-            <w:tcMar>
-              <w:top w:w="60" w:type="dxa"/>
-              <w:left w:w="90" w:type="dxa"/>
-              <w:bottom w:w="60" w:type="dxa"/>
-              <w:right w:w="90" w:type="dxa"/>
-            </w:tcMar>
-          </w:tcPr>
-          <w:p>
-            <w:r>
-              <w:rPr>
-                <w:sz w:val="17"/>
-                <w:szCs w:val="17"/>
+            <w:tcW w:w="868" w:type="dxa"/>
+            <w:tcBorders>
+              <w:top w:val="single" w:sz="4" w:space="0" w:color="000000"/>
+              <w:left w:val="single" w:sz="4" w:space="0" w:color="000000"/>
+              <w:bottom w:val="single" w:sz="4" w:space="0" w:color="000000"/>
+              <w:right w:val="single" w:sz="4" w:space="0" w:color="000000"/>
+            </w:tcBorders>
+            <w:tcMar>
+              <w:top w:w="60" w:type="dxa"/>
+              <w:left w:w="90" w:type="dxa"/>
+              <w:bottom w:w="60" w:type="dxa"/>
+              <w:right w:w="90" w:type="dxa"/>
+            </w:tcMar>
+          </w:tcPr>
+          <w:p>
+            <w:r>
+              <w:rPr>
+                <w:sz w:val="22"/>
+                <w:szCs w:val="22"/>
               </w:rPr>
               <w:t>2 Oct</w:t>
             </w:r>
@@ -696,25 +684,25 @@
         </w:tc>
         <w:tc>
           <w:tcPr>
-            <w:tcW w:w="1300" w:type="dxa"/>
-            <w:tcBorders>
-              <w:top w:val="single" w:sz="4" w:space="0" w:color="BFBFBF"/>
-              <w:left w:val="single" w:sz="4" w:space="0" w:color="BFBFBF"/>
-              <w:bottom w:val="single" w:sz="4" w:space="0" w:color="BFBFBF"/>
-              <w:right w:val="single" w:sz="4" w:space="0" w:color="BFBFBF"/>
-            </w:tcBorders>
-            <w:tcMar>
-              <w:top w:w="60" w:type="dxa"/>
-              <w:left w:w="90" w:type="dxa"/>
-              <w:bottom w:w="60" w:type="dxa"/>
-              <w:right w:w="90" w:type="dxa"/>
-            </w:tcMar>
-          </w:tcPr>
-          <w:p>
-            <w:r>
-              <w:rPr>
-                <w:sz w:val="17"/>
-                <w:szCs w:val="17"/>
+            <w:tcW w:w="1572" w:type="dxa"/>
+            <w:tcBorders>
+              <w:top w:val="single" w:sz="4" w:space="0" w:color="000000"/>
+              <w:left w:val="single" w:sz="4" w:space="0" w:color="000000"/>
+              <w:bottom w:val="single" w:sz="4" w:space="0" w:color="000000"/>
+              <w:right w:val="single" w:sz="4" w:space="0" w:color="000000"/>
+            </w:tcBorders>
+            <w:tcMar>
+              <w:top w:w="60" w:type="dxa"/>
+              <w:left w:w="90" w:type="dxa"/>
+              <w:bottom w:w="60" w:type="dxa"/>
+              <w:right w:w="90" w:type="dxa"/>
+            </w:tcMar>
+          </w:tcPr>
+          <w:p>
+            <w:r>
+              <w:rPr>
+                <w:sz w:val="22"/>
+                <w:szCs w:val="22"/>
               </w:rPr>
               <w:t>Evaluation</w:t>
             </w:r>
@@ -722,25 +710,25 @@
         </w:tc>
         <w:tc>
           <w:tcPr>
-            <w:tcW w:w="2000" w:type="dxa"/>
-            <w:tcBorders>
-              <w:top w:val="single" w:sz="4" w:space="0" w:color="BFBFBF"/>
-              <w:left w:val="single" w:sz="4" w:space="0" w:color="BFBFBF"/>
-              <w:bottom w:val="single" w:sz="4" w:space="0" w:color="BFBFBF"/>
-              <w:right w:val="single" w:sz="4" w:space="0" w:color="BFBFBF"/>
-            </w:tcBorders>
-            <w:tcMar>
-              <w:top w:w="60" w:type="dxa"/>
-              <w:left w:w="90" w:type="dxa"/>
-              <w:bottom w:w="60" w:type="dxa"/>
-              <w:right w:w="90" w:type="dxa"/>
-            </w:tcMar>
-          </w:tcPr>
-          <w:p>
-            <w:r>
-              <w:rPr>
-                <w:sz w:val="17"/>
-                <w:szCs w:val="17"/>
+            <w:tcW w:w="1945" w:type="dxa"/>
+            <w:tcBorders>
+              <w:top w:val="single" w:sz="4" w:space="0" w:color="000000"/>
+              <w:left w:val="single" w:sz="4" w:space="0" w:color="000000"/>
+              <w:bottom w:val="single" w:sz="4" w:space="0" w:color="000000"/>
+              <w:right w:val="single" w:sz="4" w:space="0" w:color="000000"/>
+            </w:tcBorders>
+            <w:tcMar>
+              <w:top w:w="60" w:type="dxa"/>
+              <w:left w:w="90" w:type="dxa"/>
+              <w:bottom w:w="60" w:type="dxa"/>
+              <w:right w:w="90" w:type="dxa"/>
+            </w:tcMar>
+          </w:tcPr>
+          <w:p>
+            <w:r>
+              <w:rPr>
+                <w:sz w:val="22"/>
+                <w:szCs w:val="22"/>
               </w:rPr>
               <w:t>Accuracy is misleading for an imbalanced, high-stakes screen</w:t>
             </w:r>
@@ -748,25 +736,25 @@
         </w:tc>
         <w:tc>
           <w:tcPr>
-            <w:tcW w:w="3126" w:type="dxa"/>
-            <w:tcBorders>
-              <w:top w:val="single" w:sz="4" w:space="0" w:color="BFBFBF"/>
-              <w:left w:val="single" w:sz="4" w:space="0" w:color="BFBFBF"/>
-              <w:bottom w:val="single" w:sz="4" w:space="0" w:color="BFBFBF"/>
-              <w:right w:val="single" w:sz="4" w:space="0" w:color="BFBFBF"/>
-            </w:tcBorders>
-            <w:tcMar>
-              <w:top w:w="60" w:type="dxa"/>
-              <w:left w:w="90" w:type="dxa"/>
-              <w:bottom w:w="60" w:type="dxa"/>
-              <w:right w:w="90" w:type="dxa"/>
-            </w:tcMar>
-          </w:tcPr>
-          <w:p>
-            <w:r>
-              <w:rPr>
-                <w:sz w:val="17"/>
-                <w:szCs w:val="17"/>
+            <w:tcW w:w="2957" w:type="dxa"/>
+            <w:tcBorders>
+              <w:top w:val="single" w:sz="4" w:space="0" w:color="000000"/>
+              <w:left w:val="single" w:sz="4" w:space="0" w:color="000000"/>
+              <w:bottom w:val="single" w:sz="4" w:space="0" w:color="000000"/>
+              <w:right w:val="single" w:sz="4" w:space="0" w:color="000000"/>
+            </w:tcBorders>
+            <w:tcMar>
+              <w:top w:w="60" w:type="dxa"/>
+              <w:left w:w="90" w:type="dxa"/>
+              <w:bottom w:w="60" w:type="dxa"/>
+              <w:right w:w="90" w:type="dxa"/>
+            </w:tcMar>
+          </w:tcPr>
+          <w:p>
+            <w:r>
+              <w:rPr>
+                <w:sz w:val="22"/>
+                <w:szCs w:val="22"/>
               </w:rPr>
               <w:t>Recall, precision, PR-AUC and calibration reported; threshold set on cross-validation predictions for 80% recall, never on the test set</w:t>
             </w:r>
@@ -774,25 +762,25 @@
         </w:tc>
         <w:tc>
           <w:tcPr>
-            <w:tcW w:w="900" w:type="dxa"/>
-            <w:tcBorders>
-              <w:top w:val="single" w:sz="4" w:space="0" w:color="BFBFBF"/>
-              <w:left w:val="single" w:sz="4" w:space="0" w:color="BFBFBF"/>
-              <w:bottom w:val="single" w:sz="4" w:space="0" w:color="BFBFBF"/>
-              <w:right w:val="single" w:sz="4" w:space="0" w:color="BFBFBF"/>
-            </w:tcBorders>
-            <w:tcMar>
-              <w:top w:w="60" w:type="dxa"/>
-              <w:left w:w="90" w:type="dxa"/>
-              <w:bottom w:w="60" w:type="dxa"/>
-              <w:right w:w="90" w:type="dxa"/>
-            </w:tcMar>
-          </w:tcPr>
-          <w:p>
-            <w:r>
-              <w:rPr>
-                <w:sz w:val="17"/>
-                <w:szCs w:val="17"/>
+            <w:tcW w:w="893" w:type="dxa"/>
+            <w:tcBorders>
+              <w:top w:val="single" w:sz="4" w:space="0" w:color="000000"/>
+              <w:left w:val="single" w:sz="4" w:space="0" w:color="000000"/>
+              <w:bottom w:val="single" w:sz="4" w:space="0" w:color="000000"/>
+              <w:right w:val="single" w:sz="4" w:space="0" w:color="000000"/>
+            </w:tcBorders>
+            <w:tcMar>
+              <w:top w:w="60" w:type="dxa"/>
+              <w:left w:w="90" w:type="dxa"/>
+              <w:bottom w:w="60" w:type="dxa"/>
+              <w:right w:w="90" w:type="dxa"/>
+            </w:tcMar>
+          </w:tcPr>
+          <w:p>
+            <w:r>
+              <w:rPr>
+                <w:sz w:val="22"/>
+                <w:szCs w:val="22"/>
               </w:rPr>
               <w:t>B</w:t>
             </w:r>
@@ -811,25 +799,25 @@
         </w:trPr>
         <w:tc>
           <w:tcPr>
-            <w:tcW w:w="800" w:type="dxa"/>
-            <w:tcBorders>
-              <w:top w:val="single" w:sz="4" w:space="0" w:color="BFBFBF"/>
-              <w:left w:val="single" w:sz="4" w:space="0" w:color="BFBFBF"/>
-              <w:bottom w:val="single" w:sz="4" w:space="0" w:color="BFBFBF"/>
-              <w:right w:val="single" w:sz="4" w:space="0" w:color="BFBFBF"/>
-            </w:tcBorders>
-            <w:tcMar>
-              <w:top w:w="60" w:type="dxa"/>
-              <w:left w:w="90" w:type="dxa"/>
-              <w:bottom w:w="60" w:type="dxa"/>
-              <w:right w:w="90" w:type="dxa"/>
-            </w:tcMar>
-          </w:tcPr>
-          <w:p>
-            <w:r>
-              <w:rPr>
-                <w:sz w:val="17"/>
-                <w:szCs w:val="17"/>
+            <w:tcW w:w="791" w:type="dxa"/>
+            <w:tcBorders>
+              <w:top w:val="single" w:sz="4" w:space="0" w:color="000000"/>
+              <w:left w:val="single" w:sz="4" w:space="0" w:color="000000"/>
+              <w:bottom w:val="single" w:sz="4" w:space="0" w:color="000000"/>
+              <w:right w:val="single" w:sz="4" w:space="0" w:color="000000"/>
+            </w:tcBorders>
+            <w:tcMar>
+              <w:top w:w="60" w:type="dxa"/>
+              <w:left w:w="90" w:type="dxa"/>
+              <w:bottom w:w="60" w:type="dxa"/>
+              <w:right w:w="90" w:type="dxa"/>
+            </w:tcMar>
+          </w:tcPr>
+          <w:p>
+            <w:r>
+              <w:rPr>
+                <w:sz w:val="22"/>
+                <w:szCs w:val="22"/>
               </w:rPr>
               <w:t>E3-04</w:t>
             </w:r>
@@ -837,25 +825,25 @@
         </w:tc>
         <w:tc>
           <w:tcPr>
-            <w:tcW w:w="900" w:type="dxa"/>
-            <w:tcBorders>
-              <w:top w:val="single" w:sz="4" w:space="0" w:color="BFBFBF"/>
-              <w:left w:val="single" w:sz="4" w:space="0" w:color="BFBFBF"/>
-              <w:bottom w:val="single" w:sz="4" w:space="0" w:color="BFBFBF"/>
-              <w:right w:val="single" w:sz="4" w:space="0" w:color="BFBFBF"/>
-            </w:tcBorders>
-            <w:tcMar>
-              <w:top w:w="60" w:type="dxa"/>
-              <w:left w:w="90" w:type="dxa"/>
-              <w:bottom w:w="60" w:type="dxa"/>
-              <w:right w:w="90" w:type="dxa"/>
-            </w:tcMar>
-          </w:tcPr>
-          <w:p>
-            <w:r>
-              <w:rPr>
-                <w:sz w:val="17"/>
-                <w:szCs w:val="17"/>
+            <w:tcW w:w="868" w:type="dxa"/>
+            <w:tcBorders>
+              <w:top w:val="single" w:sz="4" w:space="0" w:color="000000"/>
+              <w:left w:val="single" w:sz="4" w:space="0" w:color="000000"/>
+              <w:bottom w:val="single" w:sz="4" w:space="0" w:color="000000"/>
+              <w:right w:val="single" w:sz="4" w:space="0" w:color="000000"/>
+            </w:tcBorders>
+            <w:tcMar>
+              <w:top w:w="60" w:type="dxa"/>
+              <w:left w:w="90" w:type="dxa"/>
+              <w:bottom w:w="60" w:type="dxa"/>
+              <w:right w:w="90" w:type="dxa"/>
+            </w:tcMar>
+          </w:tcPr>
+          <w:p>
+            <w:r>
+              <w:rPr>
+                <w:sz w:val="22"/>
+                <w:szCs w:val="22"/>
               </w:rPr>
               <w:t>2 Oct</w:t>
             </w:r>
@@ -863,25 +851,25 @@
         </w:tc>
         <w:tc>
           <w:tcPr>
-            <w:tcW w:w="1300" w:type="dxa"/>
-            <w:tcBorders>
-              <w:top w:val="single" w:sz="4" w:space="0" w:color="BFBFBF"/>
-              <w:left w:val="single" w:sz="4" w:space="0" w:color="BFBFBF"/>
-              <w:bottom w:val="single" w:sz="4" w:space="0" w:color="BFBFBF"/>
-              <w:right w:val="single" w:sz="4" w:space="0" w:color="BFBFBF"/>
-            </w:tcBorders>
-            <w:tcMar>
-              <w:top w:w="60" w:type="dxa"/>
-              <w:left w:w="90" w:type="dxa"/>
-              <w:bottom w:w="60" w:type="dxa"/>
-              <w:right w:w="90" w:type="dxa"/>
-            </w:tcMar>
-          </w:tcPr>
-          <w:p>
-            <w:r>
-              <w:rPr>
-                <w:sz w:val="17"/>
-                <w:szCs w:val="17"/>
+            <w:tcW w:w="1572" w:type="dxa"/>
+            <w:tcBorders>
+              <w:top w:val="single" w:sz="4" w:space="0" w:color="000000"/>
+              <w:left w:val="single" w:sz="4" w:space="0" w:color="000000"/>
+              <w:bottom w:val="single" w:sz="4" w:space="0" w:color="000000"/>
+              <w:right w:val="single" w:sz="4" w:space="0" w:color="000000"/>
+            </w:tcBorders>
+            <w:tcMar>
+              <w:top w:w="60" w:type="dxa"/>
+              <w:left w:w="90" w:type="dxa"/>
+              <w:bottom w:w="60" w:type="dxa"/>
+              <w:right w:w="90" w:type="dxa"/>
+            </w:tcMar>
+          </w:tcPr>
+          <w:p>
+            <w:r>
+              <w:rPr>
+                <w:sz w:val="22"/>
+                <w:szCs w:val="22"/>
               </w:rPr>
               <w:t>Evaluation</w:t>
             </w:r>
@@ -889,25 +877,25 @@
         </w:tc>
         <w:tc>
           <w:tcPr>
-            <w:tcW w:w="2000" w:type="dxa"/>
-            <w:tcBorders>
-              <w:top w:val="single" w:sz="4" w:space="0" w:color="BFBFBF"/>
-              <w:left w:val="single" w:sz="4" w:space="0" w:color="BFBFBF"/>
-              <w:bottom w:val="single" w:sz="4" w:space="0" w:color="BFBFBF"/>
-              <w:right w:val="single" w:sz="4" w:space="0" w:color="BFBFBF"/>
-            </w:tcBorders>
-            <w:tcMar>
-              <w:top w:w="60" w:type="dxa"/>
-              <w:left w:w="90" w:type="dxa"/>
-              <w:bottom w:w="60" w:type="dxa"/>
-              <w:right w:w="90" w:type="dxa"/>
-            </w:tcMar>
-          </w:tcPr>
-          <w:p>
-            <w:r>
-              <w:rPr>
-                <w:sz w:val="17"/>
-                <w:szCs w:val="17"/>
+            <w:tcW w:w="1945" w:type="dxa"/>
+            <w:tcBorders>
+              <w:top w:val="single" w:sz="4" w:space="0" w:color="000000"/>
+              <w:left w:val="single" w:sz="4" w:space="0" w:color="000000"/>
+              <w:bottom w:val="single" w:sz="4" w:space="0" w:color="000000"/>
+              <w:right w:val="single" w:sz="4" w:space="0" w:color="000000"/>
+            </w:tcBorders>
+            <w:tcMar>
+              <w:top w:w="60" w:type="dxa"/>
+              <w:left w:w="90" w:type="dxa"/>
+              <w:bottom w:w="60" w:type="dxa"/>
+              <w:right w:w="90" w:type="dxa"/>
+            </w:tcMar>
+          </w:tcPr>
+          <w:p>
+            <w:r>
+              <w:rPr>
+                <w:sz w:val="22"/>
+                <w:szCs w:val="22"/>
               </w:rPr>
               <w:t>The best-scoring model was not the most suitable</w:t>
             </w:r>
@@ -915,25 +903,25 @@
         </w:tc>
         <w:tc>
           <w:tcPr>
-            <w:tcW w:w="3126" w:type="dxa"/>
-            <w:tcBorders>
-              <w:top w:val="single" w:sz="4" w:space="0" w:color="BFBFBF"/>
-              <w:left w:val="single" w:sz="4" w:space="0" w:color="BFBFBF"/>
-              <w:bottom w:val="single" w:sz="4" w:space="0" w:color="BFBFBF"/>
-              <w:right w:val="single" w:sz="4" w:space="0" w:color="BFBFBF"/>
-            </w:tcBorders>
-            <w:tcMar>
-              <w:top w:w="60" w:type="dxa"/>
-              <w:left w:w="90" w:type="dxa"/>
-              <w:bottom w:w="60" w:type="dxa"/>
-              <w:right w:w="90" w:type="dxa"/>
-            </w:tcMar>
-          </w:tcPr>
-          <w:p>
-            <w:r>
-              <w:rPr>
-                <w:sz w:val="17"/>
-                <w:szCs w:val="17"/>
+            <w:tcW w:w="2957" w:type="dxa"/>
+            <w:tcBorders>
+              <w:top w:val="single" w:sz="4" w:space="0" w:color="000000"/>
+              <w:left w:val="single" w:sz="4" w:space="0" w:color="000000"/>
+              <w:bottom w:val="single" w:sz="4" w:space="0" w:color="000000"/>
+              <w:right w:val="single" w:sz="4" w:space="0" w:color="000000"/>
+            </w:tcBorders>
+            <w:tcMar>
+              <w:top w:w="60" w:type="dxa"/>
+              <w:left w:w="90" w:type="dxa"/>
+              <w:bottom w:w="60" w:type="dxa"/>
+              <w:right w:w="90" w:type="dxa"/>
+            </w:tcMar>
+          </w:tcPr>
+          <w:p>
+            <w:r>
+              <w:rPr>
+                <w:sz w:val="22"/>
+                <w:szCs w:val="22"/>
               </w:rPr>
               <w:t>Binary logistic regression chosen over the random forest for interpretability and calibration, and the trade-off stated openly</w:t>
             </w:r>
@@ -941,25 +929,25 @@
         </w:tc>
         <w:tc>
           <w:tcPr>
-            <w:tcW w:w="900" w:type="dxa"/>
-            <w:tcBorders>
-              <w:top w:val="single" w:sz="4" w:space="0" w:color="BFBFBF"/>
-              <w:left w:val="single" w:sz="4" w:space="0" w:color="BFBFBF"/>
-              <w:bottom w:val="single" w:sz="4" w:space="0" w:color="BFBFBF"/>
-              <w:right w:val="single" w:sz="4" w:space="0" w:color="BFBFBF"/>
-            </w:tcBorders>
-            <w:tcMar>
-              <w:top w:w="60" w:type="dxa"/>
-              <w:left w:w="90" w:type="dxa"/>
-              <w:bottom w:w="60" w:type="dxa"/>
-              <w:right w:w="90" w:type="dxa"/>
-            </w:tcMar>
-          </w:tcPr>
-          <w:p>
-            <w:r>
-              <w:rPr>
-                <w:sz w:val="17"/>
-                <w:szCs w:val="17"/>
+            <w:tcW w:w="893" w:type="dxa"/>
+            <w:tcBorders>
+              <w:top w:val="single" w:sz="4" w:space="0" w:color="000000"/>
+              <w:left w:val="single" w:sz="4" w:space="0" w:color="000000"/>
+              <w:bottom w:val="single" w:sz="4" w:space="0" w:color="000000"/>
+              <w:right w:val="single" w:sz="4" w:space="0" w:color="000000"/>
+            </w:tcBorders>
+            <w:tcMar>
+              <w:top w:w="60" w:type="dxa"/>
+              <w:left w:w="90" w:type="dxa"/>
+              <w:bottom w:w="60" w:type="dxa"/>
+              <w:right w:w="90" w:type="dxa"/>
+            </w:tcMar>
+          </w:tcPr>
+          <w:p>
+            <w:r>
+              <w:rPr>
+                <w:sz w:val="22"/>
+                <w:szCs w:val="22"/>
               </w:rPr>
               <w:t>B</w:t>
             </w:r>
@@ -978,25 +966,25 @@
         </w:trPr>
         <w:tc>
           <w:tcPr>
-            <w:tcW w:w="800" w:type="dxa"/>
-            <w:tcBorders>
-              <w:top w:val="single" w:sz="4" w:space="0" w:color="BFBFBF"/>
-              <w:left w:val="single" w:sz="4" w:space="0" w:color="BFBFBF"/>
-              <w:bottom w:val="single" w:sz="4" w:space="0" w:color="BFBFBF"/>
-              <w:right w:val="single" w:sz="4" w:space="0" w:color="BFBFBF"/>
-            </w:tcBorders>
-            <w:tcMar>
-              <w:top w:w="60" w:type="dxa"/>
-              <w:left w:w="90" w:type="dxa"/>
-              <w:bottom w:w="60" w:type="dxa"/>
-              <w:right w:w="90" w:type="dxa"/>
-            </w:tcMar>
-          </w:tcPr>
-          <w:p>
-            <w:r>
-              <w:rPr>
-                <w:sz w:val="17"/>
-                <w:szCs w:val="17"/>
+            <w:tcW w:w="791" w:type="dxa"/>
+            <w:tcBorders>
+              <w:top w:val="single" w:sz="4" w:space="0" w:color="000000"/>
+              <w:left w:val="single" w:sz="4" w:space="0" w:color="000000"/>
+              <w:bottom w:val="single" w:sz="4" w:space="0" w:color="000000"/>
+              <w:right w:val="single" w:sz="4" w:space="0" w:color="000000"/>
+            </w:tcBorders>
+            <w:tcMar>
+              <w:top w:w="60" w:type="dxa"/>
+              <w:left w:w="90" w:type="dxa"/>
+              <w:bottom w:w="60" w:type="dxa"/>
+              <w:right w:w="90" w:type="dxa"/>
+            </w:tcMar>
+          </w:tcPr>
+          <w:p>
+            <w:r>
+              <w:rPr>
+                <w:sz w:val="22"/>
+                <w:szCs w:val="22"/>
               </w:rPr>
               <w:t>E3-05</w:t>
             </w:r>
@@ -1004,25 +992,25 @@
         </w:tc>
         <w:tc>
           <w:tcPr>
-            <w:tcW w:w="900" w:type="dxa"/>
-            <w:tcBorders>
-              <w:top w:val="single" w:sz="4" w:space="0" w:color="BFBFBF"/>
-              <w:left w:val="single" w:sz="4" w:space="0" w:color="BFBFBF"/>
-              <w:bottom w:val="single" w:sz="4" w:space="0" w:color="BFBFBF"/>
-              <w:right w:val="single" w:sz="4" w:space="0" w:color="BFBFBF"/>
-            </w:tcBorders>
-            <w:tcMar>
-              <w:top w:w="60" w:type="dxa"/>
-              <w:left w:w="90" w:type="dxa"/>
-              <w:bottom w:w="60" w:type="dxa"/>
-              <w:right w:w="90" w:type="dxa"/>
-            </w:tcMar>
-          </w:tcPr>
-          <w:p>
-            <w:r>
-              <w:rPr>
-                <w:sz w:val="17"/>
-                <w:szCs w:val="17"/>
+            <w:tcW w:w="868" w:type="dxa"/>
+            <w:tcBorders>
+              <w:top w:val="single" w:sz="4" w:space="0" w:color="000000"/>
+              <w:left w:val="single" w:sz="4" w:space="0" w:color="000000"/>
+              <w:bottom w:val="single" w:sz="4" w:space="0" w:color="000000"/>
+              <w:right w:val="single" w:sz="4" w:space="0" w:color="000000"/>
+            </w:tcBorders>
+            <w:tcMar>
+              <w:top w:w="60" w:type="dxa"/>
+              <w:left w:w="90" w:type="dxa"/>
+              <w:bottom w:w="60" w:type="dxa"/>
+              <w:right w:w="90" w:type="dxa"/>
+            </w:tcMar>
+          </w:tcPr>
+          <w:p>
+            <w:r>
+              <w:rPr>
+                <w:sz w:val="22"/>
+                <w:szCs w:val="22"/>
               </w:rPr>
               <w:t>2 Oct</w:t>
             </w:r>
@@ -1030,25 +1018,25 @@
         </w:tc>
         <w:tc>
           <w:tcPr>
-            <w:tcW w:w="1300" w:type="dxa"/>
-            <w:tcBorders>
-              <w:top w:val="single" w:sz="4" w:space="0" w:color="BFBFBF"/>
-              <w:left w:val="single" w:sz="4" w:space="0" w:color="BFBFBF"/>
-              <w:bottom w:val="single" w:sz="4" w:space="0" w:color="BFBFBF"/>
-              <w:right w:val="single" w:sz="4" w:space="0" w:color="BFBFBF"/>
-            </w:tcBorders>
-            <w:tcMar>
-              <w:top w:w="60" w:type="dxa"/>
-              <w:left w:w="90" w:type="dxa"/>
-              <w:bottom w:w="60" w:type="dxa"/>
-              <w:right w:w="90" w:type="dxa"/>
-            </w:tcMar>
-          </w:tcPr>
-          <w:p>
-            <w:r>
-              <w:rPr>
-                <w:sz w:val="17"/>
-                <w:szCs w:val="17"/>
+            <w:tcW w:w="1572" w:type="dxa"/>
+            <w:tcBorders>
+              <w:top w:val="single" w:sz="4" w:space="0" w:color="000000"/>
+              <w:left w:val="single" w:sz="4" w:space="0" w:color="000000"/>
+              <w:bottom w:val="single" w:sz="4" w:space="0" w:color="000000"/>
+              <w:right w:val="single" w:sz="4" w:space="0" w:color="000000"/>
+            </w:tcBorders>
+            <w:tcMar>
+              <w:top w:w="60" w:type="dxa"/>
+              <w:left w:w="90" w:type="dxa"/>
+              <w:bottom w:w="60" w:type="dxa"/>
+              <w:right w:w="90" w:type="dxa"/>
+            </w:tcMar>
+          </w:tcPr>
+          <w:p>
+            <w:r>
+              <w:rPr>
+                <w:sz w:val="22"/>
+                <w:szCs w:val="22"/>
               </w:rPr>
               <w:t>Evaluation</w:t>
             </w:r>
@@ -1056,25 +1044,25 @@
         </w:tc>
         <w:tc>
           <w:tcPr>
-            <w:tcW w:w="2000" w:type="dxa"/>
-            <w:tcBorders>
-              <w:top w:val="single" w:sz="4" w:space="0" w:color="BFBFBF"/>
-              <w:left w:val="single" w:sz="4" w:space="0" w:color="BFBFBF"/>
-              <w:bottom w:val="single" w:sz="4" w:space="0" w:color="BFBFBF"/>
-              <w:right w:val="single" w:sz="4" w:space="0" w:color="BFBFBF"/>
-            </w:tcBorders>
-            <w:tcMar>
-              <w:top w:w="60" w:type="dxa"/>
-              <w:left w:w="90" w:type="dxa"/>
-              <w:bottom w:w="60" w:type="dxa"/>
-              <w:right w:w="90" w:type="dxa"/>
-            </w:tcMar>
-          </w:tcPr>
-          <w:p>
-            <w:r>
-              <w:rPr>
-                <w:sz w:val="17"/>
-                <w:szCs w:val="17"/>
+            <w:tcW w:w="1945" w:type="dxa"/>
+            <w:tcBorders>
+              <w:top w:val="single" w:sz="4" w:space="0" w:color="000000"/>
+              <w:left w:val="single" w:sz="4" w:space="0" w:color="000000"/>
+              <w:bottom w:val="single" w:sz="4" w:space="0" w:color="000000"/>
+              <w:right w:val="single" w:sz="4" w:space="0" w:color="000000"/>
+            </w:tcBorders>
+            <w:tcMar>
+              <w:top w:w="60" w:type="dxa"/>
+              <w:left w:w="90" w:type="dxa"/>
+              <w:bottom w:w="60" w:type="dxa"/>
+              <w:right w:w="90" w:type="dxa"/>
+            </w:tcMar>
+          </w:tcPr>
+          <w:p>
+            <w:r>
+              <w:rPr>
+                <w:sz w:val="22"/>
+                <w:szCs w:val="22"/>
               </w:rPr>
               <w:t>Unweighted results may not represent South African households</w:t>
             </w:r>
@@ -1082,25 +1070,25 @@
         </w:tc>
         <w:tc>
           <w:tcPr>
-            <w:tcW w:w="3126" w:type="dxa"/>
-            <w:tcBorders>
-              <w:top w:val="single" w:sz="4" w:space="0" w:color="BFBFBF"/>
-              <w:left w:val="single" w:sz="4" w:space="0" w:color="BFBFBF"/>
-              <w:bottom w:val="single" w:sz="4" w:space="0" w:color="BFBFBF"/>
-              <w:right w:val="single" w:sz="4" w:space="0" w:color="BFBFBF"/>
-            </w:tcBorders>
-            <w:tcMar>
-              <w:top w:w="60" w:type="dxa"/>
-              <w:left w:w="90" w:type="dxa"/>
-              <w:bottom w:w="60" w:type="dxa"/>
-              <w:right w:w="90" w:type="dxa"/>
-            </w:tcMar>
-          </w:tcPr>
-          <w:p>
-            <w:r>
-              <w:rPr>
-                <w:sz w:val="17"/>
-                <w:szCs w:val="17"/>
+            <w:tcW w:w="2957" w:type="dxa"/>
+            <w:tcBorders>
+              <w:top w:val="single" w:sz="4" w:space="0" w:color="000000"/>
+              <w:left w:val="single" w:sz="4" w:space="0" w:color="000000"/>
+              <w:bottom w:val="single" w:sz="4" w:space="0" w:color="000000"/>
+              <w:right w:val="single" w:sz="4" w:space="0" w:color="000000"/>
+            </w:tcBorders>
+            <w:tcMar>
+              <w:top w:w="60" w:type="dxa"/>
+              <w:left w:w="90" w:type="dxa"/>
+              <w:bottom w:w="60" w:type="dxa"/>
+              <w:right w:w="90" w:type="dxa"/>
+            </w:tcMar>
+          </w:tcPr>
+          <w:p>
+            <w:r>
+              <w:rPr>
+                <w:sz w:val="22"/>
+                <w:szCs w:val="22"/>
               </w:rPr>
               <w:t>Survey-weighted check: at-risk rate 28.8% weighted against 30.6% unweighted; recall 0.783 against 0.807</w:t>
             </w:r>
@@ -1108,25 +1096,25 @@
         </w:tc>
         <w:tc>
           <w:tcPr>
-            <w:tcW w:w="900" w:type="dxa"/>
-            <w:tcBorders>
-              <w:top w:val="single" w:sz="4" w:space="0" w:color="BFBFBF"/>
-              <w:left w:val="single" w:sz="4" w:space="0" w:color="BFBFBF"/>
-              <w:bottom w:val="single" w:sz="4" w:space="0" w:color="BFBFBF"/>
-              <w:right w:val="single" w:sz="4" w:space="0" w:color="BFBFBF"/>
-            </w:tcBorders>
-            <w:tcMar>
-              <w:top w:w="60" w:type="dxa"/>
-              <w:left w:w="90" w:type="dxa"/>
-              <w:bottom w:w="60" w:type="dxa"/>
-              <w:right w:w="90" w:type="dxa"/>
-            </w:tcMar>
-          </w:tcPr>
-          <w:p>
-            <w:r>
-              <w:rPr>
-                <w:sz w:val="17"/>
-                <w:szCs w:val="17"/>
+            <w:tcW w:w="893" w:type="dxa"/>
+            <w:tcBorders>
+              <w:top w:val="single" w:sz="4" w:space="0" w:color="000000"/>
+              <w:left w:val="single" w:sz="4" w:space="0" w:color="000000"/>
+              <w:bottom w:val="single" w:sz="4" w:space="0" w:color="000000"/>
+              <w:right w:val="single" w:sz="4" w:space="0" w:color="000000"/>
+            </w:tcBorders>
+            <w:tcMar>
+              <w:top w:w="60" w:type="dxa"/>
+              <w:left w:w="90" w:type="dxa"/>
+              <w:bottom w:w="60" w:type="dxa"/>
+              <w:right w:w="90" w:type="dxa"/>
+            </w:tcMar>
+          </w:tcPr>
+          <w:p>
+            <w:r>
+              <w:rPr>
+                <w:sz w:val="22"/>
+                <w:szCs w:val="22"/>
               </w:rPr>
               <w:t>B</w:t>
             </w:r>
@@ -1145,25 +1133,25 @@
         </w:trPr>
         <w:tc>
           <w:tcPr>
-            <w:tcW w:w="800" w:type="dxa"/>
-            <w:tcBorders>
-              <w:top w:val="single" w:sz="4" w:space="0" w:color="BFBFBF"/>
-              <w:left w:val="single" w:sz="4" w:space="0" w:color="BFBFBF"/>
-              <w:bottom w:val="single" w:sz="4" w:space="0" w:color="BFBFBF"/>
-              <w:right w:val="single" w:sz="4" w:space="0" w:color="BFBFBF"/>
-            </w:tcBorders>
-            <w:tcMar>
-              <w:top w:w="60" w:type="dxa"/>
-              <w:left w:w="90" w:type="dxa"/>
-              <w:bottom w:w="60" w:type="dxa"/>
-              <w:right w:w="90" w:type="dxa"/>
-            </w:tcMar>
-          </w:tcPr>
-          <w:p>
-            <w:r>
-              <w:rPr>
-                <w:sz w:val="17"/>
-                <w:szCs w:val="17"/>
+            <w:tcW w:w="791" w:type="dxa"/>
+            <w:tcBorders>
+              <w:top w:val="single" w:sz="4" w:space="0" w:color="000000"/>
+              <w:left w:val="single" w:sz="4" w:space="0" w:color="000000"/>
+              <w:bottom w:val="single" w:sz="4" w:space="0" w:color="000000"/>
+              <w:right w:val="single" w:sz="4" w:space="0" w:color="000000"/>
+            </w:tcBorders>
+            <w:tcMar>
+              <w:top w:w="60" w:type="dxa"/>
+              <w:left w:w="90" w:type="dxa"/>
+              <w:bottom w:w="60" w:type="dxa"/>
+              <w:right w:w="90" w:type="dxa"/>
+            </w:tcMar>
+          </w:tcPr>
+          <w:p>
+            <w:r>
+              <w:rPr>
+                <w:sz w:val="22"/>
+                <w:szCs w:val="22"/>
               </w:rPr>
               <w:t>E3-06</w:t>
             </w:r>
@@ -1171,25 +1159,25 @@
         </w:tc>
         <w:tc>
           <w:tcPr>
-            <w:tcW w:w="900" w:type="dxa"/>
-            <w:tcBorders>
-              <w:top w:val="single" w:sz="4" w:space="0" w:color="BFBFBF"/>
-              <w:left w:val="single" w:sz="4" w:space="0" w:color="BFBFBF"/>
-              <w:bottom w:val="single" w:sz="4" w:space="0" w:color="BFBFBF"/>
-              <w:right w:val="single" w:sz="4" w:space="0" w:color="BFBFBF"/>
-            </w:tcBorders>
-            <w:tcMar>
-              <w:top w:w="60" w:type="dxa"/>
-              <w:left w:w="90" w:type="dxa"/>
-              <w:bottom w:w="60" w:type="dxa"/>
-              <w:right w:w="90" w:type="dxa"/>
-            </w:tcMar>
-          </w:tcPr>
-          <w:p>
-            <w:r>
-              <w:rPr>
-                <w:sz w:val="17"/>
-                <w:szCs w:val="17"/>
+            <w:tcW w:w="868" w:type="dxa"/>
+            <w:tcBorders>
+              <w:top w:val="single" w:sz="4" w:space="0" w:color="000000"/>
+              <w:left w:val="single" w:sz="4" w:space="0" w:color="000000"/>
+              <w:bottom w:val="single" w:sz="4" w:space="0" w:color="000000"/>
+              <w:right w:val="single" w:sz="4" w:space="0" w:color="000000"/>
+            </w:tcBorders>
+            <w:tcMar>
+              <w:top w:w="60" w:type="dxa"/>
+              <w:left w:w="90" w:type="dxa"/>
+              <w:bottom w:w="60" w:type="dxa"/>
+              <w:right w:w="90" w:type="dxa"/>
+            </w:tcMar>
+          </w:tcPr>
+          <w:p>
+            <w:r>
+              <w:rPr>
+                <w:sz w:val="22"/>
+                <w:szCs w:val="22"/>
               </w:rPr>
               <w:t>2–5 Oct</w:t>
             </w:r>
@@ -1197,25 +1185,25 @@
         </w:tc>
         <w:tc>
           <w:tcPr>
-            <w:tcW w:w="1300" w:type="dxa"/>
-            <w:tcBorders>
-              <w:top w:val="single" w:sz="4" w:space="0" w:color="BFBFBF"/>
-              <w:left w:val="single" w:sz="4" w:space="0" w:color="BFBFBF"/>
-              <w:bottom w:val="single" w:sz="4" w:space="0" w:color="BFBFBF"/>
-              <w:right w:val="single" w:sz="4" w:space="0" w:color="BFBFBF"/>
-            </w:tcBorders>
-            <w:tcMar>
-              <w:top w:w="60" w:type="dxa"/>
-              <w:left w:w="90" w:type="dxa"/>
-              <w:bottom w:w="60" w:type="dxa"/>
-              <w:right w:w="90" w:type="dxa"/>
-            </w:tcMar>
-          </w:tcPr>
-          <w:p>
-            <w:r>
-              <w:rPr>
-                <w:sz w:val="17"/>
-                <w:szCs w:val="17"/>
+            <w:tcW w:w="1572" w:type="dxa"/>
+            <w:tcBorders>
+              <w:top w:val="single" w:sz="4" w:space="0" w:color="000000"/>
+              <w:left w:val="single" w:sz="4" w:space="0" w:color="000000"/>
+              <w:bottom w:val="single" w:sz="4" w:space="0" w:color="000000"/>
+              <w:right w:val="single" w:sz="4" w:space="0" w:color="000000"/>
+            </w:tcBorders>
+            <w:tcMar>
+              <w:top w:w="60" w:type="dxa"/>
+              <w:left w:w="90" w:type="dxa"/>
+              <w:bottom w:w="60" w:type="dxa"/>
+              <w:right w:w="90" w:type="dxa"/>
+            </w:tcMar>
+          </w:tcPr>
+          <w:p>
+            <w:r>
+              <w:rPr>
+                <w:sz w:val="22"/>
+                <w:szCs w:val="22"/>
               </w:rPr>
               <w:t>Interpretation</w:t>
             </w:r>
@@ -1223,25 +1211,25 @@
         </w:tc>
         <w:tc>
           <w:tcPr>
-            <w:tcW w:w="2000" w:type="dxa"/>
-            <w:tcBorders>
-              <w:top w:val="single" w:sz="4" w:space="0" w:color="BFBFBF"/>
-              <w:left w:val="single" w:sz="4" w:space="0" w:color="BFBFBF"/>
-              <w:bottom w:val="single" w:sz="4" w:space="0" w:color="BFBFBF"/>
-              <w:right w:val="single" w:sz="4" w:space="0" w:color="BFBFBF"/>
-            </w:tcBorders>
-            <w:tcMar>
-              <w:top w:w="60" w:type="dxa"/>
-              <w:left w:w="90" w:type="dxa"/>
-              <w:bottom w:w="60" w:type="dxa"/>
-              <w:right w:w="90" w:type="dxa"/>
-            </w:tcMar>
-          </w:tcPr>
-          <w:p>
-            <w:r>
-              <w:rPr>
-                <w:sz w:val="17"/>
-                <w:szCs w:val="17"/>
+            <w:tcW w:w="1945" w:type="dxa"/>
+            <w:tcBorders>
+              <w:top w:val="single" w:sz="4" w:space="0" w:color="000000"/>
+              <w:left w:val="single" w:sz="4" w:space="0" w:color="000000"/>
+              <w:bottom w:val="single" w:sz="4" w:space="0" w:color="000000"/>
+              <w:right w:val="single" w:sz="4" w:space="0" w:color="000000"/>
+            </w:tcBorders>
+            <w:tcMar>
+              <w:top w:w="60" w:type="dxa"/>
+              <w:left w:w="90" w:type="dxa"/>
+              <w:bottom w:w="60" w:type="dxa"/>
+              <w:right w:w="90" w:type="dxa"/>
+            </w:tcMar>
+          </w:tcPr>
+          <w:p>
+            <w:r>
+              <w:rPr>
+                <w:sz w:val="22"/>
+                <w:szCs w:val="22"/>
               </w:rPr>
               <w:t>Grant receipt is associated with higher risk (odds ratio 1.20)</w:t>
             </w:r>
@@ -1249,25 +1237,25 @@
         </w:tc>
         <w:tc>
           <w:tcPr>
-            <w:tcW w:w="3126" w:type="dxa"/>
-            <w:tcBorders>
-              <w:top w:val="single" w:sz="4" w:space="0" w:color="BFBFBF"/>
-              <w:left w:val="single" w:sz="4" w:space="0" w:color="BFBFBF"/>
-              <w:bottom w:val="single" w:sz="4" w:space="0" w:color="BFBFBF"/>
-              <w:right w:val="single" w:sz="4" w:space="0" w:color="BFBFBF"/>
-            </w:tcBorders>
-            <w:tcMar>
-              <w:top w:w="60" w:type="dxa"/>
-              <w:left w:w="90" w:type="dxa"/>
-              <w:bottom w:w="60" w:type="dxa"/>
-              <w:right w:w="90" w:type="dxa"/>
-            </w:tcMar>
-          </w:tcPr>
-          <w:p>
-            <w:r>
-              <w:rPr>
-                <w:sz w:val="17"/>
-                <w:szCs w:val="17"/>
+            <w:tcW w:w="2957" w:type="dxa"/>
+            <w:tcBorders>
+              <w:top w:val="single" w:sz="4" w:space="0" w:color="000000"/>
+              <w:left w:val="single" w:sz="4" w:space="0" w:color="000000"/>
+              <w:bottom w:val="single" w:sz="4" w:space="0" w:color="000000"/>
+              <w:right w:val="single" w:sz="4" w:space="0" w:color="000000"/>
+            </w:tcBorders>
+            <w:tcMar>
+              <w:top w:w="60" w:type="dxa"/>
+              <w:left w:w="90" w:type="dxa"/>
+              <w:bottom w:w="60" w:type="dxa"/>
+              <w:right w:w="90" w:type="dxa"/>
+            </w:tcMar>
+          </w:tcPr>
+          <w:p>
+            <w:r>
+              <w:rPr>
+                <w:sz w:val="22"/>
+                <w:szCs w:val="22"/>
               </w:rPr>
               <w:t>Reported as an association that reflects grant targeting, not a cause; the same wording is used in the app</w:t>
             </w:r>
@@ -1275,25 +1263,25 @@
         </w:tc>
         <w:tc>
           <w:tcPr>
-            <w:tcW w:w="900" w:type="dxa"/>
-            <w:tcBorders>
-              <w:top w:val="single" w:sz="4" w:space="0" w:color="BFBFBF"/>
-              <w:left w:val="single" w:sz="4" w:space="0" w:color="BFBFBF"/>
-              <w:bottom w:val="single" w:sz="4" w:space="0" w:color="BFBFBF"/>
-              <w:right w:val="single" w:sz="4" w:space="0" w:color="BFBFBF"/>
-            </w:tcBorders>
-            <w:tcMar>
-              <w:top w:w="60" w:type="dxa"/>
-              <w:left w:w="90" w:type="dxa"/>
-              <w:bottom w:w="60" w:type="dxa"/>
-              <w:right w:w="90" w:type="dxa"/>
-            </w:tcMar>
-          </w:tcPr>
-          <w:p>
-            <w:r>
-              <w:rPr>
-                <w:sz w:val="17"/>
-                <w:szCs w:val="17"/>
+            <w:tcW w:w="893" w:type="dxa"/>
+            <w:tcBorders>
+              <w:top w:val="single" w:sz="4" w:space="0" w:color="000000"/>
+              <w:left w:val="single" w:sz="4" w:space="0" w:color="000000"/>
+              <w:bottom w:val="single" w:sz="4" w:space="0" w:color="000000"/>
+              <w:right w:val="single" w:sz="4" w:space="0" w:color="000000"/>
+            </w:tcBorders>
+            <w:tcMar>
+              <w:top w:w="60" w:type="dxa"/>
+              <w:left w:w="90" w:type="dxa"/>
+              <w:bottom w:w="60" w:type="dxa"/>
+              <w:right w:w="90" w:type="dxa"/>
+            </w:tcMar>
+          </w:tcPr>
+          <w:p>
+            <w:r>
+              <w:rPr>
+                <w:sz w:val="22"/>
+                <w:szCs w:val="22"/>
               </w:rPr>
               <w:t>B, C</w:t>
             </w:r>
@@ -1312,25 +1300,25 @@
         </w:trPr>
         <w:tc>
           <w:tcPr>
-            <w:tcW w:w="800" w:type="dxa"/>
-            <w:tcBorders>
-              <w:top w:val="single" w:sz="4" w:space="0" w:color="BFBFBF"/>
-              <w:left w:val="single" w:sz="4" w:space="0" w:color="BFBFBF"/>
-              <w:bottom w:val="single" w:sz="4" w:space="0" w:color="BFBFBF"/>
-              <w:right w:val="single" w:sz="4" w:space="0" w:color="BFBFBF"/>
-            </w:tcBorders>
-            <w:tcMar>
-              <w:top w:w="60" w:type="dxa"/>
-              <w:left w:w="90" w:type="dxa"/>
-              <w:bottom w:w="60" w:type="dxa"/>
-              <w:right w:w="90" w:type="dxa"/>
-            </w:tcMar>
-          </w:tcPr>
-          <w:p>
-            <w:r>
-              <w:rPr>
-                <w:sz w:val="17"/>
-                <w:szCs w:val="17"/>
+            <w:tcW w:w="791" w:type="dxa"/>
+            <w:tcBorders>
+              <w:top w:val="single" w:sz="4" w:space="0" w:color="000000"/>
+              <w:left w:val="single" w:sz="4" w:space="0" w:color="000000"/>
+              <w:bottom w:val="single" w:sz="4" w:space="0" w:color="000000"/>
+              <w:right w:val="single" w:sz="4" w:space="0" w:color="000000"/>
+            </w:tcBorders>
+            <w:tcMar>
+              <w:top w:w="60" w:type="dxa"/>
+              <w:left w:w="90" w:type="dxa"/>
+              <w:bottom w:w="60" w:type="dxa"/>
+              <w:right w:w="90" w:type="dxa"/>
+            </w:tcMar>
+          </w:tcPr>
+          <w:p>
+            <w:r>
+              <w:rPr>
+                <w:sz w:val="22"/>
+                <w:szCs w:val="22"/>
               </w:rPr>
               <w:t>E3-07</w:t>
             </w:r>
@@ -1338,25 +1326,25 @@
         </w:tc>
         <w:tc>
           <w:tcPr>
-            <w:tcW w:w="900" w:type="dxa"/>
-            <w:tcBorders>
-              <w:top w:val="single" w:sz="4" w:space="0" w:color="BFBFBF"/>
-              <w:left w:val="single" w:sz="4" w:space="0" w:color="BFBFBF"/>
-              <w:bottom w:val="single" w:sz="4" w:space="0" w:color="BFBFBF"/>
-              <w:right w:val="single" w:sz="4" w:space="0" w:color="BFBFBF"/>
-            </w:tcBorders>
-            <w:tcMar>
-              <w:top w:w="60" w:type="dxa"/>
-              <w:left w:w="90" w:type="dxa"/>
-              <w:bottom w:w="60" w:type="dxa"/>
-              <w:right w:w="90" w:type="dxa"/>
-            </w:tcMar>
-          </w:tcPr>
-          <w:p>
-            <w:r>
-              <w:rPr>
-                <w:sz w:val="17"/>
-                <w:szCs w:val="17"/>
+            <w:tcW w:w="868" w:type="dxa"/>
+            <w:tcBorders>
+              <w:top w:val="single" w:sz="4" w:space="0" w:color="000000"/>
+              <w:left w:val="single" w:sz="4" w:space="0" w:color="000000"/>
+              <w:bottom w:val="single" w:sz="4" w:space="0" w:color="000000"/>
+              <w:right w:val="single" w:sz="4" w:space="0" w:color="000000"/>
+            </w:tcBorders>
+            <w:tcMar>
+              <w:top w:w="60" w:type="dxa"/>
+              <w:left w:w="90" w:type="dxa"/>
+              <w:bottom w:w="60" w:type="dxa"/>
+              <w:right w:w="90" w:type="dxa"/>
+            </w:tcMar>
+          </w:tcPr>
+          <w:p>
+            <w:r>
+              <w:rPr>
+                <w:sz w:val="22"/>
+                <w:szCs w:val="22"/>
               </w:rPr>
               <w:t>5 Oct</w:t>
             </w:r>
@@ -1364,25 +1352,25 @@
         </w:tc>
         <w:tc>
           <w:tcPr>
-            <w:tcW w:w="1300" w:type="dxa"/>
-            <w:tcBorders>
-              <w:top w:val="single" w:sz="4" w:space="0" w:color="BFBFBF"/>
-              <w:left w:val="single" w:sz="4" w:space="0" w:color="BFBFBF"/>
-              <w:bottom w:val="single" w:sz="4" w:space="0" w:color="BFBFBF"/>
-              <w:right w:val="single" w:sz="4" w:space="0" w:color="BFBFBF"/>
-            </w:tcBorders>
-            <w:tcMar>
-              <w:top w:w="60" w:type="dxa"/>
-              <w:left w:w="90" w:type="dxa"/>
-              <w:bottom w:w="60" w:type="dxa"/>
-              <w:right w:w="90" w:type="dxa"/>
-            </w:tcMar>
-          </w:tcPr>
-          <w:p>
-            <w:r>
-              <w:rPr>
-                <w:sz w:val="17"/>
-                <w:szCs w:val="17"/>
+            <w:tcW w:w="1572" w:type="dxa"/>
+            <w:tcBorders>
+              <w:top w:val="single" w:sz="4" w:space="0" w:color="000000"/>
+              <w:left w:val="single" w:sz="4" w:space="0" w:color="000000"/>
+              <w:bottom w:val="single" w:sz="4" w:space="0" w:color="000000"/>
+              <w:right w:val="single" w:sz="4" w:space="0" w:color="000000"/>
+            </w:tcBorders>
+            <w:tcMar>
+              <w:top w:w="60" w:type="dxa"/>
+              <w:left w:w="90" w:type="dxa"/>
+              <w:bottom w:w="60" w:type="dxa"/>
+              <w:right w:w="90" w:type="dxa"/>
+            </w:tcMar>
+          </w:tcPr>
+          <w:p>
+            <w:r>
+              <w:rPr>
+                <w:sz w:val="22"/>
+                <w:szCs w:val="22"/>
               </w:rPr>
               <w:t>Fairness</w:t>
             </w:r>
@@ -1390,25 +1378,25 @@
         </w:tc>
         <w:tc>
           <w:tcPr>
-            <w:tcW w:w="2000" w:type="dxa"/>
-            <w:tcBorders>
-              <w:top w:val="single" w:sz="4" w:space="0" w:color="BFBFBF"/>
-              <w:left w:val="single" w:sz="4" w:space="0" w:color="BFBFBF"/>
-              <w:bottom w:val="single" w:sz="4" w:space="0" w:color="BFBFBF"/>
-              <w:right w:val="single" w:sz="4" w:space="0" w:color="BFBFBF"/>
-            </w:tcBorders>
-            <w:tcMar>
-              <w:top w:w="60" w:type="dxa"/>
-              <w:left w:w="90" w:type="dxa"/>
-              <w:bottom w:w="60" w:type="dxa"/>
-              <w:right w:w="90" w:type="dxa"/>
-            </w:tcMar>
-          </w:tcPr>
-          <w:p>
-            <w:r>
-              <w:rPr>
-                <w:sz w:val="17"/>
-                <w:szCs w:val="17"/>
+            <w:tcW w:w="1945" w:type="dxa"/>
+            <w:tcBorders>
+              <w:top w:val="single" w:sz="4" w:space="0" w:color="000000"/>
+              <w:left w:val="single" w:sz="4" w:space="0" w:color="000000"/>
+              <w:bottom w:val="single" w:sz="4" w:space="0" w:color="000000"/>
+              <w:right w:val="single" w:sz="4" w:space="0" w:color="000000"/>
+            </w:tcBorders>
+            <w:tcMar>
+              <w:top w:w="60" w:type="dxa"/>
+              <w:left w:w="90" w:type="dxa"/>
+              <w:bottom w:w="60" w:type="dxa"/>
+              <w:right w:w="90" w:type="dxa"/>
+            </w:tcMar>
+          </w:tcPr>
+          <w:p>
+            <w:r>
+              <w:rPr>
+                <w:sz w:val="22"/>
+                <w:szCs w:val="22"/>
               </w:rPr>
               <w:t>Unequal recall between groups</w:t>
             </w:r>
@@ -1416,25 +1404,25 @@
         </w:tc>
         <w:tc>
           <w:tcPr>
-            <w:tcW w:w="3126" w:type="dxa"/>
-            <w:tcBorders>
-              <w:top w:val="single" w:sz="4" w:space="0" w:color="BFBFBF"/>
-              <w:left w:val="single" w:sz="4" w:space="0" w:color="BFBFBF"/>
-              <w:bottom w:val="single" w:sz="4" w:space="0" w:color="BFBFBF"/>
-              <w:right w:val="single" w:sz="4" w:space="0" w:color="BFBFBF"/>
-            </w:tcBorders>
-            <w:tcMar>
-              <w:top w:w="60" w:type="dxa"/>
-              <w:left w:w="90" w:type="dxa"/>
-              <w:bottom w:w="60" w:type="dxa"/>
-              <w:right w:w="90" w:type="dxa"/>
-            </w:tcMar>
-          </w:tcPr>
-          <w:p>
-            <w:r>
-              <w:rPr>
-                <w:sz w:val="17"/>
-                <w:szCs w:val="17"/>
+            <w:tcW w:w="2957" w:type="dxa"/>
+            <w:tcBorders>
+              <w:top w:val="single" w:sz="4" w:space="0" w:color="000000"/>
+              <w:left w:val="single" w:sz="4" w:space="0" w:color="000000"/>
+              <w:bottom w:val="single" w:sz="4" w:space="0" w:color="000000"/>
+              <w:right w:val="single" w:sz="4" w:space="0" w:color="000000"/>
+            </w:tcBorders>
+            <w:tcMar>
+              <w:top w:w="60" w:type="dxa"/>
+              <w:left w:w="90" w:type="dxa"/>
+              <w:bottom w:w="60" w:type="dxa"/>
+              <w:right w:w="90" w:type="dxa"/>
+            </w:tcMar>
+          </w:tcPr>
+          <w:p>
+            <w:r>
+              <w:rPr>
+                <w:sz w:val="22"/>
+                <w:szCs w:val="22"/>
               </w:rPr>
               <w:t>Equal-opportunity criterion with a 10-point tolerance set before the results were examined; four groups fall outside (incomes above R11,500, no grant recipients, incomes below R2,500, households of seven or more). Disclosed in the app, audit sample added, no group-specific thresholds</w:t>
             </w:r>
@@ -1442,25 +1430,25 @@
         </w:tc>
         <w:tc>
           <w:tcPr>
-            <w:tcW w:w="900" w:type="dxa"/>
-            <w:tcBorders>
-              <w:top w:val="single" w:sz="4" w:space="0" w:color="BFBFBF"/>
-              <w:left w:val="single" w:sz="4" w:space="0" w:color="BFBFBF"/>
-              <w:bottom w:val="single" w:sz="4" w:space="0" w:color="BFBFBF"/>
-              <w:right w:val="single" w:sz="4" w:space="0" w:color="BFBFBF"/>
-            </w:tcBorders>
-            <w:tcMar>
-              <w:top w:w="60" w:type="dxa"/>
-              <w:left w:w="90" w:type="dxa"/>
-              <w:bottom w:w="60" w:type="dxa"/>
-              <w:right w:w="90" w:type="dxa"/>
-            </w:tcMar>
-          </w:tcPr>
-          <w:p>
-            <w:r>
-              <w:rPr>
-                <w:sz w:val="17"/>
-                <w:szCs w:val="17"/>
+            <w:tcW w:w="893" w:type="dxa"/>
+            <w:tcBorders>
+              <w:top w:val="single" w:sz="4" w:space="0" w:color="000000"/>
+              <w:left w:val="single" w:sz="4" w:space="0" w:color="000000"/>
+              <w:bottom w:val="single" w:sz="4" w:space="0" w:color="000000"/>
+              <w:right w:val="single" w:sz="4" w:space="0" w:color="000000"/>
+            </w:tcBorders>
+            <w:tcMar>
+              <w:top w:w="60" w:type="dxa"/>
+              <w:left w:w="90" w:type="dxa"/>
+              <w:bottom w:w="60" w:type="dxa"/>
+              <w:right w:w="90" w:type="dxa"/>
+            </w:tcMar>
+          </w:tcPr>
+          <w:p>
+            <w:r>
+              <w:rPr>
+                <w:sz w:val="22"/>
+                <w:szCs w:val="22"/>
               </w:rPr>
               <w:t>C</w:t>
             </w:r>
@@ -1479,25 +1467,25 @@
         </w:trPr>
         <w:tc>
           <w:tcPr>
-            <w:tcW w:w="800" w:type="dxa"/>
-            <w:tcBorders>
-              <w:top w:val="single" w:sz="4" w:space="0" w:color="BFBFBF"/>
-              <w:left w:val="single" w:sz="4" w:space="0" w:color="BFBFBF"/>
-              <w:bottom w:val="single" w:sz="4" w:space="0" w:color="BFBFBF"/>
-              <w:right w:val="single" w:sz="4" w:space="0" w:color="BFBFBF"/>
-            </w:tcBorders>
-            <w:tcMar>
-              <w:top w:w="60" w:type="dxa"/>
-              <w:left w:w="90" w:type="dxa"/>
-              <w:bottom w:w="60" w:type="dxa"/>
-              <w:right w:w="90" w:type="dxa"/>
-            </w:tcMar>
-          </w:tcPr>
-          <w:p>
-            <w:r>
-              <w:rPr>
-                <w:sz w:val="17"/>
-                <w:szCs w:val="17"/>
+            <w:tcW w:w="791" w:type="dxa"/>
+            <w:tcBorders>
+              <w:top w:val="single" w:sz="4" w:space="0" w:color="000000"/>
+              <w:left w:val="single" w:sz="4" w:space="0" w:color="000000"/>
+              <w:bottom w:val="single" w:sz="4" w:space="0" w:color="000000"/>
+              <w:right w:val="single" w:sz="4" w:space="0" w:color="000000"/>
+            </w:tcBorders>
+            <w:tcMar>
+              <w:top w:w="60" w:type="dxa"/>
+              <w:left w:w="90" w:type="dxa"/>
+              <w:bottom w:w="60" w:type="dxa"/>
+              <w:right w:w="90" w:type="dxa"/>
+            </w:tcMar>
+          </w:tcPr>
+          <w:p>
+            <w:r>
+              <w:rPr>
+                <w:sz w:val="22"/>
+                <w:szCs w:val="22"/>
               </w:rPr>
               <w:lastRenderedPageBreak/>
               <w:t>E3-08</w:t>
@@ -1506,25 +1494,25 @@
         </w:tc>
         <w:tc>
           <w:tcPr>
-            <w:tcW w:w="900" w:type="dxa"/>
-            <w:tcBorders>
-              <w:top w:val="single" w:sz="4" w:space="0" w:color="BFBFBF"/>
-              <w:left w:val="single" w:sz="4" w:space="0" w:color="BFBFBF"/>
-              <w:bottom w:val="single" w:sz="4" w:space="0" w:color="BFBFBF"/>
-              <w:right w:val="single" w:sz="4" w:space="0" w:color="BFBFBF"/>
-            </w:tcBorders>
-            <w:tcMar>
-              <w:top w:w="60" w:type="dxa"/>
-              <w:left w:w="90" w:type="dxa"/>
-              <w:bottom w:w="60" w:type="dxa"/>
-              <w:right w:w="90" w:type="dxa"/>
-            </w:tcMar>
-          </w:tcPr>
-          <w:p>
-            <w:r>
-              <w:rPr>
-                <w:sz w:val="17"/>
-                <w:szCs w:val="17"/>
+            <w:tcW w:w="868" w:type="dxa"/>
+            <w:tcBorders>
+              <w:top w:val="single" w:sz="4" w:space="0" w:color="000000"/>
+              <w:left w:val="single" w:sz="4" w:space="0" w:color="000000"/>
+              <w:bottom w:val="single" w:sz="4" w:space="0" w:color="000000"/>
+              <w:right w:val="single" w:sz="4" w:space="0" w:color="000000"/>
+            </w:tcBorders>
+            <w:tcMar>
+              <w:top w:w="60" w:type="dxa"/>
+              <w:left w:w="90" w:type="dxa"/>
+              <w:bottom w:w="60" w:type="dxa"/>
+              <w:right w:w="90" w:type="dxa"/>
+            </w:tcMar>
+          </w:tcPr>
+          <w:p>
+            <w:r>
+              <w:rPr>
+                <w:sz w:val="22"/>
+                <w:szCs w:val="22"/>
               </w:rPr>
               <w:t>5 Oct</w:t>
             </w:r>
@@ -1532,25 +1520,25 @@
         </w:tc>
         <w:tc>
           <w:tcPr>
-            <w:tcW w:w="1300" w:type="dxa"/>
-            <w:tcBorders>
-              <w:top w:val="single" w:sz="4" w:space="0" w:color="BFBFBF"/>
-              <w:left w:val="single" w:sz="4" w:space="0" w:color="BFBFBF"/>
-              <w:bottom w:val="single" w:sz="4" w:space="0" w:color="BFBFBF"/>
-              <w:right w:val="single" w:sz="4" w:space="0" w:color="BFBFBF"/>
-            </w:tcBorders>
-            <w:tcMar>
-              <w:top w:w="60" w:type="dxa"/>
-              <w:left w:w="90" w:type="dxa"/>
-              <w:bottom w:w="60" w:type="dxa"/>
-              <w:right w:w="90" w:type="dxa"/>
-            </w:tcMar>
-          </w:tcPr>
-          <w:p>
-            <w:r>
-              <w:rPr>
-                <w:sz w:val="17"/>
-                <w:szCs w:val="17"/>
+            <w:tcW w:w="1572" w:type="dxa"/>
+            <w:tcBorders>
+              <w:top w:val="single" w:sz="4" w:space="0" w:color="000000"/>
+              <w:left w:val="single" w:sz="4" w:space="0" w:color="000000"/>
+              <w:bottom w:val="single" w:sz="4" w:space="0" w:color="000000"/>
+              <w:right w:val="single" w:sz="4" w:space="0" w:color="000000"/>
+            </w:tcBorders>
+            <w:tcMar>
+              <w:top w:w="60" w:type="dxa"/>
+              <w:left w:w="90" w:type="dxa"/>
+              <w:bottom w:w="60" w:type="dxa"/>
+              <w:right w:w="90" w:type="dxa"/>
+            </w:tcMar>
+          </w:tcPr>
+          <w:p>
+            <w:r>
+              <w:rPr>
+                <w:sz w:val="22"/>
+                <w:szCs w:val="22"/>
               </w:rPr>
               <w:t>Deployment</w:t>
             </w:r>
@@ -1558,25 +1546,25 @@
         </w:tc>
         <w:tc>
           <w:tcPr>
-            <w:tcW w:w="2000" w:type="dxa"/>
-            <w:tcBorders>
-              <w:top w:val="single" w:sz="4" w:space="0" w:color="BFBFBF"/>
-              <w:left w:val="single" w:sz="4" w:space="0" w:color="BFBFBF"/>
-              <w:bottom w:val="single" w:sz="4" w:space="0" w:color="BFBFBF"/>
-              <w:right w:val="single" w:sz="4" w:space="0" w:color="BFBFBF"/>
-            </w:tcBorders>
-            <w:tcMar>
-              <w:top w:w="60" w:type="dxa"/>
-              <w:left w:w="90" w:type="dxa"/>
-              <w:bottom w:w="60" w:type="dxa"/>
-              <w:right w:w="90" w:type="dxa"/>
-            </w:tcMar>
-          </w:tcPr>
-          <w:p>
-            <w:r>
-              <w:rPr>
-                <w:sz w:val="17"/>
-                <w:szCs w:val="17"/>
+            <w:tcW w:w="1945" w:type="dxa"/>
+            <w:tcBorders>
+              <w:top w:val="single" w:sz="4" w:space="0" w:color="000000"/>
+              <w:left w:val="single" w:sz="4" w:space="0" w:color="000000"/>
+              <w:bottom w:val="single" w:sz="4" w:space="0" w:color="000000"/>
+              <w:right w:val="single" w:sz="4" w:space="0" w:color="000000"/>
+            </w:tcBorders>
+            <w:tcMar>
+              <w:top w:w="60" w:type="dxa"/>
+              <w:left w:w="90" w:type="dxa"/>
+              <w:bottom w:w="60" w:type="dxa"/>
+              <w:right w:w="90" w:type="dxa"/>
+            </w:tcMar>
+          </w:tcPr>
+          <w:p>
+            <w:r>
+              <w:rPr>
+                <w:sz w:val="22"/>
+                <w:szCs w:val="22"/>
               </w:rPr>
               <w:t>Risk of the model being used to decide eligibility</w:t>
             </w:r>
@@ -1584,25 +1572,25 @@
         </w:tc>
         <w:tc>
           <w:tcPr>
-            <w:tcW w:w="3126" w:type="dxa"/>
-            <w:tcBorders>
-              <w:top w:val="single" w:sz="4" w:space="0" w:color="BFBFBF"/>
-              <w:left w:val="single" w:sz="4" w:space="0" w:color="BFBFBF"/>
-              <w:bottom w:val="single" w:sz="4" w:space="0" w:color="BFBFBF"/>
-              <w:right w:val="single" w:sz="4" w:space="0" w:color="BFBFBF"/>
-            </w:tcBorders>
-            <w:tcMar>
-              <w:top w:w="60" w:type="dxa"/>
-              <w:left w:w="90" w:type="dxa"/>
-              <w:bottom w:w="60" w:type="dxa"/>
-              <w:right w:w="90" w:type="dxa"/>
-            </w:tcMar>
-          </w:tcPr>
-          <w:p>
-            <w:r>
-              <w:rPr>
-                <w:sz w:val="17"/>
-                <w:szCs w:val="17"/>
+            <w:tcW w:w="2957" w:type="dxa"/>
+            <w:tcBorders>
+              <w:top w:val="single" w:sz="4" w:space="0" w:color="000000"/>
+              <w:left w:val="single" w:sz="4" w:space="0" w:color="000000"/>
+              <w:bottom w:val="single" w:sz="4" w:space="0" w:color="000000"/>
+              <w:right w:val="single" w:sz="4" w:space="0" w:color="000000"/>
+            </w:tcBorders>
+            <w:tcMar>
+              <w:top w:w="60" w:type="dxa"/>
+              <w:left w:w="90" w:type="dxa"/>
+              <w:bottom w:w="60" w:type="dxa"/>
+              <w:right w:w="90" w:type="dxa"/>
+            </w:tcMar>
+          </w:tcPr>
+          <w:p>
+            <w:r>
+              <w:rPr>
+                <w:sz w:val="22"/>
+                <w:szCs w:val="22"/>
               </w:rPr>
               <w:t>Screening and prioritisation only; an official reviews every higher-risk result (POPIA s71); a caveat on every result and download</w:t>
             </w:r>
@@ -1610,25 +1598,25 @@
         </w:tc>
         <w:tc>
           <w:tcPr>
-            <w:tcW w:w="900" w:type="dxa"/>
-            <w:tcBorders>
-              <w:top w:val="single" w:sz="4" w:space="0" w:color="BFBFBF"/>
-              <w:left w:val="single" w:sz="4" w:space="0" w:color="BFBFBF"/>
-              <w:bottom w:val="single" w:sz="4" w:space="0" w:color="BFBFBF"/>
-              <w:right w:val="single" w:sz="4" w:space="0" w:color="BFBFBF"/>
-            </w:tcBorders>
-            <w:tcMar>
-              <w:top w:w="60" w:type="dxa"/>
-              <w:left w:w="90" w:type="dxa"/>
-              <w:bottom w:w="60" w:type="dxa"/>
-              <w:right w:w="90" w:type="dxa"/>
-            </w:tcMar>
-          </w:tcPr>
-          <w:p>
-            <w:r>
-              <w:rPr>
-                <w:sz w:val="17"/>
-                <w:szCs w:val="17"/>
+            <w:tcW w:w="893" w:type="dxa"/>
+            <w:tcBorders>
+              <w:top w:val="single" w:sz="4" w:space="0" w:color="000000"/>
+              <w:left w:val="single" w:sz="4" w:space="0" w:color="000000"/>
+              <w:bottom w:val="single" w:sz="4" w:space="0" w:color="000000"/>
+              <w:right w:val="single" w:sz="4" w:space="0" w:color="000000"/>
+            </w:tcBorders>
+            <w:tcMar>
+              <w:top w:w="60" w:type="dxa"/>
+              <w:left w:w="90" w:type="dxa"/>
+              <w:bottom w:w="60" w:type="dxa"/>
+              <w:right w:w="90" w:type="dxa"/>
+            </w:tcMar>
+          </w:tcPr>
+          <w:p>
+            <w:r>
+              <w:rPr>
+                <w:sz w:val="22"/>
+                <w:szCs w:val="22"/>
               </w:rPr>
               <w:t>C</w:t>
             </w:r>
@@ -1647,25 +1635,25 @@
         </w:trPr>
         <w:tc>
           <w:tcPr>
-            <w:tcW w:w="800" w:type="dxa"/>
-            <w:tcBorders>
-              <w:top w:val="single" w:sz="4" w:space="0" w:color="BFBFBF"/>
-              <w:left w:val="single" w:sz="4" w:space="0" w:color="BFBFBF"/>
-              <w:bottom w:val="single" w:sz="4" w:space="0" w:color="BFBFBF"/>
-              <w:right w:val="single" w:sz="4" w:space="0" w:color="BFBFBF"/>
-            </w:tcBorders>
-            <w:tcMar>
-              <w:top w:w="60" w:type="dxa"/>
-              <w:left w:w="90" w:type="dxa"/>
-              <w:bottom w:w="60" w:type="dxa"/>
-              <w:right w:w="90" w:type="dxa"/>
-            </w:tcMar>
-          </w:tcPr>
-          <w:p>
-            <w:r>
-              <w:rPr>
-                <w:sz w:val="17"/>
-                <w:szCs w:val="17"/>
+            <w:tcW w:w="791" w:type="dxa"/>
+            <w:tcBorders>
+              <w:top w:val="single" w:sz="4" w:space="0" w:color="000000"/>
+              <w:left w:val="single" w:sz="4" w:space="0" w:color="000000"/>
+              <w:bottom w:val="single" w:sz="4" w:space="0" w:color="000000"/>
+              <w:right w:val="single" w:sz="4" w:space="0" w:color="000000"/>
+            </w:tcBorders>
+            <w:tcMar>
+              <w:top w:w="60" w:type="dxa"/>
+              <w:left w:w="90" w:type="dxa"/>
+              <w:bottom w:w="60" w:type="dxa"/>
+              <w:right w:w="90" w:type="dxa"/>
+            </w:tcMar>
+          </w:tcPr>
+          <w:p>
+            <w:r>
+              <w:rPr>
+                <w:sz w:val="22"/>
+                <w:szCs w:val="22"/>
               </w:rPr>
               <w:t>E3-09</w:t>
             </w:r>
@@ -1673,25 +1661,25 @@
         </w:tc>
         <w:tc>
           <w:tcPr>
-            <w:tcW w:w="900" w:type="dxa"/>
-            <w:tcBorders>
-              <w:top w:val="single" w:sz="4" w:space="0" w:color="BFBFBF"/>
-              <w:left w:val="single" w:sz="4" w:space="0" w:color="BFBFBF"/>
-              <w:bottom w:val="single" w:sz="4" w:space="0" w:color="BFBFBF"/>
-              <w:right w:val="single" w:sz="4" w:space="0" w:color="BFBFBF"/>
-            </w:tcBorders>
-            <w:tcMar>
-              <w:top w:w="60" w:type="dxa"/>
-              <w:left w:w="90" w:type="dxa"/>
-              <w:bottom w:w="60" w:type="dxa"/>
-              <w:right w:w="90" w:type="dxa"/>
-            </w:tcMar>
-          </w:tcPr>
-          <w:p>
-            <w:r>
-              <w:rPr>
-                <w:sz w:val="17"/>
-                <w:szCs w:val="17"/>
+            <w:tcW w:w="868" w:type="dxa"/>
+            <w:tcBorders>
+              <w:top w:val="single" w:sz="4" w:space="0" w:color="000000"/>
+              <w:left w:val="single" w:sz="4" w:space="0" w:color="000000"/>
+              <w:bottom w:val="single" w:sz="4" w:space="0" w:color="000000"/>
+              <w:right w:val="single" w:sz="4" w:space="0" w:color="000000"/>
+            </w:tcBorders>
+            <w:tcMar>
+              <w:top w:w="60" w:type="dxa"/>
+              <w:left w:w="90" w:type="dxa"/>
+              <w:bottom w:w="60" w:type="dxa"/>
+              <w:right w:w="90" w:type="dxa"/>
+            </w:tcMar>
+          </w:tcPr>
+          <w:p>
+            <w:r>
+              <w:rPr>
+                <w:sz w:val="22"/>
+                <w:szCs w:val="22"/>
               </w:rPr>
               <w:t>5 Oct</w:t>
             </w:r>
@@ -1699,25 +1687,25 @@
         </w:tc>
         <w:tc>
           <w:tcPr>
-            <w:tcW w:w="1300" w:type="dxa"/>
-            <w:tcBorders>
-              <w:top w:val="single" w:sz="4" w:space="0" w:color="BFBFBF"/>
-              <w:left w:val="single" w:sz="4" w:space="0" w:color="BFBFBF"/>
-              <w:bottom w:val="single" w:sz="4" w:space="0" w:color="BFBFBF"/>
-              <w:right w:val="single" w:sz="4" w:space="0" w:color="BFBFBF"/>
-            </w:tcBorders>
-            <w:tcMar>
-              <w:top w:w="60" w:type="dxa"/>
-              <w:left w:w="90" w:type="dxa"/>
-              <w:bottom w:w="60" w:type="dxa"/>
-              <w:right w:w="90" w:type="dxa"/>
-            </w:tcMar>
-          </w:tcPr>
-          <w:p>
-            <w:r>
-              <w:rPr>
-                <w:sz w:val="17"/>
-                <w:szCs w:val="17"/>
+            <w:tcW w:w="1572" w:type="dxa"/>
+            <w:tcBorders>
+              <w:top w:val="single" w:sz="4" w:space="0" w:color="000000"/>
+              <w:left w:val="single" w:sz="4" w:space="0" w:color="000000"/>
+              <w:bottom w:val="single" w:sz="4" w:space="0" w:color="000000"/>
+              <w:right w:val="single" w:sz="4" w:space="0" w:color="000000"/>
+            </w:tcBorders>
+            <w:tcMar>
+              <w:top w:w="60" w:type="dxa"/>
+              <w:left w:w="90" w:type="dxa"/>
+              <w:bottom w:w="60" w:type="dxa"/>
+              <w:right w:w="90" w:type="dxa"/>
+            </w:tcMar>
+          </w:tcPr>
+          <w:p>
+            <w:r>
+              <w:rPr>
+                <w:sz w:val="22"/>
+                <w:szCs w:val="22"/>
               </w:rPr>
               <w:t>Deployment</w:t>
             </w:r>
@@ -1725,25 +1713,25 @@
         </w:tc>
         <w:tc>
           <w:tcPr>
-            <w:tcW w:w="2000" w:type="dxa"/>
-            <w:tcBorders>
-              <w:top w:val="single" w:sz="4" w:space="0" w:color="BFBFBF"/>
-              <w:left w:val="single" w:sz="4" w:space="0" w:color="BFBFBF"/>
-              <w:bottom w:val="single" w:sz="4" w:space="0" w:color="BFBFBF"/>
-              <w:right w:val="single" w:sz="4" w:space="0" w:color="BFBFBF"/>
-            </w:tcBorders>
-            <w:tcMar>
-              <w:top w:w="60" w:type="dxa"/>
-              <w:left w:w="90" w:type="dxa"/>
-              <w:bottom w:w="60" w:type="dxa"/>
-              <w:right w:w="90" w:type="dxa"/>
-            </w:tcMar>
-          </w:tcPr>
-          <w:p>
-            <w:r>
-              <w:rPr>
-                <w:sz w:val="17"/>
-                <w:szCs w:val="17"/>
+            <w:tcW w:w="1945" w:type="dxa"/>
+            <w:tcBorders>
+              <w:top w:val="single" w:sz="4" w:space="0" w:color="000000"/>
+              <w:left w:val="single" w:sz="4" w:space="0" w:color="000000"/>
+              <w:bottom w:val="single" w:sz="4" w:space="0" w:color="000000"/>
+              <w:right w:val="single" w:sz="4" w:space="0" w:color="000000"/>
+            </w:tcBorders>
+            <w:tcMar>
+              <w:top w:w="60" w:type="dxa"/>
+              <w:left w:w="90" w:type="dxa"/>
+              <w:bottom w:w="60" w:type="dxa"/>
+              <w:right w:w="90" w:type="dxa"/>
+            </w:tcMar>
+          </w:tcPr>
+          <w:p>
+            <w:r>
+              <w:rPr>
+                <w:sz w:val="22"/>
+                <w:szCs w:val="22"/>
               </w:rPr>
               <w:t>Privacy of real households</w:t>
             </w:r>
@@ -1751,41 +1739,41 @@
         </w:tc>
         <w:tc>
           <w:tcPr>
-            <w:tcW w:w="3126" w:type="dxa"/>
-            <w:tcBorders>
-              <w:top w:val="single" w:sz="4" w:space="0" w:color="BFBFBF"/>
-              <w:left w:val="single" w:sz="4" w:space="0" w:color="BFBFBF"/>
-              <w:bottom w:val="single" w:sz="4" w:space="0" w:color="BFBFBF"/>
-              <w:right w:val="single" w:sz="4" w:space="0" w:color="BFBFBF"/>
-            </w:tcBorders>
-            <w:tcMar>
-              <w:top w:w="60" w:type="dxa"/>
-              <w:left w:w="90" w:type="dxa"/>
-              <w:bottom w:w="60" w:type="dxa"/>
-              <w:right w:w="90" w:type="dxa"/>
-            </w:tcMar>
-          </w:tcPr>
-          <w:p>
-            <w:r>
-              <w:rPr>
-                <w:sz w:val="17"/>
-                <w:szCs w:val="17"/>
+            <w:tcW w:w="2957" w:type="dxa"/>
+            <w:tcBorders>
+              <w:top w:val="single" w:sz="4" w:space="0" w:color="000000"/>
+              <w:left w:val="single" w:sz="4" w:space="0" w:color="000000"/>
+              <w:bottom w:val="single" w:sz="4" w:space="0" w:color="000000"/>
+              <w:right w:val="single" w:sz="4" w:space="0" w:color="000000"/>
+            </w:tcBorders>
+            <w:tcMar>
+              <w:top w:w="60" w:type="dxa"/>
+              <w:left w:w="90" w:type="dxa"/>
+              <w:bottom w:w="60" w:type="dxa"/>
+              <w:right w:w="90" w:type="dxa"/>
+            </w:tcMar>
+          </w:tcPr>
+          <w:p>
+            <w:r>
+              <w:rPr>
+                <w:sz w:val="22"/>
+                <w:szCs w:val="22"/>
               </w:rPr>
               <w:t xml:space="preserve">Uploads processed in memory and not stored; </w:t>
             </w:r>
             <w:proofErr w:type="spellStart"/>
             <w:r>
               <w:rPr>
-                <w:sz w:val="17"/>
-                <w:szCs w:val="17"/>
+                <w:sz w:val="22"/>
+                <w:szCs w:val="22"/>
               </w:rPr>
               <w:t>HouseholdID</w:t>
             </w:r>
             <w:proofErr w:type="spellEnd"/>
             <w:r>
               <w:rPr>
-                <w:sz w:val="17"/>
-                <w:szCs w:val="17"/>
+                <w:sz w:val="22"/>
+                <w:szCs w:val="22"/>
               </w:rPr>
               <w:t xml:space="preserve"> never shown or returned; seven fields only; monitoring log keeps totals only; South African hosting behind sign-in</w:t>
             </w:r>
@@ -1793,25 +1781,25 @@
         </w:tc>
         <w:tc>
           <w:tcPr>
-            <w:tcW w:w="900" w:type="dxa"/>
-            <w:tcBorders>
-              <w:top w:val="single" w:sz="4" w:space="0" w:color="BFBFBF"/>
-              <w:left w:val="single" w:sz="4" w:space="0" w:color="BFBFBF"/>
-              <w:bottom w:val="single" w:sz="4" w:space="0" w:color="BFBFBF"/>
-              <w:right w:val="single" w:sz="4" w:space="0" w:color="BFBFBF"/>
-            </w:tcBorders>
-            <w:tcMar>
-              <w:top w:w="60" w:type="dxa"/>
-              <w:left w:w="90" w:type="dxa"/>
-              <w:bottom w:w="60" w:type="dxa"/>
-              <w:right w:w="90" w:type="dxa"/>
-            </w:tcMar>
-          </w:tcPr>
-          <w:p>
-            <w:r>
-              <w:rPr>
-                <w:sz w:val="17"/>
-                <w:szCs w:val="17"/>
+            <w:tcW w:w="893" w:type="dxa"/>
+            <w:tcBorders>
+              <w:top w:val="single" w:sz="4" w:space="0" w:color="000000"/>
+              <w:left w:val="single" w:sz="4" w:space="0" w:color="000000"/>
+              <w:bottom w:val="single" w:sz="4" w:space="0" w:color="000000"/>
+              <w:right w:val="single" w:sz="4" w:space="0" w:color="000000"/>
+            </w:tcBorders>
+            <w:tcMar>
+              <w:top w:w="60" w:type="dxa"/>
+              <w:left w:w="90" w:type="dxa"/>
+              <w:bottom w:w="60" w:type="dxa"/>
+              <w:right w:w="90" w:type="dxa"/>
+            </w:tcMar>
+          </w:tcPr>
+          <w:p>
+            <w:r>
+              <w:rPr>
+                <w:sz w:val="22"/>
+                <w:szCs w:val="22"/>
               </w:rPr>
               <w:t>C</w:t>
             </w:r>
@@ -1830,25 +1818,25 @@
         </w:trPr>
         <w:tc>
           <w:tcPr>
-            <w:tcW w:w="800" w:type="dxa"/>
-            <w:tcBorders>
-              <w:top w:val="single" w:sz="4" w:space="0" w:color="BFBFBF"/>
-              <w:left w:val="single" w:sz="4" w:space="0" w:color="BFBFBF"/>
-              <w:bottom w:val="single" w:sz="4" w:space="0" w:color="BFBFBF"/>
-              <w:right w:val="single" w:sz="4" w:space="0" w:color="BFBFBF"/>
-            </w:tcBorders>
-            <w:tcMar>
-              <w:top w:w="60" w:type="dxa"/>
-              <w:left w:w="90" w:type="dxa"/>
-              <w:bottom w:w="60" w:type="dxa"/>
-              <w:right w:w="90" w:type="dxa"/>
-            </w:tcMar>
-          </w:tcPr>
-          <w:p>
-            <w:r>
-              <w:rPr>
-                <w:sz w:val="17"/>
-                <w:szCs w:val="17"/>
+            <w:tcW w:w="791" w:type="dxa"/>
+            <w:tcBorders>
+              <w:top w:val="single" w:sz="4" w:space="0" w:color="000000"/>
+              <w:left w:val="single" w:sz="4" w:space="0" w:color="000000"/>
+              <w:bottom w:val="single" w:sz="4" w:space="0" w:color="000000"/>
+              <w:right w:val="single" w:sz="4" w:space="0" w:color="000000"/>
+            </w:tcBorders>
+            <w:tcMar>
+              <w:top w:w="60" w:type="dxa"/>
+              <w:left w:w="90" w:type="dxa"/>
+              <w:bottom w:w="60" w:type="dxa"/>
+              <w:right w:w="90" w:type="dxa"/>
+            </w:tcMar>
+          </w:tcPr>
+          <w:p>
+            <w:r>
+              <w:rPr>
+                <w:sz w:val="22"/>
+                <w:szCs w:val="22"/>
               </w:rPr>
               <w:t>E3-10</w:t>
             </w:r>
@@ -1856,25 +1844,25 @@
         </w:tc>
         <w:tc>
           <w:tcPr>
-            <w:tcW w:w="900" w:type="dxa"/>
-            <w:tcBorders>
-              <w:top w:val="single" w:sz="4" w:space="0" w:color="BFBFBF"/>
-              <w:left w:val="single" w:sz="4" w:space="0" w:color="BFBFBF"/>
-              <w:bottom w:val="single" w:sz="4" w:space="0" w:color="BFBFBF"/>
-              <w:right w:val="single" w:sz="4" w:space="0" w:color="BFBFBF"/>
-            </w:tcBorders>
-            <w:tcMar>
-              <w:top w:w="60" w:type="dxa"/>
-              <w:left w:w="90" w:type="dxa"/>
-              <w:bottom w:w="60" w:type="dxa"/>
-              <w:right w:w="90" w:type="dxa"/>
-            </w:tcMar>
-          </w:tcPr>
-          <w:p>
-            <w:r>
-              <w:rPr>
-                <w:sz w:val="17"/>
-                <w:szCs w:val="17"/>
+            <w:tcW w:w="868" w:type="dxa"/>
+            <w:tcBorders>
+              <w:top w:val="single" w:sz="4" w:space="0" w:color="000000"/>
+              <w:left w:val="single" w:sz="4" w:space="0" w:color="000000"/>
+              <w:bottom w:val="single" w:sz="4" w:space="0" w:color="000000"/>
+              <w:right w:val="single" w:sz="4" w:space="0" w:color="000000"/>
+            </w:tcBorders>
+            <w:tcMar>
+              <w:top w:w="60" w:type="dxa"/>
+              <w:left w:w="90" w:type="dxa"/>
+              <w:bottom w:w="60" w:type="dxa"/>
+              <w:right w:w="90" w:type="dxa"/>
+            </w:tcMar>
+          </w:tcPr>
+          <w:p>
+            <w:r>
+              <w:rPr>
+                <w:sz w:val="22"/>
+                <w:szCs w:val="22"/>
               </w:rPr>
               <w:t>5 Oct</w:t>
             </w:r>
@@ -1882,25 +1870,25 @@
         </w:tc>
         <w:tc>
           <w:tcPr>
-            <w:tcW w:w="1300" w:type="dxa"/>
-            <w:tcBorders>
-              <w:top w:val="single" w:sz="4" w:space="0" w:color="BFBFBF"/>
-              <w:left w:val="single" w:sz="4" w:space="0" w:color="BFBFBF"/>
-              <w:bottom w:val="single" w:sz="4" w:space="0" w:color="BFBFBF"/>
-              <w:right w:val="single" w:sz="4" w:space="0" w:color="BFBFBF"/>
-            </w:tcBorders>
-            <w:tcMar>
-              <w:top w:w="60" w:type="dxa"/>
-              <w:left w:w="90" w:type="dxa"/>
-              <w:bottom w:w="60" w:type="dxa"/>
-              <w:right w:w="90" w:type="dxa"/>
-            </w:tcMar>
-          </w:tcPr>
-          <w:p>
-            <w:r>
-              <w:rPr>
-                <w:sz w:val="17"/>
-                <w:szCs w:val="17"/>
+            <w:tcW w:w="1572" w:type="dxa"/>
+            <w:tcBorders>
+              <w:top w:val="single" w:sz="4" w:space="0" w:color="000000"/>
+              <w:left w:val="single" w:sz="4" w:space="0" w:color="000000"/>
+              <w:bottom w:val="single" w:sz="4" w:space="0" w:color="000000"/>
+              <w:right w:val="single" w:sz="4" w:space="0" w:color="000000"/>
+            </w:tcBorders>
+            <w:tcMar>
+              <w:top w:w="60" w:type="dxa"/>
+              <w:left w:w="90" w:type="dxa"/>
+              <w:bottom w:w="60" w:type="dxa"/>
+              <w:right w:w="90" w:type="dxa"/>
+            </w:tcMar>
+          </w:tcPr>
+          <w:p>
+            <w:r>
+              <w:rPr>
+                <w:sz w:val="22"/>
+                <w:szCs w:val="22"/>
               </w:rPr>
               <w:t>Deployment</w:t>
             </w:r>
@@ -1908,25 +1896,25 @@
         </w:tc>
         <w:tc>
           <w:tcPr>
-            <w:tcW w:w="2000" w:type="dxa"/>
-            <w:tcBorders>
-              <w:top w:val="single" w:sz="4" w:space="0" w:color="BFBFBF"/>
-              <w:left w:val="single" w:sz="4" w:space="0" w:color="BFBFBF"/>
-              <w:bottom w:val="single" w:sz="4" w:space="0" w:color="BFBFBF"/>
-              <w:right w:val="single" w:sz="4" w:space="0" w:color="BFBFBF"/>
-            </w:tcBorders>
-            <w:tcMar>
-              <w:top w:w="60" w:type="dxa"/>
-              <w:left w:w="90" w:type="dxa"/>
-              <w:bottom w:w="60" w:type="dxa"/>
-              <w:right w:w="90" w:type="dxa"/>
-            </w:tcMar>
-          </w:tcPr>
-          <w:p>
-            <w:r>
-              <w:rPr>
-                <w:sz w:val="17"/>
-                <w:szCs w:val="17"/>
+            <w:tcW w:w="1945" w:type="dxa"/>
+            <w:tcBorders>
+              <w:top w:val="single" w:sz="4" w:space="0" w:color="000000"/>
+              <w:left w:val="single" w:sz="4" w:space="0" w:color="000000"/>
+              <w:bottom w:val="single" w:sz="4" w:space="0" w:color="000000"/>
+              <w:right w:val="single" w:sz="4" w:space="0" w:color="000000"/>
+            </w:tcBorders>
+            <w:tcMar>
+              <w:top w:w="60" w:type="dxa"/>
+              <w:left w:w="90" w:type="dxa"/>
+              <w:bottom w:w="60" w:type="dxa"/>
+              <w:right w:w="90" w:type="dxa"/>
+            </w:tcMar>
+          </w:tcPr>
+          <w:p>
+            <w:r>
+              <w:rPr>
+                <w:sz w:val="22"/>
+                <w:szCs w:val="22"/>
               </w:rPr>
               <w:t>Stigmatising labels</w:t>
             </w:r>
@@ -1934,25 +1922,25 @@
         </w:tc>
         <w:tc>
           <w:tcPr>
-            <w:tcW w:w="3126" w:type="dxa"/>
-            <w:tcBorders>
-              <w:top w:val="single" w:sz="4" w:space="0" w:color="BFBFBF"/>
-              <w:left w:val="single" w:sz="4" w:space="0" w:color="BFBFBF"/>
-              <w:bottom w:val="single" w:sz="4" w:space="0" w:color="BFBFBF"/>
-              <w:right w:val="single" w:sz="4" w:space="0" w:color="BFBFBF"/>
-            </w:tcBorders>
-            <w:tcMar>
-              <w:top w:w="60" w:type="dxa"/>
-              <w:left w:w="90" w:type="dxa"/>
-              <w:bottom w:w="60" w:type="dxa"/>
-              <w:right w:w="90" w:type="dxa"/>
-            </w:tcMar>
-          </w:tcPr>
-          <w:p>
-            <w:r>
-              <w:rPr>
-                <w:sz w:val="17"/>
-                <w:szCs w:val="17"/>
+            <w:tcW w:w="2957" w:type="dxa"/>
+            <w:tcBorders>
+              <w:top w:val="single" w:sz="4" w:space="0" w:color="000000"/>
+              <w:left w:val="single" w:sz="4" w:space="0" w:color="000000"/>
+              <w:bottom w:val="single" w:sz="4" w:space="0" w:color="000000"/>
+              <w:right w:val="single" w:sz="4" w:space="0" w:color="000000"/>
+            </w:tcBorders>
+            <w:tcMar>
+              <w:top w:w="60" w:type="dxa"/>
+              <w:left w:w="90" w:type="dxa"/>
+              <w:bottom w:w="60" w:type="dxa"/>
+              <w:right w:w="90" w:type="dxa"/>
+            </w:tcMar>
+          </w:tcPr>
+          <w:p>
+            <w:r>
+              <w:rPr>
+                <w:sz w:val="22"/>
+                <w:szCs w:val="22"/>
               </w:rPr>
               <w:t>The app says 'Higher risk: refer for review', never 'food insecure'</w:t>
             </w:r>
@@ -1960,25 +1948,25 @@
         </w:tc>
         <w:tc>
           <w:tcPr>
-            <w:tcW w:w="900" w:type="dxa"/>
-            <w:tcBorders>
-              <w:top w:val="single" w:sz="4" w:space="0" w:color="BFBFBF"/>
-              <w:left w:val="single" w:sz="4" w:space="0" w:color="BFBFBF"/>
-              <w:bottom w:val="single" w:sz="4" w:space="0" w:color="BFBFBF"/>
-              <w:right w:val="single" w:sz="4" w:space="0" w:color="BFBFBF"/>
-            </w:tcBorders>
-            <w:tcMar>
-              <w:top w:w="60" w:type="dxa"/>
-              <w:left w:w="90" w:type="dxa"/>
-              <w:bottom w:w="60" w:type="dxa"/>
-              <w:right w:w="90" w:type="dxa"/>
-            </w:tcMar>
-          </w:tcPr>
-          <w:p>
-            <w:r>
-              <w:rPr>
-                <w:sz w:val="17"/>
-                <w:szCs w:val="17"/>
+            <w:tcW w:w="893" w:type="dxa"/>
+            <w:tcBorders>
+              <w:top w:val="single" w:sz="4" w:space="0" w:color="000000"/>
+              <w:left w:val="single" w:sz="4" w:space="0" w:color="000000"/>
+              <w:bottom w:val="single" w:sz="4" w:space="0" w:color="000000"/>
+              <w:right w:val="single" w:sz="4" w:space="0" w:color="000000"/>
+            </w:tcBorders>
+            <w:tcMar>
+              <w:top w:w="60" w:type="dxa"/>
+              <w:left w:w="90" w:type="dxa"/>
+              <w:bottom w:w="60" w:type="dxa"/>
+              <w:right w:w="90" w:type="dxa"/>
+            </w:tcMar>
+          </w:tcPr>
+          <w:p>
+            <w:r>
+              <w:rPr>
+                <w:sz w:val="22"/>
+                <w:szCs w:val="22"/>
               </w:rPr>
               <w:t>C</w:t>
             </w:r>
@@ -1997,25 +1985,25 @@
         </w:trPr>
         <w:tc>
           <w:tcPr>
-            <w:tcW w:w="800" w:type="dxa"/>
-            <w:tcBorders>
-              <w:top w:val="single" w:sz="4" w:space="0" w:color="BFBFBF"/>
-              <w:left w:val="single" w:sz="4" w:space="0" w:color="BFBFBF"/>
-              <w:bottom w:val="single" w:sz="4" w:space="0" w:color="BFBFBF"/>
-              <w:right w:val="single" w:sz="4" w:space="0" w:color="BFBFBF"/>
-            </w:tcBorders>
-            <w:tcMar>
-              <w:top w:w="60" w:type="dxa"/>
-              <w:left w:w="90" w:type="dxa"/>
-              <w:bottom w:w="60" w:type="dxa"/>
-              <w:right w:w="90" w:type="dxa"/>
-            </w:tcMar>
-          </w:tcPr>
-          <w:p>
-            <w:r>
-              <w:rPr>
-                <w:sz w:val="17"/>
-                <w:szCs w:val="17"/>
+            <w:tcW w:w="791" w:type="dxa"/>
+            <w:tcBorders>
+              <w:top w:val="single" w:sz="4" w:space="0" w:color="000000"/>
+              <w:left w:val="single" w:sz="4" w:space="0" w:color="000000"/>
+              <w:bottom w:val="single" w:sz="4" w:space="0" w:color="000000"/>
+              <w:right w:val="single" w:sz="4" w:space="0" w:color="000000"/>
+            </w:tcBorders>
+            <w:tcMar>
+              <w:top w:w="60" w:type="dxa"/>
+              <w:left w:w="90" w:type="dxa"/>
+              <w:bottom w:w="60" w:type="dxa"/>
+              <w:right w:w="90" w:type="dxa"/>
+            </w:tcMar>
+          </w:tcPr>
+          <w:p>
+            <w:r>
+              <w:rPr>
+                <w:sz w:val="22"/>
+                <w:szCs w:val="22"/>
               </w:rPr>
               <w:t>E3-11</w:t>
             </w:r>
@@ -2023,25 +2011,25 @@
         </w:tc>
         <w:tc>
           <w:tcPr>
-            <w:tcW w:w="900" w:type="dxa"/>
-            <w:tcBorders>
-              <w:top w:val="single" w:sz="4" w:space="0" w:color="BFBFBF"/>
-              <w:left w:val="single" w:sz="4" w:space="0" w:color="BFBFBF"/>
-              <w:bottom w:val="single" w:sz="4" w:space="0" w:color="BFBFBF"/>
-              <w:right w:val="single" w:sz="4" w:space="0" w:color="BFBFBF"/>
-            </w:tcBorders>
-            <w:tcMar>
-              <w:top w:w="60" w:type="dxa"/>
-              <w:left w:w="90" w:type="dxa"/>
-              <w:bottom w:w="60" w:type="dxa"/>
-              <w:right w:w="90" w:type="dxa"/>
-            </w:tcMar>
-          </w:tcPr>
-          <w:p>
-            <w:r>
-              <w:rPr>
-                <w:sz w:val="17"/>
-                <w:szCs w:val="17"/>
+            <w:tcW w:w="868" w:type="dxa"/>
+            <w:tcBorders>
+              <w:top w:val="single" w:sz="4" w:space="0" w:color="000000"/>
+              <w:left w:val="single" w:sz="4" w:space="0" w:color="000000"/>
+              <w:bottom w:val="single" w:sz="4" w:space="0" w:color="000000"/>
+              <w:right w:val="single" w:sz="4" w:space="0" w:color="000000"/>
+            </w:tcBorders>
+            <w:tcMar>
+              <w:top w:w="60" w:type="dxa"/>
+              <w:left w:w="90" w:type="dxa"/>
+              <w:bottom w:w="60" w:type="dxa"/>
+              <w:right w:w="90" w:type="dxa"/>
+            </w:tcMar>
+          </w:tcPr>
+          <w:p>
+            <w:r>
+              <w:rPr>
+                <w:sz w:val="22"/>
+                <w:szCs w:val="22"/>
               </w:rPr>
               <w:t>5 Oct</w:t>
             </w:r>
@@ -2049,25 +2037,25 @@
         </w:tc>
         <w:tc>
           <w:tcPr>
-            <w:tcW w:w="1300" w:type="dxa"/>
-            <w:tcBorders>
-              <w:top w:val="single" w:sz="4" w:space="0" w:color="BFBFBF"/>
-              <w:left w:val="single" w:sz="4" w:space="0" w:color="BFBFBF"/>
-              <w:bottom w:val="single" w:sz="4" w:space="0" w:color="BFBFBF"/>
-              <w:right w:val="single" w:sz="4" w:space="0" w:color="BFBFBF"/>
-            </w:tcBorders>
-            <w:tcMar>
-              <w:top w:w="60" w:type="dxa"/>
-              <w:left w:w="90" w:type="dxa"/>
-              <w:bottom w:w="60" w:type="dxa"/>
-              <w:right w:w="90" w:type="dxa"/>
-            </w:tcMar>
-          </w:tcPr>
-          <w:p>
-            <w:r>
-              <w:rPr>
-                <w:sz w:val="17"/>
-                <w:szCs w:val="17"/>
+            <w:tcW w:w="1572" w:type="dxa"/>
+            <w:tcBorders>
+              <w:top w:val="single" w:sz="4" w:space="0" w:color="000000"/>
+              <w:left w:val="single" w:sz="4" w:space="0" w:color="000000"/>
+              <w:bottom w:val="single" w:sz="4" w:space="0" w:color="000000"/>
+              <w:right w:val="single" w:sz="4" w:space="0" w:color="000000"/>
+            </w:tcBorders>
+            <w:tcMar>
+              <w:top w:w="60" w:type="dxa"/>
+              <w:left w:w="90" w:type="dxa"/>
+              <w:bottom w:w="60" w:type="dxa"/>
+              <w:right w:w="90" w:type="dxa"/>
+            </w:tcMar>
+          </w:tcPr>
+          <w:p>
+            <w:r>
+              <w:rPr>
+                <w:sz w:val="22"/>
+                <w:szCs w:val="22"/>
               </w:rPr>
               <w:t>Monitoring</w:t>
             </w:r>
@@ -2075,25 +2063,25 @@
         </w:tc>
         <w:tc>
           <w:tcPr>
-            <w:tcW w:w="2000" w:type="dxa"/>
-            <w:tcBorders>
-              <w:top w:val="single" w:sz="4" w:space="0" w:color="BFBFBF"/>
-              <w:left w:val="single" w:sz="4" w:space="0" w:color="BFBFBF"/>
-              <w:bottom w:val="single" w:sz="4" w:space="0" w:color="BFBFBF"/>
-              <w:right w:val="single" w:sz="4" w:space="0" w:color="BFBFBF"/>
-            </w:tcBorders>
-            <w:tcMar>
-              <w:top w:w="60" w:type="dxa"/>
-              <w:left w:w="90" w:type="dxa"/>
-              <w:bottom w:w="60" w:type="dxa"/>
-              <w:right w:w="90" w:type="dxa"/>
-            </w:tcMar>
-          </w:tcPr>
-          <w:p>
-            <w:r>
-              <w:rPr>
-                <w:sz w:val="17"/>
-                <w:szCs w:val="17"/>
+            <w:tcW w:w="1945" w:type="dxa"/>
+            <w:tcBorders>
+              <w:top w:val="single" w:sz="4" w:space="0" w:color="000000"/>
+              <w:left w:val="single" w:sz="4" w:space="0" w:color="000000"/>
+              <w:bottom w:val="single" w:sz="4" w:space="0" w:color="000000"/>
+              <w:right w:val="single" w:sz="4" w:space="0" w:color="000000"/>
+            </w:tcBorders>
+            <w:tcMar>
+              <w:top w:w="60" w:type="dxa"/>
+              <w:left w:w="90" w:type="dxa"/>
+              <w:bottom w:w="60" w:type="dxa"/>
+              <w:right w:w="90" w:type="dxa"/>
+            </w:tcMar>
+          </w:tcPr>
+          <w:p>
+            <w:r>
+              <w:rPr>
+                <w:sz w:val="22"/>
+                <w:szCs w:val="22"/>
               </w:rPr>
               <w:t>Feedback loop: only flagged households produce new labels</w:t>
             </w:r>
@@ -2101,25 +2089,25 @@
         </w:tc>
         <w:tc>
           <w:tcPr>
-            <w:tcW w:w="3126" w:type="dxa"/>
-            <w:tcBorders>
-              <w:top w:val="single" w:sz="4" w:space="0" w:color="BFBFBF"/>
-              <w:left w:val="single" w:sz="4" w:space="0" w:color="BFBFBF"/>
-              <w:bottom w:val="single" w:sz="4" w:space="0" w:color="BFBFBF"/>
-              <w:right w:val="single" w:sz="4" w:space="0" w:color="BFBFBF"/>
-            </w:tcBorders>
-            <w:tcMar>
-              <w:top w:w="60" w:type="dxa"/>
-              <w:left w:w="90" w:type="dxa"/>
-              <w:bottom w:w="60" w:type="dxa"/>
-              <w:right w:w="90" w:type="dxa"/>
-            </w:tcMar>
-          </w:tcPr>
-          <w:p>
-            <w:r>
-              <w:rPr>
-                <w:sz w:val="17"/>
-                <w:szCs w:val="17"/>
+            <w:tcW w:w="2957" w:type="dxa"/>
+            <w:tcBorders>
+              <w:top w:val="single" w:sz="4" w:space="0" w:color="000000"/>
+              <w:left w:val="single" w:sz="4" w:space="0" w:color="000000"/>
+              <w:bottom w:val="single" w:sz="4" w:space="0" w:color="000000"/>
+              <w:right w:val="single" w:sz="4" w:space="0" w:color="000000"/>
+            </w:tcBorders>
+            <w:tcMar>
+              <w:top w:w="60" w:type="dxa"/>
+              <w:left w:w="90" w:type="dxa"/>
+              <w:bottom w:w="60" w:type="dxa"/>
+              <w:right w:w="90" w:type="dxa"/>
+            </w:tcMar>
+          </w:tcPr>
+          <w:p>
+            <w:r>
+              <w:rPr>
+                <w:sz w:val="22"/>
+                <w:szCs w:val="22"/>
               </w:rPr>
               <w:t>A random audit sample of lower-risk households is followed up every month</w:t>
             </w:r>
@@ -2127,25 +2115,25 @@
         </w:tc>
         <w:tc>
           <w:tcPr>
-            <w:tcW w:w="900" w:type="dxa"/>
-            <w:tcBorders>
-              <w:top w:val="single" w:sz="4" w:space="0" w:color="BFBFBF"/>
-              <w:left w:val="single" w:sz="4" w:space="0" w:color="BFBFBF"/>
-              <w:bottom w:val="single" w:sz="4" w:space="0" w:color="BFBFBF"/>
-              <w:right w:val="single" w:sz="4" w:space="0" w:color="BFBFBF"/>
-            </w:tcBorders>
-            <w:tcMar>
-              <w:top w:w="60" w:type="dxa"/>
-              <w:left w:w="90" w:type="dxa"/>
-              <w:bottom w:w="60" w:type="dxa"/>
-              <w:right w:w="90" w:type="dxa"/>
-            </w:tcMar>
-          </w:tcPr>
-          <w:p>
-            <w:r>
-              <w:rPr>
-                <w:sz w:val="17"/>
-                <w:szCs w:val="17"/>
+            <w:tcW w:w="893" w:type="dxa"/>
+            <w:tcBorders>
+              <w:top w:val="single" w:sz="4" w:space="0" w:color="000000"/>
+              <w:left w:val="single" w:sz="4" w:space="0" w:color="000000"/>
+              <w:bottom w:val="single" w:sz="4" w:space="0" w:color="000000"/>
+              <w:right w:val="single" w:sz="4" w:space="0" w:color="000000"/>
+            </w:tcBorders>
+            <w:tcMar>
+              <w:top w:w="60" w:type="dxa"/>
+              <w:left w:w="90" w:type="dxa"/>
+              <w:bottom w:w="60" w:type="dxa"/>
+              <w:right w:w="90" w:type="dxa"/>
+            </w:tcMar>
+          </w:tcPr>
+          <w:p>
+            <w:r>
+              <w:rPr>
+                <w:sz w:val="22"/>
+                <w:szCs w:val="22"/>
               </w:rPr>
               <w:t>C</w:t>
             </w:r>
@@ -2164,25 +2152,25 @@
         </w:trPr>
         <w:tc>
           <w:tcPr>
-            <w:tcW w:w="800" w:type="dxa"/>
-            <w:tcBorders>
-              <w:top w:val="single" w:sz="4" w:space="0" w:color="BFBFBF"/>
-              <w:left w:val="single" w:sz="4" w:space="0" w:color="BFBFBF"/>
-              <w:bottom w:val="single" w:sz="4" w:space="0" w:color="BFBFBF"/>
-              <w:right w:val="single" w:sz="4" w:space="0" w:color="BFBFBF"/>
-            </w:tcBorders>
-            <w:tcMar>
-              <w:top w:w="60" w:type="dxa"/>
-              <w:left w:w="90" w:type="dxa"/>
-              <w:bottom w:w="60" w:type="dxa"/>
-              <w:right w:w="90" w:type="dxa"/>
-            </w:tcMar>
-          </w:tcPr>
-          <w:p>
-            <w:r>
-              <w:rPr>
-                <w:sz w:val="17"/>
-                <w:szCs w:val="17"/>
+            <w:tcW w:w="791" w:type="dxa"/>
+            <w:tcBorders>
+              <w:top w:val="single" w:sz="4" w:space="0" w:color="000000"/>
+              <w:left w:val="single" w:sz="4" w:space="0" w:color="000000"/>
+              <w:bottom w:val="single" w:sz="4" w:space="0" w:color="000000"/>
+              <w:right w:val="single" w:sz="4" w:space="0" w:color="000000"/>
+            </w:tcBorders>
+            <w:tcMar>
+              <w:top w:w="60" w:type="dxa"/>
+              <w:left w:w="90" w:type="dxa"/>
+              <w:bottom w:w="60" w:type="dxa"/>
+              <w:right w:w="90" w:type="dxa"/>
+            </w:tcMar>
+          </w:tcPr>
+          <w:p>
+            <w:r>
+              <w:rPr>
+                <w:sz w:val="22"/>
+                <w:szCs w:val="22"/>
               </w:rPr>
               <w:t>E3-12</w:t>
             </w:r>
@@ -2190,25 +2178,25 @@
         </w:tc>
         <w:tc>
           <w:tcPr>
-            <w:tcW w:w="900" w:type="dxa"/>
-            <w:tcBorders>
-              <w:top w:val="single" w:sz="4" w:space="0" w:color="BFBFBF"/>
-              <w:left w:val="single" w:sz="4" w:space="0" w:color="BFBFBF"/>
-              <w:bottom w:val="single" w:sz="4" w:space="0" w:color="BFBFBF"/>
-              <w:right w:val="single" w:sz="4" w:space="0" w:color="BFBFBF"/>
-            </w:tcBorders>
-            <w:tcMar>
-              <w:top w:w="60" w:type="dxa"/>
-              <w:left w:w="90" w:type="dxa"/>
-              <w:bottom w:w="60" w:type="dxa"/>
-              <w:right w:w="90" w:type="dxa"/>
-            </w:tcMar>
-          </w:tcPr>
-          <w:p>
-            <w:r>
-              <w:rPr>
-                <w:sz w:val="17"/>
-                <w:szCs w:val="17"/>
+            <w:tcW w:w="868" w:type="dxa"/>
+            <w:tcBorders>
+              <w:top w:val="single" w:sz="4" w:space="0" w:color="000000"/>
+              <w:left w:val="single" w:sz="4" w:space="0" w:color="000000"/>
+              <w:bottom w:val="single" w:sz="4" w:space="0" w:color="000000"/>
+              <w:right w:val="single" w:sz="4" w:space="0" w:color="000000"/>
+            </w:tcBorders>
+            <w:tcMar>
+              <w:top w:w="60" w:type="dxa"/>
+              <w:left w:w="90" w:type="dxa"/>
+              <w:bottom w:w="60" w:type="dxa"/>
+              <w:right w:w="90" w:type="dxa"/>
+            </w:tcMar>
+          </w:tcPr>
+          <w:p>
+            <w:r>
+              <w:rPr>
+                <w:sz w:val="22"/>
+                <w:szCs w:val="22"/>
               </w:rPr>
               <w:t>5 Oct</w:t>
             </w:r>
@@ -2216,25 +2204,25 @@
         </w:tc>
         <w:tc>
           <w:tcPr>
-            <w:tcW w:w="1300" w:type="dxa"/>
-            <w:tcBorders>
-              <w:top w:val="single" w:sz="4" w:space="0" w:color="BFBFBF"/>
-              <w:left w:val="single" w:sz="4" w:space="0" w:color="BFBFBF"/>
-              <w:bottom w:val="single" w:sz="4" w:space="0" w:color="BFBFBF"/>
-              <w:right w:val="single" w:sz="4" w:space="0" w:color="BFBFBF"/>
-            </w:tcBorders>
-            <w:tcMar>
-              <w:top w:w="60" w:type="dxa"/>
-              <w:left w:w="90" w:type="dxa"/>
-              <w:bottom w:w="60" w:type="dxa"/>
-              <w:right w:w="90" w:type="dxa"/>
-            </w:tcMar>
-          </w:tcPr>
-          <w:p>
-            <w:r>
-              <w:rPr>
-                <w:sz w:val="17"/>
-                <w:szCs w:val="17"/>
+            <w:tcW w:w="1572" w:type="dxa"/>
+            <w:tcBorders>
+              <w:top w:val="single" w:sz="4" w:space="0" w:color="000000"/>
+              <w:left w:val="single" w:sz="4" w:space="0" w:color="000000"/>
+              <w:bottom w:val="single" w:sz="4" w:space="0" w:color="000000"/>
+              <w:right w:val="single" w:sz="4" w:space="0" w:color="000000"/>
+            </w:tcBorders>
+            <w:tcMar>
+              <w:top w:w="60" w:type="dxa"/>
+              <w:left w:w="90" w:type="dxa"/>
+              <w:bottom w:w="60" w:type="dxa"/>
+              <w:right w:w="90" w:type="dxa"/>
+            </w:tcMar>
+          </w:tcPr>
+          <w:p>
+            <w:r>
+              <w:rPr>
+                <w:sz w:val="22"/>
+                <w:szCs w:val="22"/>
               </w:rPr>
               <w:t>Monitoring</w:t>
             </w:r>
@@ -2242,25 +2230,25 @@
         </w:tc>
         <w:tc>
           <w:tcPr>
-            <w:tcW w:w="2000" w:type="dxa"/>
-            <w:tcBorders>
-              <w:top w:val="single" w:sz="4" w:space="0" w:color="BFBFBF"/>
-              <w:left w:val="single" w:sz="4" w:space="0" w:color="BFBFBF"/>
-              <w:bottom w:val="single" w:sz="4" w:space="0" w:color="BFBFBF"/>
-              <w:right w:val="single" w:sz="4" w:space="0" w:color="BFBFBF"/>
-            </w:tcBorders>
-            <w:tcMar>
-              <w:top w:w="60" w:type="dxa"/>
-              <w:left w:w="90" w:type="dxa"/>
-              <w:bottom w:w="60" w:type="dxa"/>
-              <w:right w:w="90" w:type="dxa"/>
-            </w:tcMar>
-          </w:tcPr>
-          <w:p>
-            <w:r>
-              <w:rPr>
-                <w:sz w:val="17"/>
-                <w:szCs w:val="17"/>
+            <w:tcW w:w="1945" w:type="dxa"/>
+            <w:tcBorders>
+              <w:top w:val="single" w:sz="4" w:space="0" w:color="000000"/>
+              <w:left w:val="single" w:sz="4" w:space="0" w:color="000000"/>
+              <w:bottom w:val="single" w:sz="4" w:space="0" w:color="000000"/>
+              <w:right w:val="single" w:sz="4" w:space="0" w:color="000000"/>
+            </w:tcBorders>
+            <w:tcMar>
+              <w:top w:w="60" w:type="dxa"/>
+              <w:left w:w="90" w:type="dxa"/>
+              <w:bottom w:w="60" w:type="dxa"/>
+              <w:right w:w="90" w:type="dxa"/>
+            </w:tcMar>
+          </w:tcPr>
+          <w:p>
+            <w:r>
+              <w:rPr>
+                <w:sz w:val="22"/>
+                <w:szCs w:val="22"/>
               </w:rPr>
               <w:t>Inflation makes the model under-flag over time</w:t>
             </w:r>
@@ -2268,25 +2256,25 @@
         </w:tc>
         <w:tc>
           <w:tcPr>
-            <w:tcW w:w="3126" w:type="dxa"/>
-            <w:tcBorders>
-              <w:top w:val="single" w:sz="4" w:space="0" w:color="BFBFBF"/>
-              <w:left w:val="single" w:sz="4" w:space="0" w:color="BFBFBF"/>
-              <w:bottom w:val="single" w:sz="4" w:space="0" w:color="BFBFBF"/>
-              <w:right w:val="single" w:sz="4" w:space="0" w:color="BFBFBF"/>
-            </w:tcBorders>
-            <w:tcMar>
-              <w:top w:w="60" w:type="dxa"/>
-              <w:left w:w="90" w:type="dxa"/>
-              <w:bottom w:w="60" w:type="dxa"/>
-              <w:right w:w="90" w:type="dxa"/>
-            </w:tcMar>
-          </w:tcPr>
-          <w:p>
-            <w:r>
-              <w:rPr>
-                <w:sz w:val="17"/>
-                <w:szCs w:val="17"/>
+            <w:tcW w:w="2957" w:type="dxa"/>
+            <w:tcBorders>
+              <w:top w:val="single" w:sz="4" w:space="0" w:color="000000"/>
+              <w:left w:val="single" w:sz="4" w:space="0" w:color="000000"/>
+              <w:bottom w:val="single" w:sz="4" w:space="0" w:color="000000"/>
+              <w:right w:val="single" w:sz="4" w:space="0" w:color="000000"/>
+            </w:tcBorders>
+            <w:tcMar>
+              <w:top w:w="60" w:type="dxa"/>
+              <w:left w:w="90" w:type="dxa"/>
+              <w:bottom w:w="60" w:type="dxa"/>
+              <w:right w:w="90" w:type="dxa"/>
+            </w:tcMar>
+          </w:tcPr>
+          <w:p>
+            <w:r>
+              <w:rPr>
+                <w:sz w:val="22"/>
+                <w:szCs w:val="22"/>
               </w:rPr>
               <w:t>Drift alerts and retraining triggers; shown in a simulated drift test (share flagged fell from 59.8% to 51.9% with a 25% nominal income rise)</w:t>
             </w:r>
@@ -2294,25 +2282,25 @@
         </w:tc>
         <w:tc>
           <w:tcPr>
-            <w:tcW w:w="900" w:type="dxa"/>
-            <w:tcBorders>
-              <w:top w:val="single" w:sz="4" w:space="0" w:color="BFBFBF"/>
-              <w:left w:val="single" w:sz="4" w:space="0" w:color="BFBFBF"/>
-              <w:bottom w:val="single" w:sz="4" w:space="0" w:color="BFBFBF"/>
-              <w:right w:val="single" w:sz="4" w:space="0" w:color="BFBFBF"/>
-            </w:tcBorders>
-            <w:tcMar>
-              <w:top w:w="60" w:type="dxa"/>
-              <w:left w:w="90" w:type="dxa"/>
-              <w:bottom w:w="60" w:type="dxa"/>
-              <w:right w:w="90" w:type="dxa"/>
-            </w:tcMar>
-          </w:tcPr>
-          <w:p>
-            <w:r>
-              <w:rPr>
-                <w:sz w:val="17"/>
-                <w:szCs w:val="17"/>
+            <w:tcW w:w="893" w:type="dxa"/>
+            <w:tcBorders>
+              <w:top w:val="single" w:sz="4" w:space="0" w:color="000000"/>
+              <w:left w:val="single" w:sz="4" w:space="0" w:color="000000"/>
+              <w:bottom w:val="single" w:sz="4" w:space="0" w:color="000000"/>
+              <w:right w:val="single" w:sz="4" w:space="0" w:color="000000"/>
+            </w:tcBorders>
+            <w:tcMar>
+              <w:top w:w="60" w:type="dxa"/>
+              <w:left w:w="90" w:type="dxa"/>
+              <w:bottom w:w="60" w:type="dxa"/>
+              <w:right w:w="90" w:type="dxa"/>
+            </w:tcMar>
+          </w:tcPr>
+          <w:p>
+            <w:r>
+              <w:rPr>
+                <w:sz w:val="22"/>
+                <w:szCs w:val="22"/>
               </w:rPr>
               <w:t>C</w:t>
             </w:r>
@@ -2331,25 +2319,25 @@
         </w:trPr>
         <w:tc>
           <w:tcPr>
-            <w:tcW w:w="800" w:type="dxa"/>
-            <w:tcBorders>
-              <w:top w:val="single" w:sz="4" w:space="0" w:color="BFBFBF"/>
-              <w:left w:val="single" w:sz="4" w:space="0" w:color="BFBFBF"/>
-              <w:bottom w:val="single" w:sz="4" w:space="0" w:color="BFBFBF"/>
-              <w:right w:val="single" w:sz="4" w:space="0" w:color="BFBFBF"/>
-            </w:tcBorders>
-            <w:tcMar>
-              <w:top w:w="60" w:type="dxa"/>
-              <w:left w:w="90" w:type="dxa"/>
-              <w:bottom w:w="60" w:type="dxa"/>
-              <w:right w:w="90" w:type="dxa"/>
-            </w:tcMar>
-          </w:tcPr>
-          <w:p>
-            <w:r>
-              <w:rPr>
-                <w:sz w:val="17"/>
-                <w:szCs w:val="17"/>
+            <w:tcW w:w="791" w:type="dxa"/>
+            <w:tcBorders>
+              <w:top w:val="single" w:sz="4" w:space="0" w:color="000000"/>
+              <w:left w:val="single" w:sz="4" w:space="0" w:color="000000"/>
+              <w:bottom w:val="single" w:sz="4" w:space="0" w:color="000000"/>
+              <w:right w:val="single" w:sz="4" w:space="0" w:color="000000"/>
+            </w:tcBorders>
+            <w:tcMar>
+              <w:top w:w="60" w:type="dxa"/>
+              <w:left w:w="90" w:type="dxa"/>
+              <w:bottom w:w="60" w:type="dxa"/>
+              <w:right w:w="90" w:type="dxa"/>
+            </w:tcMar>
+          </w:tcPr>
+          <w:p>
+            <w:r>
+              <w:rPr>
+                <w:sz w:val="22"/>
+                <w:szCs w:val="22"/>
               </w:rPr>
               <w:t>E3-13</w:t>
             </w:r>
@@ -2357,25 +2345,25 @@
         </w:tc>
         <w:tc>
           <w:tcPr>
-            <w:tcW w:w="900" w:type="dxa"/>
-            <w:tcBorders>
-              <w:top w:val="single" w:sz="4" w:space="0" w:color="BFBFBF"/>
-              <w:left w:val="single" w:sz="4" w:space="0" w:color="BFBFBF"/>
-              <w:bottom w:val="single" w:sz="4" w:space="0" w:color="BFBFBF"/>
-              <w:right w:val="single" w:sz="4" w:space="0" w:color="BFBFBF"/>
-            </w:tcBorders>
-            <w:tcMar>
-              <w:top w:w="60" w:type="dxa"/>
-              <w:left w:w="90" w:type="dxa"/>
-              <w:bottom w:w="60" w:type="dxa"/>
-              <w:right w:w="90" w:type="dxa"/>
-            </w:tcMar>
-          </w:tcPr>
-          <w:p>
-            <w:r>
-              <w:rPr>
-                <w:sz w:val="17"/>
-                <w:szCs w:val="17"/>
+            <w:tcW w:w="868" w:type="dxa"/>
+            <w:tcBorders>
+              <w:top w:val="single" w:sz="4" w:space="0" w:color="000000"/>
+              <w:left w:val="single" w:sz="4" w:space="0" w:color="000000"/>
+              <w:bottom w:val="single" w:sz="4" w:space="0" w:color="000000"/>
+              <w:right w:val="single" w:sz="4" w:space="0" w:color="000000"/>
+            </w:tcBorders>
+            <w:tcMar>
+              <w:top w:w="60" w:type="dxa"/>
+              <w:left w:w="90" w:type="dxa"/>
+              <w:bottom w:w="60" w:type="dxa"/>
+              <w:right w:w="90" w:type="dxa"/>
+            </w:tcMar>
+          </w:tcPr>
+          <w:p>
+            <w:r>
+              <w:rPr>
+                <w:sz w:val="22"/>
+                <w:szCs w:val="22"/>
               </w:rPr>
               <w:t>5 Oct</w:t>
             </w:r>
@@ -2383,25 +2371,25 @@
         </w:tc>
         <w:tc>
           <w:tcPr>
-            <w:tcW w:w="1300" w:type="dxa"/>
-            <w:tcBorders>
-              <w:top w:val="single" w:sz="4" w:space="0" w:color="BFBFBF"/>
-              <w:left w:val="single" w:sz="4" w:space="0" w:color="BFBFBF"/>
-              <w:bottom w:val="single" w:sz="4" w:space="0" w:color="BFBFBF"/>
-              <w:right w:val="single" w:sz="4" w:space="0" w:color="BFBFBF"/>
-            </w:tcBorders>
-            <w:tcMar>
-              <w:top w:w="60" w:type="dxa"/>
-              <w:left w:w="90" w:type="dxa"/>
-              <w:bottom w:w="60" w:type="dxa"/>
-              <w:right w:w="90" w:type="dxa"/>
-            </w:tcMar>
-          </w:tcPr>
-          <w:p>
-            <w:r>
-              <w:rPr>
-                <w:sz w:val="17"/>
-                <w:szCs w:val="17"/>
+            <w:tcW w:w="1572" w:type="dxa"/>
+            <w:tcBorders>
+              <w:top w:val="single" w:sz="4" w:space="0" w:color="000000"/>
+              <w:left w:val="single" w:sz="4" w:space="0" w:color="000000"/>
+              <w:bottom w:val="single" w:sz="4" w:space="0" w:color="000000"/>
+              <w:right w:val="single" w:sz="4" w:space="0" w:color="000000"/>
+            </w:tcBorders>
+            <w:tcMar>
+              <w:top w:w="60" w:type="dxa"/>
+              <w:left w:w="90" w:type="dxa"/>
+              <w:bottom w:w="60" w:type="dxa"/>
+              <w:right w:w="90" w:type="dxa"/>
+            </w:tcMar>
+          </w:tcPr>
+          <w:p>
+            <w:r>
+              <w:rPr>
+                <w:sz w:val="22"/>
+                <w:szCs w:val="22"/>
               </w:rPr>
               <w:t>Reproducibility</w:t>
             </w:r>
@@ -2409,41 +2397,41 @@
         </w:tc>
         <w:tc>
           <w:tcPr>
-            <w:tcW w:w="2000" w:type="dxa"/>
-            <w:tcBorders>
-              <w:top w:val="single" w:sz="4" w:space="0" w:color="BFBFBF"/>
-              <w:left w:val="single" w:sz="4" w:space="0" w:color="BFBFBF"/>
-              <w:bottom w:val="single" w:sz="4" w:space="0" w:color="BFBFBF"/>
-              <w:right w:val="single" w:sz="4" w:space="0" w:color="BFBFBF"/>
-            </w:tcBorders>
-            <w:tcMar>
-              <w:top w:w="60" w:type="dxa"/>
-              <w:left w:w="90" w:type="dxa"/>
-              <w:bottom w:w="60" w:type="dxa"/>
-              <w:right w:w="90" w:type="dxa"/>
-            </w:tcMar>
-          </w:tcPr>
-          <w:p>
-            <w:r>
-              <w:rPr>
-                <w:sz w:val="17"/>
-                <w:szCs w:val="17"/>
+            <w:tcW w:w="1945" w:type="dxa"/>
+            <w:tcBorders>
+              <w:top w:val="single" w:sz="4" w:space="0" w:color="000000"/>
+              <w:left w:val="single" w:sz="4" w:space="0" w:color="000000"/>
+              <w:bottom w:val="single" w:sz="4" w:space="0" w:color="000000"/>
+              <w:right w:val="single" w:sz="4" w:space="0" w:color="000000"/>
+            </w:tcBorders>
+            <w:tcMar>
+              <w:top w:w="60" w:type="dxa"/>
+              <w:left w:w="90" w:type="dxa"/>
+              <w:bottom w:w="60" w:type="dxa"/>
+              <w:right w:w="90" w:type="dxa"/>
+            </w:tcMar>
+          </w:tcPr>
+          <w:p>
+            <w:r>
+              <w:rPr>
+                <w:sz w:val="22"/>
+                <w:szCs w:val="22"/>
               </w:rPr>
               <w:t xml:space="preserve">Packages could not be installed on Windows without </w:t>
             </w:r>
             <w:proofErr w:type="spellStart"/>
             <w:r>
               <w:rPr>
-                <w:sz w:val="17"/>
-                <w:szCs w:val="17"/>
+                <w:sz w:val="22"/>
+                <w:szCs w:val="22"/>
               </w:rPr>
               <w:t>Rtools</w:t>
             </w:r>
             <w:proofErr w:type="spellEnd"/>
             <w:r>
               <w:rPr>
-                <w:sz w:val="17"/>
-                <w:szCs w:val="17"/>
+                <w:sz w:val="22"/>
+                <w:szCs w:val="22"/>
               </w:rPr>
               <w:t>, so others could not reproduce the work</w:t>
             </w:r>
@@ -2451,25 +2439,25 @@
         </w:tc>
         <w:tc>
           <w:tcPr>
-            <w:tcW w:w="3126" w:type="dxa"/>
-            <w:tcBorders>
-              <w:top w:val="single" w:sz="4" w:space="0" w:color="BFBFBF"/>
-              <w:left w:val="single" w:sz="4" w:space="0" w:color="BFBFBF"/>
-              <w:bottom w:val="single" w:sz="4" w:space="0" w:color="BFBFBF"/>
-              <w:right w:val="single" w:sz="4" w:space="0" w:color="BFBFBF"/>
-            </w:tcBorders>
-            <w:tcMar>
-              <w:top w:w="60" w:type="dxa"/>
-              <w:left w:w="90" w:type="dxa"/>
-              <w:bottom w:w="60" w:type="dxa"/>
-              <w:right w:w="90" w:type="dxa"/>
-            </w:tcMar>
-          </w:tcPr>
-          <w:p>
-            <w:r>
-              <w:rPr>
-                <w:sz w:val="17"/>
-                <w:szCs w:val="17"/>
+            <w:tcW w:w="2957" w:type="dxa"/>
+            <w:tcBorders>
+              <w:top w:val="single" w:sz="4" w:space="0" w:color="000000"/>
+              <w:left w:val="single" w:sz="4" w:space="0" w:color="000000"/>
+              <w:bottom w:val="single" w:sz="4" w:space="0" w:color="000000"/>
+              <w:right w:val="single" w:sz="4" w:space="0" w:color="000000"/>
+            </w:tcBorders>
+            <w:tcMar>
+              <w:top w:w="60" w:type="dxa"/>
+              <w:left w:w="90" w:type="dxa"/>
+              <w:bottom w:w="60" w:type="dxa"/>
+              <w:right w:w="90" w:type="dxa"/>
+            </w:tcMar>
+          </w:tcPr>
+          <w:p>
+            <w:r>
+              <w:rPr>
+                <w:sz w:val="22"/>
+                <w:szCs w:val="22"/>
               </w:rPr>
               <w:t xml:space="preserve">Three package versions in </w:t>
             </w:r>
@@ -2477,16 +2465,16 @@
             <w:r>
               <w:rPr>
                 <w:rFonts w:ascii="Consolas" w:eastAsia="Consolas" w:hAnsi="Consolas" w:cs="Consolas"/>
-                <w:sz w:val="15"/>
-                <w:szCs w:val="15"/>
+                <w:sz w:val="22"/>
+                <w:szCs w:val="22"/>
               </w:rPr>
               <w:t>renv.lock</w:t>
             </w:r>
             <w:proofErr w:type="spellEnd"/>
             <w:r>
               <w:rPr>
-                <w:sz w:val="17"/>
-                <w:szCs w:val="17"/>
+                <w:sz w:val="22"/>
+                <w:szCs w:val="22"/>
               </w:rPr>
               <w:t xml:space="preserve"> moved to their next patch release, which has Windows binaries; the full pipeline was re-run from a clean session</w:t>
             </w:r>
@@ -2494,25 +2482,25 @@
         </w:tc>
         <w:tc>
           <w:tcPr>
-            <w:tcW w:w="900" w:type="dxa"/>
-            <w:tcBorders>
-              <w:top w:val="single" w:sz="4" w:space="0" w:color="BFBFBF"/>
-              <w:left w:val="single" w:sz="4" w:space="0" w:color="BFBFBF"/>
-              <w:bottom w:val="single" w:sz="4" w:space="0" w:color="BFBFBF"/>
-              <w:right w:val="single" w:sz="4" w:space="0" w:color="BFBFBF"/>
-            </w:tcBorders>
-            <w:tcMar>
-              <w:top w:w="60" w:type="dxa"/>
-              <w:left w:w="90" w:type="dxa"/>
-              <w:bottom w:w="60" w:type="dxa"/>
-              <w:right w:w="90" w:type="dxa"/>
-            </w:tcMar>
-          </w:tcPr>
-          <w:p>
-            <w:r>
-              <w:rPr>
-                <w:sz w:val="17"/>
-                <w:szCs w:val="17"/>
+            <w:tcW w:w="893" w:type="dxa"/>
+            <w:tcBorders>
+              <w:top w:val="single" w:sz="4" w:space="0" w:color="000000"/>
+              <w:left w:val="single" w:sz="4" w:space="0" w:color="000000"/>
+              <w:bottom w:val="single" w:sz="4" w:space="0" w:color="000000"/>
+              <w:right w:val="single" w:sz="4" w:space="0" w:color="000000"/>
+            </w:tcBorders>
+            <w:tcMar>
+              <w:top w:w="60" w:type="dxa"/>
+              <w:left w:w="90" w:type="dxa"/>
+              <w:bottom w:w="60" w:type="dxa"/>
+              <w:right w:w="90" w:type="dxa"/>
+            </w:tcMar>
+          </w:tcPr>
+          <w:p>
+            <w:r>
+              <w:rPr>
+                <w:sz w:val="22"/>
+                <w:szCs w:val="22"/>
               </w:rPr>
               <w:t>C</w:t>
             </w:r>
@@ -2528,9 +2516,8 @@
         <w:rPr>
           <w:i/>
           <w:iCs/>
-          <w:color w:val="444444"/>
-          <w:sz w:val="18"/>
-          <w:szCs w:val="18"/>
+          <w:sz w:val="22"/>
+          <w:szCs w:val="22"/>
         </w:rPr>
         <w:t>Table 1. Ethics decisions in Milestone 3 (A = Alexander Solomon, B = Rudi Jan du Plessis, C = Timothy Wubbeling). E3-01 to E3-06 are taken from the Person A and Person B notebooks.</w:t>
       </w:r>
@@ -2551,20 +2538,14 @@
         <w:t xml:space="preserve">Timothy Wubbeling (Person C) used </w:t>
       </w:r>
       <w:r>
-        <w:rPr>
-          <w:b/>
-          <w:bCs/>
-        </w:rPr>
+        <w:rPr/>
         <w:t>Claude</w:t>
       </w:r>
       <w:r>
         <w:t xml:space="preserve">, a generative AI assistant made by </w:t>
       </w:r>
       <w:r>
-        <w:rPr>
-          <w:b/>
-          <w:bCs/>
-        </w:rPr>
+        <w:rPr/>
         <w:t>Anthropic</w:t>
       </w:r>
       <w:r>
@@ -2590,11 +2571,11 @@
         <w:tblLook w:val="04A0" w:firstRow="1" w:lastRow="0" w:firstColumn="1" w:lastColumn="0" w:noHBand="0" w:noVBand="1"/>
       </w:tblPr>
       <w:tblGrid>
-        <w:gridCol w:w="562"/>
-        <w:gridCol w:w="1738"/>
-        <w:gridCol w:w="3000"/>
-        <w:gridCol w:w="1900"/>
-        <w:gridCol w:w="1826"/>
+        <w:gridCol w:w="708"/>
+        <w:gridCol w:w="1707"/>
+        <w:gridCol w:w="2911"/>
+        <w:gridCol w:w="1897"/>
+        <w:gridCol w:w="1803"/>
       </w:tblGrid>
       <w:tr>
         <w:tblPrEx>
@@ -2608,14 +2589,13 @@
         </w:trPr>
         <w:tc>
           <w:tcPr>
-            <w:tcW w:w="562" w:type="dxa"/>
-            <w:tcBorders>
-              <w:top w:val="single" w:sz="4" w:space="0" w:color="BFBFBF"/>
-              <w:left w:val="single" w:sz="4" w:space="0" w:color="BFBFBF"/>
-              <w:bottom w:val="single" w:sz="4" w:space="0" w:color="BFBFBF"/>
-              <w:right w:val="single" w:sz="4" w:space="0" w:color="BFBFBF"/>
-            </w:tcBorders>
-            <w:shd w:val="clear" w:color="auto" w:fill="D9E2F3"/>
+            <w:tcW w:w="708" w:type="dxa"/>
+            <w:tcBorders>
+              <w:top w:val="single" w:sz="4" w:space="0" w:color="000000"/>
+              <w:left w:val="single" w:sz="4" w:space="0" w:color="000000"/>
+              <w:bottom w:val="single" w:sz="4" w:space="0" w:color="000000"/>
+              <w:right w:val="single" w:sz="4" w:space="0" w:color="000000"/>
+            </w:tcBorders>
             <w:tcMar>
               <w:top w:w="60" w:type="dxa"/>
               <w:left w:w="90" w:type="dxa"/>
@@ -2628,8 +2608,8 @@
               <w:rPr>
                 <w:b/>
                 <w:bCs/>
-                <w:sz w:val="16"/>
-                <w:szCs w:val="16"/>
+                <w:sz w:val="22"/>
+                <w:szCs w:val="22"/>
               </w:rPr>
               <w:t>#</w:t>
             </w:r>
@@ -2637,14 +2617,13 @@
         </w:tc>
         <w:tc>
           <w:tcPr>
-            <w:tcW w:w="1738" w:type="dxa"/>
-            <w:tcBorders>
-              <w:top w:val="single" w:sz="4" w:space="0" w:color="BFBFBF"/>
-              <w:left w:val="single" w:sz="4" w:space="0" w:color="BFBFBF"/>
-              <w:bottom w:val="single" w:sz="4" w:space="0" w:color="BFBFBF"/>
-              <w:right w:val="single" w:sz="4" w:space="0" w:color="BFBFBF"/>
-            </w:tcBorders>
-            <w:shd w:val="clear" w:color="auto" w:fill="D9E2F3"/>
+            <w:tcW w:w="1707" w:type="dxa"/>
+            <w:tcBorders>
+              <w:top w:val="single" w:sz="4" w:space="0" w:color="000000"/>
+              <w:left w:val="single" w:sz="4" w:space="0" w:color="000000"/>
+              <w:bottom w:val="single" w:sz="4" w:space="0" w:color="000000"/>
+              <w:right w:val="single" w:sz="4" w:space="0" w:color="000000"/>
+            </w:tcBorders>
             <w:tcMar>
               <w:top w:w="60" w:type="dxa"/>
               <w:left w:w="90" w:type="dxa"/>
@@ -2657,8 +2636,8 @@
               <w:rPr>
                 <w:b/>
                 <w:bCs/>
-                <w:sz w:val="16"/>
-                <w:szCs w:val="16"/>
+                <w:sz w:val="22"/>
+                <w:szCs w:val="22"/>
               </w:rPr>
               <w:t>Date, person, tool</w:t>
             </w:r>
@@ -2666,14 +2645,13 @@
         </w:tc>
         <w:tc>
           <w:tcPr>
-            <w:tcW w:w="3000" w:type="dxa"/>
-            <w:tcBorders>
-              <w:top w:val="single" w:sz="4" w:space="0" w:color="BFBFBF"/>
-              <w:left w:val="single" w:sz="4" w:space="0" w:color="BFBFBF"/>
-              <w:bottom w:val="single" w:sz="4" w:space="0" w:color="BFBFBF"/>
-              <w:right w:val="single" w:sz="4" w:space="0" w:color="BFBFBF"/>
-            </w:tcBorders>
-            <w:shd w:val="clear" w:color="auto" w:fill="D9E2F3"/>
+            <w:tcW w:w="2911" w:type="dxa"/>
+            <w:tcBorders>
+              <w:top w:val="single" w:sz="4" w:space="0" w:color="000000"/>
+              <w:left w:val="single" w:sz="4" w:space="0" w:color="000000"/>
+              <w:bottom w:val="single" w:sz="4" w:space="0" w:color="000000"/>
+              <w:right w:val="single" w:sz="4" w:space="0" w:color="000000"/>
+            </w:tcBorders>
             <w:tcMar>
               <w:top w:w="60" w:type="dxa"/>
               <w:left w:w="90" w:type="dxa"/>
@@ -2686,8 +2664,8 @@
               <w:rPr>
                 <w:b/>
                 <w:bCs/>
-                <w:sz w:val="16"/>
-                <w:szCs w:val="16"/>
+                <w:sz w:val="22"/>
+                <w:szCs w:val="22"/>
               </w:rPr>
               <w:t>Task and what the AI produced</w:t>
             </w:r>
@@ -2695,14 +2673,13 @@
         </w:tc>
         <w:tc>
           <w:tcPr>
-            <w:tcW w:w="1900" w:type="dxa"/>
-            <w:tcBorders>
-              <w:top w:val="single" w:sz="4" w:space="0" w:color="BFBFBF"/>
-              <w:left w:val="single" w:sz="4" w:space="0" w:color="BFBFBF"/>
-              <w:bottom w:val="single" w:sz="4" w:space="0" w:color="BFBFBF"/>
-              <w:right w:val="single" w:sz="4" w:space="0" w:color="BFBFBF"/>
-            </w:tcBorders>
-            <w:shd w:val="clear" w:color="auto" w:fill="D9E2F3"/>
+            <w:tcW w:w="1897" w:type="dxa"/>
+            <w:tcBorders>
+              <w:top w:val="single" w:sz="4" w:space="0" w:color="000000"/>
+              <w:left w:val="single" w:sz="4" w:space="0" w:color="000000"/>
+              <w:bottom w:val="single" w:sz="4" w:space="0" w:color="000000"/>
+              <w:right w:val="single" w:sz="4" w:space="0" w:color="000000"/>
+            </w:tcBorders>
             <w:tcMar>
               <w:top w:w="60" w:type="dxa"/>
               <w:left w:w="90" w:type="dxa"/>
@@ -2715,8 +2692,8 @@
               <w:rPr>
                 <w:b/>
                 <w:bCs/>
-                <w:sz w:val="16"/>
-                <w:szCs w:val="16"/>
+                <w:sz w:val="22"/>
+                <w:szCs w:val="22"/>
               </w:rPr>
               <w:t>How it was checked</w:t>
             </w:r>
@@ -2724,14 +2701,13 @@
         </w:tc>
         <w:tc>
           <w:tcPr>
-            <w:tcW w:w="1826" w:type="dxa"/>
-            <w:tcBorders>
-              <w:top w:val="single" w:sz="4" w:space="0" w:color="BFBFBF"/>
-              <w:left w:val="single" w:sz="4" w:space="0" w:color="BFBFBF"/>
-              <w:bottom w:val="single" w:sz="4" w:space="0" w:color="BFBFBF"/>
-              <w:right w:val="single" w:sz="4" w:space="0" w:color="BFBFBF"/>
-            </w:tcBorders>
-            <w:shd w:val="clear" w:color="auto" w:fill="D9E2F3"/>
+            <w:tcW w:w="1803" w:type="dxa"/>
+            <w:tcBorders>
+              <w:top w:val="single" w:sz="4" w:space="0" w:color="000000"/>
+              <w:left w:val="single" w:sz="4" w:space="0" w:color="000000"/>
+              <w:bottom w:val="single" w:sz="4" w:space="0" w:color="000000"/>
+              <w:right w:val="single" w:sz="4" w:space="0" w:color="000000"/>
+            </w:tcBorders>
             <w:tcMar>
               <w:top w:w="60" w:type="dxa"/>
               <w:left w:w="90" w:type="dxa"/>
@@ -2744,8 +2720,8 @@
               <w:rPr>
                 <w:b/>
                 <w:bCs/>
-                <w:sz w:val="16"/>
-                <w:szCs w:val="16"/>
+                <w:sz w:val="22"/>
+                <w:szCs w:val="22"/>
               </w:rPr>
               <w:t>Decisions and changes by the team</w:t>
             </w:r>
@@ -2764,25 +2740,25 @@
         </w:trPr>
         <w:tc>
           <w:tcPr>
-            <w:tcW w:w="562" w:type="dxa"/>
-            <w:tcBorders>
-              <w:top w:val="single" w:sz="4" w:space="0" w:color="BFBFBF"/>
-              <w:left w:val="single" w:sz="4" w:space="0" w:color="BFBFBF"/>
-              <w:bottom w:val="single" w:sz="4" w:space="0" w:color="BFBFBF"/>
-              <w:right w:val="single" w:sz="4" w:space="0" w:color="BFBFBF"/>
-            </w:tcBorders>
-            <w:tcMar>
-              <w:top w:w="60" w:type="dxa"/>
-              <w:left w:w="90" w:type="dxa"/>
-              <w:bottom w:w="60" w:type="dxa"/>
-              <w:right w:w="90" w:type="dxa"/>
-            </w:tcMar>
-          </w:tcPr>
-          <w:p>
-            <w:r>
-              <w:rPr>
-                <w:sz w:val="16"/>
-                <w:szCs w:val="16"/>
+            <w:tcW w:w="708" w:type="dxa"/>
+            <w:tcBorders>
+              <w:top w:val="single" w:sz="4" w:space="0" w:color="000000"/>
+              <w:left w:val="single" w:sz="4" w:space="0" w:color="000000"/>
+              <w:bottom w:val="single" w:sz="4" w:space="0" w:color="000000"/>
+              <w:right w:val="single" w:sz="4" w:space="0" w:color="000000"/>
+            </w:tcBorders>
+            <w:tcMar>
+              <w:top w:w="60" w:type="dxa"/>
+              <w:left w:w="90" w:type="dxa"/>
+              <w:bottom w:w="60" w:type="dxa"/>
+              <w:right w:w="90" w:type="dxa"/>
+            </w:tcMar>
+          </w:tcPr>
+          <w:p>
+            <w:r>
+              <w:rPr>
+                <w:sz w:val="22"/>
+                <w:szCs w:val="22"/>
               </w:rPr>
               <w:t>AI-1</w:t>
             </w:r>
@@ -2790,25 +2766,25 @@
         </w:tc>
         <w:tc>
           <w:tcPr>
-            <w:tcW w:w="1738" w:type="dxa"/>
-            <w:tcBorders>
-              <w:top w:val="single" w:sz="4" w:space="0" w:color="BFBFBF"/>
-              <w:left w:val="single" w:sz="4" w:space="0" w:color="BFBFBF"/>
-              <w:bottom w:val="single" w:sz="4" w:space="0" w:color="BFBFBF"/>
-              <w:right w:val="single" w:sz="4" w:space="0" w:color="BFBFBF"/>
-            </w:tcBorders>
-            <w:tcMar>
-              <w:top w:w="60" w:type="dxa"/>
-              <w:left w:w="90" w:type="dxa"/>
-              <w:bottom w:w="60" w:type="dxa"/>
-              <w:right w:w="90" w:type="dxa"/>
-            </w:tcMar>
-          </w:tcPr>
-          <w:p>
-            <w:r>
-              <w:rPr>
-                <w:sz w:val="16"/>
-                <w:szCs w:val="16"/>
+            <w:tcW w:w="1707" w:type="dxa"/>
+            <w:tcBorders>
+              <w:top w:val="single" w:sz="4" w:space="0" w:color="000000"/>
+              <w:left w:val="single" w:sz="4" w:space="0" w:color="000000"/>
+              <w:bottom w:val="single" w:sz="4" w:space="0" w:color="000000"/>
+              <w:right w:val="single" w:sz="4" w:space="0" w:color="000000"/>
+            </w:tcBorders>
+            <w:tcMar>
+              <w:top w:w="60" w:type="dxa"/>
+              <w:left w:w="90" w:type="dxa"/>
+              <w:bottom w:w="60" w:type="dxa"/>
+              <w:right w:w="90" w:type="dxa"/>
+            </w:tcMar>
+          </w:tcPr>
+          <w:p>
+            <w:r>
+              <w:rPr>
+                <w:sz w:val="22"/>
+                <w:szCs w:val="22"/>
               </w:rPr>
               <w:t>29 Sep 2026</w:t>
             </w:r>
@@ -2816,8 +2792,8 @@
           <w:p>
             <w:r>
               <w:rPr>
-                <w:sz w:val="16"/>
-                <w:szCs w:val="16"/>
+                <w:sz w:val="22"/>
+                <w:szCs w:val="22"/>
               </w:rPr>
               <w:t>Timothy (C)</w:t>
             </w:r>
@@ -2825,8 +2801,8 @@
           <w:p>
             <w:r>
               <w:rPr>
-                <w:sz w:val="16"/>
-                <w:szCs w:val="16"/>
+                <w:sz w:val="22"/>
+                <w:szCs w:val="22"/>
               </w:rPr>
               <w:t>Claude (Anthropic)</w:t>
             </w:r>
@@ -2834,34 +2810,32 @@
         </w:tc>
         <w:tc>
           <w:tcPr>
-            <w:tcW w:w="3000" w:type="dxa"/>
-            <w:tcBorders>
-              <w:top w:val="single" w:sz="4" w:space="0" w:color="BFBFBF"/>
-              <w:left w:val="single" w:sz="4" w:space="0" w:color="BFBFBF"/>
-              <w:bottom w:val="single" w:sz="4" w:space="0" w:color="BFBFBF"/>
-              <w:right w:val="single" w:sz="4" w:space="0" w:color="BFBFBF"/>
-            </w:tcBorders>
-            <w:tcMar>
-              <w:top w:w="60" w:type="dxa"/>
-              <w:left w:w="90" w:type="dxa"/>
-              <w:bottom w:w="60" w:type="dxa"/>
-              <w:right w:w="90" w:type="dxa"/>
-            </w:tcMar>
-          </w:tcPr>
-          <w:p>
-            <w:r>
-              <w:rPr>
-                <w:b/>
-                <w:bCs/>
-                <w:sz w:val="16"/>
-                <w:szCs w:val="16"/>
+            <w:tcW w:w="2911" w:type="dxa"/>
+            <w:tcBorders>
+              <w:top w:val="single" w:sz="4" w:space="0" w:color="000000"/>
+              <w:left w:val="single" w:sz="4" w:space="0" w:color="000000"/>
+              <w:bottom w:val="single" w:sz="4" w:space="0" w:color="000000"/>
+              <w:right w:val="single" w:sz="4" w:space="0" w:color="000000"/>
+            </w:tcBorders>
+            <w:tcMar>
+              <w:top w:w="60" w:type="dxa"/>
+              <w:left w:w="90" w:type="dxa"/>
+              <w:bottom w:w="60" w:type="dxa"/>
+              <w:right w:w="90" w:type="dxa"/>
+            </w:tcMar>
+          </w:tcPr>
+          <w:p>
+            <w:r>
+              <w:rPr>
+                <w:sz w:val="22"/>
+                <w:szCs w:val="22"/>
               </w:rPr>
               <w:t>Planning.</w:t>
             </w:r>
             <w:r>
               <w:rPr>
-                <w:sz w:val="16"/>
-                <w:szCs w:val="16"/>
+                <w:sz w:val="22"/>
+                <w:szCs w:val="22"/>
               </w:rPr>
               <w:t xml:space="preserve"> Turned the Milestone 3 work split into a step-by-step plan for Person C (an HTML guide with a timeline, tasks and draft text). Flagged three places where the work split contradicted Timothy's Milestone 2 findings (20,940 households, not 20,684; household sizes 8 and 9 valid; zero income valid).</w:t>
             </w:r>
@@ -2869,25 +2843,25 @@
         </w:tc>
         <w:tc>
           <w:tcPr>
-            <w:tcW w:w="1900" w:type="dxa"/>
-            <w:tcBorders>
-              <w:top w:val="single" w:sz="4" w:space="0" w:color="BFBFBF"/>
-              <w:left w:val="single" w:sz="4" w:space="0" w:color="BFBFBF"/>
-              <w:bottom w:val="single" w:sz="4" w:space="0" w:color="BFBFBF"/>
-              <w:right w:val="single" w:sz="4" w:space="0" w:color="BFBFBF"/>
-            </w:tcBorders>
-            <w:tcMar>
-              <w:top w:w="60" w:type="dxa"/>
-              <w:left w:w="90" w:type="dxa"/>
-              <w:bottom w:w="60" w:type="dxa"/>
-              <w:right w:w="90" w:type="dxa"/>
-            </w:tcMar>
-          </w:tcPr>
-          <w:p>
-            <w:r>
-              <w:rPr>
-                <w:sz w:val="16"/>
-                <w:szCs w:val="16"/>
+            <w:tcW w:w="1897" w:type="dxa"/>
+            <w:tcBorders>
+              <w:top w:val="single" w:sz="4" w:space="0" w:color="000000"/>
+              <w:left w:val="single" w:sz="4" w:space="0" w:color="000000"/>
+              <w:bottom w:val="single" w:sz="4" w:space="0" w:color="000000"/>
+              <w:right w:val="single" w:sz="4" w:space="0" w:color="000000"/>
+            </w:tcBorders>
+            <w:tcMar>
+              <w:top w:w="60" w:type="dxa"/>
+              <w:left w:w="90" w:type="dxa"/>
+              <w:bottom w:w="60" w:type="dxa"/>
+              <w:right w:w="90" w:type="dxa"/>
+            </w:tcMar>
+          </w:tcPr>
+          <w:p>
+            <w:r>
+              <w:rPr>
+                <w:sz w:val="22"/>
+                <w:szCs w:val="22"/>
               </w:rPr>
               <w:t>Compared with the work split, the Milestone 1 and 2 reports and the data dictionary.</w:t>
             </w:r>
@@ -2895,25 +2869,25 @@
         </w:tc>
         <w:tc>
           <w:tcPr>
-            <w:tcW w:w="1826" w:type="dxa"/>
-            <w:tcBorders>
-              <w:top w:val="single" w:sz="4" w:space="0" w:color="BFBFBF"/>
-              <w:left w:val="single" w:sz="4" w:space="0" w:color="BFBFBF"/>
-              <w:bottom w:val="single" w:sz="4" w:space="0" w:color="BFBFBF"/>
-              <w:right w:val="single" w:sz="4" w:space="0" w:color="BFBFBF"/>
-            </w:tcBorders>
-            <w:tcMar>
-              <w:top w:w="60" w:type="dxa"/>
-              <w:left w:w="90" w:type="dxa"/>
-              <w:bottom w:w="60" w:type="dxa"/>
-              <w:right w:w="90" w:type="dxa"/>
-            </w:tcMar>
-          </w:tcPr>
-          <w:p>
-            <w:r>
-              <w:rPr>
-                <w:sz w:val="16"/>
-                <w:szCs w:val="16"/>
+            <w:tcW w:w="1803" w:type="dxa"/>
+            <w:tcBorders>
+              <w:top w:val="single" w:sz="4" w:space="0" w:color="000000"/>
+              <w:left w:val="single" w:sz="4" w:space="0" w:color="000000"/>
+              <w:bottom w:val="single" w:sz="4" w:space="0" w:color="000000"/>
+              <w:right w:val="single" w:sz="4" w:space="0" w:color="000000"/>
+            </w:tcBorders>
+            <w:tcMar>
+              <w:top w:w="60" w:type="dxa"/>
+              <w:left w:w="90" w:type="dxa"/>
+              <w:bottom w:w="60" w:type="dxa"/>
+              <w:right w:w="90" w:type="dxa"/>
+            </w:tcMar>
+          </w:tcPr>
+          <w:p>
+            <w:r>
+              <w:rPr>
+                <w:sz w:val="22"/>
+                <w:szCs w:val="22"/>
               </w:rPr>
               <w:t>Timothy used the plan to organise his work and agreed the hand-off with A and B.</w:t>
             </w:r>
@@ -2932,25 +2906,25 @@
         </w:trPr>
         <w:tc>
           <w:tcPr>
-            <w:tcW w:w="562" w:type="dxa"/>
-            <w:tcBorders>
-              <w:top w:val="single" w:sz="4" w:space="0" w:color="BFBFBF"/>
-              <w:left w:val="single" w:sz="4" w:space="0" w:color="BFBFBF"/>
-              <w:bottom w:val="single" w:sz="4" w:space="0" w:color="BFBFBF"/>
-              <w:right w:val="single" w:sz="4" w:space="0" w:color="BFBFBF"/>
-            </w:tcBorders>
-            <w:tcMar>
-              <w:top w:w="60" w:type="dxa"/>
-              <w:left w:w="90" w:type="dxa"/>
-              <w:bottom w:w="60" w:type="dxa"/>
-              <w:right w:w="90" w:type="dxa"/>
-            </w:tcMar>
-          </w:tcPr>
-          <w:p>
-            <w:r>
-              <w:rPr>
-                <w:sz w:val="16"/>
-                <w:szCs w:val="16"/>
+            <w:tcW w:w="708" w:type="dxa"/>
+            <w:tcBorders>
+              <w:top w:val="single" w:sz="4" w:space="0" w:color="000000"/>
+              <w:left w:val="single" w:sz="4" w:space="0" w:color="000000"/>
+              <w:bottom w:val="single" w:sz="4" w:space="0" w:color="000000"/>
+              <w:right w:val="single" w:sz="4" w:space="0" w:color="000000"/>
+            </w:tcBorders>
+            <w:tcMar>
+              <w:top w:w="60" w:type="dxa"/>
+              <w:left w:w="90" w:type="dxa"/>
+              <w:bottom w:w="60" w:type="dxa"/>
+              <w:right w:w="90" w:type="dxa"/>
+            </w:tcMar>
+          </w:tcPr>
+          <w:p>
+            <w:r>
+              <w:rPr>
+                <w:sz w:val="22"/>
+                <w:szCs w:val="22"/>
               </w:rPr>
               <w:t>AI-2</w:t>
             </w:r>
@@ -2958,25 +2932,25 @@
         </w:tc>
         <w:tc>
           <w:tcPr>
-            <w:tcW w:w="1738" w:type="dxa"/>
-            <w:tcBorders>
-              <w:top w:val="single" w:sz="4" w:space="0" w:color="BFBFBF"/>
-              <w:left w:val="single" w:sz="4" w:space="0" w:color="BFBFBF"/>
-              <w:bottom w:val="single" w:sz="4" w:space="0" w:color="BFBFBF"/>
-              <w:right w:val="single" w:sz="4" w:space="0" w:color="BFBFBF"/>
-            </w:tcBorders>
-            <w:tcMar>
-              <w:top w:w="60" w:type="dxa"/>
-              <w:left w:w="90" w:type="dxa"/>
-              <w:bottom w:w="60" w:type="dxa"/>
-              <w:right w:w="90" w:type="dxa"/>
-            </w:tcMar>
-          </w:tcPr>
-          <w:p>
-            <w:r>
-              <w:rPr>
-                <w:sz w:val="16"/>
-                <w:szCs w:val="16"/>
+            <w:tcW w:w="1707" w:type="dxa"/>
+            <w:tcBorders>
+              <w:top w:val="single" w:sz="4" w:space="0" w:color="000000"/>
+              <w:left w:val="single" w:sz="4" w:space="0" w:color="000000"/>
+              <w:bottom w:val="single" w:sz="4" w:space="0" w:color="000000"/>
+              <w:right w:val="single" w:sz="4" w:space="0" w:color="000000"/>
+            </w:tcBorders>
+            <w:tcMar>
+              <w:top w:w="60" w:type="dxa"/>
+              <w:left w:w="90" w:type="dxa"/>
+              <w:bottom w:w="60" w:type="dxa"/>
+              <w:right w:w="90" w:type="dxa"/>
+            </w:tcMar>
+          </w:tcPr>
+          <w:p>
+            <w:r>
+              <w:rPr>
+                <w:sz w:val="22"/>
+                <w:szCs w:val="22"/>
               </w:rPr>
               <w:t>29 Sep 2026</w:t>
             </w:r>
@@ -2984,8 +2958,8 @@
           <w:p>
             <w:r>
               <w:rPr>
-                <w:sz w:val="16"/>
-                <w:szCs w:val="16"/>
+                <w:sz w:val="22"/>
+                <w:szCs w:val="22"/>
               </w:rPr>
               <w:t>Timothy (C)</w:t>
             </w:r>
@@ -2993,8 +2967,8 @@
           <w:p>
             <w:r>
               <w:rPr>
-                <w:sz w:val="16"/>
-                <w:szCs w:val="16"/>
+                <w:sz w:val="22"/>
+                <w:szCs w:val="22"/>
               </w:rPr>
               <w:t>Claude (Anthropic)</w:t>
             </w:r>
@@ -3002,41 +2976,39 @@
         </w:tc>
         <w:tc>
           <w:tcPr>
-            <w:tcW w:w="3000" w:type="dxa"/>
-            <w:tcBorders>
-              <w:top w:val="single" w:sz="4" w:space="0" w:color="BFBFBF"/>
-              <w:left w:val="single" w:sz="4" w:space="0" w:color="BFBFBF"/>
-              <w:bottom w:val="single" w:sz="4" w:space="0" w:color="BFBFBF"/>
-              <w:right w:val="single" w:sz="4" w:space="0" w:color="BFBFBF"/>
-            </w:tcBorders>
-            <w:tcMar>
-              <w:top w:w="60" w:type="dxa"/>
-              <w:left w:w="90" w:type="dxa"/>
-              <w:bottom w:w="60" w:type="dxa"/>
-              <w:right w:w="90" w:type="dxa"/>
-            </w:tcMar>
-          </w:tcPr>
-          <w:p>
-            <w:r>
-              <w:rPr>
-                <w:b/>
-                <w:bCs/>
-                <w:sz w:val="16"/>
-                <w:szCs w:val="16"/>
+            <w:tcW w:w="2911" w:type="dxa"/>
+            <w:tcBorders>
+              <w:top w:val="single" w:sz="4" w:space="0" w:color="000000"/>
+              <w:left w:val="single" w:sz="4" w:space="0" w:color="000000"/>
+              <w:bottom w:val="single" w:sz="4" w:space="0" w:color="000000"/>
+              <w:right w:val="single" w:sz="4" w:space="0" w:color="000000"/>
+            </w:tcBorders>
+            <w:tcMar>
+              <w:top w:w="60" w:type="dxa"/>
+              <w:left w:w="90" w:type="dxa"/>
+              <w:bottom w:w="60" w:type="dxa"/>
+              <w:right w:w="90" w:type="dxa"/>
+            </w:tcMar>
+          </w:tcPr>
+          <w:p>
+            <w:r>
+              <w:rPr>
+                <w:sz w:val="22"/>
+                <w:szCs w:val="22"/>
               </w:rPr>
               <w:t>Starter code</w:t>
             </w:r>
             <w:r>
               <w:rPr>
-                <w:sz w:val="16"/>
-                <w:szCs w:val="16"/>
+                <w:sz w:val="22"/>
+                <w:szCs w:val="22"/>
               </w:rPr>
               <w:t xml:space="preserve"> for the deployment component: </w:t>
             </w:r>
             <w:r>
               <w:rPr>
-                <w:sz w:val="16"/>
-                <w:szCs w:val="16"/>
+                <w:sz w:val="22"/>
+                <w:szCs w:val="22"/>
               </w:rPr>
               <w:t xml:space="preserve">Claude worked along side Person C to create the shiny app and make sure that everything ran correctly. It also helped to make sure that all past work integrated flawlessly, mainly milestones 2 work. </w:t>
             </w:r>
@@ -3044,25 +3016,25 @@
         </w:tc>
         <w:tc>
           <w:tcPr>
-            <w:tcW w:w="1900" w:type="dxa"/>
-            <w:tcBorders>
-              <w:top w:val="single" w:sz="4" w:space="0" w:color="BFBFBF"/>
-              <w:left w:val="single" w:sz="4" w:space="0" w:color="BFBFBF"/>
-              <w:bottom w:val="single" w:sz="4" w:space="0" w:color="BFBFBF"/>
-              <w:right w:val="single" w:sz="4" w:space="0" w:color="BFBFBF"/>
-            </w:tcBorders>
-            <w:tcMar>
-              <w:top w:w="60" w:type="dxa"/>
-              <w:left w:w="90" w:type="dxa"/>
-              <w:bottom w:w="60" w:type="dxa"/>
-              <w:right w:w="90" w:type="dxa"/>
-            </w:tcMar>
-          </w:tcPr>
-          <w:p>
-            <w:r>
-              <w:rPr>
-                <w:sz w:val="16"/>
-                <w:szCs w:val="16"/>
+            <w:tcW w:w="1897" w:type="dxa"/>
+            <w:tcBorders>
+              <w:top w:val="single" w:sz="4" w:space="0" w:color="000000"/>
+              <w:left w:val="single" w:sz="4" w:space="0" w:color="000000"/>
+              <w:bottom w:val="single" w:sz="4" w:space="0" w:color="000000"/>
+              <w:right w:val="single" w:sz="4" w:space="0" w:color="000000"/>
+            </w:tcBorders>
+            <w:tcMar>
+              <w:top w:w="60" w:type="dxa"/>
+              <w:left w:w="90" w:type="dxa"/>
+              <w:bottom w:w="60" w:type="dxa"/>
+              <w:right w:w="90" w:type="dxa"/>
+            </w:tcMar>
+          </w:tcPr>
+          <w:p>
+            <w:r>
+              <w:rPr>
+                <w:sz w:val="22"/>
+                <w:szCs w:val="22"/>
               </w:rPr>
               <w:t>Run against the Milestone 2 cleaned data; automated tests passed; app launched and tested.</w:t>
             </w:r>
@@ -3070,32 +3042,32 @@
         </w:tc>
         <w:tc>
           <w:tcPr>
-            <w:tcW w:w="1826" w:type="dxa"/>
-            <w:tcBorders>
-              <w:top w:val="single" w:sz="4" w:space="0" w:color="BFBFBF"/>
-              <w:left w:val="single" w:sz="4" w:space="0" w:color="BFBFBF"/>
-              <w:bottom w:val="single" w:sz="4" w:space="0" w:color="BFBFBF"/>
-              <w:right w:val="single" w:sz="4" w:space="0" w:color="BFBFBF"/>
-            </w:tcBorders>
-            <w:tcMar>
-              <w:top w:w="60" w:type="dxa"/>
-              <w:left w:w="90" w:type="dxa"/>
-              <w:bottom w:w="60" w:type="dxa"/>
-              <w:right w:w="90" w:type="dxa"/>
-            </w:tcMar>
-          </w:tcPr>
-          <w:p>
-            <w:r>
-              <w:rPr>
-                <w:sz w:val="16"/>
-                <w:szCs w:val="16"/>
+            <w:tcW w:w="1803" w:type="dxa"/>
+            <w:tcBorders>
+              <w:top w:val="single" w:sz="4" w:space="0" w:color="000000"/>
+              <w:left w:val="single" w:sz="4" w:space="0" w:color="000000"/>
+              <w:bottom w:val="single" w:sz="4" w:space="0" w:color="000000"/>
+              <w:right w:val="single" w:sz="4" w:space="0" w:color="000000"/>
+            </w:tcBorders>
+            <w:tcMar>
+              <w:top w:w="60" w:type="dxa"/>
+              <w:left w:w="90" w:type="dxa"/>
+              <w:bottom w:w="60" w:type="dxa"/>
+              <w:right w:w="90" w:type="dxa"/>
+            </w:tcMar>
+          </w:tcPr>
+          <w:p>
+            <w:r>
+              <w:rPr>
+                <w:sz w:val="22"/>
+                <w:szCs w:val="22"/>
               </w:rPr>
               <w:t>Validation rules taken from Timothy's own Milestone 2 cleaning notebook</w:t>
             </w:r>
             <w:r>
               <w:rPr>
-                <w:sz w:val="16"/>
-                <w:szCs w:val="16"/>
+                <w:sz w:val="22"/>
+                <w:szCs w:val="22"/>
               </w:rPr>
               <w:t>.</w:t>
             </w:r>
@@ -3114,25 +3086,25 @@
         </w:trPr>
         <w:tc>
           <w:tcPr>
-            <w:tcW w:w="562" w:type="dxa"/>
-            <w:tcBorders>
-              <w:top w:val="single" w:sz="4" w:space="0" w:color="BFBFBF"/>
-              <w:left w:val="single" w:sz="4" w:space="0" w:color="BFBFBF"/>
-              <w:bottom w:val="single" w:sz="4" w:space="0" w:color="BFBFBF"/>
-              <w:right w:val="single" w:sz="4" w:space="0" w:color="BFBFBF"/>
-            </w:tcBorders>
-            <w:tcMar>
-              <w:top w:w="60" w:type="dxa"/>
-              <w:left w:w="90" w:type="dxa"/>
-              <w:bottom w:w="60" w:type="dxa"/>
-              <w:right w:w="90" w:type="dxa"/>
-            </w:tcMar>
-          </w:tcPr>
-          <w:p>
-            <w:r>
-              <w:rPr>
-                <w:sz w:val="16"/>
-                <w:szCs w:val="16"/>
+            <w:tcW w:w="708" w:type="dxa"/>
+            <w:tcBorders>
+              <w:top w:val="single" w:sz="4" w:space="0" w:color="000000"/>
+              <w:left w:val="single" w:sz="4" w:space="0" w:color="000000"/>
+              <w:bottom w:val="single" w:sz="4" w:space="0" w:color="000000"/>
+              <w:right w:val="single" w:sz="4" w:space="0" w:color="000000"/>
+            </w:tcBorders>
+            <w:tcMar>
+              <w:top w:w="60" w:type="dxa"/>
+              <w:left w:w="90" w:type="dxa"/>
+              <w:bottom w:w="60" w:type="dxa"/>
+              <w:right w:w="90" w:type="dxa"/>
+            </w:tcMar>
+          </w:tcPr>
+          <w:p>
+            <w:r>
+              <w:rPr>
+                <w:sz w:val="22"/>
+                <w:szCs w:val="22"/>
               </w:rPr>
               <w:t>AI-3</w:t>
             </w:r>
@@ -3140,25 +3112,25 @@
         </w:tc>
         <w:tc>
           <w:tcPr>
-            <w:tcW w:w="1738" w:type="dxa"/>
-            <w:tcBorders>
-              <w:top w:val="single" w:sz="4" w:space="0" w:color="BFBFBF"/>
-              <w:left w:val="single" w:sz="4" w:space="0" w:color="BFBFBF"/>
-              <w:bottom w:val="single" w:sz="4" w:space="0" w:color="BFBFBF"/>
-              <w:right w:val="single" w:sz="4" w:space="0" w:color="BFBFBF"/>
-            </w:tcBorders>
-            <w:tcMar>
-              <w:top w:w="60" w:type="dxa"/>
-              <w:left w:w="90" w:type="dxa"/>
-              <w:bottom w:w="60" w:type="dxa"/>
-              <w:right w:w="90" w:type="dxa"/>
-            </w:tcMar>
-          </w:tcPr>
-          <w:p>
-            <w:r>
-              <w:rPr>
-                <w:sz w:val="16"/>
-                <w:szCs w:val="16"/>
+            <w:tcW w:w="1707" w:type="dxa"/>
+            <w:tcBorders>
+              <w:top w:val="single" w:sz="4" w:space="0" w:color="000000"/>
+              <w:left w:val="single" w:sz="4" w:space="0" w:color="000000"/>
+              <w:bottom w:val="single" w:sz="4" w:space="0" w:color="000000"/>
+              <w:right w:val="single" w:sz="4" w:space="0" w:color="000000"/>
+            </w:tcBorders>
+            <w:tcMar>
+              <w:top w:w="60" w:type="dxa"/>
+              <w:left w:w="90" w:type="dxa"/>
+              <w:bottom w:w="60" w:type="dxa"/>
+              <w:right w:w="90" w:type="dxa"/>
+            </w:tcMar>
+          </w:tcPr>
+          <w:p>
+            <w:r>
+              <w:rPr>
+                <w:sz w:val="22"/>
+                <w:szCs w:val="22"/>
               </w:rPr>
               <w:t>29 Sep 2026</w:t>
             </w:r>
@@ -3166,8 +3138,8 @@
           <w:p>
             <w:r>
               <w:rPr>
-                <w:sz w:val="16"/>
-                <w:szCs w:val="16"/>
+                <w:sz w:val="22"/>
+                <w:szCs w:val="22"/>
               </w:rPr>
               <w:t>Timothy (C)</w:t>
             </w:r>
@@ -3175,8 +3147,8 @@
           <w:p>
             <w:r>
               <w:rPr>
-                <w:sz w:val="16"/>
-                <w:szCs w:val="16"/>
+                <w:sz w:val="22"/>
+                <w:szCs w:val="22"/>
               </w:rPr>
               <w:t>Claude (Anthropic)</w:t>
             </w:r>
@@ -3184,42 +3156,40 @@
         </w:tc>
         <w:tc>
           <w:tcPr>
-            <w:tcW w:w="3000" w:type="dxa"/>
-            <w:tcBorders>
-              <w:top w:val="single" w:sz="4" w:space="0" w:color="BFBFBF"/>
-              <w:left w:val="single" w:sz="4" w:space="0" w:color="BFBFBF"/>
-              <w:bottom w:val="single" w:sz="4" w:space="0" w:color="BFBFBF"/>
-              <w:right w:val="single" w:sz="4" w:space="0" w:color="BFBFBF"/>
-            </w:tcBorders>
-            <w:tcMar>
-              <w:top w:w="60" w:type="dxa"/>
-              <w:left w:w="90" w:type="dxa"/>
-              <w:bottom w:w="60" w:type="dxa"/>
-              <w:right w:w="90" w:type="dxa"/>
-            </w:tcMar>
-          </w:tcPr>
-          <w:p>
-            <w:r>
-              <w:rPr>
-                <w:b/>
-                <w:bCs/>
-                <w:sz w:val="16"/>
-                <w:szCs w:val="16"/>
+            <w:tcW w:w="2911" w:type="dxa"/>
+            <w:tcBorders>
+              <w:top w:val="single" w:sz="4" w:space="0" w:color="000000"/>
+              <w:left w:val="single" w:sz="4" w:space="0" w:color="000000"/>
+              <w:bottom w:val="single" w:sz="4" w:space="0" w:color="000000"/>
+              <w:right w:val="single" w:sz="4" w:space="0" w:color="000000"/>
+            </w:tcBorders>
+            <w:tcMar>
+              <w:top w:w="60" w:type="dxa"/>
+              <w:left w:w="90" w:type="dxa"/>
+              <w:bottom w:w="60" w:type="dxa"/>
+              <w:right w:w="90" w:type="dxa"/>
+            </w:tcMar>
+          </w:tcPr>
+          <w:p>
+            <w:r>
+              <w:rPr>
+                <w:sz w:val="22"/>
+                <w:szCs w:val="22"/>
               </w:rPr>
               <w:t>Repository set-up.</w:t>
             </w:r>
             <w:r>
               <w:rPr>
-                <w:sz w:val="16"/>
-                <w:szCs w:val="16"/>
+                <w:sz w:val="22"/>
+                <w:szCs w:val="22"/>
               </w:rPr>
               <w:t xml:space="preserve"> Folder structure, </w:t>
             </w:r>
             <w:r>
               <w:rPr>
                 <w:rFonts w:ascii="Consolas" w:eastAsia="Consolas" w:hAnsi="Consolas" w:cs="Consolas"/>
-                <w:sz w:val="14"/>
-                <w:szCs w:val="14"/>
+                <w:sz w:val="22"/>
+                <w:szCs w:val="22"/>
               </w:rPr>
               <w:t>.</w:t>
             </w:r>
@@ -3227,53 +3197,53 @@
             <w:r>
               <w:rPr>
                 <w:rFonts w:ascii="Consolas" w:eastAsia="Consolas" w:hAnsi="Consolas" w:cs="Consolas"/>
-                <w:sz w:val="14"/>
-                <w:szCs w:val="14"/>
+                <w:sz w:val="22"/>
+                <w:szCs w:val="22"/>
               </w:rPr>
               <w:t>gitignore</w:t>
             </w:r>
             <w:proofErr w:type="spellEnd"/>
             <w:r>
               <w:rPr>
-                <w:sz w:val="16"/>
-                <w:szCs w:val="16"/>
+                <w:sz w:val="22"/>
+                <w:szCs w:val="22"/>
               </w:rPr>
               <w:t xml:space="preserve">, README template; moved the existing uploads into </w:t>
             </w:r>
             <w:r>
               <w:rPr>
                 <w:rFonts w:ascii="Consolas" w:eastAsia="Consolas" w:hAnsi="Consolas" w:cs="Consolas"/>
-                <w:sz w:val="14"/>
-                <w:szCs w:val="14"/>
+                <w:sz w:val="22"/>
+                <w:szCs w:val="22"/>
               </w:rPr>
               <w:t>data/raw/</w:t>
             </w:r>
             <w:r>
               <w:rPr>
-                <w:sz w:val="16"/>
-                <w:szCs w:val="16"/>
+                <w:sz w:val="22"/>
+                <w:szCs w:val="22"/>
               </w:rPr>
               <w:t xml:space="preserve"> and </w:t>
             </w:r>
             <w:r>
               <w:rPr>
                 <w:rFonts w:ascii="Consolas" w:eastAsia="Consolas" w:hAnsi="Consolas" w:cs="Consolas"/>
-                <w:sz w:val="14"/>
-                <w:szCs w:val="14"/>
+                <w:sz w:val="22"/>
+                <w:szCs w:val="22"/>
               </w:rPr>
               <w:t>notebook/</w:t>
             </w:r>
             <w:r>
               <w:rPr>
-                <w:sz w:val="16"/>
-                <w:szCs w:val="16"/>
+                <w:sz w:val="22"/>
+                <w:szCs w:val="22"/>
               </w:rPr>
               <w:t>; explained Git and GitHub Desktop.</w:t>
             </w:r>
             <w:r>
               <w:rPr>
-                <w:sz w:val="16"/>
-                <w:szCs w:val="16"/>
+                <w:sz w:val="22"/>
+                <w:szCs w:val="22"/>
               </w:rPr>
               <w:t xml:space="preserve"> This helped to share ongoing updates with the team. </w:t>
             </w:r>
@@ -3281,25 +3251,25 @@
         </w:tc>
         <w:tc>
           <w:tcPr>
-            <w:tcW w:w="1900" w:type="dxa"/>
-            <w:tcBorders>
-              <w:top w:val="single" w:sz="4" w:space="0" w:color="BFBFBF"/>
-              <w:left w:val="single" w:sz="4" w:space="0" w:color="BFBFBF"/>
-              <w:bottom w:val="single" w:sz="4" w:space="0" w:color="BFBFBF"/>
-              <w:right w:val="single" w:sz="4" w:space="0" w:color="BFBFBF"/>
-            </w:tcBorders>
-            <w:tcMar>
-              <w:top w:w="60" w:type="dxa"/>
-              <w:left w:w="90" w:type="dxa"/>
-              <w:bottom w:w="60" w:type="dxa"/>
-              <w:right w:w="90" w:type="dxa"/>
-            </w:tcMar>
-          </w:tcPr>
-          <w:p>
-            <w:r>
-              <w:rPr>
-                <w:sz w:val="16"/>
-                <w:szCs w:val="16"/>
+            <w:tcW w:w="1897" w:type="dxa"/>
+            <w:tcBorders>
+              <w:top w:val="single" w:sz="4" w:space="0" w:color="000000"/>
+              <w:left w:val="single" w:sz="4" w:space="0" w:color="000000"/>
+              <w:bottom w:val="single" w:sz="4" w:space="0" w:color="000000"/>
+              <w:right w:val="single" w:sz="4" w:space="0" w:color="000000"/>
+            </w:tcBorders>
+            <w:tcMar>
+              <w:top w:w="60" w:type="dxa"/>
+              <w:left w:w="90" w:type="dxa"/>
+              <w:bottom w:w="60" w:type="dxa"/>
+              <w:right w:w="90" w:type="dxa"/>
+            </w:tcMar>
+          </w:tcPr>
+          <w:p>
+            <w:r>
+              <w:rPr>
+                <w:sz w:val="22"/>
+                <w:szCs w:val="22"/>
               </w:rPr>
               <w:t>Changes reviewed in GitHub Desktop and on GitHub.</w:t>
             </w:r>
@@ -3307,25 +3277,25 @@
         </w:tc>
         <w:tc>
           <w:tcPr>
-            <w:tcW w:w="1826" w:type="dxa"/>
-            <w:tcBorders>
-              <w:top w:val="single" w:sz="4" w:space="0" w:color="BFBFBF"/>
-              <w:left w:val="single" w:sz="4" w:space="0" w:color="BFBFBF"/>
-              <w:bottom w:val="single" w:sz="4" w:space="0" w:color="BFBFBF"/>
-              <w:right w:val="single" w:sz="4" w:space="0" w:color="BFBFBF"/>
-            </w:tcBorders>
-            <w:tcMar>
-              <w:top w:w="60" w:type="dxa"/>
-              <w:left w:w="90" w:type="dxa"/>
-              <w:bottom w:w="60" w:type="dxa"/>
-              <w:right w:w="90" w:type="dxa"/>
-            </w:tcMar>
-          </w:tcPr>
-          <w:p>
-            <w:r>
-              <w:rPr>
-                <w:sz w:val="16"/>
-                <w:szCs w:val="16"/>
+            <w:tcW w:w="1803" w:type="dxa"/>
+            <w:tcBorders>
+              <w:top w:val="single" w:sz="4" w:space="0" w:color="000000"/>
+              <w:left w:val="single" w:sz="4" w:space="0" w:color="000000"/>
+              <w:bottom w:val="single" w:sz="4" w:space="0" w:color="000000"/>
+              <w:right w:val="single" w:sz="4" w:space="0" w:color="000000"/>
+            </w:tcBorders>
+            <w:tcMar>
+              <w:top w:w="60" w:type="dxa"/>
+              <w:left w:w="90" w:type="dxa"/>
+              <w:bottom w:w="60" w:type="dxa"/>
+              <w:right w:w="90" w:type="dxa"/>
+            </w:tcMar>
+          </w:tcPr>
+          <w:p>
+            <w:r>
+              <w:rPr>
+                <w:sz w:val="22"/>
+                <w:szCs w:val="22"/>
               </w:rPr>
               <w:t>Timothy approved each push to the group repository.</w:t>
             </w:r>
@@ -3344,25 +3314,25 @@
         </w:trPr>
         <w:tc>
           <w:tcPr>
-            <w:tcW w:w="562" w:type="dxa"/>
-            <w:tcBorders>
-              <w:top w:val="single" w:sz="4" w:space="0" w:color="BFBFBF"/>
-              <w:left w:val="single" w:sz="4" w:space="0" w:color="BFBFBF"/>
-              <w:bottom w:val="single" w:sz="4" w:space="0" w:color="BFBFBF"/>
-              <w:right w:val="single" w:sz="4" w:space="0" w:color="BFBFBF"/>
-            </w:tcBorders>
-            <w:tcMar>
-              <w:top w:w="60" w:type="dxa"/>
-              <w:left w:w="90" w:type="dxa"/>
-              <w:bottom w:w="60" w:type="dxa"/>
-              <w:right w:w="90" w:type="dxa"/>
-            </w:tcMar>
-          </w:tcPr>
-          <w:p>
-            <w:r>
-              <w:rPr>
-                <w:sz w:val="16"/>
-                <w:szCs w:val="16"/>
+            <w:tcW w:w="708" w:type="dxa"/>
+            <w:tcBorders>
+              <w:top w:val="single" w:sz="4" w:space="0" w:color="000000"/>
+              <w:left w:val="single" w:sz="4" w:space="0" w:color="000000"/>
+              <w:bottom w:val="single" w:sz="4" w:space="0" w:color="000000"/>
+              <w:right w:val="single" w:sz="4" w:space="0" w:color="000000"/>
+            </w:tcBorders>
+            <w:tcMar>
+              <w:top w:w="60" w:type="dxa"/>
+              <w:left w:w="90" w:type="dxa"/>
+              <w:bottom w:w="60" w:type="dxa"/>
+              <w:right w:w="90" w:type="dxa"/>
+            </w:tcMar>
+          </w:tcPr>
+          <w:p>
+            <w:r>
+              <w:rPr>
+                <w:sz w:val="22"/>
+                <w:szCs w:val="22"/>
               </w:rPr>
               <w:lastRenderedPageBreak/>
               <w:t>AI-4</w:t>
@@ -3371,25 +3341,25 @@
         </w:tc>
         <w:tc>
           <w:tcPr>
-            <w:tcW w:w="1738" w:type="dxa"/>
-            <w:tcBorders>
-              <w:top w:val="single" w:sz="4" w:space="0" w:color="BFBFBF"/>
-              <w:left w:val="single" w:sz="4" w:space="0" w:color="BFBFBF"/>
-              <w:bottom w:val="single" w:sz="4" w:space="0" w:color="BFBFBF"/>
-              <w:right w:val="single" w:sz="4" w:space="0" w:color="BFBFBF"/>
-            </w:tcBorders>
-            <w:tcMar>
-              <w:top w:w="60" w:type="dxa"/>
-              <w:left w:w="90" w:type="dxa"/>
-              <w:bottom w:w="60" w:type="dxa"/>
-              <w:right w:w="90" w:type="dxa"/>
-            </w:tcMar>
-          </w:tcPr>
-          <w:p>
-            <w:r>
-              <w:rPr>
-                <w:sz w:val="16"/>
-                <w:szCs w:val="16"/>
+            <w:tcW w:w="1707" w:type="dxa"/>
+            <w:tcBorders>
+              <w:top w:val="single" w:sz="4" w:space="0" w:color="000000"/>
+              <w:left w:val="single" w:sz="4" w:space="0" w:color="000000"/>
+              <w:bottom w:val="single" w:sz="4" w:space="0" w:color="000000"/>
+              <w:right w:val="single" w:sz="4" w:space="0" w:color="000000"/>
+            </w:tcBorders>
+            <w:tcMar>
+              <w:top w:w="60" w:type="dxa"/>
+              <w:left w:w="90" w:type="dxa"/>
+              <w:bottom w:w="60" w:type="dxa"/>
+              <w:right w:w="90" w:type="dxa"/>
+            </w:tcMar>
+          </w:tcPr>
+          <w:p>
+            <w:r>
+              <w:rPr>
+                <w:sz w:val="22"/>
+                <w:szCs w:val="22"/>
               </w:rPr>
               <w:t>29 Sep 2026</w:t>
             </w:r>
@@ -3397,8 +3367,8 @@
           <w:p>
             <w:r>
               <w:rPr>
-                <w:sz w:val="16"/>
-                <w:szCs w:val="16"/>
+                <w:sz w:val="22"/>
+                <w:szCs w:val="22"/>
               </w:rPr>
               <w:t>Timothy (C)</w:t>
             </w:r>
@@ -3406,8 +3376,8 @@
           <w:p>
             <w:r>
               <w:rPr>
-                <w:sz w:val="16"/>
-                <w:szCs w:val="16"/>
+                <w:sz w:val="22"/>
+                <w:szCs w:val="22"/>
               </w:rPr>
               <w:t>Claude (Anthropic)</w:t>
             </w:r>
@@ -3415,41 +3385,39 @@
         </w:tc>
         <w:tc>
           <w:tcPr>
-            <w:tcW w:w="3000" w:type="dxa"/>
-            <w:tcBorders>
-              <w:top w:val="single" w:sz="4" w:space="0" w:color="BFBFBF"/>
-              <w:left w:val="single" w:sz="4" w:space="0" w:color="BFBFBF"/>
-              <w:bottom w:val="single" w:sz="4" w:space="0" w:color="BFBFBF"/>
-              <w:right w:val="single" w:sz="4" w:space="0" w:color="BFBFBF"/>
-            </w:tcBorders>
-            <w:tcMar>
-              <w:top w:w="60" w:type="dxa"/>
-              <w:left w:w="90" w:type="dxa"/>
-              <w:bottom w:w="60" w:type="dxa"/>
-              <w:right w:w="90" w:type="dxa"/>
-            </w:tcMar>
-          </w:tcPr>
-          <w:p>
-            <w:r>
-              <w:rPr>
-                <w:b/>
-                <w:bCs/>
-                <w:sz w:val="16"/>
-                <w:szCs w:val="16"/>
+            <w:tcW w:w="2911" w:type="dxa"/>
+            <w:tcBorders>
+              <w:top w:val="single" w:sz="4" w:space="0" w:color="000000"/>
+              <w:left w:val="single" w:sz="4" w:space="0" w:color="000000"/>
+              <w:bottom w:val="single" w:sz="4" w:space="0" w:color="000000"/>
+              <w:right w:val="single" w:sz="4" w:space="0" w:color="000000"/>
+            </w:tcBorders>
+            <w:tcMar>
+              <w:top w:w="60" w:type="dxa"/>
+              <w:left w:w="90" w:type="dxa"/>
+              <w:bottom w:w="60" w:type="dxa"/>
+              <w:right w:w="90" w:type="dxa"/>
+            </w:tcMar>
+          </w:tcPr>
+          <w:p>
+            <w:r>
+              <w:rPr>
+                <w:sz w:val="22"/>
+                <w:szCs w:val="22"/>
               </w:rPr>
               <w:t>Explanation.</w:t>
             </w:r>
             <w:r>
               <w:rPr>
-                <w:sz w:val="16"/>
-                <w:szCs w:val="16"/>
+                <w:sz w:val="22"/>
+                <w:szCs w:val="22"/>
               </w:rPr>
               <w:t xml:space="preserve"> </w:t>
             </w:r>
             <w:r>
               <w:rPr>
-                <w:sz w:val="16"/>
-                <w:szCs w:val="16"/>
+                <w:sz w:val="22"/>
+                <w:szCs w:val="22"/>
               </w:rPr>
               <w:t xml:space="preserve">Claude helped me to understand the flows and gave guiders on how to set up the diagrams and flow logic </w:t>
             </w:r>
@@ -3457,25 +3425,25 @@
         </w:tc>
         <w:tc>
           <w:tcPr>
-            <w:tcW w:w="1900" w:type="dxa"/>
-            <w:tcBorders>
-              <w:top w:val="single" w:sz="4" w:space="0" w:color="BFBFBF"/>
-              <w:left w:val="single" w:sz="4" w:space="0" w:color="BFBFBF"/>
-              <w:bottom w:val="single" w:sz="4" w:space="0" w:color="BFBFBF"/>
-              <w:right w:val="single" w:sz="4" w:space="0" w:color="BFBFBF"/>
-            </w:tcBorders>
-            <w:tcMar>
-              <w:top w:w="60" w:type="dxa"/>
-              <w:left w:w="90" w:type="dxa"/>
-              <w:bottom w:w="60" w:type="dxa"/>
-              <w:right w:w="90" w:type="dxa"/>
-            </w:tcMar>
-          </w:tcPr>
-          <w:p>
-            <w:r>
-              <w:rPr>
-                <w:sz w:val="16"/>
-                <w:szCs w:val="16"/>
+            <w:tcW w:w="1897" w:type="dxa"/>
+            <w:tcBorders>
+              <w:top w:val="single" w:sz="4" w:space="0" w:color="000000"/>
+              <w:left w:val="single" w:sz="4" w:space="0" w:color="000000"/>
+              <w:bottom w:val="single" w:sz="4" w:space="0" w:color="000000"/>
+              <w:right w:val="single" w:sz="4" w:space="0" w:color="000000"/>
+            </w:tcBorders>
+            <w:tcMar>
+              <w:top w:w="60" w:type="dxa"/>
+              <w:left w:w="90" w:type="dxa"/>
+              <w:bottom w:w="60" w:type="dxa"/>
+              <w:right w:w="90" w:type="dxa"/>
+            </w:tcMar>
+          </w:tcPr>
+          <w:p>
+            <w:r>
+              <w:rPr>
+                <w:sz w:val="22"/>
+                <w:szCs w:val="22"/>
               </w:rPr>
               <w:t>Not applicable (for understanding only).</w:t>
             </w:r>
@@ -3483,25 +3451,25 @@
         </w:tc>
         <w:tc>
           <w:tcPr>
-            <w:tcW w:w="1826" w:type="dxa"/>
-            <w:tcBorders>
-              <w:top w:val="single" w:sz="4" w:space="0" w:color="BFBFBF"/>
-              <w:left w:val="single" w:sz="4" w:space="0" w:color="BFBFBF"/>
-              <w:bottom w:val="single" w:sz="4" w:space="0" w:color="BFBFBF"/>
-              <w:right w:val="single" w:sz="4" w:space="0" w:color="BFBFBF"/>
-            </w:tcBorders>
-            <w:tcMar>
-              <w:top w:w="60" w:type="dxa"/>
-              <w:left w:w="90" w:type="dxa"/>
-              <w:bottom w:w="60" w:type="dxa"/>
-              <w:right w:w="90" w:type="dxa"/>
-            </w:tcMar>
-          </w:tcPr>
-          <w:p>
-            <w:r>
-              <w:rPr>
-                <w:sz w:val="16"/>
-                <w:szCs w:val="16"/>
+            <w:tcW w:w="1803" w:type="dxa"/>
+            <w:tcBorders>
+              <w:top w:val="single" w:sz="4" w:space="0" w:color="000000"/>
+              <w:left w:val="single" w:sz="4" w:space="0" w:color="000000"/>
+              <w:bottom w:val="single" w:sz="4" w:space="0" w:color="000000"/>
+              <w:right w:val="single" w:sz="4" w:space="0" w:color="000000"/>
+            </w:tcBorders>
+            <w:tcMar>
+              <w:top w:w="60" w:type="dxa"/>
+              <w:left w:w="90" w:type="dxa"/>
+              <w:bottom w:w="60" w:type="dxa"/>
+              <w:right w:w="90" w:type="dxa"/>
+            </w:tcMar>
+          </w:tcPr>
+          <w:p>
+            <w:r>
+              <w:rPr>
+                <w:sz w:val="22"/>
+                <w:szCs w:val="22"/>
               </w:rPr>
               <w:t>Not submitted.</w:t>
             </w:r>
@@ -3520,25 +3488,25 @@
         </w:trPr>
         <w:tc>
           <w:tcPr>
-            <w:tcW w:w="562" w:type="dxa"/>
-            <w:tcBorders>
-              <w:top w:val="single" w:sz="4" w:space="0" w:color="BFBFBF"/>
-              <w:left w:val="single" w:sz="4" w:space="0" w:color="BFBFBF"/>
-              <w:bottom w:val="single" w:sz="4" w:space="0" w:color="BFBFBF"/>
-              <w:right w:val="single" w:sz="4" w:space="0" w:color="BFBFBF"/>
-            </w:tcBorders>
-            <w:tcMar>
-              <w:top w:w="60" w:type="dxa"/>
-              <w:left w:w="90" w:type="dxa"/>
-              <w:bottom w:w="60" w:type="dxa"/>
-              <w:right w:w="90" w:type="dxa"/>
-            </w:tcMar>
-          </w:tcPr>
-          <w:p>
-            <w:r>
-              <w:rPr>
-                <w:sz w:val="16"/>
-                <w:szCs w:val="16"/>
+            <w:tcW w:w="708" w:type="dxa"/>
+            <w:tcBorders>
+              <w:top w:val="single" w:sz="4" w:space="0" w:color="000000"/>
+              <w:left w:val="single" w:sz="4" w:space="0" w:color="000000"/>
+              <w:bottom w:val="single" w:sz="4" w:space="0" w:color="000000"/>
+              <w:right w:val="single" w:sz="4" w:space="0" w:color="000000"/>
+            </w:tcBorders>
+            <w:tcMar>
+              <w:top w:w="60" w:type="dxa"/>
+              <w:left w:w="90" w:type="dxa"/>
+              <w:bottom w:w="60" w:type="dxa"/>
+              <w:right w:w="90" w:type="dxa"/>
+            </w:tcMar>
+          </w:tcPr>
+          <w:p>
+            <w:r>
+              <w:rPr>
+                <w:sz w:val="22"/>
+                <w:szCs w:val="22"/>
               </w:rPr>
               <w:t>AI-5</w:t>
             </w:r>
@@ -3546,25 +3514,25 @@
         </w:tc>
         <w:tc>
           <w:tcPr>
-            <w:tcW w:w="1738" w:type="dxa"/>
-            <w:tcBorders>
-              <w:top w:val="single" w:sz="4" w:space="0" w:color="BFBFBF"/>
-              <w:left w:val="single" w:sz="4" w:space="0" w:color="BFBFBF"/>
-              <w:bottom w:val="single" w:sz="4" w:space="0" w:color="BFBFBF"/>
-              <w:right w:val="single" w:sz="4" w:space="0" w:color="BFBFBF"/>
-            </w:tcBorders>
-            <w:tcMar>
-              <w:top w:w="60" w:type="dxa"/>
-              <w:left w:w="90" w:type="dxa"/>
-              <w:bottom w:w="60" w:type="dxa"/>
-              <w:right w:w="90" w:type="dxa"/>
-            </w:tcMar>
-          </w:tcPr>
-          <w:p>
-            <w:r>
-              <w:rPr>
-                <w:sz w:val="16"/>
-                <w:szCs w:val="16"/>
+            <w:tcW w:w="1707" w:type="dxa"/>
+            <w:tcBorders>
+              <w:top w:val="single" w:sz="4" w:space="0" w:color="000000"/>
+              <w:left w:val="single" w:sz="4" w:space="0" w:color="000000"/>
+              <w:bottom w:val="single" w:sz="4" w:space="0" w:color="000000"/>
+              <w:right w:val="single" w:sz="4" w:space="0" w:color="000000"/>
+            </w:tcBorders>
+            <w:tcMar>
+              <w:top w:w="60" w:type="dxa"/>
+              <w:left w:w="90" w:type="dxa"/>
+              <w:bottom w:w="60" w:type="dxa"/>
+              <w:right w:w="90" w:type="dxa"/>
+            </w:tcMar>
+          </w:tcPr>
+          <w:p>
+            <w:r>
+              <w:rPr>
+                <w:sz w:val="22"/>
+                <w:szCs w:val="22"/>
               </w:rPr>
               <w:t>5 Oct 2026</w:t>
             </w:r>
@@ -3572,8 +3540,8 @@
           <w:p>
             <w:r>
               <w:rPr>
-                <w:sz w:val="16"/>
-                <w:szCs w:val="16"/>
+                <w:sz w:val="22"/>
+                <w:szCs w:val="22"/>
               </w:rPr>
               <w:t>Timothy (C)</w:t>
             </w:r>
@@ -3581,8 +3549,8 @@
           <w:p>
             <w:r>
               <w:rPr>
-                <w:sz w:val="16"/>
-                <w:szCs w:val="16"/>
+                <w:sz w:val="22"/>
+                <w:szCs w:val="22"/>
               </w:rPr>
               <w:t>Claude (Anthropic)</w:t>
             </w:r>
@@ -3590,43 +3558,39 @@
         </w:tc>
         <w:tc>
           <w:tcPr>
-            <w:tcW w:w="3000" w:type="dxa"/>
-            <w:tcBorders>
-              <w:top w:val="single" w:sz="4" w:space="0" w:color="BFBFBF"/>
-              <w:left w:val="single" w:sz="4" w:space="0" w:color="BFBFBF"/>
-              <w:bottom w:val="single" w:sz="4" w:space="0" w:color="BFBFBF"/>
-              <w:right w:val="single" w:sz="4" w:space="0" w:color="BFBFBF"/>
-            </w:tcBorders>
-            <w:tcMar>
-              <w:top w:w="60" w:type="dxa"/>
-              <w:left w:w="90" w:type="dxa"/>
-              <w:bottom w:w="60" w:type="dxa"/>
-              <w:right w:w="90" w:type="dxa"/>
-            </w:tcMar>
-          </w:tcPr>
-          <w:p>
-            <w:r>
-              <w:rPr>
-                <w:b/>
-                <w:bCs/>
-                <w:sz w:val="16"/>
-                <w:szCs w:val="16"/>
+            <w:tcW w:w="2911" w:type="dxa"/>
+            <w:tcBorders>
+              <w:top w:val="single" w:sz="4" w:space="0" w:color="000000"/>
+              <w:left w:val="single" w:sz="4" w:space="0" w:color="000000"/>
+              <w:bottom w:val="single" w:sz="4" w:space="0" w:color="000000"/>
+              <w:right w:val="single" w:sz="4" w:space="0" w:color="000000"/>
+            </w:tcBorders>
+            <w:tcMar>
+              <w:top w:w="60" w:type="dxa"/>
+              <w:left w:w="90" w:type="dxa"/>
+              <w:bottom w:w="60" w:type="dxa"/>
+              <w:right w:w="90" w:type="dxa"/>
+            </w:tcMar>
+          </w:tcPr>
+          <w:p>
+            <w:r>
+              <w:rPr>
+                <w:sz w:val="22"/>
+                <w:szCs w:val="22"/>
               </w:rPr>
               <w:t>Connecting the final model</w:t>
             </w:r>
             <w:r>
               <w:rPr>
-                <w:b/>
-                <w:bCs/>
-                <w:sz w:val="16"/>
-                <w:szCs w:val="16"/>
+                <w:sz w:val="22"/>
+                <w:szCs w:val="22"/>
               </w:rPr>
               <w:t xml:space="preserve">. </w:t>
             </w:r>
             <w:r>
               <w:rPr>
-                <w:sz w:val="16"/>
-                <w:szCs w:val="16"/>
+                <w:sz w:val="22"/>
+                <w:szCs w:val="22"/>
               </w:rPr>
               <w:t xml:space="preserve">When integrating in persons A’s work, I ran into some bugs and input miss matches, and Claude helped me to see what I couldn’t and resolved them for me. </w:t>
             </w:r>
@@ -3634,25 +3598,25 @@
         </w:tc>
         <w:tc>
           <w:tcPr>
-            <w:tcW w:w="1900" w:type="dxa"/>
-            <w:tcBorders>
-              <w:top w:val="single" w:sz="4" w:space="0" w:color="BFBFBF"/>
-              <w:left w:val="single" w:sz="4" w:space="0" w:color="BFBFBF"/>
-              <w:bottom w:val="single" w:sz="4" w:space="0" w:color="BFBFBF"/>
-              <w:right w:val="single" w:sz="4" w:space="0" w:color="BFBFBF"/>
-            </w:tcBorders>
-            <w:tcMar>
-              <w:top w:w="60" w:type="dxa"/>
-              <w:left w:w="90" w:type="dxa"/>
-              <w:bottom w:w="60" w:type="dxa"/>
-              <w:right w:w="90" w:type="dxa"/>
-            </w:tcMar>
-          </w:tcPr>
-          <w:p>
-            <w:r>
-              <w:rPr>
-                <w:sz w:val="16"/>
-                <w:szCs w:val="16"/>
+            <w:tcW w:w="1897" w:type="dxa"/>
+            <w:tcBorders>
+              <w:top w:val="single" w:sz="4" w:space="0" w:color="000000"/>
+              <w:left w:val="single" w:sz="4" w:space="0" w:color="000000"/>
+              <w:bottom w:val="single" w:sz="4" w:space="0" w:color="000000"/>
+              <w:right w:val="single" w:sz="4" w:space="0" w:color="000000"/>
+            </w:tcBorders>
+            <w:tcMar>
+              <w:top w:w="60" w:type="dxa"/>
+              <w:left w:w="90" w:type="dxa"/>
+              <w:bottom w:w="60" w:type="dxa"/>
+              <w:right w:w="90" w:type="dxa"/>
+            </w:tcMar>
+          </w:tcPr>
+          <w:p>
+            <w:r>
+              <w:rPr>
+                <w:sz w:val="22"/>
+                <w:szCs w:val="22"/>
               </w:rPr>
               <w:t>App probabilities equal Person B's on all 6,279 test households (largest difference 0); recall 0.807 and 58.9% flagged match Person B.</w:t>
             </w:r>
@@ -3660,39 +3624,39 @@
         </w:tc>
         <w:tc>
           <w:tcPr>
-            <w:tcW w:w="1826" w:type="dxa"/>
-            <w:tcBorders>
-              <w:top w:val="single" w:sz="4" w:space="0" w:color="BFBFBF"/>
-              <w:left w:val="single" w:sz="4" w:space="0" w:color="BFBFBF"/>
-              <w:bottom w:val="single" w:sz="4" w:space="0" w:color="BFBFBF"/>
-              <w:right w:val="single" w:sz="4" w:space="0" w:color="BFBFBF"/>
-            </w:tcBorders>
-            <w:tcMar>
-              <w:top w:w="60" w:type="dxa"/>
-              <w:left w:w="90" w:type="dxa"/>
-              <w:bottom w:w="60" w:type="dxa"/>
-              <w:right w:w="90" w:type="dxa"/>
-            </w:tcMar>
-          </w:tcPr>
-          <w:p>
-            <w:r>
-              <w:rPr>
-                <w:sz w:val="16"/>
-                <w:szCs w:val="16"/>
+            <w:tcW w:w="1803" w:type="dxa"/>
+            <w:tcBorders>
+              <w:top w:val="single" w:sz="4" w:space="0" w:color="000000"/>
+              <w:left w:val="single" w:sz="4" w:space="0" w:color="000000"/>
+              <w:bottom w:val="single" w:sz="4" w:space="0" w:color="000000"/>
+              <w:right w:val="single" w:sz="4" w:space="0" w:color="000000"/>
+            </w:tcBorders>
+            <w:tcMar>
+              <w:top w:w="60" w:type="dxa"/>
+              <w:left w:w="90" w:type="dxa"/>
+              <w:bottom w:w="60" w:type="dxa"/>
+              <w:right w:w="90" w:type="dxa"/>
+            </w:tcMar>
+          </w:tcPr>
+          <w:p>
+            <w:r>
+              <w:rPr>
+                <w:sz w:val="22"/>
+                <w:szCs w:val="22"/>
               </w:rPr>
               <w:t xml:space="preserve">Timothy </w:t>
             </w:r>
             <w:r>
               <w:rPr>
-                <w:sz w:val="16"/>
-                <w:szCs w:val="16"/>
+                <w:sz w:val="22"/>
+                <w:szCs w:val="22"/>
               </w:rPr>
               <w:t xml:space="preserve">changed, </w:t>
             </w:r>
             <w:r>
               <w:rPr>
-                <w:sz w:val="16"/>
-                <w:szCs w:val="16"/>
+                <w:sz w:val="22"/>
+                <w:szCs w:val="22"/>
               </w:rPr>
               <w:t>reviewed and approved the changes before they were pushed.</w:t>
             </w:r>
@@ -3711,25 +3675,25 @@
         </w:trPr>
         <w:tc>
           <w:tcPr>
-            <w:tcW w:w="562" w:type="dxa"/>
-            <w:tcBorders>
-              <w:top w:val="single" w:sz="4" w:space="0" w:color="BFBFBF"/>
-              <w:left w:val="single" w:sz="4" w:space="0" w:color="BFBFBF"/>
-              <w:bottom w:val="single" w:sz="4" w:space="0" w:color="BFBFBF"/>
-              <w:right w:val="single" w:sz="4" w:space="0" w:color="BFBFBF"/>
-            </w:tcBorders>
-            <w:tcMar>
-              <w:top w:w="60" w:type="dxa"/>
-              <w:left w:w="90" w:type="dxa"/>
-              <w:bottom w:w="60" w:type="dxa"/>
-              <w:right w:w="90" w:type="dxa"/>
-            </w:tcMar>
-          </w:tcPr>
-          <w:p>
-            <w:r>
-              <w:rPr>
-                <w:sz w:val="16"/>
-                <w:szCs w:val="16"/>
+            <w:tcW w:w="708" w:type="dxa"/>
+            <w:tcBorders>
+              <w:top w:val="single" w:sz="4" w:space="0" w:color="000000"/>
+              <w:left w:val="single" w:sz="4" w:space="0" w:color="000000"/>
+              <w:bottom w:val="single" w:sz="4" w:space="0" w:color="000000"/>
+              <w:right w:val="single" w:sz="4" w:space="0" w:color="000000"/>
+            </w:tcBorders>
+            <w:tcMar>
+              <w:top w:w="60" w:type="dxa"/>
+              <w:left w:w="90" w:type="dxa"/>
+              <w:bottom w:w="60" w:type="dxa"/>
+              <w:right w:w="90" w:type="dxa"/>
+            </w:tcMar>
+          </w:tcPr>
+          <w:p>
+            <w:r>
+              <w:rPr>
+                <w:sz w:val="22"/>
+                <w:szCs w:val="22"/>
               </w:rPr>
               <w:t>AI-6</w:t>
             </w:r>
@@ -3737,25 +3701,25 @@
         </w:tc>
         <w:tc>
           <w:tcPr>
-            <w:tcW w:w="1738" w:type="dxa"/>
-            <w:tcBorders>
-              <w:top w:val="single" w:sz="4" w:space="0" w:color="BFBFBF"/>
-              <w:left w:val="single" w:sz="4" w:space="0" w:color="BFBFBF"/>
-              <w:bottom w:val="single" w:sz="4" w:space="0" w:color="BFBFBF"/>
-              <w:right w:val="single" w:sz="4" w:space="0" w:color="BFBFBF"/>
-            </w:tcBorders>
-            <w:tcMar>
-              <w:top w:w="60" w:type="dxa"/>
-              <w:left w:w="90" w:type="dxa"/>
-              <w:bottom w:w="60" w:type="dxa"/>
-              <w:right w:w="90" w:type="dxa"/>
-            </w:tcMar>
-          </w:tcPr>
-          <w:p>
-            <w:r>
-              <w:rPr>
-                <w:sz w:val="16"/>
-                <w:szCs w:val="16"/>
+            <w:tcW w:w="1707" w:type="dxa"/>
+            <w:tcBorders>
+              <w:top w:val="single" w:sz="4" w:space="0" w:color="000000"/>
+              <w:left w:val="single" w:sz="4" w:space="0" w:color="000000"/>
+              <w:bottom w:val="single" w:sz="4" w:space="0" w:color="000000"/>
+              <w:right w:val="single" w:sz="4" w:space="0" w:color="000000"/>
+            </w:tcBorders>
+            <w:tcMar>
+              <w:top w:w="60" w:type="dxa"/>
+              <w:left w:w="90" w:type="dxa"/>
+              <w:bottom w:w="60" w:type="dxa"/>
+              <w:right w:w="90" w:type="dxa"/>
+            </w:tcMar>
+          </w:tcPr>
+          <w:p>
+            <w:r>
+              <w:rPr>
+                <w:sz w:val="22"/>
+                <w:szCs w:val="22"/>
               </w:rPr>
               <w:t>5 Oct 2026</w:t>
             </w:r>
@@ -3763,8 +3727,8 @@
           <w:p>
             <w:r>
               <w:rPr>
-                <w:sz w:val="16"/>
-                <w:szCs w:val="16"/>
+                <w:sz w:val="22"/>
+                <w:szCs w:val="22"/>
               </w:rPr>
               <w:t>Timothy (C)</w:t>
             </w:r>
@@ -3772,8 +3736,8 @@
           <w:p>
             <w:r>
               <w:rPr>
-                <w:sz w:val="16"/>
-                <w:szCs w:val="16"/>
+                <w:sz w:val="22"/>
+                <w:szCs w:val="22"/>
               </w:rPr>
               <w:t>Claude (Anthropic)</w:t>
             </w:r>
@@ -3781,57 +3745,53 @@
         </w:tc>
         <w:tc>
           <w:tcPr>
-            <w:tcW w:w="3000" w:type="dxa"/>
-            <w:tcBorders>
-              <w:top w:val="single" w:sz="4" w:space="0" w:color="BFBFBF"/>
-              <w:left w:val="single" w:sz="4" w:space="0" w:color="BFBFBF"/>
-              <w:bottom w:val="single" w:sz="4" w:space="0" w:color="BFBFBF"/>
-              <w:right w:val="single" w:sz="4" w:space="0" w:color="BFBFBF"/>
-            </w:tcBorders>
-            <w:tcMar>
-              <w:top w:w="60" w:type="dxa"/>
-              <w:left w:w="90" w:type="dxa"/>
-              <w:bottom w:w="60" w:type="dxa"/>
-              <w:right w:w="90" w:type="dxa"/>
-            </w:tcMar>
-          </w:tcPr>
-          <w:p>
-            <w:r>
-              <w:rPr>
-                <w:b/>
-                <w:bCs/>
-                <w:sz w:val="16"/>
-                <w:szCs w:val="16"/>
+            <w:tcW w:w="2911" w:type="dxa"/>
+            <w:tcBorders>
+              <w:top w:val="single" w:sz="4" w:space="0" w:color="000000"/>
+              <w:left w:val="single" w:sz="4" w:space="0" w:color="000000"/>
+              <w:bottom w:val="single" w:sz="4" w:space="0" w:color="000000"/>
+              <w:right w:val="single" w:sz="4" w:space="0" w:color="000000"/>
+            </w:tcBorders>
+            <w:tcMar>
+              <w:top w:w="60" w:type="dxa"/>
+              <w:left w:w="90" w:type="dxa"/>
+              <w:bottom w:w="60" w:type="dxa"/>
+              <w:right w:w="90" w:type="dxa"/>
+            </w:tcMar>
+          </w:tcPr>
+          <w:p>
+            <w:r>
+              <w:rPr>
+                <w:sz w:val="22"/>
+                <w:szCs w:val="22"/>
               </w:rPr>
               <w:t>Reproducibility.</w:t>
             </w:r>
             <w:r>
               <w:rPr>
-                <w:b/>
-                <w:bCs/>
-                <w:sz w:val="16"/>
-                <w:szCs w:val="16"/>
+                <w:sz w:val="22"/>
+                <w:szCs w:val="22"/>
               </w:rPr>
               <w:t xml:space="preserve"> I ran into some package problems so I asked for Claudes help and it</w:t>
             </w:r>
             <w:r>
               <w:rPr>
-                <w:sz w:val="16"/>
-                <w:szCs w:val="16"/>
+                <w:sz w:val="22"/>
+                <w:szCs w:val="22"/>
               </w:rPr>
               <w:t xml:space="preserve"> </w:t>
             </w:r>
             <w:r>
               <w:rPr>
-                <w:sz w:val="16"/>
-                <w:szCs w:val="16"/>
+                <w:sz w:val="22"/>
+                <w:szCs w:val="22"/>
               </w:rPr>
               <w:t>f</w:t>
             </w:r>
             <w:r>
               <w:rPr>
-                <w:sz w:val="16"/>
-                <w:szCs w:val="16"/>
+                <w:sz w:val="22"/>
+                <w:szCs w:val="22"/>
               </w:rPr>
               <w:t xml:space="preserve">ixed </w:t>
             </w:r>
@@ -3839,94 +3799,94 @@
             <w:r>
               <w:rPr>
                 <w:rFonts w:ascii="Consolas" w:eastAsia="Consolas" w:hAnsi="Consolas" w:cs="Consolas"/>
-                <w:sz w:val="14"/>
-                <w:szCs w:val="14"/>
+                <w:sz w:val="22"/>
+                <w:szCs w:val="22"/>
               </w:rPr>
               <w:t>renv.lock</w:t>
             </w:r>
             <w:proofErr w:type="spellEnd"/>
             <w:r>
               <w:rPr>
-                <w:sz w:val="16"/>
-                <w:szCs w:val="16"/>
+                <w:sz w:val="22"/>
+                <w:szCs w:val="22"/>
               </w:rPr>
               <w:t xml:space="preserve"> for Windows (three packages</w:t>
             </w:r>
             <w:r>
               <w:rPr>
-                <w:sz w:val="16"/>
-                <w:szCs w:val="16"/>
+                <w:sz w:val="22"/>
+                <w:szCs w:val="22"/>
               </w:rPr>
               <w:t>. Claude worked alongside person C</w:t>
             </w:r>
             <w:r>
               <w:rPr>
-                <w:sz w:val="16"/>
-                <w:szCs w:val="16"/>
+                <w:sz w:val="22"/>
+                <w:szCs w:val="22"/>
               </w:rPr>
               <w:t xml:space="preserve"> to write my </w:t>
             </w:r>
             <w:r>
               <w:rPr>
-                <w:sz w:val="16"/>
-                <w:szCs w:val="16"/>
+                <w:sz w:val="22"/>
+                <w:szCs w:val="22"/>
               </w:rPr>
               <w:t xml:space="preserve">notebook and merge </w:t>
             </w:r>
             <w:r>
               <w:rPr>
-                <w:sz w:val="16"/>
-                <w:szCs w:val="16"/>
+                <w:sz w:val="22"/>
+                <w:szCs w:val="22"/>
               </w:rPr>
               <w:t xml:space="preserve">all other </w:t>
             </w:r>
             <w:r>
               <w:rPr>
-                <w:sz w:val="16"/>
-                <w:szCs w:val="16"/>
+                <w:sz w:val="22"/>
+                <w:szCs w:val="22"/>
               </w:rPr>
               <w:t>Milestone 3 notebook</w:t>
             </w:r>
             <w:r>
               <w:rPr>
-                <w:sz w:val="16"/>
-                <w:szCs w:val="16"/>
+                <w:sz w:val="22"/>
+                <w:szCs w:val="22"/>
               </w:rPr>
               <w:t>s. Claude also</w:t>
             </w:r>
             <w:r>
               <w:rPr>
-                <w:sz w:val="16"/>
-                <w:szCs w:val="16"/>
+                <w:sz w:val="22"/>
+                <w:szCs w:val="22"/>
               </w:rPr>
               <w:t xml:space="preserve"> added one line to Person A's </w:t>
             </w:r>
             <w:r>
               <w:rPr>
-                <w:sz w:val="16"/>
-                <w:szCs w:val="16"/>
+                <w:sz w:val="22"/>
+                <w:szCs w:val="22"/>
               </w:rPr>
               <w:t>notebook,</w:t>
             </w:r>
             <w:r>
               <w:rPr>
-                <w:sz w:val="16"/>
-                <w:szCs w:val="16"/>
+                <w:sz w:val="22"/>
+                <w:szCs w:val="22"/>
               </w:rPr>
               <w:t xml:space="preserve"> so it knits from </w:t>
             </w:r>
             <w:r>
               <w:rPr>
                 <w:rFonts w:ascii="Consolas" w:eastAsia="Consolas" w:hAnsi="Consolas" w:cs="Consolas"/>
-                <w:sz w:val="14"/>
-                <w:szCs w:val="14"/>
+                <w:sz w:val="22"/>
+                <w:szCs w:val="22"/>
               </w:rPr>
               <w:t>notebook/</w:t>
             </w:r>
             <w:r>
               <w:rPr>
-                <w:sz w:val="16"/>
-                <w:szCs w:val="16"/>
+                <w:sz w:val="22"/>
+                <w:szCs w:val="22"/>
               </w:rPr>
               <w:t>, and added Timothy's Milestone 2 cleaning notebook to the repository.</w:t>
             </w:r>
@@ -3934,25 +3894,25 @@
         </w:tc>
         <w:tc>
           <w:tcPr>
-            <w:tcW w:w="1900" w:type="dxa"/>
-            <w:tcBorders>
-              <w:top w:val="single" w:sz="4" w:space="0" w:color="BFBFBF"/>
-              <w:left w:val="single" w:sz="4" w:space="0" w:color="BFBFBF"/>
-              <w:bottom w:val="single" w:sz="4" w:space="0" w:color="BFBFBF"/>
-              <w:right w:val="single" w:sz="4" w:space="0" w:color="BFBFBF"/>
-            </w:tcBorders>
-            <w:tcMar>
-              <w:top w:w="60" w:type="dxa"/>
-              <w:left w:w="90" w:type="dxa"/>
-              <w:bottom w:w="60" w:type="dxa"/>
-              <w:right w:w="90" w:type="dxa"/>
-            </w:tcMar>
-          </w:tcPr>
-          <w:p>
-            <w:r>
-              <w:rPr>
-                <w:sz w:val="16"/>
-                <w:szCs w:val="16"/>
+            <w:tcW w:w="1897" w:type="dxa"/>
+            <w:tcBorders>
+              <w:top w:val="single" w:sz="4" w:space="0" w:color="000000"/>
+              <w:left w:val="single" w:sz="4" w:space="0" w:color="000000"/>
+              <w:bottom w:val="single" w:sz="4" w:space="0" w:color="000000"/>
+              <w:right w:val="single" w:sz="4" w:space="0" w:color="000000"/>
+            </w:tcBorders>
+            <w:tcMar>
+              <w:top w:w="60" w:type="dxa"/>
+              <w:left w:w="90" w:type="dxa"/>
+              <w:bottom w:w="60" w:type="dxa"/>
+              <w:right w:w="90" w:type="dxa"/>
+            </w:tcMar>
+          </w:tcPr>
+          <w:p>
+            <w:r>
+              <w:rPr>
+                <w:sz w:val="22"/>
+                <w:szCs w:val="22"/>
               </w:rPr>
               <w:t>Notebooks knitted; the Milestone 2 notebook reproduces the cleaned files byte for byte; the merged Milestone 3 notebook ran end to end from a clean session (15 minutes) and reproduced every model and evaluation output (only recorded training times differ; the re-fitted final model gives identical predictions).</w:t>
             </w:r>
@@ -3960,25 +3920,25 @@
         </w:tc>
         <w:tc>
           <w:tcPr>
-            <w:tcW w:w="1826" w:type="dxa"/>
-            <w:tcBorders>
-              <w:top w:val="single" w:sz="4" w:space="0" w:color="BFBFBF"/>
-              <w:left w:val="single" w:sz="4" w:space="0" w:color="BFBFBF"/>
-              <w:bottom w:val="single" w:sz="4" w:space="0" w:color="BFBFBF"/>
-              <w:right w:val="single" w:sz="4" w:space="0" w:color="BFBFBF"/>
-            </w:tcBorders>
-            <w:tcMar>
-              <w:top w:w="60" w:type="dxa"/>
-              <w:left w:w="90" w:type="dxa"/>
-              <w:bottom w:w="60" w:type="dxa"/>
-              <w:right w:w="90" w:type="dxa"/>
-            </w:tcMar>
-          </w:tcPr>
-          <w:p>
-            <w:r>
-              <w:rPr>
-                <w:sz w:val="16"/>
-                <w:szCs w:val="16"/>
+            <w:tcW w:w="1803" w:type="dxa"/>
+            <w:tcBorders>
+              <w:top w:val="single" w:sz="4" w:space="0" w:color="000000"/>
+              <w:left w:val="single" w:sz="4" w:space="0" w:color="000000"/>
+              <w:bottom w:val="single" w:sz="4" w:space="0" w:color="000000"/>
+              <w:right w:val="single" w:sz="4" w:space="0" w:color="000000"/>
+            </w:tcBorders>
+            <w:tcMar>
+              <w:top w:w="60" w:type="dxa"/>
+              <w:left w:w="90" w:type="dxa"/>
+              <w:bottom w:w="60" w:type="dxa"/>
+              <w:right w:w="90" w:type="dxa"/>
+            </w:tcMar>
+          </w:tcPr>
+          <w:p>
+            <w:r>
+              <w:rPr>
+                <w:sz w:val="22"/>
+                <w:szCs w:val="22"/>
               </w:rPr>
               <w:t xml:space="preserve">Changes to Person A's notebook and to </w:t>
             </w:r>
@@ -3986,37 +3946,37 @@
             <w:r>
               <w:rPr>
                 <w:rFonts w:ascii="Consolas" w:eastAsia="Consolas" w:hAnsi="Consolas" w:cs="Consolas"/>
-                <w:sz w:val="14"/>
-                <w:szCs w:val="14"/>
+                <w:sz w:val="22"/>
+                <w:szCs w:val="22"/>
               </w:rPr>
               <w:t>renv.lock</w:t>
             </w:r>
             <w:proofErr w:type="spellEnd"/>
             <w:r>
               <w:rPr>
-                <w:sz w:val="16"/>
-                <w:szCs w:val="16"/>
+                <w:sz w:val="22"/>
+                <w:szCs w:val="22"/>
               </w:rPr>
               <w:t xml:space="preserve"> </w:t>
             </w:r>
             <w:r>
               <w:rPr>
-                <w:sz w:val="16"/>
-                <w:szCs w:val="16"/>
+                <w:sz w:val="22"/>
+                <w:szCs w:val="22"/>
               </w:rPr>
               <w:t>were</w:t>
             </w:r>
             <w:r>
               <w:rPr>
-                <w:sz w:val="16"/>
-                <w:szCs w:val="16"/>
+                <w:sz w:val="22"/>
+                <w:szCs w:val="22"/>
               </w:rPr>
               <w:t xml:space="preserve"> </w:t>
             </w:r>
             <w:r>
               <w:rPr>
-                <w:sz w:val="16"/>
-                <w:szCs w:val="16"/>
+                <w:sz w:val="22"/>
+                <w:szCs w:val="22"/>
               </w:rPr>
               <w:t>confirmed with Alexander.</w:t>
             </w:r>
@@ -4035,25 +3995,25 @@
         </w:trPr>
         <w:tc>
           <w:tcPr>
-            <w:tcW w:w="562" w:type="dxa"/>
-            <w:tcBorders>
-              <w:top w:val="single" w:sz="4" w:space="0" w:color="BFBFBF"/>
-              <w:left w:val="single" w:sz="4" w:space="0" w:color="BFBFBF"/>
-              <w:bottom w:val="single" w:sz="4" w:space="0" w:color="BFBFBF"/>
-              <w:right w:val="single" w:sz="4" w:space="0" w:color="BFBFBF"/>
-            </w:tcBorders>
-            <w:tcMar>
-              <w:top w:w="60" w:type="dxa"/>
-              <w:left w:w="90" w:type="dxa"/>
-              <w:bottom w:w="60" w:type="dxa"/>
-              <w:right w:w="90" w:type="dxa"/>
-            </w:tcMar>
-          </w:tcPr>
-          <w:p>
-            <w:r>
-              <w:rPr>
-                <w:sz w:val="16"/>
-                <w:szCs w:val="16"/>
+            <w:tcW w:w="708" w:type="dxa"/>
+            <w:tcBorders>
+              <w:top w:val="single" w:sz="4" w:space="0" w:color="000000"/>
+              <w:left w:val="single" w:sz="4" w:space="0" w:color="000000"/>
+              <w:bottom w:val="single" w:sz="4" w:space="0" w:color="000000"/>
+              <w:right w:val="single" w:sz="4" w:space="0" w:color="000000"/>
+            </w:tcBorders>
+            <w:tcMar>
+              <w:top w:w="60" w:type="dxa"/>
+              <w:left w:w="90" w:type="dxa"/>
+              <w:bottom w:w="60" w:type="dxa"/>
+              <w:right w:w="90" w:type="dxa"/>
+            </w:tcMar>
+          </w:tcPr>
+          <w:p>
+            <w:r>
+              <w:rPr>
+                <w:sz w:val="22"/>
+                <w:szCs w:val="22"/>
               </w:rPr>
               <w:t>AI-7</w:t>
             </w:r>
@@ -4061,25 +4021,25 @@
         </w:tc>
         <w:tc>
           <w:tcPr>
-            <w:tcW w:w="1738" w:type="dxa"/>
-            <w:tcBorders>
-              <w:top w:val="single" w:sz="4" w:space="0" w:color="BFBFBF"/>
-              <w:left w:val="single" w:sz="4" w:space="0" w:color="BFBFBF"/>
-              <w:bottom w:val="single" w:sz="4" w:space="0" w:color="BFBFBF"/>
-              <w:right w:val="single" w:sz="4" w:space="0" w:color="BFBFBF"/>
-            </w:tcBorders>
-            <w:tcMar>
-              <w:top w:w="60" w:type="dxa"/>
-              <w:left w:w="90" w:type="dxa"/>
-              <w:bottom w:w="60" w:type="dxa"/>
-              <w:right w:w="90" w:type="dxa"/>
-            </w:tcMar>
-          </w:tcPr>
-          <w:p>
-            <w:r>
-              <w:rPr>
-                <w:sz w:val="16"/>
-                <w:szCs w:val="16"/>
+            <w:tcW w:w="1707" w:type="dxa"/>
+            <w:tcBorders>
+              <w:top w:val="single" w:sz="4" w:space="0" w:color="000000"/>
+              <w:left w:val="single" w:sz="4" w:space="0" w:color="000000"/>
+              <w:bottom w:val="single" w:sz="4" w:space="0" w:color="000000"/>
+              <w:right w:val="single" w:sz="4" w:space="0" w:color="000000"/>
+            </w:tcBorders>
+            <w:tcMar>
+              <w:top w:w="60" w:type="dxa"/>
+              <w:left w:w="90" w:type="dxa"/>
+              <w:bottom w:w="60" w:type="dxa"/>
+              <w:right w:w="90" w:type="dxa"/>
+            </w:tcMar>
+          </w:tcPr>
+          <w:p>
+            <w:r>
+              <w:rPr>
+                <w:sz w:val="22"/>
+                <w:szCs w:val="22"/>
               </w:rPr>
               <w:t>5 Oct 2026</w:t>
             </w:r>
@@ -4087,8 +4047,8 @@
           <w:p>
             <w:r>
               <w:rPr>
-                <w:sz w:val="16"/>
-                <w:szCs w:val="16"/>
+                <w:sz w:val="22"/>
+                <w:szCs w:val="22"/>
               </w:rPr>
               <w:t>Timothy (C)</w:t>
             </w:r>
@@ -4096,8 +4056,8 @@
           <w:p>
             <w:r>
               <w:rPr>
-                <w:sz w:val="16"/>
-                <w:szCs w:val="16"/>
+                <w:sz w:val="22"/>
+                <w:szCs w:val="22"/>
               </w:rPr>
               <w:t>Claude (Anthropic)</w:t>
             </w:r>
@@ -4105,111 +4065,109 @@
         </w:tc>
         <w:tc>
           <w:tcPr>
-            <w:tcW w:w="3000" w:type="dxa"/>
-            <w:tcBorders>
-              <w:top w:val="single" w:sz="4" w:space="0" w:color="BFBFBF"/>
-              <w:left w:val="single" w:sz="4" w:space="0" w:color="BFBFBF"/>
-              <w:bottom w:val="single" w:sz="4" w:space="0" w:color="BFBFBF"/>
-              <w:right w:val="single" w:sz="4" w:space="0" w:color="BFBFBF"/>
-            </w:tcBorders>
-            <w:tcMar>
-              <w:top w:w="60" w:type="dxa"/>
-              <w:left w:w="90" w:type="dxa"/>
-              <w:bottom w:w="60" w:type="dxa"/>
-              <w:right w:w="90" w:type="dxa"/>
-            </w:tcMar>
-          </w:tcPr>
-          <w:p>
-            <w:r>
-              <w:rPr>
-                <w:b/>
-                <w:bCs/>
-                <w:sz w:val="16"/>
-                <w:szCs w:val="16"/>
+            <w:tcW w:w="2911" w:type="dxa"/>
+            <w:tcBorders>
+              <w:top w:val="single" w:sz="4" w:space="0" w:color="000000"/>
+              <w:left w:val="single" w:sz="4" w:space="0" w:color="000000"/>
+              <w:bottom w:val="single" w:sz="4" w:space="0" w:color="000000"/>
+              <w:right w:val="single" w:sz="4" w:space="0" w:color="000000"/>
+            </w:tcBorders>
+            <w:tcMar>
+              <w:top w:w="60" w:type="dxa"/>
+              <w:left w:w="90" w:type="dxa"/>
+              <w:bottom w:w="60" w:type="dxa"/>
+              <w:right w:w="90" w:type="dxa"/>
+            </w:tcMar>
+          </w:tcPr>
+          <w:p>
+            <w:r>
+              <w:rPr>
+                <w:sz w:val="22"/>
+                <w:szCs w:val="22"/>
               </w:rPr>
               <w:t>Report drafting.</w:t>
             </w:r>
             <w:r>
               <w:rPr>
-                <w:sz w:val="16"/>
-                <w:szCs w:val="16"/>
+                <w:sz w:val="22"/>
+                <w:szCs w:val="22"/>
               </w:rPr>
               <w:t xml:space="preserve"> </w:t>
             </w:r>
             <w:r>
               <w:rPr>
-                <w:sz w:val="16"/>
-                <w:szCs w:val="16"/>
+                <w:sz w:val="22"/>
+                <w:szCs w:val="22"/>
               </w:rPr>
               <w:t xml:space="preserve">Help to guide and direct the </w:t>
             </w:r>
             <w:r>
               <w:rPr>
-                <w:sz w:val="16"/>
-                <w:szCs w:val="16"/>
+                <w:sz w:val="22"/>
+                <w:szCs w:val="22"/>
               </w:rPr>
               <w:t>d</w:t>
             </w:r>
             <w:r>
               <w:rPr>
-                <w:sz w:val="16"/>
-                <w:szCs w:val="16"/>
+                <w:sz w:val="22"/>
+                <w:szCs w:val="22"/>
               </w:rPr>
               <w:t>raf</w:t>
             </w:r>
             <w:r>
               <w:rPr>
-                <w:sz w:val="16"/>
-                <w:szCs w:val="16"/>
+                <w:sz w:val="22"/>
+                <w:szCs w:val="22"/>
               </w:rPr>
               <w:t>ting of</w:t>
             </w:r>
             <w:r>
               <w:rPr>
-                <w:sz w:val="16"/>
-                <w:szCs w:val="16"/>
+                <w:sz w:val="22"/>
+                <w:szCs w:val="22"/>
               </w:rPr>
               <w:t xml:space="preserve"> Person C report sections (3.5 and 4.1–4.8), </w:t>
             </w:r>
             <w:r>
               <w:rPr>
-                <w:sz w:val="16"/>
-                <w:szCs w:val="16"/>
+                <w:sz w:val="22"/>
+                <w:szCs w:val="22"/>
               </w:rPr>
               <w:t xml:space="preserve">placed </w:t>
             </w:r>
             <w:r>
               <w:rPr>
-                <w:sz w:val="16"/>
-                <w:szCs w:val="16"/>
+                <w:sz w:val="22"/>
+                <w:szCs w:val="22"/>
               </w:rPr>
               <w:t xml:space="preserve">the app screenshots, </w:t>
             </w:r>
             <w:r>
               <w:rPr>
-                <w:sz w:val="16"/>
-                <w:szCs w:val="16"/>
+                <w:sz w:val="22"/>
+                <w:szCs w:val="22"/>
               </w:rPr>
               <w:t xml:space="preserve">helped to formulate </w:t>
             </w:r>
             <w:r>
               <w:rPr>
-                <w:sz w:val="16"/>
-                <w:szCs w:val="16"/>
+                <w:sz w:val="22"/>
+                <w:szCs w:val="22"/>
               </w:rPr>
               <w:t xml:space="preserve">the workflow diagram and </w:t>
             </w:r>
             <w:r>
               <w:rPr>
-                <w:sz w:val="16"/>
-                <w:szCs w:val="16"/>
+                <w:sz w:val="22"/>
+                <w:szCs w:val="22"/>
               </w:rPr>
               <w:t xml:space="preserve">gave pointer for </w:t>
             </w:r>
             <w:r>
               <w:rPr>
-                <w:sz w:val="16"/>
-                <w:szCs w:val="16"/>
+                <w:sz w:val="22"/>
+                <w:szCs w:val="22"/>
               </w:rPr>
               <w:t>this log.</w:t>
             </w:r>
@@ -4217,40 +4175,40 @@
         </w:tc>
         <w:tc>
           <w:tcPr>
-            <w:tcW w:w="1900" w:type="dxa"/>
-            <w:tcBorders>
-              <w:top w:val="single" w:sz="4" w:space="0" w:color="BFBFBF"/>
-              <w:left w:val="single" w:sz="4" w:space="0" w:color="BFBFBF"/>
-              <w:bottom w:val="single" w:sz="4" w:space="0" w:color="BFBFBF"/>
-              <w:right w:val="single" w:sz="4" w:space="0" w:color="BFBFBF"/>
-            </w:tcBorders>
-            <w:tcMar>
-              <w:top w:w="60" w:type="dxa"/>
-              <w:left w:w="90" w:type="dxa"/>
-              <w:bottom w:w="60" w:type="dxa"/>
-              <w:right w:w="90" w:type="dxa"/>
-            </w:tcMar>
-          </w:tcPr>
-          <w:p>
-            <w:r>
-              <w:rPr>
-                <w:sz w:val="16"/>
-                <w:szCs w:val="16"/>
+            <w:tcW w:w="1897" w:type="dxa"/>
+            <w:tcBorders>
+              <w:top w:val="single" w:sz="4" w:space="0" w:color="000000"/>
+              <w:left w:val="single" w:sz="4" w:space="0" w:color="000000"/>
+              <w:bottom w:val="single" w:sz="4" w:space="0" w:color="000000"/>
+              <w:right w:val="single" w:sz="4" w:space="0" w:color="000000"/>
+            </w:tcBorders>
+            <w:tcMar>
+              <w:top w:w="60" w:type="dxa"/>
+              <w:left w:w="90" w:type="dxa"/>
+              <w:bottom w:w="60" w:type="dxa"/>
+              <w:right w:w="90" w:type="dxa"/>
+            </w:tcMar>
+          </w:tcPr>
+          <w:p>
+            <w:r>
+              <w:rPr>
+                <w:sz w:val="22"/>
+                <w:szCs w:val="22"/>
               </w:rPr>
               <w:t xml:space="preserve">Every number traced to </w:t>
             </w:r>
             <w:r>
               <w:rPr>
                 <w:rFonts w:ascii="Consolas" w:eastAsia="Consolas" w:hAnsi="Consolas" w:cs="Consolas"/>
-                <w:sz w:val="14"/>
-                <w:szCs w:val="14"/>
+                <w:sz w:val="22"/>
+                <w:szCs w:val="22"/>
               </w:rPr>
               <w:t>data/evaluation/</w:t>
             </w:r>
             <w:r>
               <w:rPr>
-                <w:sz w:val="16"/>
-                <w:szCs w:val="16"/>
+                <w:sz w:val="22"/>
+                <w:szCs w:val="22"/>
               </w:rPr>
               <w:t xml:space="preserve"> or the Person C notebook.</w:t>
             </w:r>
@@ -4258,39 +4216,39 @@
         </w:tc>
         <w:tc>
           <w:tcPr>
-            <w:tcW w:w="1826" w:type="dxa"/>
-            <w:tcBorders>
-              <w:top w:val="single" w:sz="4" w:space="0" w:color="BFBFBF"/>
-              <w:left w:val="single" w:sz="4" w:space="0" w:color="BFBFBF"/>
-              <w:bottom w:val="single" w:sz="4" w:space="0" w:color="BFBFBF"/>
-              <w:right w:val="single" w:sz="4" w:space="0" w:color="BFBFBF"/>
-            </w:tcBorders>
-            <w:tcMar>
-              <w:top w:w="60" w:type="dxa"/>
-              <w:left w:w="90" w:type="dxa"/>
-              <w:bottom w:w="60" w:type="dxa"/>
-              <w:right w:w="90" w:type="dxa"/>
-            </w:tcMar>
-          </w:tcPr>
-          <w:p>
-            <w:r>
-              <w:rPr>
-                <w:sz w:val="16"/>
-                <w:szCs w:val="16"/>
+            <w:tcW w:w="1803" w:type="dxa"/>
+            <w:tcBorders>
+              <w:top w:val="single" w:sz="4" w:space="0" w:color="000000"/>
+              <w:left w:val="single" w:sz="4" w:space="0" w:color="000000"/>
+              <w:bottom w:val="single" w:sz="4" w:space="0" w:color="000000"/>
+              <w:right w:val="single" w:sz="4" w:space="0" w:color="000000"/>
+            </w:tcBorders>
+            <w:tcMar>
+              <w:top w:w="60" w:type="dxa"/>
+              <w:left w:w="90" w:type="dxa"/>
+              <w:bottom w:w="60" w:type="dxa"/>
+              <w:right w:w="90" w:type="dxa"/>
+            </w:tcMar>
+          </w:tcPr>
+          <w:p>
+            <w:r>
+              <w:rPr>
+                <w:sz w:val="22"/>
+                <w:szCs w:val="22"/>
               </w:rPr>
               <w:t xml:space="preserve">Timothy </w:t>
             </w:r>
             <w:r>
               <w:rPr>
-                <w:sz w:val="16"/>
-                <w:szCs w:val="16"/>
+                <w:sz w:val="22"/>
+                <w:szCs w:val="22"/>
               </w:rPr>
               <w:t xml:space="preserve">wrote, </w:t>
             </w:r>
             <w:r>
               <w:rPr>
-                <w:sz w:val="16"/>
-                <w:szCs w:val="16"/>
+                <w:sz w:val="22"/>
+                <w:szCs w:val="22"/>
               </w:rPr>
               <w:t>reviewed and edited the wording before it went to the compiler.</w:t>
             </w:r>
@@ -4309,25 +4267,25 @@
         </w:trPr>
         <w:tc>
           <w:tcPr>
-            <w:tcW w:w="562" w:type="dxa"/>
-            <w:tcBorders>
-              <w:top w:val="single" w:sz="4" w:space="0" w:color="BFBFBF"/>
-              <w:left w:val="single" w:sz="4" w:space="0" w:color="BFBFBF"/>
-              <w:bottom w:val="single" w:sz="4" w:space="0" w:color="BFBFBF"/>
-              <w:right w:val="single" w:sz="4" w:space="0" w:color="BFBFBF"/>
-            </w:tcBorders>
-            <w:tcMar>
-              <w:top w:w="60" w:type="dxa"/>
-              <w:left w:w="90" w:type="dxa"/>
-              <w:bottom w:w="60" w:type="dxa"/>
-              <w:right w:w="90" w:type="dxa"/>
-            </w:tcMar>
-          </w:tcPr>
-          <w:p>
-            <w:r>
-              <w:rPr>
-                <w:sz w:val="16"/>
-                <w:szCs w:val="16"/>
+            <w:tcW w:w="708" w:type="dxa"/>
+            <w:tcBorders>
+              <w:top w:val="single" w:sz="4" w:space="0" w:color="000000"/>
+              <w:left w:val="single" w:sz="4" w:space="0" w:color="000000"/>
+              <w:bottom w:val="single" w:sz="4" w:space="0" w:color="000000"/>
+              <w:right w:val="single" w:sz="4" w:space="0" w:color="000000"/>
+            </w:tcBorders>
+            <w:tcMar>
+              <w:top w:w="60" w:type="dxa"/>
+              <w:left w:w="90" w:type="dxa"/>
+              <w:bottom w:w="60" w:type="dxa"/>
+              <w:right w:w="90" w:type="dxa"/>
+            </w:tcMar>
+          </w:tcPr>
+          <w:p>
+            <w:r>
+              <w:rPr>
+                <w:sz w:val="22"/>
+                <w:szCs w:val="22"/>
               </w:rPr>
               <w:t>AI-8</w:t>
             </w:r>
@@ -4335,25 +4293,25 @@
         </w:tc>
         <w:tc>
           <w:tcPr>
-            <w:tcW w:w="1738" w:type="dxa"/>
-            <w:tcBorders>
-              <w:top w:val="single" w:sz="4" w:space="0" w:color="BFBFBF"/>
-              <w:left w:val="single" w:sz="4" w:space="0" w:color="BFBFBF"/>
-              <w:bottom w:val="single" w:sz="4" w:space="0" w:color="BFBFBF"/>
-              <w:right w:val="single" w:sz="4" w:space="0" w:color="BFBFBF"/>
-            </w:tcBorders>
-            <w:tcMar>
-              <w:top w:w="60" w:type="dxa"/>
-              <w:left w:w="90" w:type="dxa"/>
-              <w:bottom w:w="60" w:type="dxa"/>
-              <w:right w:w="90" w:type="dxa"/>
-            </w:tcMar>
-          </w:tcPr>
-          <w:p>
-            <w:r>
-              <w:rPr>
-                <w:sz w:val="16"/>
-                <w:szCs w:val="16"/>
+            <w:tcW w:w="1707" w:type="dxa"/>
+            <w:tcBorders>
+              <w:top w:val="single" w:sz="4" w:space="0" w:color="000000"/>
+              <w:left w:val="single" w:sz="4" w:space="0" w:color="000000"/>
+              <w:bottom w:val="single" w:sz="4" w:space="0" w:color="000000"/>
+              <w:right w:val="single" w:sz="4" w:space="0" w:color="000000"/>
+            </w:tcBorders>
+            <w:tcMar>
+              <w:top w:w="60" w:type="dxa"/>
+              <w:left w:w="90" w:type="dxa"/>
+              <w:bottom w:w="60" w:type="dxa"/>
+              <w:right w:w="90" w:type="dxa"/>
+            </w:tcMar>
+          </w:tcPr>
+          <w:p>
+            <w:r>
+              <w:rPr>
+                <w:sz w:val="22"/>
+                <w:szCs w:val="22"/>
               </w:rPr>
               <w:t>5 Oct 2026</w:t>
             </w:r>
@@ -4361,8 +4319,8 @@
           <w:p>
             <w:r>
               <w:rPr>
-                <w:sz w:val="16"/>
-                <w:szCs w:val="16"/>
+                <w:sz w:val="22"/>
+                <w:szCs w:val="22"/>
               </w:rPr>
               <w:t>Timothy (C)</w:t>
             </w:r>
@@ -4370,8 +4328,8 @@
           <w:p>
             <w:r>
               <w:rPr>
-                <w:sz w:val="16"/>
-                <w:szCs w:val="16"/>
+                <w:sz w:val="22"/>
+                <w:szCs w:val="22"/>
               </w:rPr>
               <w:t>Claude (Anthropic)</w:t>
             </w:r>
@@ -4379,77 +4337,75 @@
         </w:tc>
         <w:tc>
           <w:tcPr>
-            <w:tcW w:w="3000" w:type="dxa"/>
-            <w:tcBorders>
-              <w:top w:val="single" w:sz="4" w:space="0" w:color="BFBFBF"/>
-              <w:left w:val="single" w:sz="4" w:space="0" w:color="BFBFBF"/>
-              <w:bottom w:val="single" w:sz="4" w:space="0" w:color="BFBFBF"/>
-              <w:right w:val="single" w:sz="4" w:space="0" w:color="BFBFBF"/>
-            </w:tcBorders>
-            <w:tcMar>
-              <w:top w:w="60" w:type="dxa"/>
-              <w:left w:w="90" w:type="dxa"/>
-              <w:bottom w:w="60" w:type="dxa"/>
-              <w:right w:w="90" w:type="dxa"/>
-            </w:tcMar>
-          </w:tcPr>
-          <w:p>
-            <w:r>
-              <w:rPr>
-                <w:b/>
-                <w:bCs/>
-                <w:sz w:val="16"/>
-                <w:szCs w:val="16"/>
+            <w:tcW w:w="2911" w:type="dxa"/>
+            <w:tcBorders>
+              <w:top w:val="single" w:sz="4" w:space="0" w:color="000000"/>
+              <w:left w:val="single" w:sz="4" w:space="0" w:color="000000"/>
+              <w:bottom w:val="single" w:sz="4" w:space="0" w:color="000000"/>
+              <w:right w:val="single" w:sz="4" w:space="0" w:color="000000"/>
+            </w:tcBorders>
+            <w:tcMar>
+              <w:top w:w="60" w:type="dxa"/>
+              <w:left w:w="90" w:type="dxa"/>
+              <w:bottom w:w="60" w:type="dxa"/>
+              <w:right w:w="90" w:type="dxa"/>
+            </w:tcMar>
+          </w:tcPr>
+          <w:p>
+            <w:r>
+              <w:rPr>
+                <w:sz w:val="22"/>
+                <w:szCs w:val="22"/>
               </w:rPr>
               <w:t>Report compilation.</w:t>
             </w:r>
             <w:r>
               <w:rPr>
-                <w:sz w:val="16"/>
-                <w:szCs w:val="16"/>
+                <w:sz w:val="22"/>
+                <w:szCs w:val="22"/>
               </w:rPr>
               <w:t xml:space="preserve"> </w:t>
             </w:r>
             <w:r>
               <w:rPr>
-                <w:sz w:val="16"/>
-                <w:szCs w:val="16"/>
+                <w:sz w:val="22"/>
+                <w:szCs w:val="22"/>
               </w:rPr>
               <w:t>Helped to word</w:t>
             </w:r>
             <w:r>
               <w:rPr>
-                <w:sz w:val="16"/>
-                <w:szCs w:val="16"/>
+                <w:sz w:val="22"/>
+                <w:szCs w:val="22"/>
               </w:rPr>
               <w:t xml:space="preserve"> Milestone 3 report</w:t>
             </w:r>
             <w:r>
               <w:rPr>
-                <w:sz w:val="16"/>
-                <w:szCs w:val="16"/>
+                <w:sz w:val="22"/>
+                <w:szCs w:val="22"/>
               </w:rPr>
               <w:t xml:space="preserve"> correctly</w:t>
             </w:r>
             <w:r>
               <w:rPr>
-                <w:sz w:val="16"/>
-                <w:szCs w:val="16"/>
+                <w:sz w:val="22"/>
+                <w:szCs w:val="22"/>
               </w:rPr>
               <w:t>; a first draft of the Task 1 section written from Person A's notebook and its outputs; Person B's Task 2 and 3 draft brought in unchanged in wording; Person C sections adapted to build on Person B's tables; merged references; and the model change log (</w:t>
             </w:r>
             <w:r>
               <w:rPr>
                 <w:rFonts w:ascii="Consolas" w:eastAsia="Consolas" w:hAnsi="Consolas" w:cs="Consolas"/>
-                <w:sz w:val="14"/>
-                <w:szCs w:val="14"/>
+                <w:sz w:val="22"/>
+                <w:szCs w:val="22"/>
               </w:rPr>
               <w:t>models/CHANGELOG.md</w:t>
             </w:r>
             <w:r>
               <w:rPr>
-                <w:sz w:val="16"/>
-                <w:szCs w:val="16"/>
+                <w:sz w:val="22"/>
+                <w:szCs w:val="22"/>
               </w:rPr>
               <w:t>).</w:t>
             </w:r>
@@ -4457,25 +4413,25 @@
         </w:tc>
         <w:tc>
           <w:tcPr>
-            <w:tcW w:w="1900" w:type="dxa"/>
-            <w:tcBorders>
-              <w:top w:val="single" w:sz="4" w:space="0" w:color="BFBFBF"/>
-              <w:left w:val="single" w:sz="4" w:space="0" w:color="BFBFBF"/>
-              <w:bottom w:val="single" w:sz="4" w:space="0" w:color="BFBFBF"/>
-              <w:right w:val="single" w:sz="4" w:space="0" w:color="BFBFBF"/>
-            </w:tcBorders>
-            <w:tcMar>
-              <w:top w:w="60" w:type="dxa"/>
-              <w:left w:w="90" w:type="dxa"/>
-              <w:bottom w:w="60" w:type="dxa"/>
-              <w:right w:w="90" w:type="dxa"/>
-            </w:tcMar>
-          </w:tcPr>
-          <w:p>
-            <w:r>
-              <w:rPr>
-                <w:sz w:val="16"/>
-                <w:szCs w:val="16"/>
+            <w:tcW w:w="1897" w:type="dxa"/>
+            <w:tcBorders>
+              <w:top w:val="single" w:sz="4" w:space="0" w:color="000000"/>
+              <w:left w:val="single" w:sz="4" w:space="0" w:color="000000"/>
+              <w:bottom w:val="single" w:sz="4" w:space="0" w:color="000000"/>
+              <w:right w:val="single" w:sz="4" w:space="0" w:color="000000"/>
+            </w:tcBorders>
+            <w:tcMar>
+              <w:top w:w="60" w:type="dxa"/>
+              <w:left w:w="90" w:type="dxa"/>
+              <w:bottom w:w="60" w:type="dxa"/>
+              <w:right w:w="90" w:type="dxa"/>
+            </w:tcMar>
+          </w:tcPr>
+          <w:p>
+            <w:r>
+              <w:rPr>
+                <w:sz w:val="22"/>
+                <w:szCs w:val="22"/>
               </w:rPr>
               <w:t>Every Task 1 number taken from Person A's notebook output or the saved models; Person B's text extracted programmatically, not retyped; the PDF checked page by page.</w:t>
             </w:r>
@@ -4483,25 +4439,25 @@
         </w:tc>
         <w:tc>
           <w:tcPr>
-            <w:tcW w:w="1826" w:type="dxa"/>
-            <w:tcBorders>
-              <w:top w:val="single" w:sz="4" w:space="0" w:color="BFBFBF"/>
-              <w:left w:val="single" w:sz="4" w:space="0" w:color="BFBFBF"/>
-              <w:bottom w:val="single" w:sz="4" w:space="0" w:color="BFBFBF"/>
-              <w:right w:val="single" w:sz="4" w:space="0" w:color="BFBFBF"/>
-            </w:tcBorders>
-            <w:tcMar>
-              <w:top w:w="60" w:type="dxa"/>
-              <w:left w:w="90" w:type="dxa"/>
-              <w:bottom w:w="60" w:type="dxa"/>
-              <w:right w:w="90" w:type="dxa"/>
-            </w:tcMar>
-          </w:tcPr>
-          <w:p>
-            <w:r>
-              <w:rPr>
-                <w:sz w:val="16"/>
-                <w:szCs w:val="16"/>
+            <w:tcW w:w="1803" w:type="dxa"/>
+            <w:tcBorders>
+              <w:top w:val="single" w:sz="4" w:space="0" w:color="000000"/>
+              <w:left w:val="single" w:sz="4" w:space="0" w:color="000000"/>
+              <w:bottom w:val="single" w:sz="4" w:space="0" w:color="000000"/>
+              <w:right w:val="single" w:sz="4" w:space="0" w:color="000000"/>
+            </w:tcBorders>
+            <w:tcMar>
+              <w:top w:w="60" w:type="dxa"/>
+              <w:left w:w="90" w:type="dxa"/>
+              <w:bottom w:w="60" w:type="dxa"/>
+              <w:right w:w="90" w:type="dxa"/>
+            </w:tcMar>
+          </w:tcPr>
+          <w:p>
+            <w:r>
+              <w:rPr>
+                <w:sz w:val="22"/>
+                <w:szCs w:val="22"/>
               </w:rPr>
               <w:t>Alexander to review and edit the Task 1 draft; Rudi to review the compiled report before submission.</w:t>
             </w:r>
@@ -4514,25 +4470,25 @@
         </w:trPr>
         <w:tc>
           <w:tcPr>
-            <w:tcW w:w="562" w:type="dxa"/>
-            <w:tcBorders>
-              <w:top w:val="single" w:sz="4" w:space="0" w:color="BFBFBF"/>
-              <w:left w:val="single" w:sz="4" w:space="0" w:color="BFBFBF"/>
-              <w:bottom w:val="single" w:sz="4" w:space="0" w:color="BFBFBF"/>
-              <w:right w:val="single" w:sz="4" w:space="0" w:color="BFBFBF"/>
-            </w:tcBorders>
-            <w:tcMar>
-              <w:top w:w="60" w:type="dxa"/>
-              <w:left w:w="90" w:type="dxa"/>
-              <w:bottom w:w="60" w:type="dxa"/>
-              <w:right w:w="90" w:type="dxa"/>
-            </w:tcMar>
-          </w:tcPr>
-          <w:p>
-            <w:r>
-              <w:rPr>
-                <w:sz w:val="16"/>
-                <w:szCs w:val="16"/>
+            <w:tcW w:w="708" w:type="dxa"/>
+            <w:tcBorders>
+              <w:top w:val="single" w:sz="4" w:space="0" w:color="000000"/>
+              <w:left w:val="single" w:sz="4" w:space="0" w:color="000000"/>
+              <w:bottom w:val="single" w:sz="4" w:space="0" w:color="000000"/>
+              <w:right w:val="single" w:sz="4" w:space="0" w:color="000000"/>
+            </w:tcBorders>
+            <w:tcMar>
+              <w:top w:w="60" w:type="dxa"/>
+              <w:left w:w="90" w:type="dxa"/>
+              <w:bottom w:w="60" w:type="dxa"/>
+              <w:right w:w="90" w:type="dxa"/>
+            </w:tcMar>
+          </w:tcPr>
+          <w:p>
+            <w:r>
+              <w:rPr>
+                <w:sz w:val="22"/>
+                <w:szCs w:val="22"/>
               </w:rPr>
               <w:t>AI-A1</w:t>
             </w:r>
@@ -4540,25 +4496,25 @@
         </w:tc>
         <w:tc>
           <w:tcPr>
-            <w:tcW w:w="1738" w:type="dxa"/>
-            <w:tcBorders>
-              <w:top w:val="single" w:sz="4" w:space="0" w:color="BFBFBF"/>
-              <w:left w:val="single" w:sz="4" w:space="0" w:color="BFBFBF"/>
-              <w:bottom w:val="single" w:sz="4" w:space="0" w:color="BFBFBF"/>
-              <w:right w:val="single" w:sz="4" w:space="0" w:color="BFBFBF"/>
-            </w:tcBorders>
-            <w:tcMar>
-              <w:top w:w="60" w:type="dxa"/>
-              <w:left w:w="90" w:type="dxa"/>
-              <w:bottom w:w="60" w:type="dxa"/>
-              <w:right w:w="90" w:type="dxa"/>
-            </w:tcMar>
-          </w:tcPr>
-          <w:p>
-            <w:r>
-              <w:rPr>
-                <w:sz w:val="16"/>
-                <w:szCs w:val="16"/>
+            <w:tcW w:w="1707" w:type="dxa"/>
+            <w:tcBorders>
+              <w:top w:val="single" w:sz="4" w:space="0" w:color="000000"/>
+              <w:left w:val="single" w:sz="4" w:space="0" w:color="000000"/>
+              <w:bottom w:val="single" w:sz="4" w:space="0" w:color="000000"/>
+              <w:right w:val="single" w:sz="4" w:space="0" w:color="000000"/>
+            </w:tcBorders>
+            <w:tcMar>
+              <w:top w:w="60" w:type="dxa"/>
+              <w:left w:w="90" w:type="dxa"/>
+              <w:bottom w:w="60" w:type="dxa"/>
+              <w:right w:w="90" w:type="dxa"/>
+            </w:tcMar>
+          </w:tcPr>
+          <w:p>
+            <w:r>
+              <w:rPr>
+                <w:sz w:val="22"/>
+                <w:szCs w:val="22"/>
               </w:rPr>
               <w:t>30 Sep 2026</w:t>
             </w:r>
@@ -4566,8 +4522,8 @@
           <w:p>
             <w:r>
               <w:rPr>
-                <w:sz w:val="16"/>
-                <w:szCs w:val="16"/>
+                <w:sz w:val="22"/>
+                <w:szCs w:val="22"/>
               </w:rPr>
               <w:t>Alexander (A)</w:t>
             </w:r>
@@ -4575,8 +4531,8 @@
           <w:p>
             <w:r>
               <w:rPr>
-                <w:sz w:val="16"/>
-                <w:szCs w:val="16"/>
+                <w:sz w:val="22"/>
+                <w:szCs w:val="22"/>
               </w:rPr>
               <w:t>Claude (Anthropic)</w:t>
             </w:r>
@@ -4584,34 +4540,32 @@
         </w:tc>
         <w:tc>
           <w:tcPr>
-            <w:tcW w:w="3000" w:type="dxa"/>
-            <w:tcBorders>
-              <w:top w:val="single" w:sz="4" w:space="0" w:color="BFBFBF"/>
-              <w:left w:val="single" w:sz="4" w:space="0" w:color="BFBFBF"/>
-              <w:bottom w:val="single" w:sz="4" w:space="0" w:color="BFBFBF"/>
-              <w:right w:val="single" w:sz="4" w:space="0" w:color="BFBFBF"/>
-            </w:tcBorders>
-            <w:tcMar>
-              <w:top w:w="60" w:type="dxa"/>
-              <w:left w:w="90" w:type="dxa"/>
-              <w:bottom w:w="60" w:type="dxa"/>
-              <w:right w:w="90" w:type="dxa"/>
-            </w:tcMar>
-          </w:tcPr>
-          <w:p>
-            <w:r>
-              <w:rPr>
-                <w:b/>
-                <w:bCs/>
-                <w:sz w:val="16"/>
-                <w:szCs w:val="16"/>
+            <w:tcW w:w="2911" w:type="dxa"/>
+            <w:tcBorders>
+              <w:top w:val="single" w:sz="4" w:space="0" w:color="000000"/>
+              <w:left w:val="single" w:sz="4" w:space="0" w:color="000000"/>
+              <w:bottom w:val="single" w:sz="4" w:space="0" w:color="000000"/>
+              <w:right w:val="single" w:sz="4" w:space="0" w:color="000000"/>
+            </w:tcBorders>
+            <w:tcMar>
+              <w:top w:w="60" w:type="dxa"/>
+              <w:left w:w="90" w:type="dxa"/>
+              <w:bottom w:w="60" w:type="dxa"/>
+              <w:right w:w="90" w:type="dxa"/>
+            </w:tcMar>
+          </w:tcPr>
+          <w:p>
+            <w:r>
+              <w:rPr>
+                <w:sz w:val="22"/>
+                <w:szCs w:val="22"/>
               </w:rPr>
               <w:t>Work split review.</w:t>
             </w:r>
             <w:r>
               <w:rPr>
-                <w:sz w:val="16"/>
-                <w:szCs w:val="16"/>
+                <w:sz w:val="22"/>
+                <w:szCs w:val="22"/>
               </w:rPr>
               <w:t xml:space="preserve"> Compared the team's Milestone 3 work split with the brief and with the verified Milestone 2 files. Flagged four errors: a household count of about 20,684 (Milestone 2 established 20,940, of which 20,925 are modelled); a rule turning household sizes 0, 8 and 9 into missing (only 0 is invalid); the income transform described as undecided although </w:t>
             </w:r>
@@ -4619,16 +4573,16 @@
             <w:r>
               <w:rPr>
                 <w:rFonts w:ascii="Consolas" w:eastAsia="Consolas" w:hAnsi="Consolas" w:cs="Consolas"/>
-                <w:sz w:val="14"/>
-                <w:szCs w:val="14"/>
+                <w:sz w:val="22"/>
+                <w:szCs w:val="22"/>
               </w:rPr>
               <w:t>Income_Log</w:t>
             </w:r>
             <w:proofErr w:type="spellEnd"/>
             <w:r>
               <w:rPr>
-                <w:sz w:val="16"/>
-                <w:szCs w:val="16"/>
+                <w:sz w:val="22"/>
+                <w:szCs w:val="22"/>
               </w:rPr>
               <w:t xml:space="preserve"> and </w:t>
             </w:r>
@@ -4636,16 +4590,16 @@
             <w:r>
               <w:rPr>
                 <w:rFonts w:ascii="Consolas" w:eastAsia="Consolas" w:hAnsi="Consolas" w:cs="Consolas"/>
-                <w:sz w:val="14"/>
-                <w:szCs w:val="14"/>
+                <w:sz w:val="22"/>
+                <w:szCs w:val="22"/>
               </w:rPr>
               <w:t>Income_PerCapita</w:t>
             </w:r>
             <w:proofErr w:type="spellEnd"/>
             <w:r>
               <w:rPr>
-                <w:sz w:val="16"/>
-                <w:szCs w:val="16"/>
+                <w:sz w:val="22"/>
+                <w:szCs w:val="22"/>
               </w:rPr>
               <w:t xml:space="preserve"> already exist; and </w:t>
             </w:r>
@@ -4653,16 +4607,16 @@
             <w:r>
               <w:rPr>
                 <w:rFonts w:ascii="Consolas" w:eastAsia="Consolas" w:hAnsi="Consolas" w:cs="Consolas"/>
-                <w:sz w:val="14"/>
-                <w:szCs w:val="14"/>
+                <w:sz w:val="22"/>
+                <w:szCs w:val="22"/>
               </w:rPr>
               <w:t>GeoTypeCode</w:t>
             </w:r>
             <w:proofErr w:type="spellEnd"/>
             <w:r>
               <w:rPr>
-                <w:sz w:val="16"/>
-                <w:szCs w:val="16"/>
+                <w:sz w:val="22"/>
+                <w:szCs w:val="22"/>
               </w:rPr>
               <w:t xml:space="preserve"> described as binary (it has three levels).</w:t>
             </w:r>
@@ -4670,40 +4624,40 @@
         </w:tc>
         <w:tc>
           <w:tcPr>
-            <w:tcW w:w="1900" w:type="dxa"/>
-            <w:tcBorders>
-              <w:top w:val="single" w:sz="4" w:space="0" w:color="BFBFBF"/>
-              <w:left w:val="single" w:sz="4" w:space="0" w:color="BFBFBF"/>
-              <w:bottom w:val="single" w:sz="4" w:space="0" w:color="BFBFBF"/>
-              <w:right w:val="single" w:sz="4" w:space="0" w:color="BFBFBF"/>
-            </w:tcBorders>
-            <w:tcMar>
-              <w:top w:w="60" w:type="dxa"/>
-              <w:left w:w="90" w:type="dxa"/>
-              <w:bottom w:w="60" w:type="dxa"/>
-              <w:right w:w="90" w:type="dxa"/>
-            </w:tcMar>
-          </w:tcPr>
-          <w:p>
-            <w:r>
-              <w:rPr>
-                <w:sz w:val="16"/>
-                <w:szCs w:val="16"/>
+            <w:tcW w:w="1897" w:type="dxa"/>
+            <w:tcBorders>
+              <w:top w:val="single" w:sz="4" w:space="0" w:color="000000"/>
+              <w:left w:val="single" w:sz="4" w:space="0" w:color="000000"/>
+              <w:bottom w:val="single" w:sz="4" w:space="0" w:color="000000"/>
+              <w:right w:val="single" w:sz="4" w:space="0" w:color="000000"/>
+            </w:tcBorders>
+            <w:tcMar>
+              <w:top w:w="60" w:type="dxa"/>
+              <w:left w:w="90" w:type="dxa"/>
+              <w:bottom w:w="60" w:type="dxa"/>
+              <w:right w:w="90" w:type="dxa"/>
+            </w:tcMar>
+          </w:tcPr>
+          <w:p>
+            <w:r>
+              <w:rPr>
+                <w:sz w:val="22"/>
+                <w:szCs w:val="22"/>
               </w:rPr>
               <w:t xml:space="preserve">Every figure and code meaning checked against </w:t>
             </w:r>
             <w:r>
               <w:rPr>
                 <w:rFonts w:ascii="Consolas" w:eastAsia="Consolas" w:hAnsi="Consolas" w:cs="Consolas"/>
-                <w:sz w:val="14"/>
-                <w:szCs w:val="14"/>
+                <w:sz w:val="22"/>
+                <w:szCs w:val="22"/>
               </w:rPr>
               <w:t>M2_final_modelling_dataset.csv</w:t>
             </w:r>
             <w:r>
               <w:rPr>
-                <w:sz w:val="16"/>
-                <w:szCs w:val="16"/>
+                <w:sz w:val="22"/>
+                <w:szCs w:val="22"/>
               </w:rPr>
               <w:t xml:space="preserve"> and the Milestone 2 data dictionary with a script.</w:t>
             </w:r>
@@ -4711,25 +4665,25 @@
         </w:tc>
         <w:tc>
           <w:tcPr>
-            <w:tcW w:w="1826" w:type="dxa"/>
-            <w:tcBorders>
-              <w:top w:val="single" w:sz="4" w:space="0" w:color="BFBFBF"/>
-              <w:left w:val="single" w:sz="4" w:space="0" w:color="BFBFBF"/>
-              <w:bottom w:val="single" w:sz="4" w:space="0" w:color="BFBFBF"/>
-              <w:right w:val="single" w:sz="4" w:space="0" w:color="BFBFBF"/>
-            </w:tcBorders>
-            <w:tcMar>
-              <w:top w:w="60" w:type="dxa"/>
-              <w:left w:w="90" w:type="dxa"/>
-              <w:bottom w:w="60" w:type="dxa"/>
-              <w:right w:w="90" w:type="dxa"/>
-            </w:tcMar>
-          </w:tcPr>
-          <w:p>
-            <w:r>
-              <w:rPr>
-                <w:sz w:val="16"/>
-                <w:szCs w:val="16"/>
+            <w:tcW w:w="1803" w:type="dxa"/>
+            <w:tcBorders>
+              <w:top w:val="single" w:sz="4" w:space="0" w:color="000000"/>
+              <w:left w:val="single" w:sz="4" w:space="0" w:color="000000"/>
+              <w:bottom w:val="single" w:sz="4" w:space="0" w:color="000000"/>
+              <w:right w:val="single" w:sz="4" w:space="0" w:color="000000"/>
+            </w:tcBorders>
+            <w:tcMar>
+              <w:top w:w="60" w:type="dxa"/>
+              <w:left w:w="90" w:type="dxa"/>
+              <w:bottom w:w="60" w:type="dxa"/>
+              <w:right w:w="90" w:type="dxa"/>
+            </w:tcMar>
+          </w:tcPr>
+          <w:p>
+            <w:r>
+              <w:rPr>
+                <w:sz w:val="22"/>
+                <w:szCs w:val="22"/>
               </w:rPr>
               <w:t>Alexander accepted the four corrections and used the corrected split to plan Task 1.</w:t>
             </w:r>
@@ -4742,12 +4696,12 @@
         </w:trPr>
         <w:tc>
           <w:tcPr>
-            <w:tcW w:w="562" w:type="dxa"/>
-            <w:tcBorders>
-              <w:top w:val="single" w:sz="4" w:space="0" w:color="BFBFBF"/>
-              <w:left w:val="single" w:sz="4" w:space="0" w:color="BFBFBF"/>
-              <w:bottom w:val="single" w:sz="4" w:space="0" w:color="BFBFBF"/>
-              <w:right w:val="single" w:sz="4" w:space="0" w:color="BFBFBF"/>
+            <w:tcW w:w="708" w:type="dxa"/>
+            <w:tcBorders>
+              <w:top w:val="single" w:sz="4" w:space="0" w:color="000000"/>
+              <w:left w:val="single" w:sz="4" w:space="0" w:color="000000"/>
+              <w:bottom w:val="single" w:sz="4" w:space="0" w:color="000000"/>
+              <w:right w:val="single" w:sz="4" w:space="0" w:color="000000"/>
             </w:tcBorders>
             <w:tcMar>
               <w:top w:w="60" w:type="dxa"/>
@@ -4759,14 +4713,14 @@
           <w:p>
             <w:pPr>
               <w:rPr>
-                <w:sz w:val="16"/>
-                <w:szCs w:val="16"/>
+                <w:sz w:val="22"/>
+                <w:szCs w:val="22"/>
               </w:rPr>
             </w:pPr>
             <w:r>
               <w:rPr>
-                <w:sz w:val="16"/>
-                <w:szCs w:val="16"/>
+                <w:sz w:val="22"/>
+                <w:szCs w:val="22"/>
               </w:rPr>
               <w:t>AI-A2</w:t>
             </w:r>
@@ -4774,25 +4728,25 @@
         </w:tc>
         <w:tc>
           <w:tcPr>
-            <w:tcW w:w="1738" w:type="dxa"/>
-            <w:tcBorders>
-              <w:top w:val="single" w:sz="4" w:space="0" w:color="BFBFBF"/>
-              <w:left w:val="single" w:sz="4" w:space="0" w:color="BFBFBF"/>
-              <w:bottom w:val="single" w:sz="4" w:space="0" w:color="BFBFBF"/>
-              <w:right w:val="single" w:sz="4" w:space="0" w:color="BFBFBF"/>
-            </w:tcBorders>
-            <w:tcMar>
-              <w:top w:w="60" w:type="dxa"/>
-              <w:left w:w="90" w:type="dxa"/>
-              <w:bottom w:w="60" w:type="dxa"/>
-              <w:right w:w="90" w:type="dxa"/>
-            </w:tcMar>
-          </w:tcPr>
-          <w:p>
-            <w:r>
-              <w:rPr>
-                <w:sz w:val="16"/>
-                <w:szCs w:val="16"/>
+            <w:tcW w:w="1707" w:type="dxa"/>
+            <w:tcBorders>
+              <w:top w:val="single" w:sz="4" w:space="0" w:color="000000"/>
+              <w:left w:val="single" w:sz="4" w:space="0" w:color="000000"/>
+              <w:bottom w:val="single" w:sz="4" w:space="0" w:color="000000"/>
+              <w:right w:val="single" w:sz="4" w:space="0" w:color="000000"/>
+            </w:tcBorders>
+            <w:tcMar>
+              <w:top w:w="60" w:type="dxa"/>
+              <w:left w:w="90" w:type="dxa"/>
+              <w:bottom w:w="60" w:type="dxa"/>
+              <w:right w:w="90" w:type="dxa"/>
+            </w:tcMar>
+          </w:tcPr>
+          <w:p>
+            <w:r>
+              <w:rPr>
+                <w:sz w:val="22"/>
+                <w:szCs w:val="22"/>
               </w:rPr>
               <w:t>30 Sep 2026</w:t>
             </w:r>
@@ -4800,8 +4754,8 @@
           <w:p>
             <w:r>
               <w:rPr>
-                <w:sz w:val="16"/>
-                <w:szCs w:val="16"/>
+                <w:sz w:val="22"/>
+                <w:szCs w:val="22"/>
               </w:rPr>
               <w:t>Alexander (A)</w:t>
             </w:r>
@@ -4809,14 +4763,14 @@
           <w:p>
             <w:pPr>
               <w:rPr>
-                <w:sz w:val="16"/>
-                <w:szCs w:val="16"/>
+                <w:sz w:val="22"/>
+                <w:szCs w:val="22"/>
               </w:rPr>
             </w:pPr>
             <w:r>
               <w:rPr>
-                <w:sz w:val="16"/>
-                <w:szCs w:val="16"/>
+                <w:sz w:val="22"/>
+                <w:szCs w:val="22"/>
               </w:rPr>
               <w:t>Claude (Anthropic)</w:t>
             </w:r>
@@ -4824,12 +4778,12 @@
         </w:tc>
         <w:tc>
           <w:tcPr>
-            <w:tcW w:w="3000" w:type="dxa"/>
-            <w:tcBorders>
-              <w:top w:val="single" w:sz="4" w:space="0" w:color="BFBFBF"/>
-              <w:left w:val="single" w:sz="4" w:space="0" w:color="BFBFBF"/>
-              <w:bottom w:val="single" w:sz="4" w:space="0" w:color="BFBFBF"/>
-              <w:right w:val="single" w:sz="4" w:space="0" w:color="BFBFBF"/>
+            <w:tcW w:w="2911" w:type="dxa"/>
+            <w:tcBorders>
+              <w:top w:val="single" w:sz="4" w:space="0" w:color="000000"/>
+              <w:left w:val="single" w:sz="4" w:space="0" w:color="000000"/>
+              <w:bottom w:val="single" w:sz="4" w:space="0" w:color="000000"/>
+              <w:right w:val="single" w:sz="4" w:space="0" w:color="000000"/>
             </w:tcBorders>
             <w:tcMar>
               <w:top w:w="60" w:type="dxa"/>
@@ -4841,41 +4795,37 @@
           <w:p>
             <w:pPr>
               <w:rPr>
-                <w:b/>
-                <w:bCs/>
-                <w:sz w:val="16"/>
-                <w:szCs w:val="16"/>
+                <w:sz w:val="22"/>
+                <w:szCs w:val="22"/>
               </w:rPr>
             </w:pPr>
             <w:r>
               <w:rPr>
-                <w:b/>
-                <w:bCs/>
-                <w:sz w:val="16"/>
-                <w:szCs w:val="16"/>
+                <w:sz w:val="22"/>
+                <w:szCs w:val="22"/>
               </w:rPr>
               <w:t>Explanation.</w:t>
             </w:r>
             <w:r>
               <w:rPr>
-                <w:sz w:val="16"/>
-                <w:szCs w:val="16"/>
+                <w:sz w:val="22"/>
+                <w:szCs w:val="22"/>
               </w:rPr>
               <w:t xml:space="preserve"> Explained R </w:t>
             </w:r>
             <w:proofErr w:type="spellStart"/>
             <w:r>
               <w:rPr>
-                <w:sz w:val="16"/>
-                <w:szCs w:val="16"/>
+                <w:sz w:val="22"/>
+                <w:szCs w:val="22"/>
               </w:rPr>
               <w:t>tidymodels</w:t>
             </w:r>
             <w:proofErr w:type="spellEnd"/>
             <w:r>
               <w:rPr>
-                <w:sz w:val="16"/>
-                <w:szCs w:val="16"/>
+                <w:sz w:val="22"/>
+                <w:szCs w:val="22"/>
               </w:rPr>
               <w:t xml:space="preserve"> concepts and the R error messages he met.</w:t>
             </w:r>
@@ -4883,12 +4833,12 @@
         </w:tc>
         <w:tc>
           <w:tcPr>
-            <w:tcW w:w="1900" w:type="dxa"/>
-            <w:tcBorders>
-              <w:top w:val="single" w:sz="4" w:space="0" w:color="BFBFBF"/>
-              <w:left w:val="single" w:sz="4" w:space="0" w:color="BFBFBF"/>
-              <w:bottom w:val="single" w:sz="4" w:space="0" w:color="BFBFBF"/>
-              <w:right w:val="single" w:sz="4" w:space="0" w:color="BFBFBF"/>
+            <w:tcW w:w="1897" w:type="dxa"/>
+            <w:tcBorders>
+              <w:top w:val="single" w:sz="4" w:space="0" w:color="000000"/>
+              <w:left w:val="single" w:sz="4" w:space="0" w:color="000000"/>
+              <w:bottom w:val="single" w:sz="4" w:space="0" w:color="000000"/>
+              <w:right w:val="single" w:sz="4" w:space="0" w:color="000000"/>
             </w:tcBorders>
             <w:tcMar>
               <w:top w:w="60" w:type="dxa"/>
@@ -4900,14 +4850,14 @@
           <w:p>
             <w:pPr>
               <w:rPr>
-                <w:sz w:val="16"/>
-                <w:szCs w:val="16"/>
+                <w:sz w:val="22"/>
+                <w:szCs w:val="22"/>
               </w:rPr>
             </w:pPr>
             <w:r>
               <w:rPr>
-                <w:sz w:val="16"/>
-                <w:szCs w:val="16"/>
+                <w:sz w:val="22"/>
+                <w:szCs w:val="22"/>
               </w:rPr>
               <w:t>Not applicable (for understanding only).</w:t>
             </w:r>
@@ -4915,12 +4865,12 @@
         </w:tc>
         <w:tc>
           <w:tcPr>
-            <w:tcW w:w="1826" w:type="dxa"/>
-            <w:tcBorders>
-              <w:top w:val="single" w:sz="4" w:space="0" w:color="BFBFBF"/>
-              <w:left w:val="single" w:sz="4" w:space="0" w:color="BFBFBF"/>
-              <w:bottom w:val="single" w:sz="4" w:space="0" w:color="BFBFBF"/>
-              <w:right w:val="single" w:sz="4" w:space="0" w:color="BFBFBF"/>
+            <w:tcW w:w="1803" w:type="dxa"/>
+            <w:tcBorders>
+              <w:top w:val="single" w:sz="4" w:space="0" w:color="000000"/>
+              <w:left w:val="single" w:sz="4" w:space="0" w:color="000000"/>
+              <w:bottom w:val="single" w:sz="4" w:space="0" w:color="000000"/>
+              <w:right w:val="single" w:sz="4" w:space="0" w:color="000000"/>
             </w:tcBorders>
             <w:tcMar>
               <w:top w:w="60" w:type="dxa"/>
@@ -4932,14 +4882,14 @@
           <w:p>
             <w:pPr>
               <w:rPr>
-                <w:sz w:val="16"/>
-                <w:szCs w:val="16"/>
+                <w:sz w:val="22"/>
+                <w:szCs w:val="22"/>
               </w:rPr>
             </w:pPr>
             <w:r>
               <w:rPr>
-                <w:sz w:val="16"/>
-                <w:szCs w:val="16"/>
+                <w:sz w:val="22"/>
+                <w:szCs w:val="22"/>
               </w:rPr>
               <w:t>Not submitted.</w:t>
             </w:r>
@@ -4952,12 +4902,12 @@
         </w:trPr>
         <w:tc>
           <w:tcPr>
-            <w:tcW w:w="562" w:type="dxa"/>
-            <w:tcBorders>
-              <w:top w:val="single" w:sz="4" w:space="0" w:color="BFBFBF"/>
-              <w:left w:val="single" w:sz="4" w:space="0" w:color="BFBFBF"/>
-              <w:bottom w:val="single" w:sz="4" w:space="0" w:color="BFBFBF"/>
-              <w:right w:val="single" w:sz="4" w:space="0" w:color="BFBFBF"/>
+            <w:tcW w:w="708" w:type="dxa"/>
+            <w:tcBorders>
+              <w:top w:val="single" w:sz="4" w:space="0" w:color="000000"/>
+              <w:left w:val="single" w:sz="4" w:space="0" w:color="000000"/>
+              <w:bottom w:val="single" w:sz="4" w:space="0" w:color="000000"/>
+              <w:right w:val="single" w:sz="4" w:space="0" w:color="000000"/>
             </w:tcBorders>
             <w:tcMar>
               <w:top w:w="60" w:type="dxa"/>
@@ -4969,14 +4919,14 @@
           <w:p>
             <w:pPr>
               <w:rPr>
-                <w:sz w:val="16"/>
-                <w:szCs w:val="16"/>
+                <w:sz w:val="22"/>
+                <w:szCs w:val="22"/>
               </w:rPr>
             </w:pPr>
             <w:r>
               <w:rPr>
-                <w:sz w:val="16"/>
-                <w:szCs w:val="16"/>
+                <w:sz w:val="22"/>
+                <w:szCs w:val="22"/>
               </w:rPr>
               <w:t>AI-A3</w:t>
             </w:r>
@@ -4984,25 +4934,25 @@
         </w:tc>
         <w:tc>
           <w:tcPr>
-            <w:tcW w:w="1738" w:type="dxa"/>
-            <w:tcBorders>
-              <w:top w:val="single" w:sz="4" w:space="0" w:color="BFBFBF"/>
-              <w:left w:val="single" w:sz="4" w:space="0" w:color="BFBFBF"/>
-              <w:bottom w:val="single" w:sz="4" w:space="0" w:color="BFBFBF"/>
-              <w:right w:val="single" w:sz="4" w:space="0" w:color="BFBFBF"/>
-            </w:tcBorders>
-            <w:tcMar>
-              <w:top w:w="60" w:type="dxa"/>
-              <w:left w:w="90" w:type="dxa"/>
-              <w:bottom w:w="60" w:type="dxa"/>
-              <w:right w:w="90" w:type="dxa"/>
-            </w:tcMar>
-          </w:tcPr>
-          <w:p>
-            <w:r>
-              <w:rPr>
-                <w:sz w:val="16"/>
-                <w:szCs w:val="16"/>
+            <w:tcW w:w="1707" w:type="dxa"/>
+            <w:tcBorders>
+              <w:top w:val="single" w:sz="4" w:space="0" w:color="000000"/>
+              <w:left w:val="single" w:sz="4" w:space="0" w:color="000000"/>
+              <w:bottom w:val="single" w:sz="4" w:space="0" w:color="000000"/>
+              <w:right w:val="single" w:sz="4" w:space="0" w:color="000000"/>
+            </w:tcBorders>
+            <w:tcMar>
+              <w:top w:w="60" w:type="dxa"/>
+              <w:left w:w="90" w:type="dxa"/>
+              <w:bottom w:w="60" w:type="dxa"/>
+              <w:right w:w="90" w:type="dxa"/>
+            </w:tcMar>
+          </w:tcPr>
+          <w:p>
+            <w:r>
+              <w:rPr>
+                <w:sz w:val="22"/>
+                <w:szCs w:val="22"/>
               </w:rPr>
               <w:t>30 Sep 2026</w:t>
             </w:r>
@@ -5010,8 +4960,8 @@
           <w:p>
             <w:r>
               <w:rPr>
-                <w:sz w:val="16"/>
-                <w:szCs w:val="16"/>
+                <w:sz w:val="22"/>
+                <w:szCs w:val="22"/>
               </w:rPr>
               <w:t>Alexander (A)</w:t>
             </w:r>
@@ -5019,14 +4969,14 @@
           <w:p>
             <w:pPr>
               <w:rPr>
-                <w:sz w:val="16"/>
-                <w:szCs w:val="16"/>
+                <w:sz w:val="22"/>
+                <w:szCs w:val="22"/>
               </w:rPr>
             </w:pPr>
             <w:r>
               <w:rPr>
-                <w:sz w:val="16"/>
-                <w:szCs w:val="16"/>
+                <w:sz w:val="22"/>
+                <w:szCs w:val="22"/>
               </w:rPr>
               <w:t>Claude (Anthropic)</w:t>
             </w:r>
@@ -5034,12 +4984,12 @@
         </w:tc>
         <w:tc>
           <w:tcPr>
-            <w:tcW w:w="3000" w:type="dxa"/>
-            <w:tcBorders>
-              <w:top w:val="single" w:sz="4" w:space="0" w:color="BFBFBF"/>
-              <w:left w:val="single" w:sz="4" w:space="0" w:color="BFBFBF"/>
-              <w:bottom w:val="single" w:sz="4" w:space="0" w:color="BFBFBF"/>
-              <w:right w:val="single" w:sz="4" w:space="0" w:color="BFBFBF"/>
+            <w:tcW w:w="2911" w:type="dxa"/>
+            <w:tcBorders>
+              <w:top w:val="single" w:sz="4" w:space="0" w:color="000000"/>
+              <w:left w:val="single" w:sz="4" w:space="0" w:color="000000"/>
+              <w:bottom w:val="single" w:sz="4" w:space="0" w:color="000000"/>
+              <w:right w:val="single" w:sz="4" w:space="0" w:color="000000"/>
             </w:tcBorders>
             <w:tcMar>
               <w:top w:w="60" w:type="dxa"/>
@@ -5051,25 +5001,21 @@
           <w:p>
             <w:pPr>
               <w:rPr>
-                <w:b/>
-                <w:bCs/>
-                <w:sz w:val="16"/>
-                <w:szCs w:val="16"/>
+                <w:sz w:val="22"/>
+                <w:szCs w:val="22"/>
               </w:rPr>
             </w:pPr>
             <w:r>
               <w:rPr>
-                <w:b/>
-                <w:bCs/>
-                <w:sz w:val="16"/>
-                <w:szCs w:val="16"/>
+                <w:sz w:val="22"/>
+                <w:szCs w:val="22"/>
               </w:rPr>
               <w:t>Repository review.</w:t>
             </w:r>
             <w:r>
               <w:rPr>
-                <w:sz w:val="16"/>
-                <w:szCs w:val="16"/>
+                <w:sz w:val="22"/>
+                <w:szCs w:val="22"/>
               </w:rPr>
               <w:t xml:space="preserve"> Read Person C's files to list what Person C still needed. Found that </w:t>
             </w:r>
@@ -5078,8 +5024,8 @@
             <w:r>
               <w:rPr>
                 <w:rFonts w:ascii="Consolas" w:eastAsia="Consolas" w:hAnsi="Consolas" w:cs="Consolas"/>
-                <w:sz w:val="14"/>
-                <w:szCs w:val="14"/>
+                <w:sz w:val="22"/>
+                <w:szCs w:val="22"/>
               </w:rPr>
               <w:t>score.R</w:t>
             </w:r>
@@ -5087,8 +5033,8 @@
             <w:proofErr w:type="gramEnd"/>
             <w:r>
               <w:rPr>
-                <w:sz w:val="16"/>
-                <w:szCs w:val="16"/>
+                <w:sz w:val="22"/>
+                <w:szCs w:val="22"/>
               </w:rPr>
               <w:t xml:space="preserve">, </w:t>
             </w:r>
@@ -5096,8 +5042,8 @@
             <w:r>
               <w:rPr>
                 <w:rFonts w:ascii="Consolas" w:eastAsia="Consolas" w:hAnsi="Consolas" w:cs="Consolas"/>
-                <w:sz w:val="14"/>
-                <w:szCs w:val="14"/>
+                <w:sz w:val="22"/>
+                <w:szCs w:val="22"/>
               </w:rPr>
               <w:t>fairness_</w:t>
             </w:r>
@@ -5105,8 +5051,8 @@
             <w:r>
               <w:rPr>
                 <w:rFonts w:ascii="Consolas" w:eastAsia="Consolas" w:hAnsi="Consolas" w:cs="Consolas"/>
-                <w:sz w:val="14"/>
-                <w:szCs w:val="14"/>
+                <w:sz w:val="22"/>
+                <w:szCs w:val="22"/>
               </w:rPr>
               <w:t>check.R</w:t>
             </w:r>
@@ -5114,8 +5060,8 @@
             <w:proofErr w:type="gramEnd"/>
             <w:r>
               <w:rPr>
-                <w:sz w:val="16"/>
-                <w:szCs w:val="16"/>
+                <w:sz w:val="22"/>
+                <w:szCs w:val="22"/>
               </w:rPr>
               <w:t xml:space="preserve"> and </w:t>
             </w:r>
@@ -5123,8 +5069,8 @@
             <w:r>
               <w:rPr>
                 <w:rFonts w:ascii="Consolas" w:eastAsia="Consolas" w:hAnsi="Consolas" w:cs="Consolas"/>
-                <w:sz w:val="14"/>
-                <w:szCs w:val="14"/>
+                <w:sz w:val="22"/>
+                <w:szCs w:val="22"/>
               </w:rPr>
               <w:t>check_app_matches_</w:t>
             </w:r>
@@ -5132,8 +5078,8 @@
             <w:r>
               <w:rPr>
                 <w:rFonts w:ascii="Consolas" w:eastAsia="Consolas" w:hAnsi="Consolas" w:cs="Consolas"/>
-                <w:sz w:val="14"/>
-                <w:szCs w:val="14"/>
+                <w:sz w:val="22"/>
+                <w:szCs w:val="22"/>
               </w:rPr>
               <w:t>model.R</w:t>
             </w:r>
@@ -5141,24 +5087,24 @@
             <w:proofErr w:type="gramEnd"/>
             <w:r>
               <w:rPr>
-                <w:sz w:val="16"/>
-                <w:szCs w:val="16"/>
+                <w:sz w:val="22"/>
+                <w:szCs w:val="22"/>
               </w:rPr>
               <w:t xml:space="preserve"> expect a single binary output column </w:t>
             </w:r>
             <w:proofErr w:type="gramStart"/>
             <w:r>
               <w:rPr>
-                <w:sz w:val="16"/>
-                <w:szCs w:val="16"/>
+                <w:sz w:val="22"/>
+                <w:szCs w:val="22"/>
               </w:rPr>
               <w:t>(</w:t>
             </w:r>
             <w:r>
               <w:rPr>
                 <w:rFonts w:ascii="Consolas" w:eastAsia="Consolas" w:hAnsi="Consolas" w:cs="Consolas"/>
-                <w:sz w:val="14"/>
-                <w:szCs w:val="14"/>
+                <w:sz w:val="22"/>
+                <w:szCs w:val="22"/>
               </w:rPr>
               <w:t>.</w:t>
             </w:r>
@@ -5166,8 +5112,8 @@
             <w:r>
               <w:rPr>
                 <w:rFonts w:ascii="Consolas" w:eastAsia="Consolas" w:hAnsi="Consolas" w:cs="Consolas"/>
-                <w:sz w:val="14"/>
-                <w:szCs w:val="14"/>
+                <w:sz w:val="22"/>
+                <w:szCs w:val="22"/>
               </w:rPr>
               <w:t>pred</w:t>
             </w:r>
@@ -5175,16 +5121,16 @@
             <w:r>
               <w:rPr>
                 <w:rFonts w:ascii="Consolas" w:eastAsia="Consolas" w:hAnsi="Consolas" w:cs="Consolas"/>
-                <w:sz w:val="14"/>
-                <w:szCs w:val="14"/>
+                <w:sz w:val="22"/>
+                <w:szCs w:val="22"/>
               </w:rPr>
               <w:t>_insecure</w:t>
             </w:r>
             <w:proofErr w:type="spellEnd"/>
             <w:r>
               <w:rPr>
-                <w:sz w:val="16"/>
-                <w:szCs w:val="16"/>
+                <w:sz w:val="22"/>
+                <w:szCs w:val="22"/>
               </w:rPr>
               <w:t>), while the Task 1 models predict three tiers.</w:t>
             </w:r>
@@ -5192,12 +5138,12 @@
         </w:tc>
         <w:tc>
           <w:tcPr>
-            <w:tcW w:w="1900" w:type="dxa"/>
-            <w:tcBorders>
-              <w:top w:val="single" w:sz="4" w:space="0" w:color="BFBFBF"/>
-              <w:left w:val="single" w:sz="4" w:space="0" w:color="BFBFBF"/>
-              <w:bottom w:val="single" w:sz="4" w:space="0" w:color="BFBFBF"/>
-              <w:right w:val="single" w:sz="4" w:space="0" w:color="BFBFBF"/>
+            <w:tcW w:w="1897" w:type="dxa"/>
+            <w:tcBorders>
+              <w:top w:val="single" w:sz="4" w:space="0" w:color="000000"/>
+              <w:left w:val="single" w:sz="4" w:space="0" w:color="000000"/>
+              <w:bottom w:val="single" w:sz="4" w:space="0" w:color="000000"/>
+              <w:right w:val="single" w:sz="4" w:space="0" w:color="000000"/>
             </w:tcBorders>
             <w:tcMar>
               <w:top w:w="60" w:type="dxa"/>
@@ -5209,22 +5155,22 @@
           <w:p>
             <w:pPr>
               <w:rPr>
-                <w:sz w:val="16"/>
-                <w:szCs w:val="16"/>
+                <w:sz w:val="22"/>
+                <w:szCs w:val="22"/>
               </w:rPr>
             </w:pPr>
             <w:r>
               <w:rPr>
-                <w:sz w:val="16"/>
-                <w:szCs w:val="16"/>
+                <w:sz w:val="22"/>
+                <w:szCs w:val="22"/>
               </w:rPr>
               <w:t xml:space="preserve">Found by reading the code and confirmed against the live repository (the column name is set in </w:t>
             </w:r>
             <w:r>
               <w:rPr>
                 <w:rFonts w:ascii="Consolas" w:eastAsia="Consolas" w:hAnsi="Consolas" w:cs="Consolas"/>
-                <w:sz w:val="14"/>
-                <w:szCs w:val="14"/>
+                <w:sz w:val="22"/>
+                <w:szCs w:val="22"/>
               </w:rPr>
               <w:t>app/R/</w:t>
             </w:r>
@@ -5233,8 +5179,8 @@
             <w:r>
               <w:rPr>
                 <w:rFonts w:ascii="Consolas" w:eastAsia="Consolas" w:hAnsi="Consolas" w:cs="Consolas"/>
-                <w:sz w:val="14"/>
-                <w:szCs w:val="14"/>
+                <w:sz w:val="22"/>
+                <w:szCs w:val="22"/>
               </w:rPr>
               <w:t>score.R</w:t>
             </w:r>
@@ -5242,8 +5188,8 @@
             <w:proofErr w:type="gramEnd"/>
             <w:r>
               <w:rPr>
-                <w:sz w:val="16"/>
-                <w:szCs w:val="16"/>
+                <w:sz w:val="22"/>
+                <w:szCs w:val="22"/>
               </w:rPr>
               <w:t>).</w:t>
             </w:r>
@@ -5251,12 +5197,12 @@
         </w:tc>
         <w:tc>
           <w:tcPr>
-            <w:tcW w:w="1826" w:type="dxa"/>
-            <w:tcBorders>
-              <w:top w:val="single" w:sz="4" w:space="0" w:color="BFBFBF"/>
-              <w:left w:val="single" w:sz="4" w:space="0" w:color="BFBFBF"/>
-              <w:bottom w:val="single" w:sz="4" w:space="0" w:color="BFBFBF"/>
-              <w:right w:val="single" w:sz="4" w:space="0" w:color="BFBFBF"/>
+            <w:tcW w:w="1803" w:type="dxa"/>
+            <w:tcBorders>
+              <w:top w:val="single" w:sz="4" w:space="0" w:color="000000"/>
+              <w:left w:val="single" w:sz="4" w:space="0" w:color="000000"/>
+              <w:bottom w:val="single" w:sz="4" w:space="0" w:color="000000"/>
+              <w:right w:val="single" w:sz="4" w:space="0" w:color="000000"/>
             </w:tcBorders>
             <w:tcMar>
               <w:top w:w="60" w:type="dxa"/>
@@ -5268,14 +5214,14 @@
           <w:p>
             <w:pPr>
               <w:rPr>
-                <w:sz w:val="16"/>
-                <w:szCs w:val="16"/>
+                <w:sz w:val="22"/>
+                <w:szCs w:val="22"/>
               </w:rPr>
             </w:pPr>
             <w:r>
               <w:rPr>
-                <w:sz w:val="16"/>
-                <w:szCs w:val="16"/>
+                <w:sz w:val="22"/>
+                <w:szCs w:val="22"/>
               </w:rPr>
               <w:t>The mismatch was resolved with the binary model in AI-A4.</w:t>
             </w:r>
@@ -5288,12 +5234,12 @@
         </w:trPr>
         <w:tc>
           <w:tcPr>
-            <w:tcW w:w="562" w:type="dxa"/>
-            <w:tcBorders>
-              <w:top w:val="single" w:sz="4" w:space="0" w:color="BFBFBF"/>
-              <w:left w:val="single" w:sz="4" w:space="0" w:color="BFBFBF"/>
-              <w:bottom w:val="single" w:sz="4" w:space="0" w:color="BFBFBF"/>
-              <w:right w:val="single" w:sz="4" w:space="0" w:color="BFBFBF"/>
+            <w:tcW w:w="708" w:type="dxa"/>
+            <w:tcBorders>
+              <w:top w:val="single" w:sz="4" w:space="0" w:color="000000"/>
+              <w:left w:val="single" w:sz="4" w:space="0" w:color="000000"/>
+              <w:bottom w:val="single" w:sz="4" w:space="0" w:color="000000"/>
+              <w:right w:val="single" w:sz="4" w:space="0" w:color="000000"/>
             </w:tcBorders>
             <w:tcMar>
               <w:top w:w="60" w:type="dxa"/>
@@ -5305,14 +5251,14 @@
           <w:p>
             <w:pPr>
               <w:rPr>
-                <w:sz w:val="16"/>
-                <w:szCs w:val="16"/>
+                <w:sz w:val="22"/>
+                <w:szCs w:val="22"/>
               </w:rPr>
             </w:pPr>
             <w:r>
               <w:rPr>
-                <w:sz w:val="16"/>
-                <w:szCs w:val="16"/>
+                <w:sz w:val="22"/>
+                <w:szCs w:val="22"/>
               </w:rPr>
               <w:lastRenderedPageBreak/>
               <w:t>AI-A4</w:t>
@@ -5321,25 +5267,25 @@
         </w:tc>
         <w:tc>
           <w:tcPr>
-            <w:tcW w:w="1738" w:type="dxa"/>
-            <w:tcBorders>
-              <w:top w:val="single" w:sz="4" w:space="0" w:color="BFBFBF"/>
-              <w:left w:val="single" w:sz="4" w:space="0" w:color="BFBFBF"/>
-              <w:bottom w:val="single" w:sz="4" w:space="0" w:color="BFBFBF"/>
-              <w:right w:val="single" w:sz="4" w:space="0" w:color="BFBFBF"/>
-            </w:tcBorders>
-            <w:tcMar>
-              <w:top w:w="60" w:type="dxa"/>
-              <w:left w:w="90" w:type="dxa"/>
-              <w:bottom w:w="60" w:type="dxa"/>
-              <w:right w:w="90" w:type="dxa"/>
-            </w:tcMar>
-          </w:tcPr>
-          <w:p>
-            <w:r>
-              <w:rPr>
-                <w:sz w:val="16"/>
-                <w:szCs w:val="16"/>
+            <w:tcW w:w="1707" w:type="dxa"/>
+            <w:tcBorders>
+              <w:top w:val="single" w:sz="4" w:space="0" w:color="000000"/>
+              <w:left w:val="single" w:sz="4" w:space="0" w:color="000000"/>
+              <w:bottom w:val="single" w:sz="4" w:space="0" w:color="000000"/>
+              <w:right w:val="single" w:sz="4" w:space="0" w:color="000000"/>
+            </w:tcBorders>
+            <w:tcMar>
+              <w:top w:w="60" w:type="dxa"/>
+              <w:left w:w="90" w:type="dxa"/>
+              <w:bottom w:w="60" w:type="dxa"/>
+              <w:right w:w="90" w:type="dxa"/>
+            </w:tcMar>
+          </w:tcPr>
+          <w:p>
+            <w:r>
+              <w:rPr>
+                <w:sz w:val="22"/>
+                <w:szCs w:val="22"/>
               </w:rPr>
               <w:t>1 Oct 2026</w:t>
             </w:r>
@@ -5347,8 +5293,8 @@
           <w:p>
             <w:r>
               <w:rPr>
-                <w:sz w:val="16"/>
-                <w:szCs w:val="16"/>
+                <w:sz w:val="22"/>
+                <w:szCs w:val="22"/>
               </w:rPr>
               <w:t>Alexander (A)</w:t>
             </w:r>
@@ -5356,14 +5302,14 @@
           <w:p>
             <w:pPr>
               <w:rPr>
-                <w:sz w:val="16"/>
-                <w:szCs w:val="16"/>
+                <w:sz w:val="22"/>
+                <w:szCs w:val="22"/>
               </w:rPr>
             </w:pPr>
             <w:r>
               <w:rPr>
-                <w:sz w:val="16"/>
-                <w:szCs w:val="16"/>
+                <w:sz w:val="22"/>
+                <w:szCs w:val="22"/>
               </w:rPr>
               <w:t>Claude (Anthropic)</w:t>
             </w:r>
@@ -5371,12 +5317,12 @@
         </w:tc>
         <w:tc>
           <w:tcPr>
-            <w:tcW w:w="3000" w:type="dxa"/>
-            <w:tcBorders>
-              <w:top w:val="single" w:sz="4" w:space="0" w:color="BFBFBF"/>
-              <w:left w:val="single" w:sz="4" w:space="0" w:color="BFBFBF"/>
-              <w:bottom w:val="single" w:sz="4" w:space="0" w:color="BFBFBF"/>
-              <w:right w:val="single" w:sz="4" w:space="0" w:color="BFBFBF"/>
+            <w:tcW w:w="2911" w:type="dxa"/>
+            <w:tcBorders>
+              <w:top w:val="single" w:sz="4" w:space="0" w:color="000000"/>
+              <w:left w:val="single" w:sz="4" w:space="0" w:color="000000"/>
+              <w:bottom w:val="single" w:sz="4" w:space="0" w:color="000000"/>
+              <w:right w:val="single" w:sz="4" w:space="0" w:color="000000"/>
             </w:tcBorders>
             <w:tcMar>
               <w:top w:w="60" w:type="dxa"/>
@@ -5388,25 +5334,21 @@
           <w:p>
             <w:pPr>
               <w:rPr>
-                <w:b/>
-                <w:bCs/>
-                <w:sz w:val="16"/>
-                <w:szCs w:val="16"/>
+                <w:sz w:val="22"/>
+                <w:szCs w:val="22"/>
               </w:rPr>
             </w:pPr>
             <w:r>
               <w:rPr>
-                <w:b/>
-                <w:bCs/>
-                <w:sz w:val="16"/>
-                <w:szCs w:val="16"/>
+                <w:sz w:val="22"/>
+                <w:szCs w:val="22"/>
               </w:rPr>
               <w:t>Binary model for the app.</w:t>
             </w:r>
             <w:r>
               <w:rPr>
-                <w:sz w:val="16"/>
-                <w:szCs w:val="16"/>
+                <w:sz w:val="22"/>
+                <w:szCs w:val="22"/>
               </w:rPr>
               <w:t xml:space="preserve"> Added a section to the notebook that fits a regularised logistic regression on </w:t>
             </w:r>
@@ -5414,32 +5356,32 @@
             <w:r>
               <w:rPr>
                 <w:rFonts w:ascii="Consolas" w:eastAsia="Consolas" w:hAnsi="Consolas" w:cs="Consolas"/>
-                <w:sz w:val="14"/>
-                <w:szCs w:val="14"/>
+                <w:sz w:val="22"/>
+                <w:szCs w:val="22"/>
               </w:rPr>
               <w:t>Food_Insecure_Binary</w:t>
             </w:r>
             <w:proofErr w:type="spellEnd"/>
             <w:r>
               <w:rPr>
-                <w:sz w:val="16"/>
-                <w:szCs w:val="16"/>
+                <w:sz w:val="22"/>
+                <w:szCs w:val="22"/>
               </w:rPr>
               <w:t xml:space="preserve">, with the levels relabelled so that the output column is </w:t>
             </w:r>
             <w:proofErr w:type="gramStart"/>
             <w:r>
               <w:rPr>
-                <w:sz w:val="16"/>
-                <w:szCs w:val="16"/>
+                <w:sz w:val="22"/>
+                <w:szCs w:val="22"/>
               </w:rPr>
               <w:t xml:space="preserve">exactly </w:t>
             </w:r>
             <w:r>
               <w:rPr>
                 <w:rFonts w:ascii="Consolas" w:eastAsia="Consolas" w:hAnsi="Consolas" w:cs="Consolas"/>
-                <w:sz w:val="14"/>
-                <w:szCs w:val="14"/>
+                <w:sz w:val="22"/>
+                <w:szCs w:val="22"/>
               </w:rPr>
               <w:t>.</w:t>
             </w:r>
@@ -5447,8 +5389,8 @@
             <w:r>
               <w:rPr>
                 <w:rFonts w:ascii="Consolas" w:eastAsia="Consolas" w:hAnsi="Consolas" w:cs="Consolas"/>
-                <w:sz w:val="14"/>
-                <w:szCs w:val="14"/>
+                <w:sz w:val="22"/>
+                <w:szCs w:val="22"/>
               </w:rPr>
               <w:t>pred</w:t>
             </w:r>
@@ -5456,8 +5398,8 @@
             <w:r>
               <w:rPr>
                 <w:rFonts w:ascii="Consolas" w:eastAsia="Consolas" w:hAnsi="Consolas" w:cs="Consolas"/>
-                <w:sz w:val="14"/>
-                <w:szCs w:val="14"/>
+                <w:sz w:val="22"/>
+                <w:szCs w:val="22"/>
               </w:rPr>
               <w:t>_</w:t>
             </w:r>
@@ -5465,24 +5407,24 @@
             <w:r>
               <w:rPr>
                 <w:rFonts w:ascii="Consolas" w:eastAsia="Consolas" w:hAnsi="Consolas" w:cs="Consolas"/>
-                <w:sz w:val="14"/>
-                <w:szCs w:val="14"/>
+                <w:sz w:val="22"/>
+                <w:szCs w:val="22"/>
               </w:rPr>
               <w:t>insecure</w:t>
             </w:r>
             <w:proofErr w:type="spellEnd"/>
             <w:r>
               <w:rPr>
-                <w:sz w:val="16"/>
-                <w:szCs w:val="16"/>
+                <w:sz w:val="22"/>
+                <w:szCs w:val="22"/>
               </w:rPr>
               <w:t>, and</w:t>
             </w:r>
             <w:proofErr w:type="gramEnd"/>
             <w:r>
               <w:rPr>
-                <w:sz w:val="16"/>
-                <w:szCs w:val="16"/>
+                <w:sz w:val="22"/>
+                <w:szCs w:val="22"/>
               </w:rPr>
               <w:t xml:space="preserve"> exports it as </w:t>
             </w:r>
@@ -5490,16 +5432,16 @@
             <w:r>
               <w:rPr>
                 <w:rFonts w:ascii="Consolas" w:eastAsia="Consolas" w:hAnsi="Consolas" w:cs="Consolas"/>
-                <w:sz w:val="14"/>
-                <w:szCs w:val="14"/>
+                <w:sz w:val="22"/>
+                <w:szCs w:val="22"/>
               </w:rPr>
               <w:t>final_workflow_binary.rds</w:t>
             </w:r>
             <w:proofErr w:type="spellEnd"/>
             <w:r>
               <w:rPr>
-                <w:sz w:val="16"/>
-                <w:szCs w:val="16"/>
+                <w:sz w:val="22"/>
+                <w:szCs w:val="22"/>
               </w:rPr>
               <w:t xml:space="preserve">. </w:t>
             </w:r>
@@ -5507,12 +5449,12 @@
         </w:tc>
         <w:tc>
           <w:tcPr>
-            <w:tcW w:w="1900" w:type="dxa"/>
-            <w:tcBorders>
-              <w:top w:val="single" w:sz="4" w:space="0" w:color="BFBFBF"/>
-              <w:left w:val="single" w:sz="4" w:space="0" w:color="BFBFBF"/>
-              <w:bottom w:val="single" w:sz="4" w:space="0" w:color="BFBFBF"/>
-              <w:right w:val="single" w:sz="4" w:space="0" w:color="BFBFBF"/>
+            <w:tcW w:w="1897" w:type="dxa"/>
+            <w:tcBorders>
+              <w:top w:val="single" w:sz="4" w:space="0" w:color="000000"/>
+              <w:left w:val="single" w:sz="4" w:space="0" w:color="000000"/>
+              <w:bottom w:val="single" w:sz="4" w:space="0" w:color="000000"/>
+              <w:right w:val="single" w:sz="4" w:space="0" w:color="000000"/>
             </w:tcBorders>
             <w:tcMar>
               <w:top w:w="60" w:type="dxa"/>
@@ -5524,40 +5466,40 @@
           <w:p>
             <w:pPr>
               <w:rPr>
-                <w:sz w:val="16"/>
-                <w:szCs w:val="16"/>
+                <w:sz w:val="22"/>
+                <w:szCs w:val="22"/>
               </w:rPr>
             </w:pPr>
             <w:proofErr w:type="spellStart"/>
             <w:r>
               <w:rPr>
                 <w:rFonts w:ascii="Consolas" w:eastAsia="Consolas" w:hAnsi="Consolas" w:cs="Consolas"/>
-                <w:sz w:val="14"/>
-                <w:szCs w:val="14"/>
+                <w:sz w:val="22"/>
+                <w:szCs w:val="22"/>
               </w:rPr>
               <w:t>stopifnot</w:t>
             </w:r>
             <w:proofErr w:type="spellEnd"/>
             <w:r>
               <w:rPr>
-                <w:sz w:val="16"/>
-                <w:szCs w:val="16"/>
+                <w:sz w:val="22"/>
+                <w:szCs w:val="22"/>
               </w:rPr>
               <w:t xml:space="preserve"> confirms </w:t>
             </w:r>
             <w:proofErr w:type="gramStart"/>
             <w:r>
               <w:rPr>
-                <w:sz w:val="16"/>
-                <w:szCs w:val="16"/>
+                <w:sz w:val="22"/>
+                <w:szCs w:val="22"/>
               </w:rPr>
               <w:t xml:space="preserve">that </w:t>
             </w:r>
             <w:r>
               <w:rPr>
                 <w:rFonts w:ascii="Consolas" w:eastAsia="Consolas" w:hAnsi="Consolas" w:cs="Consolas"/>
-                <w:sz w:val="14"/>
-                <w:szCs w:val="14"/>
+                <w:sz w:val="22"/>
+                <w:szCs w:val="22"/>
               </w:rPr>
               <w:t>.</w:t>
             </w:r>
@@ -5565,8 +5507,8 @@
             <w:r>
               <w:rPr>
                 <w:rFonts w:ascii="Consolas" w:eastAsia="Consolas" w:hAnsi="Consolas" w:cs="Consolas"/>
-                <w:sz w:val="14"/>
-                <w:szCs w:val="14"/>
+                <w:sz w:val="22"/>
+                <w:szCs w:val="22"/>
               </w:rPr>
               <w:t>pred</w:t>
             </w:r>
@@ -5574,16 +5516,16 @@
             <w:r>
               <w:rPr>
                 <w:rFonts w:ascii="Consolas" w:eastAsia="Consolas" w:hAnsi="Consolas" w:cs="Consolas"/>
-                <w:sz w:val="14"/>
-                <w:szCs w:val="14"/>
+                <w:sz w:val="22"/>
+                <w:szCs w:val="22"/>
               </w:rPr>
               <w:t>_insecure</w:t>
             </w:r>
             <w:proofErr w:type="spellEnd"/>
             <w:r>
               <w:rPr>
-                <w:sz w:val="16"/>
-                <w:szCs w:val="16"/>
+                <w:sz w:val="22"/>
+                <w:szCs w:val="22"/>
               </w:rPr>
               <w:t xml:space="preserve"> exists before export. Alexander ran the section in RStudio. </w:t>
             </w:r>
@@ -5592,20 +5534,20 @@
             <w:pPr>
               <w:jc w:val="right"/>
               <w:rPr>
-                <w:sz w:val="16"/>
-                <w:szCs w:val="16"/>
+                <w:sz w:val="22"/>
+                <w:szCs w:val="22"/>
               </w:rPr>
             </w:pPr>
           </w:p>
         </w:tc>
         <w:tc>
           <w:tcPr>
-            <w:tcW w:w="1826" w:type="dxa"/>
-            <w:tcBorders>
-              <w:top w:val="single" w:sz="4" w:space="0" w:color="BFBFBF"/>
-              <w:left w:val="single" w:sz="4" w:space="0" w:color="BFBFBF"/>
-              <w:bottom w:val="single" w:sz="4" w:space="0" w:color="BFBFBF"/>
-              <w:right w:val="single" w:sz="4" w:space="0" w:color="BFBFBF"/>
+            <w:tcW w:w="1803" w:type="dxa"/>
+            <w:tcBorders>
+              <w:top w:val="single" w:sz="4" w:space="0" w:color="000000"/>
+              <w:left w:val="single" w:sz="4" w:space="0" w:color="000000"/>
+              <w:bottom w:val="single" w:sz="4" w:space="0" w:color="000000"/>
+              <w:right w:val="single" w:sz="4" w:space="0" w:color="000000"/>
             </w:tcBorders>
             <w:tcMar>
               <w:top w:w="60" w:type="dxa"/>
@@ -5617,14 +5559,14 @@
           <w:p>
             <w:pPr>
               <w:rPr>
-                <w:sz w:val="16"/>
-                <w:szCs w:val="16"/>
+                <w:sz w:val="22"/>
+                <w:szCs w:val="22"/>
               </w:rPr>
             </w:pPr>
             <w:r>
               <w:rPr>
-                <w:sz w:val="16"/>
-                <w:szCs w:val="16"/>
+                <w:sz w:val="22"/>
+                <w:szCs w:val="22"/>
               </w:rPr>
               <w:t>Alexander ran and exported the model and pushed it to the repository. The three-tier models remained the Task 1 models; the final model and the threshold were Person B's decisions.</w:t>
             </w:r>
@@ -5632,8 +5574,8 @@
           <w:p>
             <w:pPr>
               <w:rPr>
-                <w:sz w:val="16"/>
-                <w:szCs w:val="16"/>
+                <w:sz w:val="22"/>
+                <w:szCs w:val="22"/>
               </w:rPr>
             </w:pPr>
           </w:p>
@@ -5641,8 +5583,8 @@
             <w:pPr>
               <w:jc w:val="center"/>
               <w:rPr>
-                <w:sz w:val="16"/>
-                <w:szCs w:val="16"/>
+                <w:sz w:val="22"/>
+                <w:szCs w:val="22"/>
               </w:rPr>
             </w:pPr>
           </w:p>
@@ -5654,12 +5596,12 @@
         </w:trPr>
         <w:tc>
           <w:tcPr>
-            <w:tcW w:w="562" w:type="dxa"/>
-            <w:tcBorders>
-              <w:top w:val="single" w:sz="4" w:space="0" w:color="BFBFBF"/>
-              <w:left w:val="single" w:sz="4" w:space="0" w:color="BFBFBF"/>
-              <w:bottom w:val="single" w:sz="4" w:space="0" w:color="BFBFBF"/>
-              <w:right w:val="single" w:sz="4" w:space="0" w:color="BFBFBF"/>
+            <w:tcW w:w="708" w:type="dxa"/>
+            <w:tcBorders>
+              <w:top w:val="single" w:sz="4" w:space="0" w:color="000000"/>
+              <w:left w:val="single" w:sz="4" w:space="0" w:color="000000"/>
+              <w:bottom w:val="single" w:sz="4" w:space="0" w:color="000000"/>
+              <w:right w:val="single" w:sz="4" w:space="0" w:color="000000"/>
             </w:tcBorders>
             <w:tcMar>
               <w:top w:w="60" w:type="dxa"/>
@@ -5671,14 +5613,14 @@
           <w:p>
             <w:pPr>
               <w:rPr>
-                <w:sz w:val="16"/>
-                <w:szCs w:val="16"/>
+                <w:sz w:val="22"/>
+                <w:szCs w:val="22"/>
               </w:rPr>
             </w:pPr>
             <w:r>
               <w:rPr>
-                <w:sz w:val="16"/>
-                <w:szCs w:val="16"/>
+                <w:sz w:val="22"/>
+                <w:szCs w:val="22"/>
               </w:rPr>
               <w:t>AI-A5</w:t>
             </w:r>
@@ -5686,25 +5628,25 @@
         </w:tc>
         <w:tc>
           <w:tcPr>
-            <w:tcW w:w="1738" w:type="dxa"/>
-            <w:tcBorders>
-              <w:top w:val="single" w:sz="4" w:space="0" w:color="BFBFBF"/>
-              <w:left w:val="single" w:sz="4" w:space="0" w:color="BFBFBF"/>
-              <w:bottom w:val="single" w:sz="4" w:space="0" w:color="BFBFBF"/>
-              <w:right w:val="single" w:sz="4" w:space="0" w:color="BFBFBF"/>
-            </w:tcBorders>
-            <w:tcMar>
-              <w:top w:w="60" w:type="dxa"/>
-              <w:left w:w="90" w:type="dxa"/>
-              <w:bottom w:w="60" w:type="dxa"/>
-              <w:right w:w="90" w:type="dxa"/>
-            </w:tcMar>
-          </w:tcPr>
-          <w:p>
-            <w:r>
-              <w:rPr>
-                <w:sz w:val="16"/>
-                <w:szCs w:val="16"/>
+            <w:tcW w:w="1707" w:type="dxa"/>
+            <w:tcBorders>
+              <w:top w:val="single" w:sz="4" w:space="0" w:color="000000"/>
+              <w:left w:val="single" w:sz="4" w:space="0" w:color="000000"/>
+              <w:bottom w:val="single" w:sz="4" w:space="0" w:color="000000"/>
+              <w:right w:val="single" w:sz="4" w:space="0" w:color="000000"/>
+            </w:tcBorders>
+            <w:tcMar>
+              <w:top w:w="60" w:type="dxa"/>
+              <w:left w:w="90" w:type="dxa"/>
+              <w:bottom w:w="60" w:type="dxa"/>
+              <w:right w:w="90" w:type="dxa"/>
+            </w:tcMar>
+          </w:tcPr>
+          <w:p>
+            <w:r>
+              <w:rPr>
+                <w:sz w:val="22"/>
+                <w:szCs w:val="22"/>
               </w:rPr>
               <w:t>1 Oct 2026</w:t>
             </w:r>
@@ -5712,8 +5654,8 @@
           <w:p>
             <w:r>
               <w:rPr>
-                <w:sz w:val="16"/>
-                <w:szCs w:val="16"/>
+                <w:sz w:val="22"/>
+                <w:szCs w:val="22"/>
               </w:rPr>
               <w:t>Alexander (A)</w:t>
             </w:r>
@@ -5721,14 +5663,14 @@
           <w:p>
             <w:pPr>
               <w:rPr>
-                <w:sz w:val="16"/>
-                <w:szCs w:val="16"/>
+                <w:sz w:val="22"/>
+                <w:szCs w:val="22"/>
               </w:rPr>
             </w:pPr>
             <w:r>
               <w:rPr>
-                <w:sz w:val="16"/>
-                <w:szCs w:val="16"/>
+                <w:sz w:val="22"/>
+                <w:szCs w:val="22"/>
               </w:rPr>
               <w:t>Claude (Anthropic)</w:t>
             </w:r>
@@ -5736,12 +5678,12 @@
         </w:tc>
         <w:tc>
           <w:tcPr>
-            <w:tcW w:w="3000" w:type="dxa"/>
-            <w:tcBorders>
-              <w:top w:val="single" w:sz="4" w:space="0" w:color="BFBFBF"/>
-              <w:left w:val="single" w:sz="4" w:space="0" w:color="BFBFBF"/>
-              <w:bottom w:val="single" w:sz="4" w:space="0" w:color="BFBFBF"/>
-              <w:right w:val="single" w:sz="4" w:space="0" w:color="BFBFBF"/>
+            <w:tcW w:w="2911" w:type="dxa"/>
+            <w:tcBorders>
+              <w:top w:val="single" w:sz="4" w:space="0" w:color="000000"/>
+              <w:left w:val="single" w:sz="4" w:space="0" w:color="000000"/>
+              <w:bottom w:val="single" w:sz="4" w:space="0" w:color="000000"/>
+              <w:right w:val="single" w:sz="4" w:space="0" w:color="000000"/>
             </w:tcBorders>
             <w:tcMar>
               <w:top w:w="60" w:type="dxa"/>
@@ -5753,25 +5695,21 @@
           <w:p>
             <w:pPr>
               <w:rPr>
-                <w:b/>
-                <w:bCs/>
-                <w:sz w:val="16"/>
-                <w:szCs w:val="16"/>
+                <w:sz w:val="22"/>
+                <w:szCs w:val="22"/>
               </w:rPr>
             </w:pPr>
             <w:r>
               <w:rPr>
-                <w:b/>
-                <w:bCs/>
-                <w:sz w:val="16"/>
-                <w:szCs w:val="16"/>
+                <w:sz w:val="22"/>
+                <w:szCs w:val="22"/>
               </w:rPr>
               <w:t>Notebook editing and repository set-up.</w:t>
             </w:r>
             <w:r>
               <w:rPr>
-                <w:sz w:val="16"/>
-                <w:szCs w:val="16"/>
+                <w:sz w:val="22"/>
+                <w:szCs w:val="22"/>
               </w:rPr>
               <w:t xml:space="preserve"> Shortened and simplified the notebook's explanatory text and comments before it went into the repository (the code was not changed). Explained how to copy files into the cloned repository, commit and push with GitHub Desktop, and how to create </w:t>
             </w:r>
@@ -5780,8 +5718,8 @@
             <w:r>
               <w:rPr>
                 <w:rFonts w:ascii="Consolas" w:eastAsia="Consolas" w:hAnsi="Consolas" w:cs="Consolas"/>
-                <w:sz w:val="14"/>
-                <w:szCs w:val="14"/>
+                <w:sz w:val="22"/>
+                <w:szCs w:val="22"/>
               </w:rPr>
               <w:t>renv.lock</w:t>
             </w:r>
@@ -5789,8 +5727,8 @@
             <w:proofErr w:type="gramEnd"/>
             <w:r>
               <w:rPr>
-                <w:sz w:val="16"/>
-                <w:szCs w:val="16"/>
+                <w:sz w:val="22"/>
+                <w:szCs w:val="22"/>
               </w:rPr>
               <w:t xml:space="preserve"> with </w:t>
             </w:r>
@@ -5799,8 +5737,8 @@
             <w:r>
               <w:rPr>
                 <w:rFonts w:ascii="Consolas" w:eastAsia="Consolas" w:hAnsi="Consolas" w:cs="Consolas"/>
-                <w:sz w:val="14"/>
-                <w:szCs w:val="14"/>
+                <w:sz w:val="22"/>
+                <w:szCs w:val="22"/>
               </w:rPr>
               <w:t>renv</w:t>
             </w:r>
@@ -5808,8 +5746,8 @@
             <w:r>
               <w:rPr>
                 <w:rFonts w:ascii="Consolas" w:eastAsia="Consolas" w:hAnsi="Consolas" w:cs="Consolas"/>
-                <w:sz w:val="14"/>
-                <w:szCs w:val="14"/>
+                <w:sz w:val="22"/>
+                <w:szCs w:val="22"/>
               </w:rPr>
               <w:t>::</w:t>
             </w:r>
@@ -5817,8 +5755,8 @@
             <w:r>
               <w:rPr>
                 <w:rFonts w:ascii="Consolas" w:eastAsia="Consolas" w:hAnsi="Consolas" w:cs="Consolas"/>
-                <w:sz w:val="14"/>
-                <w:szCs w:val="14"/>
+                <w:sz w:val="22"/>
+                <w:szCs w:val="22"/>
               </w:rPr>
               <w:t>init</w:t>
             </w:r>
@@ -5826,8 +5764,8 @@
             <w:r>
               <w:rPr>
                 <w:rFonts w:ascii="Consolas" w:eastAsia="Consolas" w:hAnsi="Consolas" w:cs="Consolas"/>
-                <w:sz w:val="14"/>
-                <w:szCs w:val="14"/>
+                <w:sz w:val="22"/>
+                <w:szCs w:val="22"/>
               </w:rPr>
               <w:t>(</w:t>
             </w:r>
@@ -5835,15 +5773,15 @@
             <w:r>
               <w:rPr>
                 <w:rFonts w:ascii="Consolas" w:eastAsia="Consolas" w:hAnsi="Consolas" w:cs="Consolas"/>
-                <w:sz w:val="14"/>
-                <w:szCs w:val="14"/>
+                <w:sz w:val="22"/>
+                <w:szCs w:val="22"/>
               </w:rPr>
               <w:t>)</w:t>
             </w:r>
             <w:r>
               <w:rPr>
-                <w:sz w:val="16"/>
-                <w:szCs w:val="16"/>
+                <w:sz w:val="22"/>
+                <w:szCs w:val="22"/>
               </w:rPr>
               <w:t>.</w:t>
             </w:r>
@@ -5851,20 +5789,20 @@
           <w:p>
             <w:pPr>
               <w:rPr>
-                <w:sz w:val="16"/>
-                <w:szCs w:val="16"/>
+                <w:sz w:val="22"/>
+                <w:szCs w:val="22"/>
               </w:rPr>
             </w:pPr>
           </w:p>
         </w:tc>
         <w:tc>
           <w:tcPr>
-            <w:tcW w:w="1900" w:type="dxa"/>
-            <w:tcBorders>
-              <w:top w:val="single" w:sz="4" w:space="0" w:color="BFBFBF"/>
-              <w:left w:val="single" w:sz="4" w:space="0" w:color="BFBFBF"/>
-              <w:bottom w:val="single" w:sz="4" w:space="0" w:color="BFBFBF"/>
-              <w:right w:val="single" w:sz="4" w:space="0" w:color="BFBFBF"/>
+            <w:tcW w:w="1897" w:type="dxa"/>
+            <w:tcBorders>
+              <w:top w:val="single" w:sz="4" w:space="0" w:color="000000"/>
+              <w:left w:val="single" w:sz="4" w:space="0" w:color="000000"/>
+              <w:bottom w:val="single" w:sz="4" w:space="0" w:color="000000"/>
+              <w:right w:val="single" w:sz="4" w:space="0" w:color="000000"/>
             </w:tcBorders>
             <w:tcMar>
               <w:top w:w="60" w:type="dxa"/>
@@ -5876,14 +5814,14 @@
           <w:p>
             <w:pPr>
               <w:rPr>
-                <w:sz w:val="16"/>
-                <w:szCs w:val="16"/>
+                <w:sz w:val="22"/>
+                <w:szCs w:val="22"/>
               </w:rPr>
             </w:pPr>
             <w:r>
               <w:rPr>
-                <w:sz w:val="16"/>
-                <w:szCs w:val="16"/>
+                <w:sz w:val="22"/>
+                <w:szCs w:val="22"/>
               </w:rPr>
               <w:t xml:space="preserve">Chunk fences counted by script; Alexander re-knitted the notebook. The live repository was re-checked for the data folders, the notebook version and </w:t>
             </w:r>
@@ -5892,8 +5830,8 @@
             <w:r>
               <w:rPr>
                 <w:rFonts w:ascii="Consolas" w:eastAsia="Consolas" w:hAnsi="Consolas" w:cs="Consolas"/>
-                <w:sz w:val="14"/>
-                <w:szCs w:val="14"/>
+                <w:sz w:val="22"/>
+                <w:szCs w:val="22"/>
               </w:rPr>
               <w:t>renv.lock</w:t>
             </w:r>
@@ -5901,72 +5839,72 @@
             <w:proofErr w:type="gramEnd"/>
             <w:r>
               <w:rPr>
-                <w:sz w:val="16"/>
-                <w:szCs w:val="16"/>
+                <w:sz w:val="22"/>
+                <w:szCs w:val="22"/>
               </w:rPr>
               <w:t xml:space="preserve"> (which lists </w:t>
             </w:r>
             <w:proofErr w:type="spellStart"/>
             <w:r>
               <w:rPr>
-                <w:sz w:val="16"/>
-                <w:szCs w:val="16"/>
+                <w:sz w:val="22"/>
+                <w:szCs w:val="22"/>
               </w:rPr>
               <w:t>tidymodels</w:t>
             </w:r>
             <w:proofErr w:type="spellEnd"/>
             <w:r>
               <w:rPr>
-                <w:sz w:val="16"/>
-                <w:szCs w:val="16"/>
+                <w:sz w:val="22"/>
+                <w:szCs w:val="22"/>
               </w:rPr>
               <w:t xml:space="preserve">, shiny, </w:t>
             </w:r>
             <w:proofErr w:type="spellStart"/>
             <w:r>
               <w:rPr>
-                <w:sz w:val="16"/>
-                <w:szCs w:val="16"/>
+                <w:sz w:val="22"/>
+                <w:szCs w:val="22"/>
               </w:rPr>
               <w:t>glmnet</w:t>
             </w:r>
             <w:proofErr w:type="spellEnd"/>
             <w:r>
               <w:rPr>
-                <w:sz w:val="16"/>
-                <w:szCs w:val="16"/>
+                <w:sz w:val="22"/>
+                <w:szCs w:val="22"/>
               </w:rPr>
               <w:t xml:space="preserve">, ranger, </w:t>
             </w:r>
             <w:proofErr w:type="spellStart"/>
             <w:r>
               <w:rPr>
-                <w:sz w:val="16"/>
-                <w:szCs w:val="16"/>
+                <w:sz w:val="22"/>
+                <w:szCs w:val="22"/>
               </w:rPr>
               <w:t>rpart</w:t>
             </w:r>
             <w:proofErr w:type="spellEnd"/>
             <w:r>
               <w:rPr>
-                <w:sz w:val="16"/>
-                <w:szCs w:val="16"/>
+                <w:sz w:val="22"/>
+                <w:szCs w:val="22"/>
               </w:rPr>
               <w:t xml:space="preserve"> and </w:t>
             </w:r>
             <w:proofErr w:type="spellStart"/>
             <w:r>
               <w:rPr>
-                <w:sz w:val="16"/>
-                <w:szCs w:val="16"/>
+                <w:sz w:val="22"/>
+                <w:szCs w:val="22"/>
               </w:rPr>
               <w:t>knitr</w:t>
             </w:r>
             <w:proofErr w:type="spellEnd"/>
             <w:r>
               <w:rPr>
-                <w:sz w:val="16"/>
-                <w:szCs w:val="16"/>
+                <w:sz w:val="22"/>
+                <w:szCs w:val="22"/>
               </w:rPr>
               <w:t xml:space="preserve">). </w:t>
             </w:r>
@@ -5974,12 +5912,12 @@
         </w:tc>
         <w:tc>
           <w:tcPr>
-            <w:tcW w:w="1826" w:type="dxa"/>
-            <w:tcBorders>
-              <w:top w:val="single" w:sz="4" w:space="0" w:color="BFBFBF"/>
-              <w:left w:val="single" w:sz="4" w:space="0" w:color="BFBFBF"/>
-              <w:bottom w:val="single" w:sz="4" w:space="0" w:color="BFBFBF"/>
-              <w:right w:val="single" w:sz="4" w:space="0" w:color="BFBFBF"/>
+            <w:tcW w:w="1803" w:type="dxa"/>
+            <w:tcBorders>
+              <w:top w:val="single" w:sz="4" w:space="0" w:color="000000"/>
+              <w:left w:val="single" w:sz="4" w:space="0" w:color="000000"/>
+              <w:bottom w:val="single" w:sz="4" w:space="0" w:color="000000"/>
+              <w:right w:val="single" w:sz="4" w:space="0" w:color="000000"/>
             </w:tcBorders>
             <w:tcMar>
               <w:top w:w="60" w:type="dxa"/>
@@ -5991,14 +5929,14 @@
           <w:p>
             <w:pPr>
               <w:rPr>
-                <w:sz w:val="16"/>
-                <w:szCs w:val="16"/>
+                <w:sz w:val="22"/>
+                <w:szCs w:val="22"/>
               </w:rPr>
             </w:pPr>
             <w:r>
               <w:rPr>
-                <w:sz w:val="16"/>
-                <w:szCs w:val="16"/>
+                <w:sz w:val="22"/>
+                <w:szCs w:val="22"/>
               </w:rPr>
               <w:t xml:space="preserve">Alexander made every commit and push himself. The first </w:t>
             </w:r>
@@ -6007,8 +5945,8 @@
             <w:r>
               <w:rPr>
                 <w:rFonts w:ascii="Consolas" w:eastAsia="Consolas" w:hAnsi="Consolas" w:cs="Consolas"/>
-                <w:sz w:val="14"/>
-                <w:szCs w:val="14"/>
+                <w:sz w:val="22"/>
+                <w:szCs w:val="22"/>
               </w:rPr>
               <w:t>renv.lock</w:t>
             </w:r>
@@ -6016,8 +5954,8 @@
             <w:proofErr w:type="gramEnd"/>
             <w:r>
               <w:rPr>
-                <w:sz w:val="16"/>
-                <w:szCs w:val="16"/>
+                <w:sz w:val="22"/>
+                <w:szCs w:val="22"/>
               </w:rPr>
               <w:t>, made in the wrong folder, was not committed; the one in the repository was made in the repository project and was later adjusted for Windows by Timothy (AI-6).</w:t>
             </w:r>
@@ -6030,12 +5968,12 @@
         </w:trPr>
         <w:tc>
           <w:tcPr>
-            <w:tcW w:w="562" w:type="dxa"/>
-            <w:tcBorders>
-              <w:top w:val="single" w:sz="4" w:space="0" w:color="BFBFBF"/>
-              <w:left w:val="single" w:sz="4" w:space="0" w:color="BFBFBF"/>
-              <w:bottom w:val="single" w:sz="4" w:space="0" w:color="BFBFBF"/>
-              <w:right w:val="single" w:sz="4" w:space="0" w:color="BFBFBF"/>
+            <w:tcW w:w="708" w:type="dxa"/>
+            <w:tcBorders>
+              <w:top w:val="single" w:sz="4" w:space="0" w:color="000000"/>
+              <w:left w:val="single" w:sz="4" w:space="0" w:color="000000"/>
+              <w:bottom w:val="single" w:sz="4" w:space="0" w:color="000000"/>
+              <w:right w:val="single" w:sz="4" w:space="0" w:color="000000"/>
             </w:tcBorders>
             <w:tcMar>
               <w:top w:w="60" w:type="dxa"/>
@@ -6047,14 +5985,14 @@
           <w:p>
             <w:pPr>
               <w:rPr>
-                <w:sz w:val="16"/>
-                <w:szCs w:val="16"/>
+                <w:sz w:val="22"/>
+                <w:szCs w:val="22"/>
               </w:rPr>
             </w:pPr>
             <w:r>
               <w:rPr>
-                <w:sz w:val="16"/>
-                <w:szCs w:val="16"/>
+                <w:sz w:val="22"/>
+                <w:szCs w:val="22"/>
               </w:rPr>
               <w:t>AI-A6</w:t>
             </w:r>
@@ -6062,25 +6000,25 @@
         </w:tc>
         <w:tc>
           <w:tcPr>
-            <w:tcW w:w="1738" w:type="dxa"/>
-            <w:tcBorders>
-              <w:top w:val="single" w:sz="4" w:space="0" w:color="BFBFBF"/>
-              <w:left w:val="single" w:sz="4" w:space="0" w:color="BFBFBF"/>
-              <w:bottom w:val="single" w:sz="4" w:space="0" w:color="BFBFBF"/>
-              <w:right w:val="single" w:sz="4" w:space="0" w:color="BFBFBF"/>
-            </w:tcBorders>
-            <w:tcMar>
-              <w:top w:w="60" w:type="dxa"/>
-              <w:left w:w="90" w:type="dxa"/>
-              <w:bottom w:w="60" w:type="dxa"/>
-              <w:right w:w="90" w:type="dxa"/>
-            </w:tcMar>
-          </w:tcPr>
-          <w:p>
-            <w:r>
-              <w:rPr>
-                <w:sz w:val="16"/>
-                <w:szCs w:val="16"/>
+            <w:tcW w:w="1707" w:type="dxa"/>
+            <w:tcBorders>
+              <w:top w:val="single" w:sz="4" w:space="0" w:color="000000"/>
+              <w:left w:val="single" w:sz="4" w:space="0" w:color="000000"/>
+              <w:bottom w:val="single" w:sz="4" w:space="0" w:color="000000"/>
+              <w:right w:val="single" w:sz="4" w:space="0" w:color="000000"/>
+            </w:tcBorders>
+            <w:tcMar>
+              <w:top w:w="60" w:type="dxa"/>
+              <w:left w:w="90" w:type="dxa"/>
+              <w:bottom w:w="60" w:type="dxa"/>
+              <w:right w:w="90" w:type="dxa"/>
+            </w:tcMar>
+          </w:tcPr>
+          <w:p>
+            <w:r>
+              <w:rPr>
+                <w:sz w:val="22"/>
+                <w:szCs w:val="22"/>
               </w:rPr>
               <w:t>1 Oct 2026</w:t>
             </w:r>
@@ -6088,8 +6026,8 @@
           <w:p>
             <w:r>
               <w:rPr>
-                <w:sz w:val="16"/>
-                <w:szCs w:val="16"/>
+                <w:sz w:val="22"/>
+                <w:szCs w:val="22"/>
               </w:rPr>
               <w:t>Alexander (A)</w:t>
             </w:r>
@@ -6097,14 +6035,14 @@
           <w:p>
             <w:pPr>
               <w:rPr>
-                <w:sz w:val="16"/>
-                <w:szCs w:val="16"/>
+                <w:sz w:val="22"/>
+                <w:szCs w:val="22"/>
               </w:rPr>
             </w:pPr>
             <w:r>
               <w:rPr>
-                <w:sz w:val="16"/>
-                <w:szCs w:val="16"/>
+                <w:sz w:val="22"/>
+                <w:szCs w:val="22"/>
               </w:rPr>
               <w:t>Claude (Anthropic)</w:t>
             </w:r>
@@ -6112,12 +6050,12 @@
         </w:tc>
         <w:tc>
           <w:tcPr>
-            <w:tcW w:w="3000" w:type="dxa"/>
-            <w:tcBorders>
-              <w:top w:val="single" w:sz="4" w:space="0" w:color="BFBFBF"/>
-              <w:left w:val="single" w:sz="4" w:space="0" w:color="BFBFBF"/>
-              <w:bottom w:val="single" w:sz="4" w:space="0" w:color="BFBFBF"/>
-              <w:right w:val="single" w:sz="4" w:space="0" w:color="BFBFBF"/>
+            <w:tcW w:w="2911" w:type="dxa"/>
+            <w:tcBorders>
+              <w:top w:val="single" w:sz="4" w:space="0" w:color="000000"/>
+              <w:left w:val="single" w:sz="4" w:space="0" w:color="000000"/>
+              <w:bottom w:val="single" w:sz="4" w:space="0" w:color="000000"/>
+              <w:right w:val="single" w:sz="4" w:space="0" w:color="000000"/>
             </w:tcBorders>
             <w:tcMar>
               <w:top w:w="60" w:type="dxa"/>
@@ -6129,25 +6067,21 @@
           <w:p>
             <w:pPr>
               <w:rPr>
-                <w:b/>
-                <w:bCs/>
-                <w:sz w:val="16"/>
-                <w:szCs w:val="16"/>
+                <w:sz w:val="22"/>
+                <w:szCs w:val="22"/>
               </w:rPr>
             </w:pPr>
             <w:r>
               <w:rPr>
-                <w:b/>
-                <w:bCs/>
-                <w:sz w:val="16"/>
-                <w:szCs w:val="16"/>
+                <w:sz w:val="22"/>
+                <w:szCs w:val="22"/>
               </w:rPr>
               <w:t>Report section (Task 1).</w:t>
             </w:r>
             <w:r>
               <w:rPr>
-                <w:sz w:val="16"/>
-                <w:szCs w:val="16"/>
+                <w:sz w:val="22"/>
+                <w:szCs w:val="22"/>
               </w:rPr>
               <w:t xml:space="preserve"> Drafted the Task 1 section of the report as a Word document: problem framing, data split, predictors, the three techniques and their assumptions, validation design, final models, cross-validation results and reproducibility. Where a number was not yet available the assistant left a marked gap instead of estimating it.</w:t>
             </w:r>
@@ -6155,12 +6089,12 @@
         </w:tc>
         <w:tc>
           <w:tcPr>
-            <w:tcW w:w="1900" w:type="dxa"/>
-            <w:tcBorders>
-              <w:top w:val="single" w:sz="4" w:space="0" w:color="BFBFBF"/>
-              <w:left w:val="single" w:sz="4" w:space="0" w:color="BFBFBF"/>
-              <w:bottom w:val="single" w:sz="4" w:space="0" w:color="BFBFBF"/>
-              <w:right w:val="single" w:sz="4" w:space="0" w:color="BFBFBF"/>
+            <w:tcW w:w="1897" w:type="dxa"/>
+            <w:tcBorders>
+              <w:top w:val="single" w:sz="4" w:space="0" w:color="000000"/>
+              <w:left w:val="single" w:sz="4" w:space="0" w:color="000000"/>
+              <w:bottom w:val="single" w:sz="4" w:space="0" w:color="000000"/>
+              <w:right w:val="single" w:sz="4" w:space="0" w:color="000000"/>
             </w:tcBorders>
             <w:tcMar>
               <w:top w:w="60" w:type="dxa"/>
@@ -6172,29 +6106,29 @@
           <w:p>
             <w:pPr>
               <w:rPr>
-                <w:sz w:val="16"/>
-                <w:szCs w:val="16"/>
+                <w:sz w:val="22"/>
+                <w:szCs w:val="22"/>
               </w:rPr>
             </w:pPr>
             <w:r>
               <w:rPr>
-                <w:sz w:val="16"/>
-                <w:szCs w:val="16"/>
+                <w:sz w:val="22"/>
+                <w:szCs w:val="22"/>
               </w:rPr>
               <w:t xml:space="preserve">Hyperparameters taken from </w:t>
             </w:r>
             <w:r>
               <w:rPr>
                 <w:rFonts w:ascii="Consolas" w:eastAsia="Consolas" w:hAnsi="Consolas" w:cs="Consolas"/>
-                <w:sz w:val="14"/>
-                <w:szCs w:val="14"/>
+                <w:sz w:val="22"/>
+                <w:szCs w:val="22"/>
               </w:rPr>
               <w:t>model_parameter_table.csv</w:t>
             </w:r>
             <w:r>
               <w:rPr>
-                <w:sz w:val="16"/>
-                <w:szCs w:val="16"/>
+                <w:sz w:val="22"/>
+                <w:szCs w:val="22"/>
               </w:rPr>
               <w:t>; the cross-validated ROC-AUC values (forest 0.673, logistic 0.669, tree 0.658) and the multicollinearity check (R-squared 0.064, VIF 1.07) pasted from Alexander's own R Studio output; class counts from the Milestone 2 dataset; document rendered and read.</w:t>
             </w:r>
@@ -6202,12 +6136,12 @@
         </w:tc>
         <w:tc>
           <w:tcPr>
-            <w:tcW w:w="1826" w:type="dxa"/>
-            <w:tcBorders>
-              <w:top w:val="single" w:sz="4" w:space="0" w:color="BFBFBF"/>
-              <w:left w:val="single" w:sz="4" w:space="0" w:color="BFBFBF"/>
-              <w:bottom w:val="single" w:sz="4" w:space="0" w:color="BFBFBF"/>
-              <w:right w:val="single" w:sz="4" w:space="0" w:color="BFBFBF"/>
+            <w:tcW w:w="1803" w:type="dxa"/>
+            <w:tcBorders>
+              <w:top w:val="single" w:sz="4" w:space="0" w:color="000000"/>
+              <w:left w:val="single" w:sz="4" w:space="0" w:color="000000"/>
+              <w:bottom w:val="single" w:sz="4" w:space="0" w:color="000000"/>
+              <w:right w:val="single" w:sz="4" w:space="0" w:color="000000"/>
             </w:tcBorders>
             <w:tcMar>
               <w:top w:w="60" w:type="dxa"/>
@@ -6219,14 +6153,14 @@
           <w:p>
             <w:pPr>
               <w:rPr>
-                <w:sz w:val="16"/>
-                <w:szCs w:val="16"/>
+                <w:sz w:val="22"/>
+                <w:szCs w:val="22"/>
               </w:rPr>
             </w:pPr>
             <w:r>
               <w:rPr>
-                <w:sz w:val="16"/>
-                <w:szCs w:val="16"/>
+                <w:sz w:val="22"/>
+                <w:szCs w:val="22"/>
               </w:rPr>
               <w:t>Alexander reviewed the text and the group used it as the starting point for the compiled report. Which model is best was left to Person B's evaluation.</w:t>
             </w:r>
@@ -6245,25 +6179,25 @@
         </w:trPr>
         <w:tc>
           <w:tcPr>
-            <w:tcW w:w="562" w:type="dxa"/>
-            <w:tcBorders>
-              <w:top w:val="single" w:sz="4" w:space="0" w:color="BFBFBF"/>
-              <w:left w:val="single" w:sz="4" w:space="0" w:color="BFBFBF"/>
-              <w:bottom w:val="single" w:sz="4" w:space="0" w:color="BFBFBF"/>
-              <w:right w:val="single" w:sz="4" w:space="0" w:color="BFBFBF"/>
-            </w:tcBorders>
-            <w:tcMar>
-              <w:top w:w="60" w:type="dxa"/>
-              <w:left w:w="90" w:type="dxa"/>
-              <w:bottom w:w="60" w:type="dxa"/>
-              <w:right w:w="90" w:type="dxa"/>
-            </w:tcMar>
-          </w:tcPr>
-          <w:p>
-            <w:r>
-              <w:rPr>
-                <w:sz w:val="16"/>
-                <w:szCs w:val="16"/>
+            <w:tcW w:w="708" w:type="dxa"/>
+            <w:tcBorders>
+              <w:top w:val="single" w:sz="4" w:space="0" w:color="000000"/>
+              <w:left w:val="single" w:sz="4" w:space="0" w:color="000000"/>
+              <w:bottom w:val="single" w:sz="4" w:space="0" w:color="000000"/>
+              <w:right w:val="single" w:sz="4" w:space="0" w:color="000000"/>
+            </w:tcBorders>
+            <w:tcMar>
+              <w:top w:w="60" w:type="dxa"/>
+              <w:left w:w="90" w:type="dxa"/>
+              <w:bottom w:w="60" w:type="dxa"/>
+              <w:right w:w="90" w:type="dxa"/>
+            </w:tcMar>
+          </w:tcPr>
+          <w:p>
+            <w:r>
+              <w:rPr>
+                <w:sz w:val="22"/>
+                <w:szCs w:val="22"/>
               </w:rPr>
               <w:t>AI-B</w:t>
             </w:r>
@@ -6271,25 +6205,25 @@
         </w:tc>
         <w:tc>
           <w:tcPr>
-            <w:tcW w:w="1738" w:type="dxa"/>
-            <w:tcBorders>
-              <w:top w:val="single" w:sz="4" w:space="0" w:color="BFBFBF"/>
-              <w:left w:val="single" w:sz="4" w:space="0" w:color="BFBFBF"/>
-              <w:bottom w:val="single" w:sz="4" w:space="0" w:color="BFBFBF"/>
-              <w:right w:val="single" w:sz="4" w:space="0" w:color="BFBFBF"/>
-            </w:tcBorders>
-            <w:tcMar>
-              <w:top w:w="60" w:type="dxa"/>
-              <w:left w:w="90" w:type="dxa"/>
-              <w:bottom w:w="60" w:type="dxa"/>
-              <w:right w:w="90" w:type="dxa"/>
-            </w:tcMar>
-          </w:tcPr>
-          <w:p>
-            <w:r>
-              <w:rPr>
-                <w:sz w:val="16"/>
-                <w:szCs w:val="16"/>
+            <w:tcW w:w="1707" w:type="dxa"/>
+            <w:tcBorders>
+              <w:top w:val="single" w:sz="4" w:space="0" w:color="000000"/>
+              <w:left w:val="single" w:sz="4" w:space="0" w:color="000000"/>
+              <w:bottom w:val="single" w:sz="4" w:space="0" w:color="000000"/>
+              <w:right w:val="single" w:sz="4" w:space="0" w:color="000000"/>
+            </w:tcBorders>
+            <w:tcMar>
+              <w:top w:w="60" w:type="dxa"/>
+              <w:left w:w="90" w:type="dxa"/>
+              <w:bottom w:w="60" w:type="dxa"/>
+              <w:right w:w="90" w:type="dxa"/>
+            </w:tcMar>
+          </w:tcPr>
+          <w:p>
+            <w:r>
+              <w:rPr>
+                <w:sz w:val="22"/>
+                <w:szCs w:val="22"/>
               </w:rPr>
               <w:t>2–5 Oct 2026</w:t>
             </w:r>
@@ -6297,8 +6231,8 @@
           <w:p>
             <w:r>
               <w:rPr>
-                <w:sz w:val="16"/>
-                <w:szCs w:val="16"/>
+                <w:sz w:val="22"/>
+                <w:szCs w:val="22"/>
               </w:rPr>
               <w:t>Rudi (B)</w:t>
             </w:r>
@@ -6306,8 +6240,8 @@
           <w:p>
             <w:r>
               <w:rPr>
-                <w:sz w:val="16"/>
-                <w:szCs w:val="16"/>
+                <w:sz w:val="22"/>
+                <w:szCs w:val="22"/>
               </w:rPr>
               <w:t>Claude (Anthropic)</w:t>
             </w:r>
@@ -6315,34 +6249,32 @@
         </w:tc>
         <w:tc>
           <w:tcPr>
-            <w:tcW w:w="3000" w:type="dxa"/>
-            <w:tcBorders>
-              <w:top w:val="single" w:sz="4" w:space="0" w:color="BFBFBF"/>
-              <w:left w:val="single" w:sz="4" w:space="0" w:color="BFBFBF"/>
-              <w:bottom w:val="single" w:sz="4" w:space="0" w:color="BFBFBF"/>
-              <w:right w:val="single" w:sz="4" w:space="0" w:color="BFBFBF"/>
-            </w:tcBorders>
-            <w:tcMar>
-              <w:top w:w="60" w:type="dxa"/>
-              <w:left w:w="90" w:type="dxa"/>
-              <w:bottom w:w="60" w:type="dxa"/>
-              <w:right w:w="90" w:type="dxa"/>
-            </w:tcMar>
-          </w:tcPr>
-          <w:p>
-            <w:r>
-              <w:rPr>
-                <w:b/>
-                <w:bCs/>
-                <w:sz w:val="16"/>
-                <w:szCs w:val="16"/>
+            <w:tcW w:w="2911" w:type="dxa"/>
+            <w:tcBorders>
+              <w:top w:val="single" w:sz="4" w:space="0" w:color="000000"/>
+              <w:left w:val="single" w:sz="4" w:space="0" w:color="000000"/>
+              <w:bottom w:val="single" w:sz="4" w:space="0" w:color="000000"/>
+              <w:right w:val="single" w:sz="4" w:space="0" w:color="000000"/>
+            </w:tcBorders>
+            <w:tcMar>
+              <w:top w:w="60" w:type="dxa"/>
+              <w:left w:w="90" w:type="dxa"/>
+              <w:bottom w:w="60" w:type="dxa"/>
+              <w:right w:w="90" w:type="dxa"/>
+            </w:tcMar>
+          </w:tcPr>
+          <w:p>
+            <w:r>
+              <w:rPr>
+                <w:sz w:val="22"/>
+                <w:szCs w:val="22"/>
               </w:rPr>
               <w:t>Evaluation and interpretation.</w:t>
             </w:r>
             <w:r>
               <w:rPr>
-                <w:sz w:val="16"/>
-                <w:szCs w:val="16"/>
+                <w:sz w:val="22"/>
+                <w:szCs w:val="22"/>
               </w:rPr>
               <w:t xml:space="preserve"> Coding and writing assistant for Tasks 2 and 3: used to plan the Person B tasks, to draft and debug R code in the evaluation notebook, and to help draft the text of the Task 2 and Task 3 sections.</w:t>
             </w:r>
@@ -6350,25 +6282,25 @@
         </w:tc>
         <w:tc>
           <w:tcPr>
-            <w:tcW w:w="1900" w:type="dxa"/>
-            <w:tcBorders>
-              <w:top w:val="single" w:sz="4" w:space="0" w:color="BFBFBF"/>
-              <w:left w:val="single" w:sz="4" w:space="0" w:color="BFBFBF"/>
-              <w:bottom w:val="single" w:sz="4" w:space="0" w:color="BFBFBF"/>
-              <w:right w:val="single" w:sz="4" w:space="0" w:color="BFBFBF"/>
-            </w:tcBorders>
-            <w:tcMar>
-              <w:top w:w="60" w:type="dxa"/>
-              <w:left w:w="90" w:type="dxa"/>
-              <w:bottom w:w="60" w:type="dxa"/>
-              <w:right w:w="90" w:type="dxa"/>
-            </w:tcMar>
-          </w:tcPr>
-          <w:p>
-            <w:r>
-              <w:rPr>
-                <w:sz w:val="16"/>
-                <w:szCs w:val="16"/>
+            <w:tcW w:w="1897" w:type="dxa"/>
+            <w:tcBorders>
+              <w:top w:val="single" w:sz="4" w:space="0" w:color="000000"/>
+              <w:left w:val="single" w:sz="4" w:space="0" w:color="000000"/>
+              <w:bottom w:val="single" w:sz="4" w:space="0" w:color="000000"/>
+              <w:right w:val="single" w:sz="4" w:space="0" w:color="000000"/>
+            </w:tcBorders>
+            <w:tcMar>
+              <w:top w:w="60" w:type="dxa"/>
+              <w:left w:w="90" w:type="dxa"/>
+              <w:bottom w:w="60" w:type="dxa"/>
+              <w:right w:w="90" w:type="dxa"/>
+            </w:tcMar>
+          </w:tcPr>
+          <w:p>
+            <w:r>
+              <w:rPr>
+                <w:sz w:val="22"/>
+                <w:szCs w:val="22"/>
               </w:rPr>
               <w:t>Every number, table and figure in these sections was generated by running the notebook on the team's data; the text was checked against those outputs before submission.</w:t>
             </w:r>
@@ -6376,25 +6308,25 @@
         </w:tc>
         <w:tc>
           <w:tcPr>
-            <w:tcW w:w="1826" w:type="dxa"/>
-            <w:tcBorders>
-              <w:top w:val="single" w:sz="4" w:space="0" w:color="BFBFBF"/>
-              <w:left w:val="single" w:sz="4" w:space="0" w:color="BFBFBF"/>
-              <w:bottom w:val="single" w:sz="4" w:space="0" w:color="BFBFBF"/>
-              <w:right w:val="single" w:sz="4" w:space="0" w:color="BFBFBF"/>
-            </w:tcBorders>
-            <w:tcMar>
-              <w:top w:w="60" w:type="dxa"/>
-              <w:left w:w="90" w:type="dxa"/>
-              <w:bottom w:w="60" w:type="dxa"/>
-              <w:right w:w="90" w:type="dxa"/>
-            </w:tcMar>
-          </w:tcPr>
-          <w:p>
-            <w:r>
-              <w:rPr>
-                <w:sz w:val="16"/>
-                <w:szCs w:val="16"/>
+            <w:tcW w:w="1803" w:type="dxa"/>
+            <w:tcBorders>
+              <w:top w:val="single" w:sz="4" w:space="0" w:color="000000"/>
+              <w:left w:val="single" w:sz="4" w:space="0" w:color="000000"/>
+              <w:bottom w:val="single" w:sz="4" w:space="0" w:color="000000"/>
+              <w:right w:val="single" w:sz="4" w:space="0" w:color="000000"/>
+            </w:tcBorders>
+            <w:tcMar>
+              <w:top w:w="60" w:type="dxa"/>
+              <w:left w:w="90" w:type="dxa"/>
+              <w:bottom w:w="60" w:type="dxa"/>
+              <w:right w:w="90" w:type="dxa"/>
+            </w:tcMar>
+          </w:tcPr>
+          <w:p>
+            <w:r>
+              <w:rPr>
+                <w:sz w:val="22"/>
+                <w:szCs w:val="22"/>
               </w:rPr>
               <w:t>Rudi reviewed and approved all analysis decisions, including the choice of metrics, the threshold rule and the final model. Responsibility for the content rests with the author.</w:t>
             </w:r>
@@ -6410,9 +6342,8 @@
         <w:rPr>
           <w:i/>
           <w:iCs/>
-          <w:color w:val="444444"/>
-          <w:sz w:val="18"/>
-          <w:szCs w:val="18"/>
+          <w:sz w:val="22"/>
+          <w:szCs w:val="22"/>
         </w:rPr>
         <w:t>Table 2. Responsible AI usage log for Milestone 3.</w:t>
       </w:r>
@@ -6441,89 +6372,83 @@
     </w:p>
     <w:p>
       <w:pPr>
-        <w:pBdr>
-          <w:left w:val="single" w:sz="18" w:space="8" w:color="2E5597"/>
-        </w:pBdr>
-        <w:shd w:val="clear" w:color="auto" w:fill="EEF3FA"/>
         <w:spacing w:before="120" w:after="160" w:line="264" w:lineRule="auto"/>
         <w:ind w:left="160" w:right="160"/>
       </w:pPr>
       <w:r>
         <w:rPr>
-          <w:b/>
-          <w:bCs/>
-          <w:sz w:val="20"/>
-          <w:szCs w:val="20"/>
+          <w:sz w:val="22"/>
+          <w:szCs w:val="22"/>
         </w:rPr>
         <w:t>Acknowledgement of AI use.</w:t>
       </w:r>
       <w:r>
         <w:rPr>
-          <w:sz w:val="20"/>
-          <w:szCs w:val="20"/>
+          <w:sz w:val="22"/>
+          <w:szCs w:val="22"/>
         </w:rPr>
         <w:t xml:space="preserve"> Generative AI was used in this milestone. Timothy Wubbeling (Person C) used Claude (Anthropic), through the Claude desktop application, as a coding and writing assistant. It was used to plan the Person C tasks; to</w:t>
       </w:r>
       <w:r>
         <w:rPr>
-          <w:sz w:val="20"/>
-          <w:szCs w:val="20"/>
+          <w:sz w:val="22"/>
+          <w:szCs w:val="22"/>
         </w:rPr>
         <w:t xml:space="preserve"> give guidance on the</w:t>
       </w:r>
       <w:r>
         <w:rPr>
-          <w:sz w:val="20"/>
-          <w:szCs w:val="20"/>
+          <w:sz w:val="22"/>
+          <w:szCs w:val="22"/>
         </w:rPr>
         <w:t xml:space="preserve"> draft and debug the R code for the Shiny app (input validation, scoring and explanations, drift monitoring), the consistency and fairness checks and the Person C and merged notebooks; to set up the repository and fix the package environment; to</w:t>
       </w:r>
       <w:r>
         <w:rPr>
-          <w:sz w:val="20"/>
-          <w:szCs w:val="20"/>
+          <w:sz w:val="22"/>
+          <w:szCs w:val="22"/>
         </w:rPr>
         <w:t xml:space="preserve"> guide Timothy on how to create the</w:t>
       </w:r>
       <w:r>
         <w:rPr>
-          <w:sz w:val="20"/>
-          <w:szCs w:val="20"/>
+          <w:sz w:val="22"/>
+          <w:szCs w:val="22"/>
         </w:rPr>
         <w:t xml:space="preserve"> draft </w:t>
       </w:r>
       <w:r>
         <w:rPr>
-          <w:sz w:val="20"/>
-          <w:szCs w:val="20"/>
+          <w:sz w:val="22"/>
+          <w:szCs w:val="22"/>
         </w:rPr>
         <w:t xml:space="preserve">of </w:t>
       </w:r>
       <w:r>
         <w:rPr>
-          <w:sz w:val="20"/>
-          <w:szCs w:val="20"/>
+          <w:sz w:val="22"/>
+          <w:szCs w:val="22"/>
         </w:rPr>
         <w:t>the deplo</w:t>
       </w:r>
       <w:r>
         <w:rPr>
-          <w:sz w:val="20"/>
-          <w:szCs w:val="20"/>
+          <w:sz w:val="22"/>
+          <w:szCs w:val="22"/>
         </w:rPr>
         <w:t>yment</w:t>
       </w:r>
       <w:r>
         <w:rPr>
-          <w:sz w:val="20"/>
-          <w:szCs w:val="20"/>
+          <w:sz w:val="22"/>
+          <w:szCs w:val="22"/>
         </w:rPr>
         <w:t xml:space="preserve">, monitoring and ethics sections, and the workflow diagram. All AI-assisted code was run and tested on the project data, and every reported number was checked against the notebooks' outputs. Rudi du Plessis (Tasks 2 and 3) used Claude (Anthropic) as a coding and writing assistant. It was used to plan the Person B tasks; to draft and debug R code in the evaluation notebook and helped draft the text of the Task 2 and Task 3 sections. The author reviewed and approved all analysis decisions, including the choice of metrics, the threshold rule and the final model. Every number, table and figure in these sections was generated by running the notebook on the team's data. The text was checked against those outputs before submission. Responsibility for the content rests with the author. Alexander Solomon (Task 1) used Claude (Anthropic) as a coding and writing assistant. It was used to check the Milestone 3 work split against the verified Milestone 2 output; to explain tidymodels concepts and R error messages; to review the repository for what the deployment needed; to add the binary screening model to the modelling notebook; to simplify the notebook's explanatory text and set up the repository and renv; and to draft the Task 1 section of the report. Every figure was checked against the Milestone 2 dataset and his own R output, he ran and committed all code himself, and the choice of the final model was left to Person B's evaluation. </w:t>
       </w:r>
       <w:r>
         <w:rPr>
-          <w:sz w:val="20"/>
-          <w:szCs w:val="20"/>
+          <w:sz w:val="22"/>
+          <w:szCs w:val="22"/>
         </w:rPr>
         <w:lastRenderedPageBreak/>
         <w:t>The group takes full responsibility for the submitted work. Each use is recorded in the group's Ethics and Responsible AI Usage Log.</w:t>
@@ -6547,10 +6472,7 @@
         <w:spacing w:after="60" w:line="264" w:lineRule="auto"/>
       </w:pPr>
       <w:r>
-        <w:rPr>
-          <w:b/>
-          <w:bCs/>
-        </w:rPr>
+        <w:rPr/>
         <w:t>Data shared.</w:t>
       </w:r>
       <w:r>
@@ -6567,10 +6489,7 @@
         <w:spacing w:after="60" w:line="264" w:lineRule="auto"/>
       </w:pPr>
       <w:r>
-        <w:rPr>
-          <w:b/>
-          <w:bCs/>
-        </w:rPr>
+        <w:rPr/>
         <w:t>Verification, not trust.</w:t>
       </w:r>
       <w:r>
@@ -6587,10 +6506,7 @@
         <w:spacing w:after="60" w:line="264" w:lineRule="auto"/>
       </w:pPr>
       <w:r>
-        <w:rPr>
-          <w:b/>
-          <w:bCs/>
-        </w:rPr>
+        <w:rPr/>
         <w:t>Human decisions.</w:t>
       </w:r>
       <w:r>
@@ -6613,10 +6529,7 @@
         <w:spacing w:after="60" w:line="264" w:lineRule="auto"/>
       </w:pPr>
       <w:r>
-        <w:rPr>
-          <w:b/>
-          <w:bCs/>
-        </w:rPr>
+        <w:rPr/>
         <w:t>Attribution.</w:t>
       </w:r>
       <w:r>
@@ -6633,10 +6546,7 @@
         <w:spacing w:after="60" w:line="264" w:lineRule="auto"/>
       </w:pPr>
       <w:r>
-        <w:rPr>
-          <w:b/>
-          <w:bCs/>
-        </w:rPr>
+        <w:rPr/>
         <w:t>Academic integrity.</w:t>
       </w:r>
       <w:r>
@@ -6693,50 +6603,44 @@
     </w:pPr>
     <w:r>
       <w:rPr>
-        <w:color w:val="777777"/>
-        <w:sz w:val="16"/>
-        <w:szCs w:val="16"/>
+        <w:sz w:val="22"/>
+        <w:szCs w:val="22"/>
       </w:rPr>
-      <w:t xml:space="preserve">BIN381 M3 · Group P1 · Ethics and Responsible AI Usage Log  |  Page </w:t>
+      <w:t xml:space="preserve">BIN381 Milestone 3 Group P1, Ethics and Responsible AI Usage Log, page </w:t>
     </w:r>
     <w:r>
       <w:rPr>
-        <w:color w:val="777777"/>
-        <w:sz w:val="16"/>
-        <w:szCs w:val="16"/>
+        <w:sz w:val="22"/>
+        <w:szCs w:val="22"/>
       </w:rPr>
       <w:fldChar w:fldCharType="begin"/>
     </w:r>
     <w:r>
       <w:rPr>
-        <w:color w:val="777777"/>
-        <w:sz w:val="16"/>
-        <w:szCs w:val="16"/>
+        <w:sz w:val="22"/>
+        <w:szCs w:val="22"/>
       </w:rPr>
       <w:instrText>PAGE</w:instrText>
     </w:r>
     <w:r>
       <w:rPr>
-        <w:color w:val="777777"/>
-        <w:sz w:val="16"/>
-        <w:szCs w:val="16"/>
+        <w:sz w:val="22"/>
+        <w:szCs w:val="22"/>
       </w:rPr>
       <w:fldChar w:fldCharType="separate"/>
     </w:r>
     <w:r>
       <w:rPr>
         <w:noProof/>
-        <w:color w:val="777777"/>
-        <w:sz w:val="16"/>
-        <w:szCs w:val="16"/>
+        <w:sz w:val="22"/>
+        <w:szCs w:val="22"/>
       </w:rPr>
       <w:t>1</w:t>
     </w:r>
     <w:r>
       <w:rPr>
-        <w:color w:val="777777"/>
-        <w:sz w:val="16"/>
-        <w:szCs w:val="16"/>
+        <w:sz w:val="22"/>
+        <w:szCs w:val="22"/>
       </w:rPr>
       <w:fldChar w:fldCharType="end"/>
     </w:r>
@@ -7387,9 +7291,8 @@
     <w:rPr>
       <w:b/>
       <w:bCs/>
-      <w:color w:val="1F3864"/>
-      <w:sz w:val="30"/>
-      <w:szCs w:val="30"/>
+      <w:sz w:val="22"/>
+      <w:szCs w:val="22"/>
     </w:rPr>
   </w:style>
   <w:style w:type="paragraph" w:styleId="Heading2">
@@ -7408,9 +7311,8 @@
     <w:rPr>
       <w:b/>
       <w:bCs/>
-      <w:color w:val="2E5597"/>
-      <w:sz w:val="25"/>
-      <w:szCs w:val="25"/>
+      <w:sz w:val="22"/>
+      <w:szCs w:val="22"/>
     </w:rPr>
   </w:style>
   <w:style w:type="paragraph" w:styleId="Heading3">
@@ -7429,7 +7331,6 @@
     <w:rPr>
       <w:b/>
       <w:bCs/>
-      <w:color w:val="2E5597"/>
     </w:rPr>
   </w:style>
   <w:style w:type="paragraph" w:styleId="Heading4">
@@ -7446,7 +7347,6 @@
     <w:rPr>
       <w:i/>
       <w:iCs/>
-      <w:color w:val="2E74B5"/>
     </w:rPr>
   </w:style>
   <w:style w:type="paragraph" w:styleId="Heading5">
@@ -7460,9 +7360,7 @@
     <w:pPr>
       <w:outlineLvl w:val="4"/>
     </w:pPr>
-    <w:rPr>
-      <w:color w:val="2E74B5"/>
-    </w:rPr>
+    <w:rPr/>
   </w:style>
   <w:style w:type="paragraph" w:styleId="Heading6">
     <w:name w:val="heading 6"/>
@@ -7475,9 +7373,7 @@
     <w:pPr>
       <w:outlineLvl w:val="5"/>
     </w:pPr>
-    <w:rPr>
-      <w:color w:val="1F4D78"/>
-    </w:rPr>
+    <w:rPr/>
   </w:style>
   <w:style w:type="character" w:default="1" w:styleId="DefaultParagraphFont">
     <w:name w:val="Default Paragraph Font"/>
@@ -7513,8 +7409,8 @@
     <w:uiPriority w:val="10"/>
     <w:qFormat/>
     <w:rPr>
-      <w:sz w:val="56"/>
-      <w:szCs w:val="56"/>
+      <w:sz w:val="22"/>
+      <w:szCs w:val="22"/>
     </w:rPr>
   </w:style>
   <w:style w:type="paragraph" w:customStyle="1" w:styleId="Strong1">
@@ -7537,7 +7433,6 @@
     <w:uiPriority w:val="99"/>
     <w:unhideWhenUsed/>
     <w:rPr>
-      <w:color w:val="0563C1"/>
       <w:u w:val="single"/>
     </w:rPr>
   </w:style>
@@ -7558,8 +7453,8 @@
     <w:semiHidden/>
     <w:unhideWhenUsed/>
     <w:rPr>
-      <w:sz w:val="20"/>
-      <w:szCs w:val="20"/>
+      <w:sz w:val="22"/>
+      <w:szCs w:val="22"/>
     </w:rPr>
   </w:style>
   <w:style w:type="character" w:customStyle="1" w:styleId="FootnoteTextChar">
@@ -7569,8 +7464,8 @@
     <w:semiHidden/>
     <w:unhideWhenUsed/>
     <w:rPr>
-      <w:sz w:val="20"/>
-      <w:szCs w:val="20"/>
+      <w:sz w:val="22"/>
+      <w:szCs w:val="22"/>
     </w:rPr>
   </w:style>
   <w:style w:type="character" w:styleId="EndnoteReference">
@@ -7590,8 +7485,8 @@
     <w:semiHidden/>
     <w:unhideWhenUsed/>
     <w:rPr>
-      <w:sz w:val="20"/>
-      <w:szCs w:val="20"/>
+      <w:sz w:val="22"/>
+      <w:szCs w:val="22"/>
     </w:rPr>
   </w:style>
   <w:style w:type="character" w:customStyle="1" w:styleId="EndnoteTextChar">
@@ -7601,8 +7496,8 @@
     <w:semiHidden/>
     <w:unhideWhenUsed/>
     <w:rPr>
-      <w:sz w:val="20"/>
-      <w:szCs w:val="20"/>
+      <w:sz w:val="22"/>
+      <w:szCs w:val="22"/>
     </w:rPr>
   </w:style>
 </w:styles>

--- a/report/BIN381_M3_Ethics_and_AI_Usage_Log.docx
+++ b/report/BIN381_M3_Ethics_and_AI_Usage_Log.docx
@@ -4,14 +4,14 @@
   <w:body>
     <w:p>
       <w:pPr>
-        <w:spacing w:after="80"/>
+        <w:pStyle w:val="Title"/>
+        <w:rPr>
+          <w:szCs w:val="56"/>
+        </w:rPr>
       </w:pPr>
       <w:r>
         <w:rPr>
-          <w:b/>
-          <w:bCs/>
-          <w:sz w:val="22"/>
-          <w:szCs w:val="22"/>
+          <w:szCs w:val="56"/>
         </w:rPr>
         <w:t>Ethics and Responsible AI Usage Log: Milestone 3</w:t>
       </w:r>
@@ -21,10 +21,6 @@
         <w:spacing w:after="80"/>
       </w:pPr>
       <w:r>
-        <w:rPr>
-          <w:sz w:val="22"/>
-          <w:szCs w:val="22"/>
-        </w:rPr>
         <w:t>Ethics decisions and use of AI tools, Modelling, Evaluation and Deployment</w:t>
       </w:r>
     </w:p>
@@ -33,11 +29,22 @@
         <w:spacing w:after="240"/>
       </w:pPr>
       <w:r>
-        <w:rPr>
-          <w:sz w:val="22"/>
-          <w:szCs w:val="22"/>
-        </w:rPr>
-        <w:t>BIN381 SDHSA project, Group P1. Log lead: Timothy Wubbeling (602543), with Alexander Solomon and Rudi Jan du Plessis. October 2026</w:t>
+        <w:t xml:space="preserve">BIN381 SDHSA project, Group P1. Log lead: Timothy Wubbeling (602543), with Alexander Solomon </w:t>
+      </w:r>
+      <w:r>
+        <w:t>(</w:t>
+      </w:r>
+      <w:r>
+        <w:t xml:space="preserve">601638) </w:t>
+      </w:r>
+      <w:r>
+        <w:t>and Rudi Jan du Plessis</w:t>
+      </w:r>
+      <w:r>
+        <w:t xml:space="preserve"> (601342)</w:t>
+      </w:r>
+      <w:r>
+        <w:t>. October 2026</w:t>
       </w:r>
     </w:p>
     <w:p>
@@ -91,12 +98,6 @@
         <w:gridCol w:w="893"/>
       </w:tblGrid>
       <w:tr>
-        <w:tblPrEx>
-          <w:tblCellMar>
-            <w:top w:w="0" w:type="dxa"/>
-            <w:bottom w:w="0" w:type="dxa"/>
-          </w:tblCellMar>
-        </w:tblPrEx>
         <w:trPr>
           <w:tblHeader/>
         </w:trPr>
@@ -121,8 +122,6 @@
               <w:rPr>
                 <w:b/>
                 <w:bCs/>
-                <w:sz w:val="22"/>
-                <w:szCs w:val="22"/>
               </w:rPr>
               <w:t>ID</w:t>
             </w:r>
@@ -149,8 +148,6 @@
               <w:rPr>
                 <w:b/>
                 <w:bCs/>
-                <w:sz w:val="22"/>
-                <w:szCs w:val="22"/>
               </w:rPr>
               <w:t>Date</w:t>
             </w:r>
@@ -177,8 +174,6 @@
               <w:rPr>
                 <w:b/>
                 <w:bCs/>
-                <w:sz w:val="22"/>
-                <w:szCs w:val="22"/>
               </w:rPr>
               <w:t>Stage</w:t>
             </w:r>
@@ -205,8 +200,6 @@
               <w:rPr>
                 <w:b/>
                 <w:bCs/>
-                <w:sz w:val="22"/>
-                <w:szCs w:val="22"/>
               </w:rPr>
               <w:t>Issue</w:t>
             </w:r>
@@ -233,8 +226,6 @@
               <w:rPr>
                 <w:b/>
                 <w:bCs/>
-                <w:sz w:val="22"/>
-                <w:szCs w:val="22"/>
               </w:rPr>
               <w:t>Decision and mitigation</w:t>
             </w:r>
@@ -261,8 +252,6 @@
               <w:rPr>
                 <w:b/>
                 <w:bCs/>
-                <w:sz w:val="22"/>
-                <w:szCs w:val="22"/>
               </w:rPr>
               <w:t>Owner</w:t>
             </w:r>
@@ -270,12 +259,6 @@
         </w:tc>
       </w:tr>
       <w:tr>
-        <w:tblPrEx>
-          <w:tblCellMar>
-            <w:top w:w="0" w:type="dxa"/>
-            <w:bottom w:w="0" w:type="dxa"/>
-          </w:tblCellMar>
-        </w:tblPrEx>
         <w:trPr>
           <w:cantSplit/>
         </w:trPr>
@@ -297,10 +280,6 @@
           </w:tcPr>
           <w:p>
             <w:r>
-              <w:rPr>
-                <w:sz w:val="22"/>
-                <w:szCs w:val="22"/>
-              </w:rPr>
               <w:t>E3-01</w:t>
             </w:r>
           </w:p>
@@ -323,10 +302,6 @@
           </w:tcPr>
           <w:p>
             <w:r>
-              <w:rPr>
-                <w:sz w:val="22"/>
-                <w:szCs w:val="22"/>
-              </w:rPr>
               <w:t>1 Oct</w:t>
             </w:r>
           </w:p>
@@ -349,10 +324,6 @@
           </w:tcPr>
           <w:p>
             <w:r>
-              <w:rPr>
-                <w:sz w:val="22"/>
-                <w:szCs w:val="22"/>
-              </w:rPr>
               <w:t>Modelling</w:t>
             </w:r>
           </w:p>
@@ -375,10 +346,6 @@
           </w:tcPr>
           <w:p>
             <w:r>
-              <w:rPr>
-                <w:sz w:val="22"/>
-                <w:szCs w:val="22"/>
-              </w:rPr>
               <w:t>Leakage: the eight food-insecurity items define the target</w:t>
             </w:r>
           </w:p>
@@ -401,27 +368,17 @@
           </w:tcPr>
           <w:p>
             <w:r>
-              <w:rPr>
-                <w:sz w:val="22"/>
-                <w:szCs w:val="22"/>
-              </w:rPr>
               <w:t>Excluded from the predictors and checked in code (</w:t>
             </w:r>
             <w:proofErr w:type="spellStart"/>
             <w:r>
               <w:rPr>
                 <w:rFonts w:ascii="Consolas" w:eastAsia="Consolas" w:hAnsi="Consolas" w:cs="Consolas"/>
-                <w:sz w:val="22"/>
-                <w:szCs w:val="22"/>
               </w:rPr>
               <w:t>stopifnot</w:t>
             </w:r>
             <w:proofErr w:type="spellEnd"/>
             <w:r>
-              <w:rPr>
-                <w:sz w:val="22"/>
-                <w:szCs w:val="22"/>
-              </w:rPr>
               <w:t xml:space="preserve"> on the predictor list)</w:t>
             </w:r>
           </w:p>
@@ -444,22 +401,12 @@
           </w:tcPr>
           <w:p>
             <w:r>
-              <w:rPr>
-                <w:sz w:val="22"/>
-                <w:szCs w:val="22"/>
-              </w:rPr>
               <w:t>A</w:t>
             </w:r>
           </w:p>
         </w:tc>
       </w:tr>
       <w:tr>
-        <w:tblPrEx>
-          <w:tblCellMar>
-            <w:top w:w="0" w:type="dxa"/>
-            <w:bottom w:w="0" w:type="dxa"/>
-          </w:tblCellMar>
-        </w:tblPrEx>
         <w:trPr>
           <w:cantSplit/>
         </w:trPr>
@@ -481,10 +428,6 @@
           </w:tcPr>
           <w:p>
             <w:r>
-              <w:rPr>
-                <w:sz w:val="22"/>
-                <w:szCs w:val="22"/>
-              </w:rPr>
               <w:t>E3-02</w:t>
             </w:r>
           </w:p>
@@ -507,10 +450,6 @@
           </w:tcPr>
           <w:p>
             <w:r>
-              <w:rPr>
-                <w:sz w:val="22"/>
-                <w:szCs w:val="22"/>
-              </w:rPr>
               <w:t>1 Oct</w:t>
             </w:r>
           </w:p>
@@ -533,10 +472,6 @@
           </w:tcPr>
           <w:p>
             <w:r>
-              <w:rPr>
-                <w:sz w:val="22"/>
-                <w:szCs w:val="22"/>
-              </w:rPr>
               <w:t>Modelling</w:t>
             </w:r>
           </w:p>
@@ -559,10 +494,6 @@
           </w:tcPr>
           <w:p>
             <w:r>
-              <w:rPr>
-                <w:sz w:val="22"/>
-                <w:szCs w:val="22"/>
-              </w:rPr>
               <w:t>Class imbalance (69.5% secure, 30.5% insecure)</w:t>
             </w:r>
           </w:p>
@@ -585,10 +516,6 @@
           </w:tcPr>
           <w:p>
             <w:r>
-              <w:rPr>
-                <w:sz w:val="22"/>
-                <w:szCs w:val="22"/>
-              </w:rPr>
               <w:t>Stratified 5-fold cross-validation; class weights compared with plain stratification</w:t>
             </w:r>
           </w:p>
@@ -611,22 +538,12 @@
           </w:tcPr>
           <w:p>
             <w:r>
-              <w:rPr>
-                <w:sz w:val="22"/>
-                <w:szCs w:val="22"/>
-              </w:rPr>
               <w:t>A</w:t>
             </w:r>
           </w:p>
         </w:tc>
       </w:tr>
       <w:tr>
-        <w:tblPrEx>
-          <w:tblCellMar>
-            <w:top w:w="0" w:type="dxa"/>
-            <w:bottom w:w="0" w:type="dxa"/>
-          </w:tblCellMar>
-        </w:tblPrEx>
         <w:trPr>
           <w:cantSplit/>
         </w:trPr>
@@ -648,10 +565,6 @@
           </w:tcPr>
           <w:p>
             <w:r>
-              <w:rPr>
-                <w:sz w:val="22"/>
-                <w:szCs w:val="22"/>
-              </w:rPr>
               <w:t>E3-03</w:t>
             </w:r>
           </w:p>
@@ -674,10 +587,6 @@
           </w:tcPr>
           <w:p>
             <w:r>
-              <w:rPr>
-                <w:sz w:val="22"/>
-                <w:szCs w:val="22"/>
-              </w:rPr>
               <w:t>2 Oct</w:t>
             </w:r>
           </w:p>
@@ -700,10 +609,6 @@
           </w:tcPr>
           <w:p>
             <w:r>
-              <w:rPr>
-                <w:sz w:val="22"/>
-                <w:szCs w:val="22"/>
-              </w:rPr>
               <w:t>Evaluation</w:t>
             </w:r>
           </w:p>
@@ -726,10 +631,6 @@
           </w:tcPr>
           <w:p>
             <w:r>
-              <w:rPr>
-                <w:sz w:val="22"/>
-                <w:szCs w:val="22"/>
-              </w:rPr>
               <w:t>Accuracy is misleading for an imbalanced, high-stakes screen</w:t>
             </w:r>
           </w:p>
@@ -752,10 +653,6 @@
           </w:tcPr>
           <w:p>
             <w:r>
-              <w:rPr>
-                <w:sz w:val="22"/>
-                <w:szCs w:val="22"/>
-              </w:rPr>
               <w:t>Recall, precision, PR-AUC and calibration reported; threshold set on cross-validation predictions for 80% recall, never on the test set</w:t>
             </w:r>
           </w:p>
@@ -778,22 +675,12 @@
           </w:tcPr>
           <w:p>
             <w:r>
-              <w:rPr>
-                <w:sz w:val="22"/>
-                <w:szCs w:val="22"/>
-              </w:rPr>
               <w:t>B</w:t>
             </w:r>
           </w:p>
         </w:tc>
       </w:tr>
       <w:tr>
-        <w:tblPrEx>
-          <w:tblCellMar>
-            <w:top w:w="0" w:type="dxa"/>
-            <w:bottom w:w="0" w:type="dxa"/>
-          </w:tblCellMar>
-        </w:tblPrEx>
         <w:trPr>
           <w:cantSplit/>
         </w:trPr>
@@ -815,10 +702,6 @@
           </w:tcPr>
           <w:p>
             <w:r>
-              <w:rPr>
-                <w:sz w:val="22"/>
-                <w:szCs w:val="22"/>
-              </w:rPr>
               <w:t>E3-04</w:t>
             </w:r>
           </w:p>
@@ -841,10 +724,6 @@
           </w:tcPr>
           <w:p>
             <w:r>
-              <w:rPr>
-                <w:sz w:val="22"/>
-                <w:szCs w:val="22"/>
-              </w:rPr>
               <w:t>2 Oct</w:t>
             </w:r>
           </w:p>
@@ -867,10 +746,6 @@
           </w:tcPr>
           <w:p>
             <w:r>
-              <w:rPr>
-                <w:sz w:val="22"/>
-                <w:szCs w:val="22"/>
-              </w:rPr>
               <w:t>Evaluation</w:t>
             </w:r>
           </w:p>
@@ -893,10 +768,6 @@
           </w:tcPr>
           <w:p>
             <w:r>
-              <w:rPr>
-                <w:sz w:val="22"/>
-                <w:szCs w:val="22"/>
-              </w:rPr>
               <w:t>The best-scoring model was not the most suitable</w:t>
             </w:r>
           </w:p>
@@ -919,10 +790,6 @@
           </w:tcPr>
           <w:p>
             <w:r>
-              <w:rPr>
-                <w:sz w:val="22"/>
-                <w:szCs w:val="22"/>
-              </w:rPr>
               <w:t>Binary logistic regression chosen over the random forest for interpretability and calibration, and the trade-off stated openly</w:t>
             </w:r>
           </w:p>
@@ -945,22 +812,12 @@
           </w:tcPr>
           <w:p>
             <w:r>
-              <w:rPr>
-                <w:sz w:val="22"/>
-                <w:szCs w:val="22"/>
-              </w:rPr>
               <w:t>B</w:t>
             </w:r>
           </w:p>
         </w:tc>
       </w:tr>
       <w:tr>
-        <w:tblPrEx>
-          <w:tblCellMar>
-            <w:top w:w="0" w:type="dxa"/>
-            <w:bottom w:w="0" w:type="dxa"/>
-          </w:tblCellMar>
-        </w:tblPrEx>
         <w:trPr>
           <w:cantSplit/>
         </w:trPr>
@@ -982,10 +839,6 @@
           </w:tcPr>
           <w:p>
             <w:r>
-              <w:rPr>
-                <w:sz w:val="22"/>
-                <w:szCs w:val="22"/>
-              </w:rPr>
               <w:t>E3-05</w:t>
             </w:r>
           </w:p>
@@ -1008,10 +861,6 @@
           </w:tcPr>
           <w:p>
             <w:r>
-              <w:rPr>
-                <w:sz w:val="22"/>
-                <w:szCs w:val="22"/>
-              </w:rPr>
               <w:t>2 Oct</w:t>
             </w:r>
           </w:p>
@@ -1034,10 +883,6 @@
           </w:tcPr>
           <w:p>
             <w:r>
-              <w:rPr>
-                <w:sz w:val="22"/>
-                <w:szCs w:val="22"/>
-              </w:rPr>
               <w:t>Evaluation</w:t>
             </w:r>
           </w:p>
@@ -1060,10 +905,6 @@
           </w:tcPr>
           <w:p>
             <w:r>
-              <w:rPr>
-                <w:sz w:val="22"/>
-                <w:szCs w:val="22"/>
-              </w:rPr>
               <w:t>Unweighted results may not represent South African households</w:t>
             </w:r>
           </w:p>
@@ -1086,10 +927,6 @@
           </w:tcPr>
           <w:p>
             <w:r>
-              <w:rPr>
-                <w:sz w:val="22"/>
-                <w:szCs w:val="22"/>
-              </w:rPr>
               <w:t>Survey-weighted check: at-risk rate 28.8% weighted against 30.6% unweighted; recall 0.783 against 0.807</w:t>
             </w:r>
           </w:p>
@@ -1112,22 +949,12 @@
           </w:tcPr>
           <w:p>
             <w:r>
-              <w:rPr>
-                <w:sz w:val="22"/>
-                <w:szCs w:val="22"/>
-              </w:rPr>
               <w:t>B</w:t>
             </w:r>
           </w:p>
         </w:tc>
       </w:tr>
       <w:tr>
-        <w:tblPrEx>
-          <w:tblCellMar>
-            <w:top w:w="0" w:type="dxa"/>
-            <w:bottom w:w="0" w:type="dxa"/>
-          </w:tblCellMar>
-        </w:tblPrEx>
         <w:trPr>
           <w:cantSplit/>
         </w:trPr>
@@ -1149,10 +976,7 @@
           </w:tcPr>
           <w:p>
             <w:r>
-              <w:rPr>
-                <w:sz w:val="22"/>
-                <w:szCs w:val="22"/>
-              </w:rPr>
+              <w:lastRenderedPageBreak/>
               <w:t>E3-06</w:t>
             </w:r>
           </w:p>
@@ -1175,10 +999,6 @@
           </w:tcPr>
           <w:p>
             <w:r>
-              <w:rPr>
-                <w:sz w:val="22"/>
-                <w:szCs w:val="22"/>
-              </w:rPr>
               <w:t>2–5 Oct</w:t>
             </w:r>
           </w:p>
@@ -1201,10 +1021,6 @@
           </w:tcPr>
           <w:p>
             <w:r>
-              <w:rPr>
-                <w:sz w:val="22"/>
-                <w:szCs w:val="22"/>
-              </w:rPr>
               <w:t>Interpretation</w:t>
             </w:r>
           </w:p>
@@ -1227,10 +1043,6 @@
           </w:tcPr>
           <w:p>
             <w:r>
-              <w:rPr>
-                <w:sz w:val="22"/>
-                <w:szCs w:val="22"/>
-              </w:rPr>
               <w:t>Grant receipt is associated with higher risk (odds ratio 1.20)</w:t>
             </w:r>
           </w:p>
@@ -1253,10 +1065,6 @@
           </w:tcPr>
           <w:p>
             <w:r>
-              <w:rPr>
-                <w:sz w:val="22"/>
-                <w:szCs w:val="22"/>
-              </w:rPr>
               <w:t>Reported as an association that reflects grant targeting, not a cause; the same wording is used in the app</w:t>
             </w:r>
           </w:p>
@@ -1279,22 +1087,12 @@
           </w:tcPr>
           <w:p>
             <w:r>
-              <w:rPr>
-                <w:sz w:val="22"/>
-                <w:szCs w:val="22"/>
-              </w:rPr>
               <w:t>B, C</w:t>
             </w:r>
           </w:p>
         </w:tc>
       </w:tr>
       <w:tr>
-        <w:tblPrEx>
-          <w:tblCellMar>
-            <w:top w:w="0" w:type="dxa"/>
-            <w:bottom w:w="0" w:type="dxa"/>
-          </w:tblCellMar>
-        </w:tblPrEx>
         <w:trPr>
           <w:cantSplit/>
         </w:trPr>
@@ -1316,10 +1114,6 @@
           </w:tcPr>
           <w:p>
             <w:r>
-              <w:rPr>
-                <w:sz w:val="22"/>
-                <w:szCs w:val="22"/>
-              </w:rPr>
               <w:t>E3-07</w:t>
             </w:r>
           </w:p>
@@ -1342,10 +1136,6 @@
           </w:tcPr>
           <w:p>
             <w:r>
-              <w:rPr>
-                <w:sz w:val="22"/>
-                <w:szCs w:val="22"/>
-              </w:rPr>
               <w:t>5 Oct</w:t>
             </w:r>
           </w:p>
@@ -1368,10 +1158,6 @@
           </w:tcPr>
           <w:p>
             <w:r>
-              <w:rPr>
-                <w:sz w:val="22"/>
-                <w:szCs w:val="22"/>
-              </w:rPr>
               <w:t>Fairness</w:t>
             </w:r>
           </w:p>
@@ -1394,10 +1180,6 @@
           </w:tcPr>
           <w:p>
             <w:r>
-              <w:rPr>
-                <w:sz w:val="22"/>
-                <w:szCs w:val="22"/>
-              </w:rPr>
               <w:t>Unequal recall between groups</w:t>
             </w:r>
           </w:p>
@@ -1420,10 +1202,6 @@
           </w:tcPr>
           <w:p>
             <w:r>
-              <w:rPr>
-                <w:sz w:val="22"/>
-                <w:szCs w:val="22"/>
-              </w:rPr>
               <w:t>Equal-opportunity criterion with a 10-point tolerance set before the results were examined; four groups fall outside (incomes above R11,500, no grant recipients, incomes below R2,500, households of seven or more). Disclosed in the app, audit sample added, no group-specific thresholds</w:t>
             </w:r>
           </w:p>
@@ -1446,22 +1224,12 @@
           </w:tcPr>
           <w:p>
             <w:r>
-              <w:rPr>
-                <w:sz w:val="22"/>
-                <w:szCs w:val="22"/>
-              </w:rPr>
               <w:t>C</w:t>
             </w:r>
           </w:p>
         </w:tc>
       </w:tr>
       <w:tr>
-        <w:tblPrEx>
-          <w:tblCellMar>
-            <w:top w:w="0" w:type="dxa"/>
-            <w:bottom w:w="0" w:type="dxa"/>
-          </w:tblCellMar>
-        </w:tblPrEx>
         <w:trPr>
           <w:cantSplit/>
         </w:trPr>
@@ -1483,11 +1251,6 @@
           </w:tcPr>
           <w:p>
             <w:r>
-              <w:rPr>
-                <w:sz w:val="22"/>
-                <w:szCs w:val="22"/>
-              </w:rPr>
-              <w:lastRenderedPageBreak/>
               <w:t>E3-08</w:t>
             </w:r>
           </w:p>
@@ -1510,10 +1273,6 @@
           </w:tcPr>
           <w:p>
             <w:r>
-              <w:rPr>
-                <w:sz w:val="22"/>
-                <w:szCs w:val="22"/>
-              </w:rPr>
               <w:t>5 Oct</w:t>
             </w:r>
           </w:p>
@@ -1536,10 +1295,6 @@
           </w:tcPr>
           <w:p>
             <w:r>
-              <w:rPr>
-                <w:sz w:val="22"/>
-                <w:szCs w:val="22"/>
-              </w:rPr>
               <w:t>Deployment</w:t>
             </w:r>
           </w:p>
@@ -1562,10 +1317,6 @@
           </w:tcPr>
           <w:p>
             <w:r>
-              <w:rPr>
-                <w:sz w:val="22"/>
-                <w:szCs w:val="22"/>
-              </w:rPr>
               <w:t>Risk of the model being used to decide eligibility</w:t>
             </w:r>
           </w:p>
@@ -1588,10 +1339,6 @@
           </w:tcPr>
           <w:p>
             <w:r>
-              <w:rPr>
-                <w:sz w:val="22"/>
-                <w:szCs w:val="22"/>
-              </w:rPr>
               <w:t>Screening and prioritisation only; an official reviews every higher-risk result (POPIA s71); a caveat on every result and download</w:t>
             </w:r>
           </w:p>
@@ -1614,22 +1361,12 @@
           </w:tcPr>
           <w:p>
             <w:r>
-              <w:rPr>
-                <w:sz w:val="22"/>
-                <w:szCs w:val="22"/>
-              </w:rPr>
               <w:t>C</w:t>
             </w:r>
           </w:p>
         </w:tc>
       </w:tr>
       <w:tr>
-        <w:tblPrEx>
-          <w:tblCellMar>
-            <w:top w:w="0" w:type="dxa"/>
-            <w:bottom w:w="0" w:type="dxa"/>
-          </w:tblCellMar>
-        </w:tblPrEx>
         <w:trPr>
           <w:cantSplit/>
         </w:trPr>
@@ -1651,10 +1388,6 @@
           </w:tcPr>
           <w:p>
             <w:r>
-              <w:rPr>
-                <w:sz w:val="22"/>
-                <w:szCs w:val="22"/>
-              </w:rPr>
               <w:t>E3-09</w:t>
             </w:r>
           </w:p>
@@ -1677,10 +1410,6 @@
           </w:tcPr>
           <w:p>
             <w:r>
-              <w:rPr>
-                <w:sz w:val="22"/>
-                <w:szCs w:val="22"/>
-              </w:rPr>
               <w:t>5 Oct</w:t>
             </w:r>
           </w:p>
@@ -1703,10 +1432,6 @@
           </w:tcPr>
           <w:p>
             <w:r>
-              <w:rPr>
-                <w:sz w:val="22"/>
-                <w:szCs w:val="22"/>
-              </w:rPr>
               <w:t>Deployment</w:t>
             </w:r>
           </w:p>
@@ -1729,10 +1454,6 @@
           </w:tcPr>
           <w:p>
             <w:r>
-              <w:rPr>
-                <w:sz w:val="22"/>
-                <w:szCs w:val="22"/>
-              </w:rPr>
               <w:t>Privacy of real households</w:t>
             </w:r>
           </w:p>
@@ -1755,26 +1476,14 @@
           </w:tcPr>
           <w:p>
             <w:r>
-              <w:rPr>
-                <w:sz w:val="22"/>
-                <w:szCs w:val="22"/>
-              </w:rPr>
               <w:t xml:space="preserve">Uploads processed in memory and not stored; </w:t>
             </w:r>
             <w:proofErr w:type="spellStart"/>
             <w:r>
-              <w:rPr>
-                <w:sz w:val="22"/>
-                <w:szCs w:val="22"/>
-              </w:rPr>
               <w:t>HouseholdID</w:t>
             </w:r>
             <w:proofErr w:type="spellEnd"/>
             <w:r>
-              <w:rPr>
-                <w:sz w:val="22"/>
-                <w:szCs w:val="22"/>
-              </w:rPr>
               <w:t xml:space="preserve"> never shown or returned; seven fields only; monitoring log keeps totals only; South African hosting behind sign-in</w:t>
             </w:r>
           </w:p>
@@ -1797,22 +1506,12 @@
           </w:tcPr>
           <w:p>
             <w:r>
-              <w:rPr>
-                <w:sz w:val="22"/>
-                <w:szCs w:val="22"/>
-              </w:rPr>
               <w:t>C</w:t>
             </w:r>
           </w:p>
         </w:tc>
       </w:tr>
       <w:tr>
-        <w:tblPrEx>
-          <w:tblCellMar>
-            <w:top w:w="0" w:type="dxa"/>
-            <w:bottom w:w="0" w:type="dxa"/>
-          </w:tblCellMar>
-        </w:tblPrEx>
         <w:trPr>
           <w:cantSplit/>
         </w:trPr>
@@ -1834,10 +1533,6 @@
           </w:tcPr>
           <w:p>
             <w:r>
-              <w:rPr>
-                <w:sz w:val="22"/>
-                <w:szCs w:val="22"/>
-              </w:rPr>
               <w:t>E3-10</w:t>
             </w:r>
           </w:p>
@@ -1860,10 +1555,6 @@
           </w:tcPr>
           <w:p>
             <w:r>
-              <w:rPr>
-                <w:sz w:val="22"/>
-                <w:szCs w:val="22"/>
-              </w:rPr>
               <w:t>5 Oct</w:t>
             </w:r>
           </w:p>
@@ -1886,10 +1577,6 @@
           </w:tcPr>
           <w:p>
             <w:r>
-              <w:rPr>
-                <w:sz w:val="22"/>
-                <w:szCs w:val="22"/>
-              </w:rPr>
               <w:t>Deployment</w:t>
             </w:r>
           </w:p>
@@ -1912,10 +1599,6 @@
           </w:tcPr>
           <w:p>
             <w:r>
-              <w:rPr>
-                <w:sz w:val="22"/>
-                <w:szCs w:val="22"/>
-              </w:rPr>
               <w:t>Stigmatising labels</w:t>
             </w:r>
           </w:p>
@@ -1938,11 +1621,15 @@
           </w:tcPr>
           <w:p>
             <w:r>
-              <w:rPr>
-                <w:sz w:val="22"/>
-                <w:szCs w:val="22"/>
-              </w:rPr>
-              <w:t>The app says 'Higher risk: refer for review', never 'food insecure'</w:t>
+              <w:t xml:space="preserve">The app </w:t>
+            </w:r>
+            <w:proofErr w:type="gramStart"/>
+            <w:r>
+              <w:t>says</w:t>
+            </w:r>
+            <w:proofErr w:type="gramEnd"/>
+            <w:r>
+              <w:t xml:space="preserve"> 'Higher risk: refer for review', never 'food insecure'</w:t>
             </w:r>
           </w:p>
         </w:tc>
@@ -1964,22 +1651,12 @@
           </w:tcPr>
           <w:p>
             <w:r>
-              <w:rPr>
-                <w:sz w:val="22"/>
-                <w:szCs w:val="22"/>
-              </w:rPr>
               <w:t>C</w:t>
             </w:r>
           </w:p>
         </w:tc>
       </w:tr>
       <w:tr>
-        <w:tblPrEx>
-          <w:tblCellMar>
-            <w:top w:w="0" w:type="dxa"/>
-            <w:bottom w:w="0" w:type="dxa"/>
-          </w:tblCellMar>
-        </w:tblPrEx>
         <w:trPr>
           <w:cantSplit/>
         </w:trPr>
@@ -2001,10 +1678,6 @@
           </w:tcPr>
           <w:p>
             <w:r>
-              <w:rPr>
-                <w:sz w:val="22"/>
-                <w:szCs w:val="22"/>
-              </w:rPr>
               <w:t>E3-11</w:t>
             </w:r>
           </w:p>
@@ -2027,10 +1700,6 @@
           </w:tcPr>
           <w:p>
             <w:r>
-              <w:rPr>
-                <w:sz w:val="22"/>
-                <w:szCs w:val="22"/>
-              </w:rPr>
               <w:t>5 Oct</w:t>
             </w:r>
           </w:p>
@@ -2053,10 +1722,6 @@
           </w:tcPr>
           <w:p>
             <w:r>
-              <w:rPr>
-                <w:sz w:val="22"/>
-                <w:szCs w:val="22"/>
-              </w:rPr>
               <w:t>Monitoring</w:t>
             </w:r>
           </w:p>
@@ -2079,10 +1744,6 @@
           </w:tcPr>
           <w:p>
             <w:r>
-              <w:rPr>
-                <w:sz w:val="22"/>
-                <w:szCs w:val="22"/>
-              </w:rPr>
               <w:t>Feedback loop: only flagged households produce new labels</w:t>
             </w:r>
           </w:p>
@@ -2105,10 +1766,6 @@
           </w:tcPr>
           <w:p>
             <w:r>
-              <w:rPr>
-                <w:sz w:val="22"/>
-                <w:szCs w:val="22"/>
-              </w:rPr>
               <w:t>A random audit sample of lower-risk households is followed up every month</w:t>
             </w:r>
           </w:p>
@@ -2131,22 +1788,12 @@
           </w:tcPr>
           <w:p>
             <w:r>
-              <w:rPr>
-                <w:sz w:val="22"/>
-                <w:szCs w:val="22"/>
-              </w:rPr>
               <w:t>C</w:t>
             </w:r>
           </w:p>
         </w:tc>
       </w:tr>
       <w:tr>
-        <w:tblPrEx>
-          <w:tblCellMar>
-            <w:top w:w="0" w:type="dxa"/>
-            <w:bottom w:w="0" w:type="dxa"/>
-          </w:tblCellMar>
-        </w:tblPrEx>
         <w:trPr>
           <w:cantSplit/>
         </w:trPr>
@@ -2168,10 +1815,6 @@
           </w:tcPr>
           <w:p>
             <w:r>
-              <w:rPr>
-                <w:sz w:val="22"/>
-                <w:szCs w:val="22"/>
-              </w:rPr>
               <w:t>E3-12</w:t>
             </w:r>
           </w:p>
@@ -2194,10 +1837,6 @@
           </w:tcPr>
           <w:p>
             <w:r>
-              <w:rPr>
-                <w:sz w:val="22"/>
-                <w:szCs w:val="22"/>
-              </w:rPr>
               <w:t>5 Oct</w:t>
             </w:r>
           </w:p>
@@ -2220,10 +1859,6 @@
           </w:tcPr>
           <w:p>
             <w:r>
-              <w:rPr>
-                <w:sz w:val="22"/>
-                <w:szCs w:val="22"/>
-              </w:rPr>
               <w:t>Monitoring</w:t>
             </w:r>
           </w:p>
@@ -2246,10 +1881,6 @@
           </w:tcPr>
           <w:p>
             <w:r>
-              <w:rPr>
-                <w:sz w:val="22"/>
-                <w:szCs w:val="22"/>
-              </w:rPr>
               <w:t>Inflation makes the model under-flag over time</w:t>
             </w:r>
           </w:p>
@@ -2272,10 +1903,6 @@
           </w:tcPr>
           <w:p>
             <w:r>
-              <w:rPr>
-                <w:sz w:val="22"/>
-                <w:szCs w:val="22"/>
-              </w:rPr>
               <w:t>Drift alerts and retraining triggers; shown in a simulated drift test (share flagged fell from 59.8% to 51.9% with a 25% nominal income rise)</w:t>
             </w:r>
           </w:p>
@@ -2298,22 +1925,12 @@
           </w:tcPr>
           <w:p>
             <w:r>
-              <w:rPr>
-                <w:sz w:val="22"/>
-                <w:szCs w:val="22"/>
-              </w:rPr>
               <w:t>C</w:t>
             </w:r>
           </w:p>
         </w:tc>
       </w:tr>
       <w:tr>
-        <w:tblPrEx>
-          <w:tblCellMar>
-            <w:top w:w="0" w:type="dxa"/>
-            <w:bottom w:w="0" w:type="dxa"/>
-          </w:tblCellMar>
-        </w:tblPrEx>
         <w:trPr>
           <w:cantSplit/>
         </w:trPr>
@@ -2335,10 +1952,6 @@
           </w:tcPr>
           <w:p>
             <w:r>
-              <w:rPr>
-                <w:sz w:val="22"/>
-                <w:szCs w:val="22"/>
-              </w:rPr>
               <w:t>E3-13</w:t>
             </w:r>
           </w:p>
@@ -2361,10 +1974,6 @@
           </w:tcPr>
           <w:p>
             <w:r>
-              <w:rPr>
-                <w:sz w:val="22"/>
-                <w:szCs w:val="22"/>
-              </w:rPr>
               <w:t>5 Oct</w:t>
             </w:r>
           </w:p>
@@ -2387,10 +1996,6 @@
           </w:tcPr>
           <w:p>
             <w:r>
-              <w:rPr>
-                <w:sz w:val="22"/>
-                <w:szCs w:val="22"/>
-              </w:rPr>
               <w:t>Reproducibility</w:t>
             </w:r>
           </w:p>
@@ -2413,26 +2018,14 @@
           </w:tcPr>
           <w:p>
             <w:r>
-              <w:rPr>
-                <w:sz w:val="22"/>
-                <w:szCs w:val="22"/>
-              </w:rPr>
               <w:t xml:space="preserve">Packages could not be installed on Windows without </w:t>
             </w:r>
             <w:proofErr w:type="spellStart"/>
             <w:r>
-              <w:rPr>
-                <w:sz w:val="22"/>
-                <w:szCs w:val="22"/>
-              </w:rPr>
               <w:t>Rtools</w:t>
             </w:r>
             <w:proofErr w:type="spellEnd"/>
             <w:r>
-              <w:rPr>
-                <w:sz w:val="22"/>
-                <w:szCs w:val="22"/>
-              </w:rPr>
               <w:t>, so others could not reproduce the work</w:t>
             </w:r>
           </w:p>
@@ -2455,27 +2048,19 @@
           </w:tcPr>
           <w:p>
             <w:r>
-              <w:rPr>
-                <w:sz w:val="22"/>
-                <w:szCs w:val="22"/>
-              </w:rPr>
               <w:t xml:space="preserve">Three package versions in </w:t>
             </w:r>
             <w:proofErr w:type="spellStart"/>
+            <w:proofErr w:type="gramStart"/>
             <w:r>
               <w:rPr>
                 <w:rFonts w:ascii="Consolas" w:eastAsia="Consolas" w:hAnsi="Consolas" w:cs="Consolas"/>
-                <w:sz w:val="22"/>
-                <w:szCs w:val="22"/>
               </w:rPr>
               <w:t>renv.lock</w:t>
             </w:r>
             <w:proofErr w:type="spellEnd"/>
-            <w:r>
-              <w:rPr>
-                <w:sz w:val="22"/>
-                <w:szCs w:val="22"/>
-              </w:rPr>
+            <w:proofErr w:type="gramEnd"/>
+            <w:r>
               <w:t xml:space="preserve"> moved to their next patch release, which has Windows binaries; the full pipeline was re-run from a clean session</w:t>
             </w:r>
           </w:p>
@@ -2498,10 +2083,6 @@
           </w:tcPr>
           <w:p>
             <w:r>
-              <w:rPr>
-                <w:sz w:val="22"/>
-                <w:szCs w:val="22"/>
-              </w:rPr>
               <w:t>C</w:t>
             </w:r>
           </w:p>
@@ -2516,9 +2097,8 @@
         <w:rPr>
           <w:i/>
           <w:iCs/>
-          <w:sz w:val="22"/>
-          <w:szCs w:val="22"/>
         </w:rPr>
+        <w:lastRenderedPageBreak/>
         <w:t>Table 1. Ethics decisions in Milestone 3 (A = Alexander Solomon, B = Rudi Jan du Plessis, C = Timothy Wubbeling). E3-01 to E3-06 are taken from the Person A and Person B notebooks.</w:t>
       </w:r>
     </w:p>
@@ -2535,21 +2115,7 @@
         <w:spacing w:after="120" w:line="276" w:lineRule="auto"/>
       </w:pPr>
       <w:r>
-        <w:t xml:space="preserve">Timothy Wubbeling (Person C) used </w:t>
-      </w:r>
-      <w:r>
-        <w:rPr/>
-        <w:t>Claude</w:t>
-      </w:r>
-      <w:r>
-        <w:t xml:space="preserve">, a generative AI assistant made by </w:t>
-      </w:r>
-      <w:r>
-        <w:rPr/>
-        <w:t>Anthropic</w:t>
-      </w:r>
-      <w:r>
-        <w:t>, through the Claude desktop application. The assistant could read and write files in Timothy's BIN381 project folder and run R code there, so its output was tested on the project's own data rather than produced in isolation. The table records each use.</w:t>
+        <w:t>Timothy Wubbeling (Person C) used Claude, a generative AI assistant made by Anthropic, through the Claude desktop application. The assistant could read and write files in Timothy's BIN381 project folder and run R code there, so its output was tested on the project's own data rather than produced in isolation. The table records each use.</w:t>
       </w:r>
     </w:p>
     <w:tbl>
@@ -2578,12 +2144,6 @@
         <w:gridCol w:w="1803"/>
       </w:tblGrid>
       <w:tr>
-        <w:tblPrEx>
-          <w:tblCellMar>
-            <w:top w:w="0" w:type="dxa"/>
-            <w:bottom w:w="0" w:type="dxa"/>
-          </w:tblCellMar>
-        </w:tblPrEx>
         <w:trPr>
           <w:tblHeader/>
         </w:trPr>
@@ -2608,8 +2168,6 @@
               <w:rPr>
                 <w:b/>
                 <w:bCs/>
-                <w:sz w:val="22"/>
-                <w:szCs w:val="22"/>
               </w:rPr>
               <w:t>#</w:t>
             </w:r>
@@ -2636,8 +2194,6 @@
               <w:rPr>
                 <w:b/>
                 <w:bCs/>
-                <w:sz w:val="22"/>
-                <w:szCs w:val="22"/>
               </w:rPr>
               <w:t>Date, person, tool</w:t>
             </w:r>
@@ -2664,8 +2220,6 @@
               <w:rPr>
                 <w:b/>
                 <w:bCs/>
-                <w:sz w:val="22"/>
-                <w:szCs w:val="22"/>
               </w:rPr>
               <w:t>Task and what the AI produced</w:t>
             </w:r>
@@ -2692,8 +2246,6 @@
               <w:rPr>
                 <w:b/>
                 <w:bCs/>
-                <w:sz w:val="22"/>
-                <w:szCs w:val="22"/>
               </w:rPr>
               <w:t>How it was checked</w:t>
             </w:r>
@@ -2720,1746 +2272,8 @@
               <w:rPr>
                 <w:b/>
                 <w:bCs/>
-                <w:sz w:val="22"/>
-                <w:szCs w:val="22"/>
               </w:rPr>
               <w:t>Decisions and changes by the team</w:t>
-            </w:r>
-          </w:p>
-        </w:tc>
-      </w:tr>
-      <w:tr>
-        <w:tblPrEx>
-          <w:tblCellMar>
-            <w:top w:w="0" w:type="dxa"/>
-            <w:bottom w:w="0" w:type="dxa"/>
-          </w:tblCellMar>
-        </w:tblPrEx>
-        <w:trPr>
-          <w:cantSplit/>
-        </w:trPr>
-        <w:tc>
-          <w:tcPr>
-            <w:tcW w:w="708" w:type="dxa"/>
-            <w:tcBorders>
-              <w:top w:val="single" w:sz="4" w:space="0" w:color="000000"/>
-              <w:left w:val="single" w:sz="4" w:space="0" w:color="000000"/>
-              <w:bottom w:val="single" w:sz="4" w:space="0" w:color="000000"/>
-              <w:right w:val="single" w:sz="4" w:space="0" w:color="000000"/>
-            </w:tcBorders>
-            <w:tcMar>
-              <w:top w:w="60" w:type="dxa"/>
-              <w:left w:w="90" w:type="dxa"/>
-              <w:bottom w:w="60" w:type="dxa"/>
-              <w:right w:w="90" w:type="dxa"/>
-            </w:tcMar>
-          </w:tcPr>
-          <w:p>
-            <w:r>
-              <w:rPr>
-                <w:sz w:val="22"/>
-                <w:szCs w:val="22"/>
-              </w:rPr>
-              <w:t>AI-1</w:t>
-            </w:r>
-          </w:p>
-        </w:tc>
-        <w:tc>
-          <w:tcPr>
-            <w:tcW w:w="1707" w:type="dxa"/>
-            <w:tcBorders>
-              <w:top w:val="single" w:sz="4" w:space="0" w:color="000000"/>
-              <w:left w:val="single" w:sz="4" w:space="0" w:color="000000"/>
-              <w:bottom w:val="single" w:sz="4" w:space="0" w:color="000000"/>
-              <w:right w:val="single" w:sz="4" w:space="0" w:color="000000"/>
-            </w:tcBorders>
-            <w:tcMar>
-              <w:top w:w="60" w:type="dxa"/>
-              <w:left w:w="90" w:type="dxa"/>
-              <w:bottom w:w="60" w:type="dxa"/>
-              <w:right w:w="90" w:type="dxa"/>
-            </w:tcMar>
-          </w:tcPr>
-          <w:p>
-            <w:r>
-              <w:rPr>
-                <w:sz w:val="22"/>
-                <w:szCs w:val="22"/>
-              </w:rPr>
-              <w:t>29 Sep 2026</w:t>
-            </w:r>
-          </w:p>
-          <w:p>
-            <w:r>
-              <w:rPr>
-                <w:sz w:val="22"/>
-                <w:szCs w:val="22"/>
-              </w:rPr>
-              <w:t>Timothy (C)</w:t>
-            </w:r>
-          </w:p>
-          <w:p>
-            <w:r>
-              <w:rPr>
-                <w:sz w:val="22"/>
-                <w:szCs w:val="22"/>
-              </w:rPr>
-              <w:t>Claude (Anthropic)</w:t>
-            </w:r>
-          </w:p>
-        </w:tc>
-        <w:tc>
-          <w:tcPr>
-            <w:tcW w:w="2911" w:type="dxa"/>
-            <w:tcBorders>
-              <w:top w:val="single" w:sz="4" w:space="0" w:color="000000"/>
-              <w:left w:val="single" w:sz="4" w:space="0" w:color="000000"/>
-              <w:bottom w:val="single" w:sz="4" w:space="0" w:color="000000"/>
-              <w:right w:val="single" w:sz="4" w:space="0" w:color="000000"/>
-            </w:tcBorders>
-            <w:tcMar>
-              <w:top w:w="60" w:type="dxa"/>
-              <w:left w:w="90" w:type="dxa"/>
-              <w:bottom w:w="60" w:type="dxa"/>
-              <w:right w:w="90" w:type="dxa"/>
-            </w:tcMar>
-          </w:tcPr>
-          <w:p>
-            <w:r>
-              <w:rPr>
-                <w:sz w:val="22"/>
-                <w:szCs w:val="22"/>
-              </w:rPr>
-              <w:t>Planning.</w:t>
-            </w:r>
-            <w:r>
-              <w:rPr>
-                <w:sz w:val="22"/>
-                <w:szCs w:val="22"/>
-              </w:rPr>
-              <w:t xml:space="preserve"> Turned the Milestone 3 work split into a step-by-step plan for Person C (an HTML guide with a timeline, tasks and draft text). Flagged three places where the work split contradicted Timothy's Milestone 2 findings (20,940 households, not 20,684; household sizes 8 and 9 valid; zero income valid).</w:t>
-            </w:r>
-          </w:p>
-        </w:tc>
-        <w:tc>
-          <w:tcPr>
-            <w:tcW w:w="1897" w:type="dxa"/>
-            <w:tcBorders>
-              <w:top w:val="single" w:sz="4" w:space="0" w:color="000000"/>
-              <w:left w:val="single" w:sz="4" w:space="0" w:color="000000"/>
-              <w:bottom w:val="single" w:sz="4" w:space="0" w:color="000000"/>
-              <w:right w:val="single" w:sz="4" w:space="0" w:color="000000"/>
-            </w:tcBorders>
-            <w:tcMar>
-              <w:top w:w="60" w:type="dxa"/>
-              <w:left w:w="90" w:type="dxa"/>
-              <w:bottom w:w="60" w:type="dxa"/>
-              <w:right w:w="90" w:type="dxa"/>
-            </w:tcMar>
-          </w:tcPr>
-          <w:p>
-            <w:r>
-              <w:rPr>
-                <w:sz w:val="22"/>
-                <w:szCs w:val="22"/>
-              </w:rPr>
-              <w:t>Compared with the work split, the Milestone 1 and 2 reports and the data dictionary.</w:t>
-            </w:r>
-          </w:p>
-        </w:tc>
-        <w:tc>
-          <w:tcPr>
-            <w:tcW w:w="1803" w:type="dxa"/>
-            <w:tcBorders>
-              <w:top w:val="single" w:sz="4" w:space="0" w:color="000000"/>
-              <w:left w:val="single" w:sz="4" w:space="0" w:color="000000"/>
-              <w:bottom w:val="single" w:sz="4" w:space="0" w:color="000000"/>
-              <w:right w:val="single" w:sz="4" w:space="0" w:color="000000"/>
-            </w:tcBorders>
-            <w:tcMar>
-              <w:top w:w="60" w:type="dxa"/>
-              <w:left w:w="90" w:type="dxa"/>
-              <w:bottom w:w="60" w:type="dxa"/>
-              <w:right w:w="90" w:type="dxa"/>
-            </w:tcMar>
-          </w:tcPr>
-          <w:p>
-            <w:r>
-              <w:rPr>
-                <w:sz w:val="22"/>
-                <w:szCs w:val="22"/>
-              </w:rPr>
-              <w:t>Timothy used the plan to organise his work and agreed the hand-off with A and B.</w:t>
-            </w:r>
-          </w:p>
-        </w:tc>
-      </w:tr>
-      <w:tr>
-        <w:tblPrEx>
-          <w:tblCellMar>
-            <w:top w:w="0" w:type="dxa"/>
-            <w:bottom w:w="0" w:type="dxa"/>
-          </w:tblCellMar>
-        </w:tblPrEx>
-        <w:trPr>
-          <w:cantSplit/>
-        </w:trPr>
-        <w:tc>
-          <w:tcPr>
-            <w:tcW w:w="708" w:type="dxa"/>
-            <w:tcBorders>
-              <w:top w:val="single" w:sz="4" w:space="0" w:color="000000"/>
-              <w:left w:val="single" w:sz="4" w:space="0" w:color="000000"/>
-              <w:bottom w:val="single" w:sz="4" w:space="0" w:color="000000"/>
-              <w:right w:val="single" w:sz="4" w:space="0" w:color="000000"/>
-            </w:tcBorders>
-            <w:tcMar>
-              <w:top w:w="60" w:type="dxa"/>
-              <w:left w:w="90" w:type="dxa"/>
-              <w:bottom w:w="60" w:type="dxa"/>
-              <w:right w:w="90" w:type="dxa"/>
-            </w:tcMar>
-          </w:tcPr>
-          <w:p>
-            <w:r>
-              <w:rPr>
-                <w:sz w:val="22"/>
-                <w:szCs w:val="22"/>
-              </w:rPr>
-              <w:t>AI-2</w:t>
-            </w:r>
-          </w:p>
-        </w:tc>
-        <w:tc>
-          <w:tcPr>
-            <w:tcW w:w="1707" w:type="dxa"/>
-            <w:tcBorders>
-              <w:top w:val="single" w:sz="4" w:space="0" w:color="000000"/>
-              <w:left w:val="single" w:sz="4" w:space="0" w:color="000000"/>
-              <w:bottom w:val="single" w:sz="4" w:space="0" w:color="000000"/>
-              <w:right w:val="single" w:sz="4" w:space="0" w:color="000000"/>
-            </w:tcBorders>
-            <w:tcMar>
-              <w:top w:w="60" w:type="dxa"/>
-              <w:left w:w="90" w:type="dxa"/>
-              <w:bottom w:w="60" w:type="dxa"/>
-              <w:right w:w="90" w:type="dxa"/>
-            </w:tcMar>
-          </w:tcPr>
-          <w:p>
-            <w:r>
-              <w:rPr>
-                <w:sz w:val="22"/>
-                <w:szCs w:val="22"/>
-              </w:rPr>
-              <w:t>29 Sep 2026</w:t>
-            </w:r>
-          </w:p>
-          <w:p>
-            <w:r>
-              <w:rPr>
-                <w:sz w:val="22"/>
-                <w:szCs w:val="22"/>
-              </w:rPr>
-              <w:t>Timothy (C)</w:t>
-            </w:r>
-          </w:p>
-          <w:p>
-            <w:r>
-              <w:rPr>
-                <w:sz w:val="22"/>
-                <w:szCs w:val="22"/>
-              </w:rPr>
-              <w:t>Claude (Anthropic)</w:t>
-            </w:r>
-          </w:p>
-        </w:tc>
-        <w:tc>
-          <w:tcPr>
-            <w:tcW w:w="2911" w:type="dxa"/>
-            <w:tcBorders>
-              <w:top w:val="single" w:sz="4" w:space="0" w:color="000000"/>
-              <w:left w:val="single" w:sz="4" w:space="0" w:color="000000"/>
-              <w:bottom w:val="single" w:sz="4" w:space="0" w:color="000000"/>
-              <w:right w:val="single" w:sz="4" w:space="0" w:color="000000"/>
-            </w:tcBorders>
-            <w:tcMar>
-              <w:top w:w="60" w:type="dxa"/>
-              <w:left w:w="90" w:type="dxa"/>
-              <w:bottom w:w="60" w:type="dxa"/>
-              <w:right w:w="90" w:type="dxa"/>
-            </w:tcMar>
-          </w:tcPr>
-          <w:p>
-            <w:r>
-              <w:rPr>
-                <w:sz w:val="22"/>
-                <w:szCs w:val="22"/>
-              </w:rPr>
-              <w:t>Starter code</w:t>
-            </w:r>
-            <w:r>
-              <w:rPr>
-                <w:sz w:val="22"/>
-                <w:szCs w:val="22"/>
-              </w:rPr>
-              <w:t xml:space="preserve"> for the deployment component: </w:t>
-            </w:r>
-            <w:r>
-              <w:rPr>
-                <w:sz w:val="22"/>
-                <w:szCs w:val="22"/>
-              </w:rPr>
-              <w:t xml:space="preserve">Claude worked along side Person C to create the shiny app and make sure that everything ran correctly. It also helped to make sure that all past work integrated flawlessly, mainly milestones 2 work. </w:t>
-            </w:r>
-          </w:p>
-        </w:tc>
-        <w:tc>
-          <w:tcPr>
-            <w:tcW w:w="1897" w:type="dxa"/>
-            <w:tcBorders>
-              <w:top w:val="single" w:sz="4" w:space="0" w:color="000000"/>
-              <w:left w:val="single" w:sz="4" w:space="0" w:color="000000"/>
-              <w:bottom w:val="single" w:sz="4" w:space="0" w:color="000000"/>
-              <w:right w:val="single" w:sz="4" w:space="0" w:color="000000"/>
-            </w:tcBorders>
-            <w:tcMar>
-              <w:top w:w="60" w:type="dxa"/>
-              <w:left w:w="90" w:type="dxa"/>
-              <w:bottom w:w="60" w:type="dxa"/>
-              <w:right w:w="90" w:type="dxa"/>
-            </w:tcMar>
-          </w:tcPr>
-          <w:p>
-            <w:r>
-              <w:rPr>
-                <w:sz w:val="22"/>
-                <w:szCs w:val="22"/>
-              </w:rPr>
-              <w:t>Run against the Milestone 2 cleaned data; automated tests passed; app launched and tested.</w:t>
-            </w:r>
-          </w:p>
-        </w:tc>
-        <w:tc>
-          <w:tcPr>
-            <w:tcW w:w="1803" w:type="dxa"/>
-            <w:tcBorders>
-              <w:top w:val="single" w:sz="4" w:space="0" w:color="000000"/>
-              <w:left w:val="single" w:sz="4" w:space="0" w:color="000000"/>
-              <w:bottom w:val="single" w:sz="4" w:space="0" w:color="000000"/>
-              <w:right w:val="single" w:sz="4" w:space="0" w:color="000000"/>
-            </w:tcBorders>
-            <w:tcMar>
-              <w:top w:w="60" w:type="dxa"/>
-              <w:left w:w="90" w:type="dxa"/>
-              <w:bottom w:w="60" w:type="dxa"/>
-              <w:right w:w="90" w:type="dxa"/>
-            </w:tcMar>
-          </w:tcPr>
-          <w:p>
-            <w:r>
-              <w:rPr>
-                <w:sz w:val="22"/>
-                <w:szCs w:val="22"/>
-              </w:rPr>
-              <w:t>Validation rules taken from Timothy's own Milestone 2 cleaning notebook</w:t>
-            </w:r>
-            <w:r>
-              <w:rPr>
-                <w:sz w:val="22"/>
-                <w:szCs w:val="22"/>
-              </w:rPr>
-              <w:t>.</w:t>
-            </w:r>
-          </w:p>
-        </w:tc>
-      </w:tr>
-      <w:tr>
-        <w:tblPrEx>
-          <w:tblCellMar>
-            <w:top w:w="0" w:type="dxa"/>
-            <w:bottom w:w="0" w:type="dxa"/>
-          </w:tblCellMar>
-        </w:tblPrEx>
-        <w:trPr>
-          <w:cantSplit/>
-        </w:trPr>
-        <w:tc>
-          <w:tcPr>
-            <w:tcW w:w="708" w:type="dxa"/>
-            <w:tcBorders>
-              <w:top w:val="single" w:sz="4" w:space="0" w:color="000000"/>
-              <w:left w:val="single" w:sz="4" w:space="0" w:color="000000"/>
-              <w:bottom w:val="single" w:sz="4" w:space="0" w:color="000000"/>
-              <w:right w:val="single" w:sz="4" w:space="0" w:color="000000"/>
-            </w:tcBorders>
-            <w:tcMar>
-              <w:top w:w="60" w:type="dxa"/>
-              <w:left w:w="90" w:type="dxa"/>
-              <w:bottom w:w="60" w:type="dxa"/>
-              <w:right w:w="90" w:type="dxa"/>
-            </w:tcMar>
-          </w:tcPr>
-          <w:p>
-            <w:r>
-              <w:rPr>
-                <w:sz w:val="22"/>
-                <w:szCs w:val="22"/>
-              </w:rPr>
-              <w:t>AI-3</w:t>
-            </w:r>
-          </w:p>
-        </w:tc>
-        <w:tc>
-          <w:tcPr>
-            <w:tcW w:w="1707" w:type="dxa"/>
-            <w:tcBorders>
-              <w:top w:val="single" w:sz="4" w:space="0" w:color="000000"/>
-              <w:left w:val="single" w:sz="4" w:space="0" w:color="000000"/>
-              <w:bottom w:val="single" w:sz="4" w:space="0" w:color="000000"/>
-              <w:right w:val="single" w:sz="4" w:space="0" w:color="000000"/>
-            </w:tcBorders>
-            <w:tcMar>
-              <w:top w:w="60" w:type="dxa"/>
-              <w:left w:w="90" w:type="dxa"/>
-              <w:bottom w:w="60" w:type="dxa"/>
-              <w:right w:w="90" w:type="dxa"/>
-            </w:tcMar>
-          </w:tcPr>
-          <w:p>
-            <w:r>
-              <w:rPr>
-                <w:sz w:val="22"/>
-                <w:szCs w:val="22"/>
-              </w:rPr>
-              <w:t>29 Sep 2026</w:t>
-            </w:r>
-          </w:p>
-          <w:p>
-            <w:r>
-              <w:rPr>
-                <w:sz w:val="22"/>
-                <w:szCs w:val="22"/>
-              </w:rPr>
-              <w:t>Timothy (C)</w:t>
-            </w:r>
-          </w:p>
-          <w:p>
-            <w:r>
-              <w:rPr>
-                <w:sz w:val="22"/>
-                <w:szCs w:val="22"/>
-              </w:rPr>
-              <w:t>Claude (Anthropic)</w:t>
-            </w:r>
-          </w:p>
-        </w:tc>
-        <w:tc>
-          <w:tcPr>
-            <w:tcW w:w="2911" w:type="dxa"/>
-            <w:tcBorders>
-              <w:top w:val="single" w:sz="4" w:space="0" w:color="000000"/>
-              <w:left w:val="single" w:sz="4" w:space="0" w:color="000000"/>
-              <w:bottom w:val="single" w:sz="4" w:space="0" w:color="000000"/>
-              <w:right w:val="single" w:sz="4" w:space="0" w:color="000000"/>
-            </w:tcBorders>
-            <w:tcMar>
-              <w:top w:w="60" w:type="dxa"/>
-              <w:left w:w="90" w:type="dxa"/>
-              <w:bottom w:w="60" w:type="dxa"/>
-              <w:right w:w="90" w:type="dxa"/>
-            </w:tcMar>
-          </w:tcPr>
-          <w:p>
-            <w:r>
-              <w:rPr>
-                <w:sz w:val="22"/>
-                <w:szCs w:val="22"/>
-              </w:rPr>
-              <w:t>Repository set-up.</w:t>
-            </w:r>
-            <w:r>
-              <w:rPr>
-                <w:sz w:val="22"/>
-                <w:szCs w:val="22"/>
-              </w:rPr>
-              <w:t xml:space="preserve"> Folder structure, </w:t>
-            </w:r>
-            <w:r>
-              <w:rPr>
-                <w:rFonts w:ascii="Consolas" w:eastAsia="Consolas" w:hAnsi="Consolas" w:cs="Consolas"/>
-                <w:sz w:val="22"/>
-                <w:szCs w:val="22"/>
-              </w:rPr>
-              <w:t>.</w:t>
-            </w:r>
-            <w:proofErr w:type="spellStart"/>
-            <w:r>
-              <w:rPr>
-                <w:rFonts w:ascii="Consolas" w:eastAsia="Consolas" w:hAnsi="Consolas" w:cs="Consolas"/>
-                <w:sz w:val="22"/>
-                <w:szCs w:val="22"/>
-              </w:rPr>
-              <w:t>gitignore</w:t>
-            </w:r>
-            <w:proofErr w:type="spellEnd"/>
-            <w:r>
-              <w:rPr>
-                <w:sz w:val="22"/>
-                <w:szCs w:val="22"/>
-              </w:rPr>
-              <w:t xml:space="preserve">, README template; moved the existing uploads into </w:t>
-            </w:r>
-            <w:r>
-              <w:rPr>
-                <w:rFonts w:ascii="Consolas" w:eastAsia="Consolas" w:hAnsi="Consolas" w:cs="Consolas"/>
-                <w:sz w:val="22"/>
-                <w:szCs w:val="22"/>
-              </w:rPr>
-              <w:t>data/raw/</w:t>
-            </w:r>
-            <w:r>
-              <w:rPr>
-                <w:sz w:val="22"/>
-                <w:szCs w:val="22"/>
-              </w:rPr>
-              <w:t xml:space="preserve"> and </w:t>
-            </w:r>
-            <w:r>
-              <w:rPr>
-                <w:rFonts w:ascii="Consolas" w:eastAsia="Consolas" w:hAnsi="Consolas" w:cs="Consolas"/>
-                <w:sz w:val="22"/>
-                <w:szCs w:val="22"/>
-              </w:rPr>
-              <w:t>notebook/</w:t>
-            </w:r>
-            <w:r>
-              <w:rPr>
-                <w:sz w:val="22"/>
-                <w:szCs w:val="22"/>
-              </w:rPr>
-              <w:t>; explained Git and GitHub Desktop.</w:t>
-            </w:r>
-            <w:r>
-              <w:rPr>
-                <w:sz w:val="22"/>
-                <w:szCs w:val="22"/>
-              </w:rPr>
-              <w:t xml:space="preserve"> This helped to share ongoing updates with the team. </w:t>
-            </w:r>
-          </w:p>
-        </w:tc>
-        <w:tc>
-          <w:tcPr>
-            <w:tcW w:w="1897" w:type="dxa"/>
-            <w:tcBorders>
-              <w:top w:val="single" w:sz="4" w:space="0" w:color="000000"/>
-              <w:left w:val="single" w:sz="4" w:space="0" w:color="000000"/>
-              <w:bottom w:val="single" w:sz="4" w:space="0" w:color="000000"/>
-              <w:right w:val="single" w:sz="4" w:space="0" w:color="000000"/>
-            </w:tcBorders>
-            <w:tcMar>
-              <w:top w:w="60" w:type="dxa"/>
-              <w:left w:w="90" w:type="dxa"/>
-              <w:bottom w:w="60" w:type="dxa"/>
-              <w:right w:w="90" w:type="dxa"/>
-            </w:tcMar>
-          </w:tcPr>
-          <w:p>
-            <w:r>
-              <w:rPr>
-                <w:sz w:val="22"/>
-                <w:szCs w:val="22"/>
-              </w:rPr>
-              <w:t>Changes reviewed in GitHub Desktop and on GitHub.</w:t>
-            </w:r>
-          </w:p>
-        </w:tc>
-        <w:tc>
-          <w:tcPr>
-            <w:tcW w:w="1803" w:type="dxa"/>
-            <w:tcBorders>
-              <w:top w:val="single" w:sz="4" w:space="0" w:color="000000"/>
-              <w:left w:val="single" w:sz="4" w:space="0" w:color="000000"/>
-              <w:bottom w:val="single" w:sz="4" w:space="0" w:color="000000"/>
-              <w:right w:val="single" w:sz="4" w:space="0" w:color="000000"/>
-            </w:tcBorders>
-            <w:tcMar>
-              <w:top w:w="60" w:type="dxa"/>
-              <w:left w:w="90" w:type="dxa"/>
-              <w:bottom w:w="60" w:type="dxa"/>
-              <w:right w:w="90" w:type="dxa"/>
-            </w:tcMar>
-          </w:tcPr>
-          <w:p>
-            <w:r>
-              <w:rPr>
-                <w:sz w:val="22"/>
-                <w:szCs w:val="22"/>
-              </w:rPr>
-              <w:t>Timothy approved each push to the group repository.</w:t>
-            </w:r>
-          </w:p>
-        </w:tc>
-      </w:tr>
-      <w:tr>
-        <w:tblPrEx>
-          <w:tblCellMar>
-            <w:top w:w="0" w:type="dxa"/>
-            <w:bottom w:w="0" w:type="dxa"/>
-          </w:tblCellMar>
-        </w:tblPrEx>
-        <w:trPr>
-          <w:cantSplit/>
-        </w:trPr>
-        <w:tc>
-          <w:tcPr>
-            <w:tcW w:w="708" w:type="dxa"/>
-            <w:tcBorders>
-              <w:top w:val="single" w:sz="4" w:space="0" w:color="000000"/>
-              <w:left w:val="single" w:sz="4" w:space="0" w:color="000000"/>
-              <w:bottom w:val="single" w:sz="4" w:space="0" w:color="000000"/>
-              <w:right w:val="single" w:sz="4" w:space="0" w:color="000000"/>
-            </w:tcBorders>
-            <w:tcMar>
-              <w:top w:w="60" w:type="dxa"/>
-              <w:left w:w="90" w:type="dxa"/>
-              <w:bottom w:w="60" w:type="dxa"/>
-              <w:right w:w="90" w:type="dxa"/>
-            </w:tcMar>
-          </w:tcPr>
-          <w:p>
-            <w:r>
-              <w:rPr>
-                <w:sz w:val="22"/>
-                <w:szCs w:val="22"/>
-              </w:rPr>
-              <w:lastRenderedPageBreak/>
-              <w:t>AI-4</w:t>
-            </w:r>
-          </w:p>
-        </w:tc>
-        <w:tc>
-          <w:tcPr>
-            <w:tcW w:w="1707" w:type="dxa"/>
-            <w:tcBorders>
-              <w:top w:val="single" w:sz="4" w:space="0" w:color="000000"/>
-              <w:left w:val="single" w:sz="4" w:space="0" w:color="000000"/>
-              <w:bottom w:val="single" w:sz="4" w:space="0" w:color="000000"/>
-              <w:right w:val="single" w:sz="4" w:space="0" w:color="000000"/>
-            </w:tcBorders>
-            <w:tcMar>
-              <w:top w:w="60" w:type="dxa"/>
-              <w:left w:w="90" w:type="dxa"/>
-              <w:bottom w:w="60" w:type="dxa"/>
-              <w:right w:w="90" w:type="dxa"/>
-            </w:tcMar>
-          </w:tcPr>
-          <w:p>
-            <w:r>
-              <w:rPr>
-                <w:sz w:val="22"/>
-                <w:szCs w:val="22"/>
-              </w:rPr>
-              <w:t>29 Sep 2026</w:t>
-            </w:r>
-          </w:p>
-          <w:p>
-            <w:r>
-              <w:rPr>
-                <w:sz w:val="22"/>
-                <w:szCs w:val="22"/>
-              </w:rPr>
-              <w:t>Timothy (C)</w:t>
-            </w:r>
-          </w:p>
-          <w:p>
-            <w:r>
-              <w:rPr>
-                <w:sz w:val="22"/>
-                <w:szCs w:val="22"/>
-              </w:rPr>
-              <w:t>Claude (Anthropic)</w:t>
-            </w:r>
-          </w:p>
-        </w:tc>
-        <w:tc>
-          <w:tcPr>
-            <w:tcW w:w="2911" w:type="dxa"/>
-            <w:tcBorders>
-              <w:top w:val="single" w:sz="4" w:space="0" w:color="000000"/>
-              <w:left w:val="single" w:sz="4" w:space="0" w:color="000000"/>
-              <w:bottom w:val="single" w:sz="4" w:space="0" w:color="000000"/>
-              <w:right w:val="single" w:sz="4" w:space="0" w:color="000000"/>
-            </w:tcBorders>
-            <w:tcMar>
-              <w:top w:w="60" w:type="dxa"/>
-              <w:left w:w="90" w:type="dxa"/>
-              <w:bottom w:w="60" w:type="dxa"/>
-              <w:right w:w="90" w:type="dxa"/>
-            </w:tcMar>
-          </w:tcPr>
-          <w:p>
-            <w:r>
-              <w:rPr>
-                <w:sz w:val="22"/>
-                <w:szCs w:val="22"/>
-              </w:rPr>
-              <w:t>Explanation.</w:t>
-            </w:r>
-            <w:r>
-              <w:rPr>
-                <w:sz w:val="22"/>
-                <w:szCs w:val="22"/>
-              </w:rPr>
-              <w:t xml:space="preserve"> </w:t>
-            </w:r>
-            <w:r>
-              <w:rPr>
-                <w:sz w:val="22"/>
-                <w:szCs w:val="22"/>
-              </w:rPr>
-              <w:t xml:space="preserve">Claude helped me to understand the flows and gave guiders on how to set up the diagrams and flow logic </w:t>
-            </w:r>
-          </w:p>
-        </w:tc>
-        <w:tc>
-          <w:tcPr>
-            <w:tcW w:w="1897" w:type="dxa"/>
-            <w:tcBorders>
-              <w:top w:val="single" w:sz="4" w:space="0" w:color="000000"/>
-              <w:left w:val="single" w:sz="4" w:space="0" w:color="000000"/>
-              <w:bottom w:val="single" w:sz="4" w:space="0" w:color="000000"/>
-              <w:right w:val="single" w:sz="4" w:space="0" w:color="000000"/>
-            </w:tcBorders>
-            <w:tcMar>
-              <w:top w:w="60" w:type="dxa"/>
-              <w:left w:w="90" w:type="dxa"/>
-              <w:bottom w:w="60" w:type="dxa"/>
-              <w:right w:w="90" w:type="dxa"/>
-            </w:tcMar>
-          </w:tcPr>
-          <w:p>
-            <w:r>
-              <w:rPr>
-                <w:sz w:val="22"/>
-                <w:szCs w:val="22"/>
-              </w:rPr>
-              <w:t>Not applicable (for understanding only).</w:t>
-            </w:r>
-          </w:p>
-        </w:tc>
-        <w:tc>
-          <w:tcPr>
-            <w:tcW w:w="1803" w:type="dxa"/>
-            <w:tcBorders>
-              <w:top w:val="single" w:sz="4" w:space="0" w:color="000000"/>
-              <w:left w:val="single" w:sz="4" w:space="0" w:color="000000"/>
-              <w:bottom w:val="single" w:sz="4" w:space="0" w:color="000000"/>
-              <w:right w:val="single" w:sz="4" w:space="0" w:color="000000"/>
-            </w:tcBorders>
-            <w:tcMar>
-              <w:top w:w="60" w:type="dxa"/>
-              <w:left w:w="90" w:type="dxa"/>
-              <w:bottom w:w="60" w:type="dxa"/>
-              <w:right w:w="90" w:type="dxa"/>
-            </w:tcMar>
-          </w:tcPr>
-          <w:p>
-            <w:r>
-              <w:rPr>
-                <w:sz w:val="22"/>
-                <w:szCs w:val="22"/>
-              </w:rPr>
-              <w:t>Not submitted.</w:t>
-            </w:r>
-          </w:p>
-        </w:tc>
-      </w:tr>
-      <w:tr>
-        <w:tblPrEx>
-          <w:tblCellMar>
-            <w:top w:w="0" w:type="dxa"/>
-            <w:bottom w:w="0" w:type="dxa"/>
-          </w:tblCellMar>
-        </w:tblPrEx>
-        <w:trPr>
-          <w:cantSplit/>
-        </w:trPr>
-        <w:tc>
-          <w:tcPr>
-            <w:tcW w:w="708" w:type="dxa"/>
-            <w:tcBorders>
-              <w:top w:val="single" w:sz="4" w:space="0" w:color="000000"/>
-              <w:left w:val="single" w:sz="4" w:space="0" w:color="000000"/>
-              <w:bottom w:val="single" w:sz="4" w:space="0" w:color="000000"/>
-              <w:right w:val="single" w:sz="4" w:space="0" w:color="000000"/>
-            </w:tcBorders>
-            <w:tcMar>
-              <w:top w:w="60" w:type="dxa"/>
-              <w:left w:w="90" w:type="dxa"/>
-              <w:bottom w:w="60" w:type="dxa"/>
-              <w:right w:w="90" w:type="dxa"/>
-            </w:tcMar>
-          </w:tcPr>
-          <w:p>
-            <w:r>
-              <w:rPr>
-                <w:sz w:val="22"/>
-                <w:szCs w:val="22"/>
-              </w:rPr>
-              <w:t>AI-5</w:t>
-            </w:r>
-          </w:p>
-        </w:tc>
-        <w:tc>
-          <w:tcPr>
-            <w:tcW w:w="1707" w:type="dxa"/>
-            <w:tcBorders>
-              <w:top w:val="single" w:sz="4" w:space="0" w:color="000000"/>
-              <w:left w:val="single" w:sz="4" w:space="0" w:color="000000"/>
-              <w:bottom w:val="single" w:sz="4" w:space="0" w:color="000000"/>
-              <w:right w:val="single" w:sz="4" w:space="0" w:color="000000"/>
-            </w:tcBorders>
-            <w:tcMar>
-              <w:top w:w="60" w:type="dxa"/>
-              <w:left w:w="90" w:type="dxa"/>
-              <w:bottom w:w="60" w:type="dxa"/>
-              <w:right w:w="90" w:type="dxa"/>
-            </w:tcMar>
-          </w:tcPr>
-          <w:p>
-            <w:r>
-              <w:rPr>
-                <w:sz w:val="22"/>
-                <w:szCs w:val="22"/>
-              </w:rPr>
-              <w:t>5 Oct 2026</w:t>
-            </w:r>
-          </w:p>
-          <w:p>
-            <w:r>
-              <w:rPr>
-                <w:sz w:val="22"/>
-                <w:szCs w:val="22"/>
-              </w:rPr>
-              <w:t>Timothy (C)</w:t>
-            </w:r>
-          </w:p>
-          <w:p>
-            <w:r>
-              <w:rPr>
-                <w:sz w:val="22"/>
-                <w:szCs w:val="22"/>
-              </w:rPr>
-              <w:t>Claude (Anthropic)</w:t>
-            </w:r>
-          </w:p>
-        </w:tc>
-        <w:tc>
-          <w:tcPr>
-            <w:tcW w:w="2911" w:type="dxa"/>
-            <w:tcBorders>
-              <w:top w:val="single" w:sz="4" w:space="0" w:color="000000"/>
-              <w:left w:val="single" w:sz="4" w:space="0" w:color="000000"/>
-              <w:bottom w:val="single" w:sz="4" w:space="0" w:color="000000"/>
-              <w:right w:val="single" w:sz="4" w:space="0" w:color="000000"/>
-            </w:tcBorders>
-            <w:tcMar>
-              <w:top w:w="60" w:type="dxa"/>
-              <w:left w:w="90" w:type="dxa"/>
-              <w:bottom w:w="60" w:type="dxa"/>
-              <w:right w:w="90" w:type="dxa"/>
-            </w:tcMar>
-          </w:tcPr>
-          <w:p>
-            <w:r>
-              <w:rPr>
-                <w:sz w:val="22"/>
-                <w:szCs w:val="22"/>
-              </w:rPr>
-              <w:t>Connecting the final model</w:t>
-            </w:r>
-            <w:r>
-              <w:rPr>
-                <w:sz w:val="22"/>
-                <w:szCs w:val="22"/>
-              </w:rPr>
-              <w:t xml:space="preserve">. </w:t>
-            </w:r>
-            <w:r>
-              <w:rPr>
-                <w:sz w:val="22"/>
-                <w:szCs w:val="22"/>
-              </w:rPr>
-              <w:t xml:space="preserve">When integrating in persons A’s work, I ran into some bugs and input miss matches, and Claude helped me to see what I couldn’t and resolved them for me. </w:t>
-            </w:r>
-          </w:p>
-        </w:tc>
-        <w:tc>
-          <w:tcPr>
-            <w:tcW w:w="1897" w:type="dxa"/>
-            <w:tcBorders>
-              <w:top w:val="single" w:sz="4" w:space="0" w:color="000000"/>
-              <w:left w:val="single" w:sz="4" w:space="0" w:color="000000"/>
-              <w:bottom w:val="single" w:sz="4" w:space="0" w:color="000000"/>
-              <w:right w:val="single" w:sz="4" w:space="0" w:color="000000"/>
-            </w:tcBorders>
-            <w:tcMar>
-              <w:top w:w="60" w:type="dxa"/>
-              <w:left w:w="90" w:type="dxa"/>
-              <w:bottom w:w="60" w:type="dxa"/>
-              <w:right w:w="90" w:type="dxa"/>
-            </w:tcMar>
-          </w:tcPr>
-          <w:p>
-            <w:r>
-              <w:rPr>
-                <w:sz w:val="22"/>
-                <w:szCs w:val="22"/>
-              </w:rPr>
-              <w:t>App probabilities equal Person B's on all 6,279 test households (largest difference 0); recall 0.807 and 58.9% flagged match Person B.</w:t>
-            </w:r>
-          </w:p>
-        </w:tc>
-        <w:tc>
-          <w:tcPr>
-            <w:tcW w:w="1803" w:type="dxa"/>
-            <w:tcBorders>
-              <w:top w:val="single" w:sz="4" w:space="0" w:color="000000"/>
-              <w:left w:val="single" w:sz="4" w:space="0" w:color="000000"/>
-              <w:bottom w:val="single" w:sz="4" w:space="0" w:color="000000"/>
-              <w:right w:val="single" w:sz="4" w:space="0" w:color="000000"/>
-            </w:tcBorders>
-            <w:tcMar>
-              <w:top w:w="60" w:type="dxa"/>
-              <w:left w:w="90" w:type="dxa"/>
-              <w:bottom w:w="60" w:type="dxa"/>
-              <w:right w:w="90" w:type="dxa"/>
-            </w:tcMar>
-          </w:tcPr>
-          <w:p>
-            <w:r>
-              <w:rPr>
-                <w:sz w:val="22"/>
-                <w:szCs w:val="22"/>
-              </w:rPr>
-              <w:t xml:space="preserve">Timothy </w:t>
-            </w:r>
-            <w:r>
-              <w:rPr>
-                <w:sz w:val="22"/>
-                <w:szCs w:val="22"/>
-              </w:rPr>
-              <w:t xml:space="preserve">changed, </w:t>
-            </w:r>
-            <w:r>
-              <w:rPr>
-                <w:sz w:val="22"/>
-                <w:szCs w:val="22"/>
-              </w:rPr>
-              <w:t>reviewed and approved the changes before they were pushed.</w:t>
-            </w:r>
-          </w:p>
-        </w:tc>
-      </w:tr>
-      <w:tr>
-        <w:tblPrEx>
-          <w:tblCellMar>
-            <w:top w:w="0" w:type="dxa"/>
-            <w:bottom w:w="0" w:type="dxa"/>
-          </w:tblCellMar>
-        </w:tblPrEx>
-        <w:trPr>
-          <w:cantSplit/>
-        </w:trPr>
-        <w:tc>
-          <w:tcPr>
-            <w:tcW w:w="708" w:type="dxa"/>
-            <w:tcBorders>
-              <w:top w:val="single" w:sz="4" w:space="0" w:color="000000"/>
-              <w:left w:val="single" w:sz="4" w:space="0" w:color="000000"/>
-              <w:bottom w:val="single" w:sz="4" w:space="0" w:color="000000"/>
-              <w:right w:val="single" w:sz="4" w:space="0" w:color="000000"/>
-            </w:tcBorders>
-            <w:tcMar>
-              <w:top w:w="60" w:type="dxa"/>
-              <w:left w:w="90" w:type="dxa"/>
-              <w:bottom w:w="60" w:type="dxa"/>
-              <w:right w:w="90" w:type="dxa"/>
-            </w:tcMar>
-          </w:tcPr>
-          <w:p>
-            <w:r>
-              <w:rPr>
-                <w:sz w:val="22"/>
-                <w:szCs w:val="22"/>
-              </w:rPr>
-              <w:t>AI-6</w:t>
-            </w:r>
-          </w:p>
-        </w:tc>
-        <w:tc>
-          <w:tcPr>
-            <w:tcW w:w="1707" w:type="dxa"/>
-            <w:tcBorders>
-              <w:top w:val="single" w:sz="4" w:space="0" w:color="000000"/>
-              <w:left w:val="single" w:sz="4" w:space="0" w:color="000000"/>
-              <w:bottom w:val="single" w:sz="4" w:space="0" w:color="000000"/>
-              <w:right w:val="single" w:sz="4" w:space="0" w:color="000000"/>
-            </w:tcBorders>
-            <w:tcMar>
-              <w:top w:w="60" w:type="dxa"/>
-              <w:left w:w="90" w:type="dxa"/>
-              <w:bottom w:w="60" w:type="dxa"/>
-              <w:right w:w="90" w:type="dxa"/>
-            </w:tcMar>
-          </w:tcPr>
-          <w:p>
-            <w:r>
-              <w:rPr>
-                <w:sz w:val="22"/>
-                <w:szCs w:val="22"/>
-              </w:rPr>
-              <w:t>5 Oct 2026</w:t>
-            </w:r>
-          </w:p>
-          <w:p>
-            <w:r>
-              <w:rPr>
-                <w:sz w:val="22"/>
-                <w:szCs w:val="22"/>
-              </w:rPr>
-              <w:t>Timothy (C)</w:t>
-            </w:r>
-          </w:p>
-          <w:p>
-            <w:r>
-              <w:rPr>
-                <w:sz w:val="22"/>
-                <w:szCs w:val="22"/>
-              </w:rPr>
-              <w:t>Claude (Anthropic)</w:t>
-            </w:r>
-          </w:p>
-        </w:tc>
-        <w:tc>
-          <w:tcPr>
-            <w:tcW w:w="2911" w:type="dxa"/>
-            <w:tcBorders>
-              <w:top w:val="single" w:sz="4" w:space="0" w:color="000000"/>
-              <w:left w:val="single" w:sz="4" w:space="0" w:color="000000"/>
-              <w:bottom w:val="single" w:sz="4" w:space="0" w:color="000000"/>
-              <w:right w:val="single" w:sz="4" w:space="0" w:color="000000"/>
-            </w:tcBorders>
-            <w:tcMar>
-              <w:top w:w="60" w:type="dxa"/>
-              <w:left w:w="90" w:type="dxa"/>
-              <w:bottom w:w="60" w:type="dxa"/>
-              <w:right w:w="90" w:type="dxa"/>
-            </w:tcMar>
-          </w:tcPr>
-          <w:p>
-            <w:r>
-              <w:rPr>
-                <w:sz w:val="22"/>
-                <w:szCs w:val="22"/>
-              </w:rPr>
-              <w:t>Reproducibility.</w:t>
-            </w:r>
-            <w:r>
-              <w:rPr>
-                <w:sz w:val="22"/>
-                <w:szCs w:val="22"/>
-              </w:rPr>
-              <w:t xml:space="preserve"> I ran into some package problems so I asked for Claudes help and it</w:t>
-            </w:r>
-            <w:r>
-              <w:rPr>
-                <w:sz w:val="22"/>
-                <w:szCs w:val="22"/>
-              </w:rPr>
-              <w:t xml:space="preserve"> </w:t>
-            </w:r>
-            <w:r>
-              <w:rPr>
-                <w:sz w:val="22"/>
-                <w:szCs w:val="22"/>
-              </w:rPr>
-              <w:t>f</w:t>
-            </w:r>
-            <w:r>
-              <w:rPr>
-                <w:sz w:val="22"/>
-                <w:szCs w:val="22"/>
-              </w:rPr>
-              <w:t xml:space="preserve">ixed </w:t>
-            </w:r>
-            <w:proofErr w:type="spellStart"/>
-            <w:r>
-              <w:rPr>
-                <w:rFonts w:ascii="Consolas" w:eastAsia="Consolas" w:hAnsi="Consolas" w:cs="Consolas"/>
-                <w:sz w:val="22"/>
-                <w:szCs w:val="22"/>
-              </w:rPr>
-              <w:t>renv.lock</w:t>
-            </w:r>
-            <w:proofErr w:type="spellEnd"/>
-            <w:r>
-              <w:rPr>
-                <w:sz w:val="22"/>
-                <w:szCs w:val="22"/>
-              </w:rPr>
-              <w:t xml:space="preserve"> for Windows (three packages</w:t>
-            </w:r>
-            <w:r>
-              <w:rPr>
-                <w:sz w:val="22"/>
-                <w:szCs w:val="22"/>
-              </w:rPr>
-              <w:t>. Claude worked alongside person C</w:t>
-            </w:r>
-            <w:r>
-              <w:rPr>
-                <w:sz w:val="22"/>
-                <w:szCs w:val="22"/>
-              </w:rPr>
-              <w:t xml:space="preserve"> to write my </w:t>
-            </w:r>
-            <w:r>
-              <w:rPr>
-                <w:sz w:val="22"/>
-                <w:szCs w:val="22"/>
-              </w:rPr>
-              <w:t xml:space="preserve">notebook and merge </w:t>
-            </w:r>
-            <w:r>
-              <w:rPr>
-                <w:sz w:val="22"/>
-                <w:szCs w:val="22"/>
-              </w:rPr>
-              <w:t xml:space="preserve">all other </w:t>
-            </w:r>
-            <w:r>
-              <w:rPr>
-                <w:sz w:val="22"/>
-                <w:szCs w:val="22"/>
-              </w:rPr>
-              <w:t>Milestone 3 notebook</w:t>
-            </w:r>
-            <w:r>
-              <w:rPr>
-                <w:sz w:val="22"/>
-                <w:szCs w:val="22"/>
-              </w:rPr>
-              <w:t>s. Claude also</w:t>
-            </w:r>
-            <w:r>
-              <w:rPr>
-                <w:sz w:val="22"/>
-                <w:szCs w:val="22"/>
-              </w:rPr>
-              <w:t xml:space="preserve"> added one line to Person A's </w:t>
-            </w:r>
-            <w:r>
-              <w:rPr>
-                <w:sz w:val="22"/>
-                <w:szCs w:val="22"/>
-              </w:rPr>
-              <w:t>notebook,</w:t>
-            </w:r>
-            <w:r>
-              <w:rPr>
-                <w:sz w:val="22"/>
-                <w:szCs w:val="22"/>
-              </w:rPr>
-              <w:t xml:space="preserve"> so it knits from </w:t>
-            </w:r>
-            <w:r>
-              <w:rPr>
-                <w:rFonts w:ascii="Consolas" w:eastAsia="Consolas" w:hAnsi="Consolas" w:cs="Consolas"/>
-                <w:sz w:val="22"/>
-                <w:szCs w:val="22"/>
-              </w:rPr>
-              <w:t>notebook/</w:t>
-            </w:r>
-            <w:r>
-              <w:rPr>
-                <w:sz w:val="22"/>
-                <w:szCs w:val="22"/>
-              </w:rPr>
-              <w:t>, and added Timothy's Milestone 2 cleaning notebook to the repository.</w:t>
-            </w:r>
-          </w:p>
-        </w:tc>
-        <w:tc>
-          <w:tcPr>
-            <w:tcW w:w="1897" w:type="dxa"/>
-            <w:tcBorders>
-              <w:top w:val="single" w:sz="4" w:space="0" w:color="000000"/>
-              <w:left w:val="single" w:sz="4" w:space="0" w:color="000000"/>
-              <w:bottom w:val="single" w:sz="4" w:space="0" w:color="000000"/>
-              <w:right w:val="single" w:sz="4" w:space="0" w:color="000000"/>
-            </w:tcBorders>
-            <w:tcMar>
-              <w:top w:w="60" w:type="dxa"/>
-              <w:left w:w="90" w:type="dxa"/>
-              <w:bottom w:w="60" w:type="dxa"/>
-              <w:right w:w="90" w:type="dxa"/>
-            </w:tcMar>
-          </w:tcPr>
-          <w:p>
-            <w:r>
-              <w:rPr>
-                <w:sz w:val="22"/>
-                <w:szCs w:val="22"/>
-              </w:rPr>
-              <w:t>Notebooks knitted; the Milestone 2 notebook reproduces the cleaned files byte for byte; the merged Milestone 3 notebook ran end to end from a clean session (15 minutes) and reproduced every model and evaluation output (only recorded training times differ; the re-fitted final model gives identical predictions).</w:t>
-            </w:r>
-          </w:p>
-        </w:tc>
-        <w:tc>
-          <w:tcPr>
-            <w:tcW w:w="1803" w:type="dxa"/>
-            <w:tcBorders>
-              <w:top w:val="single" w:sz="4" w:space="0" w:color="000000"/>
-              <w:left w:val="single" w:sz="4" w:space="0" w:color="000000"/>
-              <w:bottom w:val="single" w:sz="4" w:space="0" w:color="000000"/>
-              <w:right w:val="single" w:sz="4" w:space="0" w:color="000000"/>
-            </w:tcBorders>
-            <w:tcMar>
-              <w:top w:w="60" w:type="dxa"/>
-              <w:left w:w="90" w:type="dxa"/>
-              <w:bottom w:w="60" w:type="dxa"/>
-              <w:right w:w="90" w:type="dxa"/>
-            </w:tcMar>
-          </w:tcPr>
-          <w:p>
-            <w:r>
-              <w:rPr>
-                <w:sz w:val="22"/>
-                <w:szCs w:val="22"/>
-              </w:rPr>
-              <w:t xml:space="preserve">Changes to Person A's notebook and to </w:t>
-            </w:r>
-            <w:proofErr w:type="spellStart"/>
-            <w:r>
-              <w:rPr>
-                <w:rFonts w:ascii="Consolas" w:eastAsia="Consolas" w:hAnsi="Consolas" w:cs="Consolas"/>
-                <w:sz w:val="22"/>
-                <w:szCs w:val="22"/>
-              </w:rPr>
-              <w:t>renv.lock</w:t>
-            </w:r>
-            <w:proofErr w:type="spellEnd"/>
-            <w:r>
-              <w:rPr>
-                <w:sz w:val="22"/>
-                <w:szCs w:val="22"/>
-              </w:rPr>
-              <w:t xml:space="preserve"> </w:t>
-            </w:r>
-            <w:r>
-              <w:rPr>
-                <w:sz w:val="22"/>
-                <w:szCs w:val="22"/>
-              </w:rPr>
-              <w:t>were</w:t>
-            </w:r>
-            <w:r>
-              <w:rPr>
-                <w:sz w:val="22"/>
-                <w:szCs w:val="22"/>
-              </w:rPr>
-              <w:t xml:space="preserve"> </w:t>
-            </w:r>
-            <w:r>
-              <w:rPr>
-                <w:sz w:val="22"/>
-                <w:szCs w:val="22"/>
-              </w:rPr>
-              <w:t>confirmed with Alexander.</w:t>
-            </w:r>
-          </w:p>
-        </w:tc>
-      </w:tr>
-      <w:tr>
-        <w:tblPrEx>
-          <w:tblCellMar>
-            <w:top w:w="0" w:type="dxa"/>
-            <w:bottom w:w="0" w:type="dxa"/>
-          </w:tblCellMar>
-        </w:tblPrEx>
-        <w:trPr>
-          <w:cantSplit/>
-        </w:trPr>
-        <w:tc>
-          <w:tcPr>
-            <w:tcW w:w="708" w:type="dxa"/>
-            <w:tcBorders>
-              <w:top w:val="single" w:sz="4" w:space="0" w:color="000000"/>
-              <w:left w:val="single" w:sz="4" w:space="0" w:color="000000"/>
-              <w:bottom w:val="single" w:sz="4" w:space="0" w:color="000000"/>
-              <w:right w:val="single" w:sz="4" w:space="0" w:color="000000"/>
-            </w:tcBorders>
-            <w:tcMar>
-              <w:top w:w="60" w:type="dxa"/>
-              <w:left w:w="90" w:type="dxa"/>
-              <w:bottom w:w="60" w:type="dxa"/>
-              <w:right w:w="90" w:type="dxa"/>
-            </w:tcMar>
-          </w:tcPr>
-          <w:p>
-            <w:r>
-              <w:rPr>
-                <w:sz w:val="22"/>
-                <w:szCs w:val="22"/>
-              </w:rPr>
-              <w:t>AI-7</w:t>
-            </w:r>
-          </w:p>
-        </w:tc>
-        <w:tc>
-          <w:tcPr>
-            <w:tcW w:w="1707" w:type="dxa"/>
-            <w:tcBorders>
-              <w:top w:val="single" w:sz="4" w:space="0" w:color="000000"/>
-              <w:left w:val="single" w:sz="4" w:space="0" w:color="000000"/>
-              <w:bottom w:val="single" w:sz="4" w:space="0" w:color="000000"/>
-              <w:right w:val="single" w:sz="4" w:space="0" w:color="000000"/>
-            </w:tcBorders>
-            <w:tcMar>
-              <w:top w:w="60" w:type="dxa"/>
-              <w:left w:w="90" w:type="dxa"/>
-              <w:bottom w:w="60" w:type="dxa"/>
-              <w:right w:w="90" w:type="dxa"/>
-            </w:tcMar>
-          </w:tcPr>
-          <w:p>
-            <w:r>
-              <w:rPr>
-                <w:sz w:val="22"/>
-                <w:szCs w:val="22"/>
-              </w:rPr>
-              <w:t>5 Oct 2026</w:t>
-            </w:r>
-          </w:p>
-          <w:p>
-            <w:r>
-              <w:rPr>
-                <w:sz w:val="22"/>
-                <w:szCs w:val="22"/>
-              </w:rPr>
-              <w:t>Timothy (C)</w:t>
-            </w:r>
-          </w:p>
-          <w:p>
-            <w:r>
-              <w:rPr>
-                <w:sz w:val="22"/>
-                <w:szCs w:val="22"/>
-              </w:rPr>
-              <w:t>Claude (Anthropic)</w:t>
-            </w:r>
-          </w:p>
-        </w:tc>
-        <w:tc>
-          <w:tcPr>
-            <w:tcW w:w="2911" w:type="dxa"/>
-            <w:tcBorders>
-              <w:top w:val="single" w:sz="4" w:space="0" w:color="000000"/>
-              <w:left w:val="single" w:sz="4" w:space="0" w:color="000000"/>
-              <w:bottom w:val="single" w:sz="4" w:space="0" w:color="000000"/>
-              <w:right w:val="single" w:sz="4" w:space="0" w:color="000000"/>
-            </w:tcBorders>
-            <w:tcMar>
-              <w:top w:w="60" w:type="dxa"/>
-              <w:left w:w="90" w:type="dxa"/>
-              <w:bottom w:w="60" w:type="dxa"/>
-              <w:right w:w="90" w:type="dxa"/>
-            </w:tcMar>
-          </w:tcPr>
-          <w:p>
-            <w:r>
-              <w:rPr>
-                <w:sz w:val="22"/>
-                <w:szCs w:val="22"/>
-              </w:rPr>
-              <w:t>Report drafting.</w:t>
-            </w:r>
-            <w:r>
-              <w:rPr>
-                <w:sz w:val="22"/>
-                <w:szCs w:val="22"/>
-              </w:rPr>
-              <w:t xml:space="preserve"> </w:t>
-            </w:r>
-            <w:r>
-              <w:rPr>
-                <w:sz w:val="22"/>
-                <w:szCs w:val="22"/>
-              </w:rPr>
-              <w:t xml:space="preserve">Help to guide and direct the </w:t>
-            </w:r>
-            <w:r>
-              <w:rPr>
-                <w:sz w:val="22"/>
-                <w:szCs w:val="22"/>
-              </w:rPr>
-              <w:t>d</w:t>
-            </w:r>
-            <w:r>
-              <w:rPr>
-                <w:sz w:val="22"/>
-                <w:szCs w:val="22"/>
-              </w:rPr>
-              <w:t>raf</w:t>
-            </w:r>
-            <w:r>
-              <w:rPr>
-                <w:sz w:val="22"/>
-                <w:szCs w:val="22"/>
-              </w:rPr>
-              <w:t>ting of</w:t>
-            </w:r>
-            <w:r>
-              <w:rPr>
-                <w:sz w:val="22"/>
-                <w:szCs w:val="22"/>
-              </w:rPr>
-              <w:t xml:space="preserve"> Person C report sections (3.5 and 4.1–4.8), </w:t>
-            </w:r>
-            <w:r>
-              <w:rPr>
-                <w:sz w:val="22"/>
-                <w:szCs w:val="22"/>
-              </w:rPr>
-              <w:t xml:space="preserve">placed </w:t>
-            </w:r>
-            <w:r>
-              <w:rPr>
-                <w:sz w:val="22"/>
-                <w:szCs w:val="22"/>
-              </w:rPr>
-              <w:t xml:space="preserve">the app screenshots, </w:t>
-            </w:r>
-            <w:r>
-              <w:rPr>
-                <w:sz w:val="22"/>
-                <w:szCs w:val="22"/>
-              </w:rPr>
-              <w:t xml:space="preserve">helped to formulate </w:t>
-            </w:r>
-            <w:r>
-              <w:rPr>
-                <w:sz w:val="22"/>
-                <w:szCs w:val="22"/>
-              </w:rPr>
-              <w:t xml:space="preserve">the workflow diagram and </w:t>
-            </w:r>
-            <w:r>
-              <w:rPr>
-                <w:sz w:val="22"/>
-                <w:szCs w:val="22"/>
-              </w:rPr>
-              <w:t xml:space="preserve">gave pointer for </w:t>
-            </w:r>
-            <w:r>
-              <w:rPr>
-                <w:sz w:val="22"/>
-                <w:szCs w:val="22"/>
-              </w:rPr>
-              <w:t>this log.</w:t>
-            </w:r>
-          </w:p>
-        </w:tc>
-        <w:tc>
-          <w:tcPr>
-            <w:tcW w:w="1897" w:type="dxa"/>
-            <w:tcBorders>
-              <w:top w:val="single" w:sz="4" w:space="0" w:color="000000"/>
-              <w:left w:val="single" w:sz="4" w:space="0" w:color="000000"/>
-              <w:bottom w:val="single" w:sz="4" w:space="0" w:color="000000"/>
-              <w:right w:val="single" w:sz="4" w:space="0" w:color="000000"/>
-            </w:tcBorders>
-            <w:tcMar>
-              <w:top w:w="60" w:type="dxa"/>
-              <w:left w:w="90" w:type="dxa"/>
-              <w:bottom w:w="60" w:type="dxa"/>
-              <w:right w:w="90" w:type="dxa"/>
-            </w:tcMar>
-          </w:tcPr>
-          <w:p>
-            <w:r>
-              <w:rPr>
-                <w:sz w:val="22"/>
-                <w:szCs w:val="22"/>
-              </w:rPr>
-              <w:t xml:space="preserve">Every number traced to </w:t>
-            </w:r>
-            <w:r>
-              <w:rPr>
-                <w:rFonts w:ascii="Consolas" w:eastAsia="Consolas" w:hAnsi="Consolas" w:cs="Consolas"/>
-                <w:sz w:val="22"/>
-                <w:szCs w:val="22"/>
-              </w:rPr>
-              <w:t>data/evaluation/</w:t>
-            </w:r>
-            <w:r>
-              <w:rPr>
-                <w:sz w:val="22"/>
-                <w:szCs w:val="22"/>
-              </w:rPr>
-              <w:t xml:space="preserve"> or the Person C notebook.</w:t>
-            </w:r>
-          </w:p>
-        </w:tc>
-        <w:tc>
-          <w:tcPr>
-            <w:tcW w:w="1803" w:type="dxa"/>
-            <w:tcBorders>
-              <w:top w:val="single" w:sz="4" w:space="0" w:color="000000"/>
-              <w:left w:val="single" w:sz="4" w:space="0" w:color="000000"/>
-              <w:bottom w:val="single" w:sz="4" w:space="0" w:color="000000"/>
-              <w:right w:val="single" w:sz="4" w:space="0" w:color="000000"/>
-            </w:tcBorders>
-            <w:tcMar>
-              <w:top w:w="60" w:type="dxa"/>
-              <w:left w:w="90" w:type="dxa"/>
-              <w:bottom w:w="60" w:type="dxa"/>
-              <w:right w:w="90" w:type="dxa"/>
-            </w:tcMar>
-          </w:tcPr>
-          <w:p>
-            <w:r>
-              <w:rPr>
-                <w:sz w:val="22"/>
-                <w:szCs w:val="22"/>
-              </w:rPr>
-              <w:t xml:space="preserve">Timothy </w:t>
-            </w:r>
-            <w:r>
-              <w:rPr>
-                <w:sz w:val="22"/>
-                <w:szCs w:val="22"/>
-              </w:rPr>
-              <w:t xml:space="preserve">wrote, </w:t>
-            </w:r>
-            <w:r>
-              <w:rPr>
-                <w:sz w:val="22"/>
-                <w:szCs w:val="22"/>
-              </w:rPr>
-              <w:t>reviewed and edited the wording before it went to the compiler.</w:t>
-            </w:r>
-          </w:p>
-        </w:tc>
-      </w:tr>
-      <w:tr>
-        <w:tblPrEx>
-          <w:tblCellMar>
-            <w:top w:w="0" w:type="dxa"/>
-            <w:bottom w:w="0" w:type="dxa"/>
-          </w:tblCellMar>
-        </w:tblPrEx>
-        <w:trPr>
-          <w:cantSplit/>
-        </w:trPr>
-        <w:tc>
-          <w:tcPr>
-            <w:tcW w:w="708" w:type="dxa"/>
-            <w:tcBorders>
-              <w:top w:val="single" w:sz="4" w:space="0" w:color="000000"/>
-              <w:left w:val="single" w:sz="4" w:space="0" w:color="000000"/>
-              <w:bottom w:val="single" w:sz="4" w:space="0" w:color="000000"/>
-              <w:right w:val="single" w:sz="4" w:space="0" w:color="000000"/>
-            </w:tcBorders>
-            <w:tcMar>
-              <w:top w:w="60" w:type="dxa"/>
-              <w:left w:w="90" w:type="dxa"/>
-              <w:bottom w:w="60" w:type="dxa"/>
-              <w:right w:w="90" w:type="dxa"/>
-            </w:tcMar>
-          </w:tcPr>
-          <w:p>
-            <w:r>
-              <w:rPr>
-                <w:sz w:val="22"/>
-                <w:szCs w:val="22"/>
-              </w:rPr>
-              <w:t>AI-8</w:t>
-            </w:r>
-          </w:p>
-        </w:tc>
-        <w:tc>
-          <w:tcPr>
-            <w:tcW w:w="1707" w:type="dxa"/>
-            <w:tcBorders>
-              <w:top w:val="single" w:sz="4" w:space="0" w:color="000000"/>
-              <w:left w:val="single" w:sz="4" w:space="0" w:color="000000"/>
-              <w:bottom w:val="single" w:sz="4" w:space="0" w:color="000000"/>
-              <w:right w:val="single" w:sz="4" w:space="0" w:color="000000"/>
-            </w:tcBorders>
-            <w:tcMar>
-              <w:top w:w="60" w:type="dxa"/>
-              <w:left w:w="90" w:type="dxa"/>
-              <w:bottom w:w="60" w:type="dxa"/>
-              <w:right w:w="90" w:type="dxa"/>
-            </w:tcMar>
-          </w:tcPr>
-          <w:p>
-            <w:r>
-              <w:rPr>
-                <w:sz w:val="22"/>
-                <w:szCs w:val="22"/>
-              </w:rPr>
-              <w:t>5 Oct 2026</w:t>
-            </w:r>
-          </w:p>
-          <w:p>
-            <w:r>
-              <w:rPr>
-                <w:sz w:val="22"/>
-                <w:szCs w:val="22"/>
-              </w:rPr>
-              <w:t>Timothy (C)</w:t>
-            </w:r>
-          </w:p>
-          <w:p>
-            <w:r>
-              <w:rPr>
-                <w:sz w:val="22"/>
-                <w:szCs w:val="22"/>
-              </w:rPr>
-              <w:t>Claude (Anthropic)</w:t>
-            </w:r>
-          </w:p>
-        </w:tc>
-        <w:tc>
-          <w:tcPr>
-            <w:tcW w:w="2911" w:type="dxa"/>
-            <w:tcBorders>
-              <w:top w:val="single" w:sz="4" w:space="0" w:color="000000"/>
-              <w:left w:val="single" w:sz="4" w:space="0" w:color="000000"/>
-              <w:bottom w:val="single" w:sz="4" w:space="0" w:color="000000"/>
-              <w:right w:val="single" w:sz="4" w:space="0" w:color="000000"/>
-            </w:tcBorders>
-            <w:tcMar>
-              <w:top w:w="60" w:type="dxa"/>
-              <w:left w:w="90" w:type="dxa"/>
-              <w:bottom w:w="60" w:type="dxa"/>
-              <w:right w:w="90" w:type="dxa"/>
-            </w:tcMar>
-          </w:tcPr>
-          <w:p>
-            <w:r>
-              <w:rPr>
-                <w:sz w:val="22"/>
-                <w:szCs w:val="22"/>
-              </w:rPr>
-              <w:t>Report compilation.</w:t>
-            </w:r>
-            <w:r>
-              <w:rPr>
-                <w:sz w:val="22"/>
-                <w:szCs w:val="22"/>
-              </w:rPr>
-              <w:t xml:space="preserve"> </w:t>
-            </w:r>
-            <w:r>
-              <w:rPr>
-                <w:sz w:val="22"/>
-                <w:szCs w:val="22"/>
-              </w:rPr>
-              <w:t>Helped to word</w:t>
-            </w:r>
-            <w:r>
-              <w:rPr>
-                <w:sz w:val="22"/>
-                <w:szCs w:val="22"/>
-              </w:rPr>
-              <w:t xml:space="preserve"> Milestone 3 report</w:t>
-            </w:r>
-            <w:r>
-              <w:rPr>
-                <w:sz w:val="22"/>
-                <w:szCs w:val="22"/>
-              </w:rPr>
-              <w:t xml:space="preserve"> correctly</w:t>
-            </w:r>
-            <w:r>
-              <w:rPr>
-                <w:sz w:val="22"/>
-                <w:szCs w:val="22"/>
-              </w:rPr>
-              <w:t>; a first draft of the Task 1 section written from Person A's notebook and its outputs; Person B's Task 2 and 3 draft brought in unchanged in wording; Person C sections adapted to build on Person B's tables; merged references; and the model change log (</w:t>
-            </w:r>
-            <w:r>
-              <w:rPr>
-                <w:rFonts w:ascii="Consolas" w:eastAsia="Consolas" w:hAnsi="Consolas" w:cs="Consolas"/>
-                <w:sz w:val="22"/>
-                <w:szCs w:val="22"/>
-              </w:rPr>
-              <w:t>models/CHANGELOG.md</w:t>
-            </w:r>
-            <w:r>
-              <w:rPr>
-                <w:sz w:val="22"/>
-                <w:szCs w:val="22"/>
-              </w:rPr>
-              <w:t>).</w:t>
-            </w:r>
-          </w:p>
-        </w:tc>
-        <w:tc>
-          <w:tcPr>
-            <w:tcW w:w="1897" w:type="dxa"/>
-            <w:tcBorders>
-              <w:top w:val="single" w:sz="4" w:space="0" w:color="000000"/>
-              <w:left w:val="single" w:sz="4" w:space="0" w:color="000000"/>
-              <w:bottom w:val="single" w:sz="4" w:space="0" w:color="000000"/>
-              <w:right w:val="single" w:sz="4" w:space="0" w:color="000000"/>
-            </w:tcBorders>
-            <w:tcMar>
-              <w:top w:w="60" w:type="dxa"/>
-              <w:left w:w="90" w:type="dxa"/>
-              <w:bottom w:w="60" w:type="dxa"/>
-              <w:right w:w="90" w:type="dxa"/>
-            </w:tcMar>
-          </w:tcPr>
-          <w:p>
-            <w:r>
-              <w:rPr>
-                <w:sz w:val="22"/>
-                <w:szCs w:val="22"/>
-              </w:rPr>
-              <w:t>Every Task 1 number taken from Person A's notebook output or the saved models; Person B's text extracted programmatically, not retyped; the PDF checked page by page.</w:t>
-            </w:r>
-          </w:p>
-        </w:tc>
-        <w:tc>
-          <w:tcPr>
-            <w:tcW w:w="1803" w:type="dxa"/>
-            <w:tcBorders>
-              <w:top w:val="single" w:sz="4" w:space="0" w:color="000000"/>
-              <w:left w:val="single" w:sz="4" w:space="0" w:color="000000"/>
-              <w:bottom w:val="single" w:sz="4" w:space="0" w:color="000000"/>
-              <w:right w:val="single" w:sz="4" w:space="0" w:color="000000"/>
-            </w:tcBorders>
-            <w:tcMar>
-              <w:top w:w="60" w:type="dxa"/>
-              <w:left w:w="90" w:type="dxa"/>
-              <w:bottom w:w="60" w:type="dxa"/>
-              <w:right w:w="90" w:type="dxa"/>
-            </w:tcMar>
-          </w:tcPr>
-          <w:p>
-            <w:r>
-              <w:rPr>
-                <w:sz w:val="22"/>
-                <w:szCs w:val="22"/>
-              </w:rPr>
-              <w:t>Alexander to review and edit the Task 1 draft; Rudi to review the compiled report before submission.</w:t>
             </w:r>
           </w:p>
         </w:tc>
@@ -4486,11 +2300,7 @@
           </w:tcPr>
           <w:p>
             <w:r>
-              <w:rPr>
-                <w:sz w:val="22"/>
-                <w:szCs w:val="22"/>
-              </w:rPr>
-              <w:t>AI-A1</w:t>
+              <w:t>AI-1</w:t>
             </w:r>
           </w:p>
         </w:tc>
@@ -4512,28 +2322,16 @@
           </w:tcPr>
           <w:p>
             <w:r>
-              <w:rPr>
-                <w:sz w:val="22"/>
-                <w:szCs w:val="22"/>
-              </w:rPr>
-              <w:t>30 Sep 2026</w:t>
-            </w:r>
-          </w:p>
-          <w:p>
-            <w:r>
-              <w:rPr>
-                <w:sz w:val="22"/>
-                <w:szCs w:val="22"/>
-              </w:rPr>
-              <w:t>Alexander (A)</w:t>
-            </w:r>
-          </w:p>
-          <w:p>
-            <w:r>
-              <w:rPr>
-                <w:sz w:val="22"/>
-                <w:szCs w:val="22"/>
-              </w:rPr>
+              <w:t>29 Sep 2026</w:t>
+            </w:r>
+          </w:p>
+          <w:p>
+            <w:r>
+              <w:t>Timothy (C)</w:t>
+            </w:r>
+          </w:p>
+          <w:p>
+            <w:r>
               <w:t>Claude (Anthropic)</w:t>
             </w:r>
           </w:p>
@@ -4556,69 +2354,7 @@
           </w:tcPr>
           <w:p>
             <w:r>
-              <w:rPr>
-                <w:sz w:val="22"/>
-                <w:szCs w:val="22"/>
-              </w:rPr>
-              <w:t>Work split review.</w:t>
-            </w:r>
-            <w:r>
-              <w:rPr>
-                <w:sz w:val="22"/>
-                <w:szCs w:val="22"/>
-              </w:rPr>
-              <w:t xml:space="preserve"> Compared the team's Milestone 3 work split with the brief and with the verified Milestone 2 files. Flagged four errors: a household count of about 20,684 (Milestone 2 established 20,940, of which 20,925 are modelled); a rule turning household sizes 0, 8 and 9 into missing (only 0 is invalid); the income transform described as undecided although </w:t>
-            </w:r>
-            <w:proofErr w:type="spellStart"/>
-            <w:r>
-              <w:rPr>
-                <w:rFonts w:ascii="Consolas" w:eastAsia="Consolas" w:hAnsi="Consolas" w:cs="Consolas"/>
-                <w:sz w:val="22"/>
-                <w:szCs w:val="22"/>
-              </w:rPr>
-              <w:t>Income_Log</w:t>
-            </w:r>
-            <w:proofErr w:type="spellEnd"/>
-            <w:r>
-              <w:rPr>
-                <w:sz w:val="22"/>
-                <w:szCs w:val="22"/>
-              </w:rPr>
-              <w:t xml:space="preserve"> and </w:t>
-            </w:r>
-            <w:proofErr w:type="spellStart"/>
-            <w:r>
-              <w:rPr>
-                <w:rFonts w:ascii="Consolas" w:eastAsia="Consolas" w:hAnsi="Consolas" w:cs="Consolas"/>
-                <w:sz w:val="22"/>
-                <w:szCs w:val="22"/>
-              </w:rPr>
-              <w:t>Income_PerCapita</w:t>
-            </w:r>
-            <w:proofErr w:type="spellEnd"/>
-            <w:r>
-              <w:rPr>
-                <w:sz w:val="22"/>
-                <w:szCs w:val="22"/>
-              </w:rPr>
-              <w:t xml:space="preserve"> already exist; and </w:t>
-            </w:r>
-            <w:proofErr w:type="spellStart"/>
-            <w:r>
-              <w:rPr>
-                <w:rFonts w:ascii="Consolas" w:eastAsia="Consolas" w:hAnsi="Consolas" w:cs="Consolas"/>
-                <w:sz w:val="22"/>
-                <w:szCs w:val="22"/>
-              </w:rPr>
-              <w:t>GeoTypeCode</w:t>
-            </w:r>
-            <w:proofErr w:type="spellEnd"/>
-            <w:r>
-              <w:rPr>
-                <w:sz w:val="22"/>
-                <w:szCs w:val="22"/>
-              </w:rPr>
-              <w:t xml:space="preserve"> described as binary (it has three levels).</w:t>
+              <w:t>Planning. Turned the Milestone 3 work split into a step-by-step plan for Person C (an HTML guide with a timeline, tasks and draft text). Flagged three places where the work split contradicted Timothy's Milestone 2 findings (20,940 households, not 20,684; household sizes 8 and 9 valid; zero income valid).</w:t>
             </w:r>
           </w:p>
         </w:tc>
@@ -4640,26 +2376,7 @@
           </w:tcPr>
           <w:p>
             <w:r>
-              <w:rPr>
-                <w:sz w:val="22"/>
-                <w:szCs w:val="22"/>
-              </w:rPr>
-              <w:t xml:space="preserve">Every figure and code meaning checked against </w:t>
-            </w:r>
-            <w:r>
-              <w:rPr>
-                <w:rFonts w:ascii="Consolas" w:eastAsia="Consolas" w:hAnsi="Consolas" w:cs="Consolas"/>
-                <w:sz w:val="22"/>
-                <w:szCs w:val="22"/>
-              </w:rPr>
-              <w:t>M2_final_modelling_dataset.csv</w:t>
-            </w:r>
-            <w:r>
-              <w:rPr>
-                <w:sz w:val="22"/>
-                <w:szCs w:val="22"/>
-              </w:rPr>
-              <w:t xml:space="preserve"> and the Milestone 2 data dictionary with a script.</w:t>
+              <w:t>Compared with the work split, the Milestone 1 and 2 reports and the data dictionary.</w:t>
             </w:r>
           </w:p>
         </w:tc>
@@ -4681,11 +2398,7 @@
           </w:tcPr>
           <w:p>
             <w:r>
-              <w:rPr>
-                <w:sz w:val="22"/>
-                <w:szCs w:val="22"/>
-              </w:rPr>
-              <w:t>Alexander accepted the four corrections and used the corrected split to plan Task 1.</w:t>
+              <w:t>Timothy used the plan to organise his work and agreed the hand-off with A and B.</w:t>
             </w:r>
           </w:p>
         </w:tc>
@@ -4711,18 +2424,8 @@
             </w:tcMar>
           </w:tcPr>
           <w:p>
-            <w:pPr>
-              <w:rPr>
-                <w:sz w:val="22"/>
-                <w:szCs w:val="22"/>
-              </w:rPr>
-            </w:pPr>
-            <w:r>
-              <w:rPr>
-                <w:sz w:val="22"/>
-                <w:szCs w:val="22"/>
-              </w:rPr>
-              <w:t>AI-A2</w:t>
+            <w:r>
+              <w:t>AI-2</w:t>
             </w:r>
           </w:p>
         </w:tc>
@@ -4744,34 +2447,16 @@
           </w:tcPr>
           <w:p>
             <w:r>
-              <w:rPr>
-                <w:sz w:val="22"/>
-                <w:szCs w:val="22"/>
-              </w:rPr>
-              <w:t>30 Sep 2026</w:t>
-            </w:r>
-          </w:p>
-          <w:p>
-            <w:r>
-              <w:rPr>
-                <w:sz w:val="22"/>
-                <w:szCs w:val="22"/>
-              </w:rPr>
-              <w:t>Alexander (A)</w:t>
-            </w:r>
-          </w:p>
-          <w:p>
-            <w:pPr>
-              <w:rPr>
-                <w:sz w:val="22"/>
-                <w:szCs w:val="22"/>
-              </w:rPr>
-            </w:pPr>
-            <w:r>
-              <w:rPr>
-                <w:sz w:val="22"/>
-                <w:szCs w:val="22"/>
-              </w:rPr>
+              <w:t>29 Sep 2026</w:t>
+            </w:r>
+          </w:p>
+          <w:p>
+            <w:r>
+              <w:t>Timothy (C)</w:t>
+            </w:r>
+          </w:p>
+          <w:p>
+            <w:r>
               <w:t>Claude (Anthropic)</w:t>
             </w:r>
           </w:p>
@@ -4793,41 +2478,11 @@
             </w:tcMar>
           </w:tcPr>
           <w:p>
-            <w:pPr>
-              <w:rPr>
-                <w:sz w:val="22"/>
-                <w:szCs w:val="22"/>
-              </w:rPr>
-            </w:pPr>
-            <w:r>
-              <w:rPr>
-                <w:sz w:val="22"/>
-                <w:szCs w:val="22"/>
-              </w:rPr>
-              <w:t>Explanation.</w:t>
-            </w:r>
-            <w:r>
-              <w:rPr>
-                <w:sz w:val="22"/>
-                <w:szCs w:val="22"/>
-              </w:rPr>
-              <w:t xml:space="preserve"> Explained R </w:t>
-            </w:r>
-            <w:proofErr w:type="spellStart"/>
-            <w:r>
-              <w:rPr>
-                <w:sz w:val="22"/>
-                <w:szCs w:val="22"/>
-              </w:rPr>
-              <w:t>tidymodels</w:t>
-            </w:r>
-            <w:proofErr w:type="spellEnd"/>
-            <w:r>
-              <w:rPr>
-                <w:sz w:val="22"/>
-                <w:szCs w:val="22"/>
-              </w:rPr>
-              <w:t xml:space="preserve"> concepts and the R error messages he met.</w:t>
+            <w:r>
+              <w:t xml:space="preserve">Starter code for the deployment component: </w:t>
+            </w:r>
+            <w:r>
+              <w:t xml:space="preserve">Claude worked along side Person C to create the shiny app and make sure that everything ran correctly. It also helped to make sure that all past work integrated flawlessly, mainly milestones 2 work. </w:t>
             </w:r>
           </w:p>
         </w:tc>
@@ -4848,18 +2503,8 @@
             </w:tcMar>
           </w:tcPr>
           <w:p>
-            <w:pPr>
-              <w:rPr>
-                <w:sz w:val="22"/>
-                <w:szCs w:val="22"/>
-              </w:rPr>
-            </w:pPr>
-            <w:r>
-              <w:rPr>
-                <w:sz w:val="22"/>
-                <w:szCs w:val="22"/>
-              </w:rPr>
-              <w:t>Not applicable (for understanding only).</w:t>
+            <w:r>
+              <w:t>Run against the Milestone 2 cleaned data; automated tests passed; app launched and tested.</w:t>
             </w:r>
           </w:p>
         </w:tc>
@@ -4880,18 +2525,11 @@
             </w:tcMar>
           </w:tcPr>
           <w:p>
-            <w:pPr>
-              <w:rPr>
-                <w:sz w:val="22"/>
-                <w:szCs w:val="22"/>
-              </w:rPr>
-            </w:pPr>
-            <w:r>
-              <w:rPr>
-                <w:sz w:val="22"/>
-                <w:szCs w:val="22"/>
-              </w:rPr>
-              <w:t>Not submitted.</w:t>
+            <w:r>
+              <w:t>Validation rules taken from Timothy's own Milestone 2 cleaning notebook</w:t>
+            </w:r>
+            <w:r>
+              <w:t>.</w:t>
             </w:r>
           </w:p>
         </w:tc>
@@ -4917,18 +2555,8 @@
             </w:tcMar>
           </w:tcPr>
           <w:p>
-            <w:pPr>
-              <w:rPr>
-                <w:sz w:val="22"/>
-                <w:szCs w:val="22"/>
-              </w:rPr>
-            </w:pPr>
-            <w:r>
-              <w:rPr>
-                <w:sz w:val="22"/>
-                <w:szCs w:val="22"/>
-              </w:rPr>
-              <w:t>AI-A3</w:t>
+            <w:r>
+              <w:t>AI-3</w:t>
             </w:r>
           </w:p>
         </w:tc>
@@ -4950,34 +2578,16 @@
           </w:tcPr>
           <w:p>
             <w:r>
-              <w:rPr>
-                <w:sz w:val="22"/>
-                <w:szCs w:val="22"/>
-              </w:rPr>
-              <w:t>30 Sep 2026</w:t>
-            </w:r>
-          </w:p>
-          <w:p>
-            <w:r>
-              <w:rPr>
-                <w:sz w:val="22"/>
-                <w:szCs w:val="22"/>
-              </w:rPr>
-              <w:t>Alexander (A)</w:t>
-            </w:r>
-          </w:p>
-          <w:p>
-            <w:pPr>
-              <w:rPr>
-                <w:sz w:val="22"/>
-                <w:szCs w:val="22"/>
-              </w:rPr>
-            </w:pPr>
-            <w:r>
-              <w:rPr>
-                <w:sz w:val="22"/>
-                <w:szCs w:val="22"/>
-              </w:rPr>
+              <w:t>29 Sep 2026</w:t>
+            </w:r>
+          </w:p>
+          <w:p>
+            <w:r>
+              <w:t>Timothy (C)</w:t>
+            </w:r>
+          </w:p>
+          <w:p>
+            <w:r>
               <w:t>Claude (Anthropic)</w:t>
             </w:r>
           </w:p>
@@ -4999,140 +2609,51 @@
             </w:tcMar>
           </w:tcPr>
           <w:p>
-            <w:pPr>
-              <w:rPr>
-                <w:sz w:val="22"/>
-                <w:szCs w:val="22"/>
-              </w:rPr>
-            </w:pPr>
-            <w:r>
-              <w:rPr>
-                <w:sz w:val="22"/>
-                <w:szCs w:val="22"/>
-              </w:rPr>
-              <w:t>Repository review.</w:t>
-            </w:r>
-            <w:r>
-              <w:rPr>
-                <w:sz w:val="22"/>
-                <w:szCs w:val="22"/>
-              </w:rPr>
-              <w:t xml:space="preserve"> Read Person C's files to list what Person C still needed. Found that </w:t>
-            </w:r>
-            <w:proofErr w:type="spellStart"/>
+            <w:r>
+              <w:t>Repository set-up. Folder structure</w:t>
+            </w:r>
             <w:proofErr w:type="gramStart"/>
+            <w:r>
+              <w:t xml:space="preserve">, </w:t>
+            </w:r>
             <w:r>
               <w:rPr>
                 <w:rFonts w:ascii="Consolas" w:eastAsia="Consolas" w:hAnsi="Consolas" w:cs="Consolas"/>
-                <w:sz w:val="22"/>
-                <w:szCs w:val="22"/>
               </w:rPr>
-              <w:t>score.R</w:t>
+              <w:t>.</w:t>
+            </w:r>
+            <w:proofErr w:type="spellStart"/>
+            <w:r>
+              <w:rPr>
+                <w:rFonts w:ascii="Consolas" w:eastAsia="Consolas" w:hAnsi="Consolas" w:cs="Consolas"/>
+              </w:rPr>
+              <w:t>gitignore</w:t>
             </w:r>
             <w:proofErr w:type="spellEnd"/>
             <w:proofErr w:type="gramEnd"/>
             <w:r>
-              <w:rPr>
-                <w:sz w:val="22"/>
-                <w:szCs w:val="22"/>
-              </w:rPr>
-              <w:t xml:space="preserve">, </w:t>
-            </w:r>
-            <w:proofErr w:type="spellStart"/>
+              <w:t xml:space="preserve">, README template; moved the existing uploads into </w:t>
+            </w:r>
             <w:r>
               <w:rPr>
                 <w:rFonts w:ascii="Consolas" w:eastAsia="Consolas" w:hAnsi="Consolas" w:cs="Consolas"/>
-                <w:sz w:val="22"/>
-                <w:szCs w:val="22"/>
               </w:rPr>
-              <w:t>fairness_</w:t>
-            </w:r>
-            <w:proofErr w:type="gramStart"/>
+              <w:t>data/raw/</w:t>
+            </w:r>
+            <w:r>
+              <w:t xml:space="preserve"> and </w:t>
+            </w:r>
             <w:r>
               <w:rPr>
                 <w:rFonts w:ascii="Consolas" w:eastAsia="Consolas" w:hAnsi="Consolas" w:cs="Consolas"/>
-                <w:sz w:val="22"/>
-                <w:szCs w:val="22"/>
               </w:rPr>
-              <w:t>check.R</w:t>
-            </w:r>
-            <w:proofErr w:type="spellEnd"/>
-            <w:proofErr w:type="gramEnd"/>
-            <w:r>
-              <w:rPr>
-                <w:sz w:val="22"/>
-                <w:szCs w:val="22"/>
-              </w:rPr>
-              <w:t xml:space="preserve"> and </w:t>
-            </w:r>
-            <w:proofErr w:type="spellStart"/>
-            <w:r>
-              <w:rPr>
-                <w:rFonts w:ascii="Consolas" w:eastAsia="Consolas" w:hAnsi="Consolas" w:cs="Consolas"/>
-                <w:sz w:val="22"/>
-                <w:szCs w:val="22"/>
-              </w:rPr>
-              <w:t>check_app_matches_</w:t>
-            </w:r>
-            <w:proofErr w:type="gramStart"/>
-            <w:r>
-              <w:rPr>
-                <w:rFonts w:ascii="Consolas" w:eastAsia="Consolas" w:hAnsi="Consolas" w:cs="Consolas"/>
-                <w:sz w:val="22"/>
-                <w:szCs w:val="22"/>
-              </w:rPr>
-              <w:t>model.R</w:t>
-            </w:r>
-            <w:proofErr w:type="spellEnd"/>
-            <w:proofErr w:type="gramEnd"/>
-            <w:r>
-              <w:rPr>
-                <w:sz w:val="22"/>
-                <w:szCs w:val="22"/>
-              </w:rPr>
-              <w:t xml:space="preserve"> expect a single binary output column </w:t>
-            </w:r>
-            <w:proofErr w:type="gramStart"/>
-            <w:r>
-              <w:rPr>
-                <w:sz w:val="22"/>
-                <w:szCs w:val="22"/>
-              </w:rPr>
-              <w:t>(</w:t>
-            </w:r>
-            <w:r>
-              <w:rPr>
-                <w:rFonts w:ascii="Consolas" w:eastAsia="Consolas" w:hAnsi="Consolas" w:cs="Consolas"/>
-                <w:sz w:val="22"/>
-                <w:szCs w:val="22"/>
-              </w:rPr>
-              <w:t>.</w:t>
-            </w:r>
-            <w:proofErr w:type="spellStart"/>
-            <w:r>
-              <w:rPr>
-                <w:rFonts w:ascii="Consolas" w:eastAsia="Consolas" w:hAnsi="Consolas" w:cs="Consolas"/>
-                <w:sz w:val="22"/>
-                <w:szCs w:val="22"/>
-              </w:rPr>
-              <w:t>pred</w:t>
-            </w:r>
-            <w:proofErr w:type="gramEnd"/>
-            <w:r>
-              <w:rPr>
-                <w:rFonts w:ascii="Consolas" w:eastAsia="Consolas" w:hAnsi="Consolas" w:cs="Consolas"/>
-                <w:sz w:val="22"/>
-                <w:szCs w:val="22"/>
-              </w:rPr>
-              <w:t>_insecure</w:t>
-            </w:r>
-            <w:proofErr w:type="spellEnd"/>
-            <w:r>
-              <w:rPr>
-                <w:sz w:val="22"/>
-                <w:szCs w:val="22"/>
-              </w:rPr>
-              <w:t>), while the Task 1 models predict three tiers.</w:t>
+              <w:t>notebook/</w:t>
+            </w:r>
+            <w:r>
+              <w:t>; explained Git and GitHub Desktop.</w:t>
+            </w:r>
+            <w:r>
+              <w:t xml:space="preserve"> This helped to share ongoing updates with the team. </w:t>
             </w:r>
           </w:p>
         </w:tc>
@@ -5153,45 +2674,8 @@
             </w:tcMar>
           </w:tcPr>
           <w:p>
-            <w:pPr>
-              <w:rPr>
-                <w:sz w:val="22"/>
-                <w:szCs w:val="22"/>
-              </w:rPr>
-            </w:pPr>
-            <w:r>
-              <w:rPr>
-                <w:sz w:val="22"/>
-                <w:szCs w:val="22"/>
-              </w:rPr>
-              <w:t xml:space="preserve">Found by reading the code and confirmed against the live repository (the column name is set in </w:t>
-            </w:r>
-            <w:r>
-              <w:rPr>
-                <w:rFonts w:ascii="Consolas" w:eastAsia="Consolas" w:hAnsi="Consolas" w:cs="Consolas"/>
-                <w:sz w:val="22"/>
-                <w:szCs w:val="22"/>
-              </w:rPr>
-              <w:t>app/R/</w:t>
-            </w:r>
-            <w:proofErr w:type="spellStart"/>
-            <w:proofErr w:type="gramStart"/>
-            <w:r>
-              <w:rPr>
-                <w:rFonts w:ascii="Consolas" w:eastAsia="Consolas" w:hAnsi="Consolas" w:cs="Consolas"/>
-                <w:sz w:val="22"/>
-                <w:szCs w:val="22"/>
-              </w:rPr>
-              <w:t>score.R</w:t>
-            </w:r>
-            <w:proofErr w:type="spellEnd"/>
-            <w:proofErr w:type="gramEnd"/>
-            <w:r>
-              <w:rPr>
-                <w:sz w:val="22"/>
-                <w:szCs w:val="22"/>
-              </w:rPr>
-              <w:t>).</w:t>
+            <w:r>
+              <w:t>Changes reviewed in GitHub Desktop and on GitHub.</w:t>
             </w:r>
           </w:p>
         </w:tc>
@@ -5212,18 +2696,8 @@
             </w:tcMar>
           </w:tcPr>
           <w:p>
-            <w:pPr>
-              <w:rPr>
-                <w:sz w:val="22"/>
-                <w:szCs w:val="22"/>
-              </w:rPr>
-            </w:pPr>
-            <w:r>
-              <w:rPr>
-                <w:sz w:val="22"/>
-                <w:szCs w:val="22"/>
-              </w:rPr>
-              <w:t>The mismatch was resolved with the binary model in AI-A4.</w:t>
+            <w:r>
+              <w:t>Timothy approved each push to the group repository.</w:t>
             </w:r>
           </w:p>
         </w:tc>
@@ -5249,19 +2723,9 @@
             </w:tcMar>
           </w:tcPr>
           <w:p>
-            <w:pPr>
-              <w:rPr>
-                <w:sz w:val="22"/>
-                <w:szCs w:val="22"/>
-              </w:rPr>
-            </w:pPr>
-            <w:r>
-              <w:rPr>
-                <w:sz w:val="22"/>
-                <w:szCs w:val="22"/>
-              </w:rPr>
+            <w:r>
               <w:lastRenderedPageBreak/>
-              <w:t>AI-A4</w:t>
+              <w:t>AI-4</w:t>
             </w:r>
           </w:p>
         </w:tc>
@@ -5283,34 +2747,16 @@
           </w:tcPr>
           <w:p>
             <w:r>
-              <w:rPr>
-                <w:sz w:val="22"/>
-                <w:szCs w:val="22"/>
-              </w:rPr>
-              <w:t>1 Oct 2026</w:t>
-            </w:r>
-          </w:p>
-          <w:p>
-            <w:r>
-              <w:rPr>
-                <w:sz w:val="22"/>
-                <w:szCs w:val="22"/>
-              </w:rPr>
-              <w:t>Alexander (A)</w:t>
-            </w:r>
-          </w:p>
-          <w:p>
-            <w:pPr>
-              <w:rPr>
-                <w:sz w:val="22"/>
-                <w:szCs w:val="22"/>
-              </w:rPr>
-            </w:pPr>
-            <w:r>
-              <w:rPr>
-                <w:sz w:val="22"/>
-                <w:szCs w:val="22"/>
-              </w:rPr>
+              <w:t>29 Sep 2026</w:t>
+            </w:r>
+          </w:p>
+          <w:p>
+            <w:r>
+              <w:t>Timothy (C)</w:t>
+            </w:r>
+          </w:p>
+          <w:p>
+            <w:r>
               <w:t>Claude (Anthropic)</w:t>
             </w:r>
           </w:p>
@@ -5332,118 +2778,11 @@
             </w:tcMar>
           </w:tcPr>
           <w:p>
-            <w:pPr>
-              <w:rPr>
-                <w:sz w:val="22"/>
-                <w:szCs w:val="22"/>
-              </w:rPr>
-            </w:pPr>
-            <w:r>
-              <w:rPr>
-                <w:sz w:val="22"/>
-                <w:szCs w:val="22"/>
-              </w:rPr>
-              <w:t>Binary model for the app.</w:t>
-            </w:r>
-            <w:r>
-              <w:rPr>
-                <w:sz w:val="22"/>
-                <w:szCs w:val="22"/>
-              </w:rPr>
-              <w:t xml:space="preserve"> Added a section to the notebook that fits a regularised logistic regression on </w:t>
-            </w:r>
-            <w:proofErr w:type="spellStart"/>
-            <w:r>
-              <w:rPr>
-                <w:rFonts w:ascii="Consolas" w:eastAsia="Consolas" w:hAnsi="Consolas" w:cs="Consolas"/>
-                <w:sz w:val="22"/>
-                <w:szCs w:val="22"/>
-              </w:rPr>
-              <w:t>Food_Insecure_Binary</w:t>
-            </w:r>
-            <w:proofErr w:type="spellEnd"/>
-            <w:r>
-              <w:rPr>
-                <w:sz w:val="22"/>
-                <w:szCs w:val="22"/>
-              </w:rPr>
-              <w:t xml:space="preserve">, with the levels relabelled so that the output column is </w:t>
-            </w:r>
-            <w:proofErr w:type="gramStart"/>
-            <w:r>
-              <w:rPr>
-                <w:sz w:val="22"/>
-                <w:szCs w:val="22"/>
-              </w:rPr>
-              <w:t xml:space="preserve">exactly </w:t>
-            </w:r>
-            <w:r>
-              <w:rPr>
-                <w:rFonts w:ascii="Consolas" w:eastAsia="Consolas" w:hAnsi="Consolas" w:cs="Consolas"/>
-                <w:sz w:val="22"/>
-                <w:szCs w:val="22"/>
-              </w:rPr>
-              <w:t>.</w:t>
-            </w:r>
-            <w:proofErr w:type="spellStart"/>
-            <w:r>
-              <w:rPr>
-                <w:rFonts w:ascii="Consolas" w:eastAsia="Consolas" w:hAnsi="Consolas" w:cs="Consolas"/>
-                <w:sz w:val="22"/>
-                <w:szCs w:val="22"/>
-              </w:rPr>
-              <w:t>pred</w:t>
-            </w:r>
-            <w:proofErr w:type="gramEnd"/>
-            <w:r>
-              <w:rPr>
-                <w:rFonts w:ascii="Consolas" w:eastAsia="Consolas" w:hAnsi="Consolas" w:cs="Consolas"/>
-                <w:sz w:val="22"/>
-                <w:szCs w:val="22"/>
-              </w:rPr>
-              <w:t>_</w:t>
-            </w:r>
-            <w:proofErr w:type="gramStart"/>
-            <w:r>
-              <w:rPr>
-                <w:rFonts w:ascii="Consolas" w:eastAsia="Consolas" w:hAnsi="Consolas" w:cs="Consolas"/>
-                <w:sz w:val="22"/>
-                <w:szCs w:val="22"/>
-              </w:rPr>
-              <w:t>insecure</w:t>
-            </w:r>
-            <w:proofErr w:type="spellEnd"/>
-            <w:r>
-              <w:rPr>
-                <w:sz w:val="22"/>
-                <w:szCs w:val="22"/>
-              </w:rPr>
-              <w:t>, and</w:t>
-            </w:r>
-            <w:proofErr w:type="gramEnd"/>
-            <w:r>
-              <w:rPr>
-                <w:sz w:val="22"/>
-                <w:szCs w:val="22"/>
-              </w:rPr>
-              <w:t xml:space="preserve"> exports it as </w:t>
-            </w:r>
-            <w:proofErr w:type="spellStart"/>
-            <w:r>
-              <w:rPr>
-                <w:rFonts w:ascii="Consolas" w:eastAsia="Consolas" w:hAnsi="Consolas" w:cs="Consolas"/>
-                <w:sz w:val="22"/>
-                <w:szCs w:val="22"/>
-              </w:rPr>
-              <w:t>final_workflow_binary.rds</w:t>
-            </w:r>
-            <w:proofErr w:type="spellEnd"/>
-            <w:r>
-              <w:rPr>
-                <w:sz w:val="22"/>
-                <w:szCs w:val="22"/>
-              </w:rPr>
-              <w:t xml:space="preserve">. </w:t>
+            <w:r>
+              <w:t xml:space="preserve">Explanation. </w:t>
+            </w:r>
+            <w:r>
+              <w:t xml:space="preserve">Claude helped me to understand the flows and gave guiders on how to set up the diagrams and flow logic </w:t>
             </w:r>
           </w:p>
         </w:tc>
@@ -5464,80 +2803,9 @@
             </w:tcMar>
           </w:tcPr>
           <w:p>
-            <w:pPr>
-              <w:rPr>
-                <w:sz w:val="22"/>
-                <w:szCs w:val="22"/>
-              </w:rPr>
-            </w:pPr>
-            <w:proofErr w:type="spellStart"/>
-            <w:r>
-              <w:rPr>
-                <w:rFonts w:ascii="Consolas" w:eastAsia="Consolas" w:hAnsi="Consolas" w:cs="Consolas"/>
-                <w:sz w:val="22"/>
-                <w:szCs w:val="22"/>
-              </w:rPr>
-              <w:t>stopifnot</w:t>
-            </w:r>
-            <w:proofErr w:type="spellEnd"/>
-            <w:r>
-              <w:rPr>
-                <w:sz w:val="22"/>
-                <w:szCs w:val="22"/>
-              </w:rPr>
-              <w:t xml:space="preserve"> confirms </w:t>
-            </w:r>
-            <w:proofErr w:type="gramStart"/>
-            <w:r>
-              <w:rPr>
-                <w:sz w:val="22"/>
-                <w:szCs w:val="22"/>
-              </w:rPr>
-              <w:t xml:space="preserve">that </w:t>
-            </w:r>
-            <w:r>
-              <w:rPr>
-                <w:rFonts w:ascii="Consolas" w:eastAsia="Consolas" w:hAnsi="Consolas" w:cs="Consolas"/>
-                <w:sz w:val="22"/>
-                <w:szCs w:val="22"/>
-              </w:rPr>
-              <w:t>.</w:t>
-            </w:r>
-            <w:proofErr w:type="spellStart"/>
-            <w:r>
-              <w:rPr>
-                <w:rFonts w:ascii="Consolas" w:eastAsia="Consolas" w:hAnsi="Consolas" w:cs="Consolas"/>
-                <w:sz w:val="22"/>
-                <w:szCs w:val="22"/>
-              </w:rPr>
-              <w:t>pred</w:t>
-            </w:r>
-            <w:proofErr w:type="gramEnd"/>
-            <w:r>
-              <w:rPr>
-                <w:rFonts w:ascii="Consolas" w:eastAsia="Consolas" w:hAnsi="Consolas" w:cs="Consolas"/>
-                <w:sz w:val="22"/>
-                <w:szCs w:val="22"/>
-              </w:rPr>
-              <w:t>_insecure</w:t>
-            </w:r>
-            <w:proofErr w:type="spellEnd"/>
-            <w:r>
-              <w:rPr>
-                <w:sz w:val="22"/>
-                <w:szCs w:val="22"/>
-              </w:rPr>
-              <w:t xml:space="preserve"> exists before export. Alexander ran the section in RStudio. </w:t>
-            </w:r>
-          </w:p>
-          <w:p>
-            <w:pPr>
-              <w:jc w:val="right"/>
-              <w:rPr>
-                <w:sz w:val="22"/>
-                <w:szCs w:val="22"/>
-              </w:rPr>
-            </w:pPr>
+            <w:r>
+              <w:t>Not applicable (for understanding only).</w:t>
+            </w:r>
           </w:p>
         </w:tc>
         <w:tc>
@@ -5557,36 +2825,9 @@
             </w:tcMar>
           </w:tcPr>
           <w:p>
-            <w:pPr>
-              <w:rPr>
-                <w:sz w:val="22"/>
-                <w:szCs w:val="22"/>
-              </w:rPr>
-            </w:pPr>
-            <w:r>
-              <w:rPr>
-                <w:sz w:val="22"/>
-                <w:szCs w:val="22"/>
-              </w:rPr>
-              <w:t>Alexander ran and exported the model and pushed it to the repository. The three-tier models remained the Task 1 models; the final model and the threshold were Person B's decisions.</w:t>
-            </w:r>
-          </w:p>
-          <w:p>
-            <w:pPr>
-              <w:rPr>
-                <w:sz w:val="22"/>
-                <w:szCs w:val="22"/>
-              </w:rPr>
-            </w:pPr>
-          </w:p>
-          <w:p>
-            <w:pPr>
-              <w:jc w:val="center"/>
-              <w:rPr>
-                <w:sz w:val="22"/>
-                <w:szCs w:val="22"/>
-              </w:rPr>
-            </w:pPr>
+            <w:r>
+              <w:t>Not submitted.</w:t>
+            </w:r>
           </w:p>
         </w:tc>
       </w:tr>
@@ -5611,18 +2852,8 @@
             </w:tcMar>
           </w:tcPr>
           <w:p>
-            <w:pPr>
-              <w:rPr>
-                <w:sz w:val="22"/>
-                <w:szCs w:val="22"/>
-              </w:rPr>
-            </w:pPr>
-            <w:r>
-              <w:rPr>
-                <w:sz w:val="22"/>
-                <w:szCs w:val="22"/>
-              </w:rPr>
-              <w:t>AI-A5</w:t>
+            <w:r>
+              <w:t>AI-5</w:t>
             </w:r>
           </w:p>
         </w:tc>
@@ -5644,34 +2875,16 @@
           </w:tcPr>
           <w:p>
             <w:r>
-              <w:rPr>
-                <w:sz w:val="22"/>
-                <w:szCs w:val="22"/>
-              </w:rPr>
-              <w:t>1 Oct 2026</w:t>
-            </w:r>
-          </w:p>
-          <w:p>
-            <w:r>
-              <w:rPr>
-                <w:sz w:val="22"/>
-                <w:szCs w:val="22"/>
-              </w:rPr>
-              <w:t>Alexander (A)</w:t>
-            </w:r>
-          </w:p>
-          <w:p>
-            <w:pPr>
-              <w:rPr>
-                <w:sz w:val="22"/>
-                <w:szCs w:val="22"/>
-              </w:rPr>
-            </w:pPr>
-            <w:r>
-              <w:rPr>
-                <w:sz w:val="22"/>
-                <w:szCs w:val="22"/>
-              </w:rPr>
+              <w:t>5 Oct 2026</w:t>
+            </w:r>
+          </w:p>
+          <w:p>
+            <w:r>
+              <w:t>Timothy (C)</w:t>
+            </w:r>
+          </w:p>
+          <w:p>
+            <w:r>
               <w:t>Claude (Anthropic)</w:t>
             </w:r>
           </w:p>
@@ -5693,220 +2906,41 @@
             </w:tcMar>
           </w:tcPr>
           <w:p>
-            <w:pPr>
-              <w:rPr>
-                <w:sz w:val="22"/>
-                <w:szCs w:val="22"/>
-              </w:rPr>
-            </w:pPr>
-            <w:r>
-              <w:rPr>
-                <w:sz w:val="22"/>
-                <w:szCs w:val="22"/>
-              </w:rPr>
-              <w:t>Notebook editing and repository set-up.</w:t>
-            </w:r>
-            <w:r>
-              <w:rPr>
-                <w:sz w:val="22"/>
-                <w:szCs w:val="22"/>
-              </w:rPr>
-              <w:t xml:space="preserve"> Shortened and simplified the notebook's explanatory text and comments before it went into the repository (the code was not changed). Explained how to copy files into the cloned repository, commit and push with GitHub Desktop, and how to create </w:t>
-            </w:r>
-            <w:proofErr w:type="spellStart"/>
+            <w:r>
+              <w:t>Connecting the final model</w:t>
+            </w:r>
+            <w:r>
+              <w:t xml:space="preserve">. When integrating in persons A’s work, I ran into some bugs and input miss matches, and Claude helped me to see what I couldn’t and resolved them for me. </w:t>
+            </w:r>
+          </w:p>
+        </w:tc>
+        <w:tc>
+          <w:tcPr>
+            <w:tcW w:w="1897" w:type="dxa"/>
+            <w:tcBorders>
+              <w:top w:val="single" w:sz="4" w:space="0" w:color="000000"/>
+              <w:left w:val="single" w:sz="4" w:space="0" w:color="000000"/>
+              <w:bottom w:val="single" w:sz="4" w:space="0" w:color="000000"/>
+              <w:right w:val="single" w:sz="4" w:space="0" w:color="000000"/>
+            </w:tcBorders>
+            <w:tcMar>
+              <w:top w:w="60" w:type="dxa"/>
+              <w:left w:w="90" w:type="dxa"/>
+              <w:bottom w:w="60" w:type="dxa"/>
+              <w:right w:w="90" w:type="dxa"/>
+            </w:tcMar>
+          </w:tcPr>
+          <w:p>
+            <w:r>
+              <w:t xml:space="preserve">App probabilities equal Person </w:t>
+            </w:r>
             <w:proofErr w:type="gramStart"/>
             <w:r>
-              <w:rPr>
-                <w:rFonts w:ascii="Consolas" w:eastAsia="Consolas" w:hAnsi="Consolas" w:cs="Consolas"/>
-                <w:sz w:val="22"/>
-                <w:szCs w:val="22"/>
-              </w:rPr>
-              <w:t>renv.lock</w:t>
-            </w:r>
-            <w:proofErr w:type="spellEnd"/>
+              <w:t>B's</w:t>
+            </w:r>
             <w:proofErr w:type="gramEnd"/>
             <w:r>
-              <w:rPr>
-                <w:sz w:val="22"/>
-                <w:szCs w:val="22"/>
-              </w:rPr>
-              <w:t xml:space="preserve"> with </w:t>
-            </w:r>
-            <w:proofErr w:type="spellStart"/>
-            <w:proofErr w:type="gramStart"/>
-            <w:r>
-              <w:rPr>
-                <w:rFonts w:ascii="Consolas" w:eastAsia="Consolas" w:hAnsi="Consolas" w:cs="Consolas"/>
-                <w:sz w:val="22"/>
-                <w:szCs w:val="22"/>
-              </w:rPr>
-              <w:t>renv</w:t>
-            </w:r>
-            <w:proofErr w:type="spellEnd"/>
-            <w:r>
-              <w:rPr>
-                <w:rFonts w:ascii="Consolas" w:eastAsia="Consolas" w:hAnsi="Consolas" w:cs="Consolas"/>
-                <w:sz w:val="22"/>
-                <w:szCs w:val="22"/>
-              </w:rPr>
-              <w:t>::</w:t>
-            </w:r>
-            <w:proofErr w:type="spellStart"/>
-            <w:r>
-              <w:rPr>
-                <w:rFonts w:ascii="Consolas" w:eastAsia="Consolas" w:hAnsi="Consolas" w:cs="Consolas"/>
-                <w:sz w:val="22"/>
-                <w:szCs w:val="22"/>
-              </w:rPr>
-              <w:t>init</w:t>
-            </w:r>
-            <w:proofErr w:type="spellEnd"/>
-            <w:r>
-              <w:rPr>
-                <w:rFonts w:ascii="Consolas" w:eastAsia="Consolas" w:hAnsi="Consolas" w:cs="Consolas"/>
-                <w:sz w:val="22"/>
-                <w:szCs w:val="22"/>
-              </w:rPr>
-              <w:t>(</w:t>
-            </w:r>
-            <w:proofErr w:type="gramEnd"/>
-            <w:r>
-              <w:rPr>
-                <w:rFonts w:ascii="Consolas" w:eastAsia="Consolas" w:hAnsi="Consolas" w:cs="Consolas"/>
-                <w:sz w:val="22"/>
-                <w:szCs w:val="22"/>
-              </w:rPr>
-              <w:t>)</w:t>
-            </w:r>
-            <w:r>
-              <w:rPr>
-                <w:sz w:val="22"/>
-                <w:szCs w:val="22"/>
-              </w:rPr>
-              <w:t>.</w:t>
-            </w:r>
-          </w:p>
-          <w:p>
-            <w:pPr>
-              <w:rPr>
-                <w:sz w:val="22"/>
-                <w:szCs w:val="22"/>
-              </w:rPr>
-            </w:pPr>
-          </w:p>
-        </w:tc>
-        <w:tc>
-          <w:tcPr>
-            <w:tcW w:w="1897" w:type="dxa"/>
-            <w:tcBorders>
-              <w:top w:val="single" w:sz="4" w:space="0" w:color="000000"/>
-              <w:left w:val="single" w:sz="4" w:space="0" w:color="000000"/>
-              <w:bottom w:val="single" w:sz="4" w:space="0" w:color="000000"/>
-              <w:right w:val="single" w:sz="4" w:space="0" w:color="000000"/>
-            </w:tcBorders>
-            <w:tcMar>
-              <w:top w:w="60" w:type="dxa"/>
-              <w:left w:w="90" w:type="dxa"/>
-              <w:bottom w:w="60" w:type="dxa"/>
-              <w:right w:w="90" w:type="dxa"/>
-            </w:tcMar>
-          </w:tcPr>
-          <w:p>
-            <w:pPr>
-              <w:rPr>
-                <w:sz w:val="22"/>
-                <w:szCs w:val="22"/>
-              </w:rPr>
-            </w:pPr>
-            <w:r>
-              <w:rPr>
-                <w:sz w:val="22"/>
-                <w:szCs w:val="22"/>
-              </w:rPr>
-              <w:t xml:space="preserve">Chunk fences counted by script; Alexander re-knitted the notebook. The live repository was re-checked for the data folders, the notebook version and </w:t>
-            </w:r>
-            <w:proofErr w:type="spellStart"/>
-            <w:proofErr w:type="gramStart"/>
-            <w:r>
-              <w:rPr>
-                <w:rFonts w:ascii="Consolas" w:eastAsia="Consolas" w:hAnsi="Consolas" w:cs="Consolas"/>
-                <w:sz w:val="22"/>
-                <w:szCs w:val="22"/>
-              </w:rPr>
-              <w:t>renv.lock</w:t>
-            </w:r>
-            <w:proofErr w:type="spellEnd"/>
-            <w:proofErr w:type="gramEnd"/>
-            <w:r>
-              <w:rPr>
-                <w:sz w:val="22"/>
-                <w:szCs w:val="22"/>
-              </w:rPr>
-              <w:t xml:space="preserve"> (which lists </w:t>
-            </w:r>
-            <w:proofErr w:type="spellStart"/>
-            <w:r>
-              <w:rPr>
-                <w:sz w:val="22"/>
-                <w:szCs w:val="22"/>
-              </w:rPr>
-              <w:t>tidymodels</w:t>
-            </w:r>
-            <w:proofErr w:type="spellEnd"/>
-            <w:r>
-              <w:rPr>
-                <w:sz w:val="22"/>
-                <w:szCs w:val="22"/>
-              </w:rPr>
-              <w:t xml:space="preserve">, shiny, </w:t>
-            </w:r>
-            <w:proofErr w:type="spellStart"/>
-            <w:r>
-              <w:rPr>
-                <w:sz w:val="22"/>
-                <w:szCs w:val="22"/>
-              </w:rPr>
-              <w:t>glmnet</w:t>
-            </w:r>
-            <w:proofErr w:type="spellEnd"/>
-            <w:r>
-              <w:rPr>
-                <w:sz w:val="22"/>
-                <w:szCs w:val="22"/>
-              </w:rPr>
-              <w:t xml:space="preserve">, ranger, </w:t>
-            </w:r>
-            <w:proofErr w:type="spellStart"/>
-            <w:r>
-              <w:rPr>
-                <w:sz w:val="22"/>
-                <w:szCs w:val="22"/>
-              </w:rPr>
-              <w:t>rpart</w:t>
-            </w:r>
-            <w:proofErr w:type="spellEnd"/>
-            <w:r>
-              <w:rPr>
-                <w:sz w:val="22"/>
-                <w:szCs w:val="22"/>
-              </w:rPr>
-              <w:t xml:space="preserve"> and </w:t>
-            </w:r>
-            <w:proofErr w:type="spellStart"/>
-            <w:r>
-              <w:rPr>
-                <w:sz w:val="22"/>
-                <w:szCs w:val="22"/>
-              </w:rPr>
-              <w:t>knitr</w:t>
-            </w:r>
-            <w:proofErr w:type="spellEnd"/>
-            <w:r>
-              <w:rPr>
-                <w:sz w:val="22"/>
-                <w:szCs w:val="22"/>
-              </w:rPr>
-              <w:t xml:space="preserve">). </w:t>
+              <w:t xml:space="preserve"> on all 6,279 test households (largest difference 0); recall 0.807 and 58.9% flagged match Person B.</w:t>
             </w:r>
           </w:p>
         </w:tc>
@@ -5927,37 +2961,14 @@
             </w:tcMar>
           </w:tcPr>
           <w:p>
-            <w:pPr>
-              <w:rPr>
-                <w:sz w:val="22"/>
-                <w:szCs w:val="22"/>
-              </w:rPr>
-            </w:pPr>
-            <w:r>
-              <w:rPr>
-                <w:sz w:val="22"/>
-                <w:szCs w:val="22"/>
-              </w:rPr>
-              <w:t xml:space="preserve">Alexander made every commit and push himself. The first </w:t>
-            </w:r>
-            <w:proofErr w:type="spellStart"/>
-            <w:proofErr w:type="gramStart"/>
-            <w:r>
-              <w:rPr>
-                <w:rFonts w:ascii="Consolas" w:eastAsia="Consolas" w:hAnsi="Consolas" w:cs="Consolas"/>
-                <w:sz w:val="22"/>
-                <w:szCs w:val="22"/>
-              </w:rPr>
-              <w:t>renv.lock</w:t>
-            </w:r>
-            <w:proofErr w:type="spellEnd"/>
-            <w:proofErr w:type="gramEnd"/>
-            <w:r>
-              <w:rPr>
-                <w:sz w:val="22"/>
-                <w:szCs w:val="22"/>
-              </w:rPr>
-              <w:t>, made in the wrong folder, was not committed; the one in the repository was made in the repository project and was later adjusted for Windows by Timothy (AI-6).</w:t>
+            <w:r>
+              <w:t xml:space="preserve">Timothy </w:t>
+            </w:r>
+            <w:r>
+              <w:t xml:space="preserve">changed, </w:t>
+            </w:r>
+            <w:r>
+              <w:t>reviewed and approved the changes before they were pushed.</w:t>
             </w:r>
           </w:p>
         </w:tc>
@@ -5983,18 +2994,8 @@
             </w:tcMar>
           </w:tcPr>
           <w:p>
-            <w:pPr>
-              <w:rPr>
-                <w:sz w:val="22"/>
-                <w:szCs w:val="22"/>
-              </w:rPr>
-            </w:pPr>
-            <w:r>
-              <w:rPr>
-                <w:sz w:val="22"/>
-                <w:szCs w:val="22"/>
-              </w:rPr>
-              <w:t>AI-A6</w:t>
+            <w:r>
+              <w:t>AI-6</w:t>
             </w:r>
           </w:p>
         </w:tc>
@@ -6016,34 +3017,16 @@
           </w:tcPr>
           <w:p>
             <w:r>
-              <w:rPr>
-                <w:sz w:val="22"/>
-                <w:szCs w:val="22"/>
-              </w:rPr>
-              <w:t>1 Oct 2026</w:t>
-            </w:r>
-          </w:p>
-          <w:p>
-            <w:r>
-              <w:rPr>
-                <w:sz w:val="22"/>
-                <w:szCs w:val="22"/>
-              </w:rPr>
-              <w:t>Alexander (A)</w:t>
-            </w:r>
-          </w:p>
-          <w:p>
-            <w:pPr>
-              <w:rPr>
-                <w:sz w:val="22"/>
-                <w:szCs w:val="22"/>
-              </w:rPr>
-            </w:pPr>
-            <w:r>
-              <w:rPr>
-                <w:sz w:val="22"/>
-                <w:szCs w:val="22"/>
-              </w:rPr>
+              <w:t>5 Oct 2026</w:t>
+            </w:r>
+          </w:p>
+          <w:p>
+            <w:r>
+              <w:t>Timothy (C)</w:t>
+            </w:r>
+          </w:p>
+          <w:p>
+            <w:r>
               <w:t>Claude (Anthropic)</w:t>
             </w:r>
           </w:p>
@@ -6065,72 +3048,99 @@
             </w:tcMar>
           </w:tcPr>
           <w:p>
-            <w:pPr>
-              <w:rPr>
-                <w:sz w:val="22"/>
-                <w:szCs w:val="22"/>
-              </w:rPr>
-            </w:pPr>
-            <w:r>
-              <w:rPr>
-                <w:sz w:val="22"/>
-                <w:szCs w:val="22"/>
-              </w:rPr>
-              <w:t>Report section (Task 1).</w:t>
-            </w:r>
-            <w:r>
-              <w:rPr>
-                <w:sz w:val="22"/>
-                <w:szCs w:val="22"/>
-              </w:rPr>
-              <w:t xml:space="preserve"> Drafted the Task 1 section of the report as a Word document: problem framing, data split, predictors, the three techniques and their assumptions, validation design, final models, cross-validation results and reproducibility. Where a number was not yet available the assistant left a marked gap instead of estimating it.</w:t>
-            </w:r>
-          </w:p>
-        </w:tc>
-        <w:tc>
-          <w:tcPr>
-            <w:tcW w:w="1897" w:type="dxa"/>
-            <w:tcBorders>
-              <w:top w:val="single" w:sz="4" w:space="0" w:color="000000"/>
-              <w:left w:val="single" w:sz="4" w:space="0" w:color="000000"/>
-              <w:bottom w:val="single" w:sz="4" w:space="0" w:color="000000"/>
-              <w:right w:val="single" w:sz="4" w:space="0" w:color="000000"/>
-            </w:tcBorders>
-            <w:tcMar>
-              <w:top w:w="60" w:type="dxa"/>
-              <w:left w:w="90" w:type="dxa"/>
-              <w:bottom w:w="60" w:type="dxa"/>
-              <w:right w:w="90" w:type="dxa"/>
-            </w:tcMar>
-          </w:tcPr>
-          <w:p>
-            <w:pPr>
-              <w:rPr>
-                <w:sz w:val="22"/>
-                <w:szCs w:val="22"/>
-              </w:rPr>
-            </w:pPr>
-            <w:r>
-              <w:rPr>
-                <w:sz w:val="22"/>
-                <w:szCs w:val="22"/>
-              </w:rPr>
-              <w:t xml:space="preserve">Hyperparameters taken from </w:t>
-            </w:r>
+            <w:r>
+              <w:t>Reproducibility.</w:t>
+            </w:r>
+            <w:r>
+              <w:t xml:space="preserve"> I ran into some package </w:t>
+            </w:r>
+            <w:proofErr w:type="gramStart"/>
+            <w:r>
+              <w:t>problems</w:t>
+            </w:r>
+            <w:proofErr w:type="gramEnd"/>
+            <w:r>
+              <w:t xml:space="preserve"> so I asked for Claudes help and it</w:t>
+            </w:r>
+            <w:r>
+              <w:t xml:space="preserve"> </w:t>
+            </w:r>
+            <w:r>
+              <w:t>f</w:t>
+            </w:r>
+            <w:r>
+              <w:t xml:space="preserve">ixed </w:t>
+            </w:r>
+            <w:proofErr w:type="spellStart"/>
+            <w:proofErr w:type="gramStart"/>
             <w:r>
               <w:rPr>
                 <w:rFonts w:ascii="Consolas" w:eastAsia="Consolas" w:hAnsi="Consolas" w:cs="Consolas"/>
-                <w:sz w:val="22"/>
-                <w:szCs w:val="22"/>
               </w:rPr>
-              <w:t>model_parameter_table.csv</w:t>
+              <w:t>renv.lock</w:t>
+            </w:r>
+            <w:proofErr w:type="spellEnd"/>
+            <w:proofErr w:type="gramEnd"/>
+            <w:r>
+              <w:t xml:space="preserve"> for Windows (three packages</w:t>
+            </w:r>
+            <w:r>
+              <w:t>. Claude worked alongside person C</w:t>
+            </w:r>
+            <w:r>
+              <w:t xml:space="preserve"> to write my </w:t>
+            </w:r>
+            <w:r>
+              <w:t xml:space="preserve">notebook and merge </w:t>
+            </w:r>
+            <w:r>
+              <w:t xml:space="preserve">all other </w:t>
+            </w:r>
+            <w:r>
+              <w:t>Milestone 3 notebook</w:t>
+            </w:r>
+            <w:r>
+              <w:t>s. Claude also</w:t>
+            </w:r>
+            <w:r>
+              <w:t xml:space="preserve"> added one line to Person A's </w:t>
+            </w:r>
+            <w:r>
+              <w:t>notebook,</w:t>
+            </w:r>
+            <w:r>
+              <w:t xml:space="preserve"> so it knits from </w:t>
             </w:r>
             <w:r>
               <w:rPr>
-                <w:sz w:val="22"/>
-                <w:szCs w:val="22"/>
+                <w:rFonts w:ascii="Consolas" w:eastAsia="Consolas" w:hAnsi="Consolas" w:cs="Consolas"/>
               </w:rPr>
-              <w:t>; the cross-validated ROC-AUC values (forest 0.673, logistic 0.669, tree 0.658) and the multicollinearity check (R-squared 0.064, VIF 1.07) pasted from Alexander's own R Studio output; class counts from the Milestone 2 dataset; document rendered and read.</w:t>
+              <w:t>notebook/</w:t>
+            </w:r>
+            <w:r>
+              <w:t>, and added Timothy's Milestone 2 cleaning notebook to the repository.</w:t>
+            </w:r>
+          </w:p>
+        </w:tc>
+        <w:tc>
+          <w:tcPr>
+            <w:tcW w:w="1897" w:type="dxa"/>
+            <w:tcBorders>
+              <w:top w:val="single" w:sz="4" w:space="0" w:color="000000"/>
+              <w:left w:val="single" w:sz="4" w:space="0" w:color="000000"/>
+              <w:bottom w:val="single" w:sz="4" w:space="0" w:color="000000"/>
+              <w:right w:val="single" w:sz="4" w:space="0" w:color="000000"/>
+            </w:tcBorders>
+            <w:tcMar>
+              <w:top w:w="60" w:type="dxa"/>
+              <w:left w:w="90" w:type="dxa"/>
+              <w:bottom w:w="60" w:type="dxa"/>
+              <w:right w:w="90" w:type="dxa"/>
+            </w:tcMar>
+          </w:tcPr>
+          <w:p>
+            <w:r>
+              <w:t>Notebooks knitted; the Milestone 2 notebook reproduces the cleaned files byte for byte; the merged Milestone 3 notebook ran end to end from a clean session (15 minutes) and reproduced every model and evaluation output (only recorded training times differ; the re-fitted final model gives identical predictions).</w:t>
             </w:r>
           </w:p>
         </w:tc>
@@ -6151,29 +3161,35 @@
             </w:tcMar>
           </w:tcPr>
           <w:p>
-            <w:pPr>
+            <w:r>
+              <w:t xml:space="preserve">Changes to Person A's notebook and to </w:t>
+            </w:r>
+            <w:proofErr w:type="spellStart"/>
+            <w:proofErr w:type="gramStart"/>
+            <w:r>
               <w:rPr>
-                <w:sz w:val="22"/>
-                <w:szCs w:val="22"/>
+                <w:rFonts w:ascii="Consolas" w:eastAsia="Consolas" w:hAnsi="Consolas" w:cs="Consolas"/>
               </w:rPr>
-            </w:pPr>
-            <w:r>
-              <w:rPr>
-                <w:sz w:val="22"/>
-                <w:szCs w:val="22"/>
-              </w:rPr>
-              <w:t>Alexander reviewed the text and the group used it as the starting point for the compiled report. Which model is best was left to Person B's evaluation.</w:t>
+              <w:t>renv.lock</w:t>
+            </w:r>
+            <w:proofErr w:type="spellEnd"/>
+            <w:proofErr w:type="gramEnd"/>
+            <w:r>
+              <w:t xml:space="preserve"> </w:t>
+            </w:r>
+            <w:r>
+              <w:t>were</w:t>
+            </w:r>
+            <w:r>
+              <w:t xml:space="preserve"> </w:t>
+            </w:r>
+            <w:r>
+              <w:t>confirmed with Alexander.</w:t>
             </w:r>
           </w:p>
         </w:tc>
       </w:tr>
       <w:tr>
-        <w:tblPrEx>
-          <w:tblCellMar>
-            <w:top w:w="0" w:type="dxa"/>
-            <w:bottom w:w="0" w:type="dxa"/>
-          </w:tblCellMar>
-        </w:tblPrEx>
         <w:trPr>
           <w:cantSplit/>
         </w:trPr>
@@ -6195,10 +3211,1463 @@
           </w:tcPr>
           <w:p>
             <w:r>
+              <w:t>AI-7</w:t>
+            </w:r>
+          </w:p>
+        </w:tc>
+        <w:tc>
+          <w:tcPr>
+            <w:tcW w:w="1707" w:type="dxa"/>
+            <w:tcBorders>
+              <w:top w:val="single" w:sz="4" w:space="0" w:color="000000"/>
+              <w:left w:val="single" w:sz="4" w:space="0" w:color="000000"/>
+              <w:bottom w:val="single" w:sz="4" w:space="0" w:color="000000"/>
+              <w:right w:val="single" w:sz="4" w:space="0" w:color="000000"/>
+            </w:tcBorders>
+            <w:tcMar>
+              <w:top w:w="60" w:type="dxa"/>
+              <w:left w:w="90" w:type="dxa"/>
+              <w:bottom w:w="60" w:type="dxa"/>
+              <w:right w:w="90" w:type="dxa"/>
+            </w:tcMar>
+          </w:tcPr>
+          <w:p>
+            <w:r>
+              <w:t>5 Oct 2026</w:t>
+            </w:r>
+          </w:p>
+          <w:p>
+            <w:r>
+              <w:t>Timothy (C)</w:t>
+            </w:r>
+          </w:p>
+          <w:p>
+            <w:r>
+              <w:t>Claude (Anthropic)</w:t>
+            </w:r>
+          </w:p>
+        </w:tc>
+        <w:tc>
+          <w:tcPr>
+            <w:tcW w:w="2911" w:type="dxa"/>
+            <w:tcBorders>
+              <w:top w:val="single" w:sz="4" w:space="0" w:color="000000"/>
+              <w:left w:val="single" w:sz="4" w:space="0" w:color="000000"/>
+              <w:bottom w:val="single" w:sz="4" w:space="0" w:color="000000"/>
+              <w:right w:val="single" w:sz="4" w:space="0" w:color="000000"/>
+            </w:tcBorders>
+            <w:tcMar>
+              <w:top w:w="60" w:type="dxa"/>
+              <w:left w:w="90" w:type="dxa"/>
+              <w:bottom w:w="60" w:type="dxa"/>
+              <w:right w:w="90" w:type="dxa"/>
+            </w:tcMar>
+          </w:tcPr>
+          <w:p>
+            <w:r>
+              <w:t xml:space="preserve">Report drafting. </w:t>
+            </w:r>
+            <w:r>
+              <w:t xml:space="preserve">Help to guide and direct the </w:t>
+            </w:r>
+            <w:r>
+              <w:t>d</w:t>
+            </w:r>
+            <w:r>
+              <w:t>raf</w:t>
+            </w:r>
+            <w:r>
+              <w:t>ting of</w:t>
+            </w:r>
+            <w:r>
+              <w:t xml:space="preserve"> Person C report sections (3.5 and 4.1–4.8), </w:t>
+            </w:r>
+            <w:r>
+              <w:t xml:space="preserve">placed </w:t>
+            </w:r>
+            <w:r>
+              <w:t xml:space="preserve">the app screenshots, </w:t>
+            </w:r>
+            <w:r>
+              <w:t xml:space="preserve">helped to formulate </w:t>
+            </w:r>
+            <w:r>
+              <w:t xml:space="preserve">the workflow diagram and </w:t>
+            </w:r>
+            <w:r>
+              <w:t xml:space="preserve">gave pointer for </w:t>
+            </w:r>
+            <w:r>
+              <w:t>this log.</w:t>
+            </w:r>
+          </w:p>
+        </w:tc>
+        <w:tc>
+          <w:tcPr>
+            <w:tcW w:w="1897" w:type="dxa"/>
+            <w:tcBorders>
+              <w:top w:val="single" w:sz="4" w:space="0" w:color="000000"/>
+              <w:left w:val="single" w:sz="4" w:space="0" w:color="000000"/>
+              <w:bottom w:val="single" w:sz="4" w:space="0" w:color="000000"/>
+              <w:right w:val="single" w:sz="4" w:space="0" w:color="000000"/>
+            </w:tcBorders>
+            <w:tcMar>
+              <w:top w:w="60" w:type="dxa"/>
+              <w:left w:w="90" w:type="dxa"/>
+              <w:bottom w:w="60" w:type="dxa"/>
+              <w:right w:w="90" w:type="dxa"/>
+            </w:tcMar>
+          </w:tcPr>
+          <w:p>
+            <w:r>
+              <w:t xml:space="preserve">Every number traced to </w:t>
+            </w:r>
+            <w:r>
               <w:rPr>
-                <w:sz w:val="22"/>
-                <w:szCs w:val="22"/>
+                <w:rFonts w:ascii="Consolas" w:eastAsia="Consolas" w:hAnsi="Consolas" w:cs="Consolas"/>
               </w:rPr>
+              <w:t>data/evaluation/</w:t>
+            </w:r>
+            <w:r>
+              <w:t xml:space="preserve"> or the Person C notebook.</w:t>
+            </w:r>
+          </w:p>
+        </w:tc>
+        <w:tc>
+          <w:tcPr>
+            <w:tcW w:w="1803" w:type="dxa"/>
+            <w:tcBorders>
+              <w:top w:val="single" w:sz="4" w:space="0" w:color="000000"/>
+              <w:left w:val="single" w:sz="4" w:space="0" w:color="000000"/>
+              <w:bottom w:val="single" w:sz="4" w:space="0" w:color="000000"/>
+              <w:right w:val="single" w:sz="4" w:space="0" w:color="000000"/>
+            </w:tcBorders>
+            <w:tcMar>
+              <w:top w:w="60" w:type="dxa"/>
+              <w:left w:w="90" w:type="dxa"/>
+              <w:bottom w:w="60" w:type="dxa"/>
+              <w:right w:w="90" w:type="dxa"/>
+            </w:tcMar>
+          </w:tcPr>
+          <w:p>
+            <w:r>
+              <w:t xml:space="preserve">Timothy </w:t>
+            </w:r>
+            <w:r>
+              <w:t xml:space="preserve">wrote, </w:t>
+            </w:r>
+            <w:r>
+              <w:t>reviewed and edited the wording before it went to the compiler.</w:t>
+            </w:r>
+          </w:p>
+        </w:tc>
+      </w:tr>
+      <w:tr>
+        <w:trPr>
+          <w:cantSplit/>
+        </w:trPr>
+        <w:tc>
+          <w:tcPr>
+            <w:tcW w:w="708" w:type="dxa"/>
+            <w:tcBorders>
+              <w:top w:val="single" w:sz="4" w:space="0" w:color="000000"/>
+              <w:left w:val="single" w:sz="4" w:space="0" w:color="000000"/>
+              <w:bottom w:val="single" w:sz="4" w:space="0" w:color="000000"/>
+              <w:right w:val="single" w:sz="4" w:space="0" w:color="000000"/>
+            </w:tcBorders>
+            <w:tcMar>
+              <w:top w:w="60" w:type="dxa"/>
+              <w:left w:w="90" w:type="dxa"/>
+              <w:bottom w:w="60" w:type="dxa"/>
+              <w:right w:w="90" w:type="dxa"/>
+            </w:tcMar>
+          </w:tcPr>
+          <w:p>
+            <w:r>
+              <w:lastRenderedPageBreak/>
+              <w:t>AI-8</w:t>
+            </w:r>
+          </w:p>
+        </w:tc>
+        <w:tc>
+          <w:tcPr>
+            <w:tcW w:w="1707" w:type="dxa"/>
+            <w:tcBorders>
+              <w:top w:val="single" w:sz="4" w:space="0" w:color="000000"/>
+              <w:left w:val="single" w:sz="4" w:space="0" w:color="000000"/>
+              <w:bottom w:val="single" w:sz="4" w:space="0" w:color="000000"/>
+              <w:right w:val="single" w:sz="4" w:space="0" w:color="000000"/>
+            </w:tcBorders>
+            <w:tcMar>
+              <w:top w:w="60" w:type="dxa"/>
+              <w:left w:w="90" w:type="dxa"/>
+              <w:bottom w:w="60" w:type="dxa"/>
+              <w:right w:w="90" w:type="dxa"/>
+            </w:tcMar>
+          </w:tcPr>
+          <w:p>
+            <w:r>
+              <w:t>5 Oct 2026</w:t>
+            </w:r>
+          </w:p>
+          <w:p>
+            <w:r>
+              <w:t>Timothy (C)</w:t>
+            </w:r>
+          </w:p>
+          <w:p>
+            <w:r>
+              <w:t>Claude (Anthropic)</w:t>
+            </w:r>
+          </w:p>
+        </w:tc>
+        <w:tc>
+          <w:tcPr>
+            <w:tcW w:w="2911" w:type="dxa"/>
+            <w:tcBorders>
+              <w:top w:val="single" w:sz="4" w:space="0" w:color="000000"/>
+              <w:left w:val="single" w:sz="4" w:space="0" w:color="000000"/>
+              <w:bottom w:val="single" w:sz="4" w:space="0" w:color="000000"/>
+              <w:right w:val="single" w:sz="4" w:space="0" w:color="000000"/>
+            </w:tcBorders>
+            <w:tcMar>
+              <w:top w:w="60" w:type="dxa"/>
+              <w:left w:w="90" w:type="dxa"/>
+              <w:bottom w:w="60" w:type="dxa"/>
+              <w:right w:w="90" w:type="dxa"/>
+            </w:tcMar>
+          </w:tcPr>
+          <w:p>
+            <w:r>
+              <w:t xml:space="preserve">Report compilation. </w:t>
+            </w:r>
+            <w:r>
+              <w:t>Helped to word</w:t>
+            </w:r>
+            <w:r>
+              <w:t xml:space="preserve"> Milestone 3 report</w:t>
+            </w:r>
+            <w:r>
+              <w:t xml:space="preserve"> correctly</w:t>
+            </w:r>
+            <w:r>
+              <w:t>; a first draft of the Task 1 section written from Person A's notebook and its outputs; Person B's Task 2 and 3 draft brought in unchanged in wording; Person C sections adapted to build on Person B's tables; merged references; and the model change log (</w:t>
+            </w:r>
+            <w:r>
+              <w:rPr>
+                <w:rFonts w:ascii="Consolas" w:eastAsia="Consolas" w:hAnsi="Consolas" w:cs="Consolas"/>
+              </w:rPr>
+              <w:t>models/CHANGELOG.md</w:t>
+            </w:r>
+            <w:r>
+              <w:t>).</w:t>
+            </w:r>
+          </w:p>
+        </w:tc>
+        <w:tc>
+          <w:tcPr>
+            <w:tcW w:w="1897" w:type="dxa"/>
+            <w:tcBorders>
+              <w:top w:val="single" w:sz="4" w:space="0" w:color="000000"/>
+              <w:left w:val="single" w:sz="4" w:space="0" w:color="000000"/>
+              <w:bottom w:val="single" w:sz="4" w:space="0" w:color="000000"/>
+              <w:right w:val="single" w:sz="4" w:space="0" w:color="000000"/>
+            </w:tcBorders>
+            <w:tcMar>
+              <w:top w:w="60" w:type="dxa"/>
+              <w:left w:w="90" w:type="dxa"/>
+              <w:bottom w:w="60" w:type="dxa"/>
+              <w:right w:w="90" w:type="dxa"/>
+            </w:tcMar>
+          </w:tcPr>
+          <w:p>
+            <w:r>
+              <w:t>Every Task 1 number taken from Person A's notebook output or the saved models; Person B's text extracted programmatically, not retyped; the PDF checked page by page.</w:t>
+            </w:r>
+          </w:p>
+        </w:tc>
+        <w:tc>
+          <w:tcPr>
+            <w:tcW w:w="1803" w:type="dxa"/>
+            <w:tcBorders>
+              <w:top w:val="single" w:sz="4" w:space="0" w:color="000000"/>
+              <w:left w:val="single" w:sz="4" w:space="0" w:color="000000"/>
+              <w:bottom w:val="single" w:sz="4" w:space="0" w:color="000000"/>
+              <w:right w:val="single" w:sz="4" w:space="0" w:color="000000"/>
+            </w:tcBorders>
+            <w:tcMar>
+              <w:top w:w="60" w:type="dxa"/>
+              <w:left w:w="90" w:type="dxa"/>
+              <w:bottom w:w="60" w:type="dxa"/>
+              <w:right w:w="90" w:type="dxa"/>
+            </w:tcMar>
+          </w:tcPr>
+          <w:p>
+            <w:r>
+              <w:t>Alexander to review and edit the Task 1 draft; Rudi to review the compiled report before submission.</w:t>
+            </w:r>
+          </w:p>
+        </w:tc>
+      </w:tr>
+      <w:tr>
+        <w:trPr>
+          <w:cantSplit/>
+        </w:trPr>
+        <w:tc>
+          <w:tcPr>
+            <w:tcW w:w="708" w:type="dxa"/>
+            <w:tcBorders>
+              <w:top w:val="single" w:sz="4" w:space="0" w:color="000000"/>
+              <w:left w:val="single" w:sz="4" w:space="0" w:color="000000"/>
+              <w:bottom w:val="single" w:sz="4" w:space="0" w:color="000000"/>
+              <w:right w:val="single" w:sz="4" w:space="0" w:color="000000"/>
+            </w:tcBorders>
+            <w:tcMar>
+              <w:top w:w="60" w:type="dxa"/>
+              <w:left w:w="90" w:type="dxa"/>
+              <w:bottom w:w="60" w:type="dxa"/>
+              <w:right w:w="90" w:type="dxa"/>
+            </w:tcMar>
+          </w:tcPr>
+          <w:p>
+            <w:r>
+              <w:t>AI-A1</w:t>
+            </w:r>
+          </w:p>
+        </w:tc>
+        <w:tc>
+          <w:tcPr>
+            <w:tcW w:w="1707" w:type="dxa"/>
+            <w:tcBorders>
+              <w:top w:val="single" w:sz="4" w:space="0" w:color="000000"/>
+              <w:left w:val="single" w:sz="4" w:space="0" w:color="000000"/>
+              <w:bottom w:val="single" w:sz="4" w:space="0" w:color="000000"/>
+              <w:right w:val="single" w:sz="4" w:space="0" w:color="000000"/>
+            </w:tcBorders>
+            <w:tcMar>
+              <w:top w:w="60" w:type="dxa"/>
+              <w:left w:w="90" w:type="dxa"/>
+              <w:bottom w:w="60" w:type="dxa"/>
+              <w:right w:w="90" w:type="dxa"/>
+            </w:tcMar>
+          </w:tcPr>
+          <w:p>
+            <w:r>
+              <w:t>30 Sep 2026</w:t>
+            </w:r>
+          </w:p>
+          <w:p>
+            <w:r>
+              <w:t>Alexander (A)</w:t>
+            </w:r>
+          </w:p>
+          <w:p>
+            <w:r>
+              <w:t>Claude (Anthropic)</w:t>
+            </w:r>
+          </w:p>
+        </w:tc>
+        <w:tc>
+          <w:tcPr>
+            <w:tcW w:w="2911" w:type="dxa"/>
+            <w:tcBorders>
+              <w:top w:val="single" w:sz="4" w:space="0" w:color="000000"/>
+              <w:left w:val="single" w:sz="4" w:space="0" w:color="000000"/>
+              <w:bottom w:val="single" w:sz="4" w:space="0" w:color="000000"/>
+              <w:right w:val="single" w:sz="4" w:space="0" w:color="000000"/>
+            </w:tcBorders>
+            <w:tcMar>
+              <w:top w:w="60" w:type="dxa"/>
+              <w:left w:w="90" w:type="dxa"/>
+              <w:bottom w:w="60" w:type="dxa"/>
+              <w:right w:w="90" w:type="dxa"/>
+            </w:tcMar>
+          </w:tcPr>
+          <w:p>
+            <w:r>
+              <w:t>Work split review.</w:t>
+            </w:r>
+            <w:r>
+              <w:t xml:space="preserve"> Compared the team's Milestone 3 work split with the brief and with the verified Milestone 2 files. Flagged four errors: a household count of about 20,684 (Milestone 2 established 20,940, of which 20,925 are modelled); a rule turning household sizes 0, 8 and 9 into missing (only 0 is invalid); the income transform described as undecided although </w:t>
+            </w:r>
+            <w:proofErr w:type="spellStart"/>
+            <w:r>
+              <w:rPr>
+                <w:rFonts w:ascii="Consolas" w:eastAsia="Consolas" w:hAnsi="Consolas" w:cs="Consolas"/>
+              </w:rPr>
+              <w:t>Income_Log</w:t>
+            </w:r>
+            <w:proofErr w:type="spellEnd"/>
+            <w:r>
+              <w:t xml:space="preserve"> and </w:t>
+            </w:r>
+            <w:proofErr w:type="spellStart"/>
+            <w:r>
+              <w:rPr>
+                <w:rFonts w:ascii="Consolas" w:eastAsia="Consolas" w:hAnsi="Consolas" w:cs="Consolas"/>
+              </w:rPr>
+              <w:t>Income_PerCapita</w:t>
+            </w:r>
+            <w:proofErr w:type="spellEnd"/>
+            <w:r>
+              <w:t xml:space="preserve"> already exist; and </w:t>
+            </w:r>
+            <w:proofErr w:type="spellStart"/>
+            <w:r>
+              <w:rPr>
+                <w:rFonts w:ascii="Consolas" w:eastAsia="Consolas" w:hAnsi="Consolas" w:cs="Consolas"/>
+              </w:rPr>
+              <w:t>GeoTypeCode</w:t>
+            </w:r>
+            <w:proofErr w:type="spellEnd"/>
+            <w:r>
+              <w:t xml:space="preserve"> described as binary (it has three levels).</w:t>
+            </w:r>
+          </w:p>
+        </w:tc>
+        <w:tc>
+          <w:tcPr>
+            <w:tcW w:w="1897" w:type="dxa"/>
+            <w:tcBorders>
+              <w:top w:val="single" w:sz="4" w:space="0" w:color="000000"/>
+              <w:left w:val="single" w:sz="4" w:space="0" w:color="000000"/>
+              <w:bottom w:val="single" w:sz="4" w:space="0" w:color="000000"/>
+              <w:right w:val="single" w:sz="4" w:space="0" w:color="000000"/>
+            </w:tcBorders>
+            <w:tcMar>
+              <w:top w:w="60" w:type="dxa"/>
+              <w:left w:w="90" w:type="dxa"/>
+              <w:bottom w:w="60" w:type="dxa"/>
+              <w:right w:w="90" w:type="dxa"/>
+            </w:tcMar>
+          </w:tcPr>
+          <w:p>
+            <w:r>
+              <w:t xml:space="preserve">Every figure and code meaning checked against </w:t>
+            </w:r>
+            <w:r>
+              <w:rPr>
+                <w:rFonts w:ascii="Consolas" w:eastAsia="Consolas" w:hAnsi="Consolas" w:cs="Consolas"/>
+              </w:rPr>
+              <w:t>M2_final_modelling_dataset.csv</w:t>
+            </w:r>
+            <w:r>
+              <w:t xml:space="preserve"> and the Milestone 2 data dictionary with a script.</w:t>
+            </w:r>
+          </w:p>
+        </w:tc>
+        <w:tc>
+          <w:tcPr>
+            <w:tcW w:w="1803" w:type="dxa"/>
+            <w:tcBorders>
+              <w:top w:val="single" w:sz="4" w:space="0" w:color="000000"/>
+              <w:left w:val="single" w:sz="4" w:space="0" w:color="000000"/>
+              <w:bottom w:val="single" w:sz="4" w:space="0" w:color="000000"/>
+              <w:right w:val="single" w:sz="4" w:space="0" w:color="000000"/>
+            </w:tcBorders>
+            <w:tcMar>
+              <w:top w:w="60" w:type="dxa"/>
+              <w:left w:w="90" w:type="dxa"/>
+              <w:bottom w:w="60" w:type="dxa"/>
+              <w:right w:w="90" w:type="dxa"/>
+            </w:tcMar>
+          </w:tcPr>
+          <w:p>
+            <w:r>
+              <w:t>Alexander accepted the four corrections and used the corrected split to plan Task 1.</w:t>
+            </w:r>
+          </w:p>
+        </w:tc>
+      </w:tr>
+      <w:tr>
+        <w:trPr>
+          <w:cantSplit/>
+        </w:trPr>
+        <w:tc>
+          <w:tcPr>
+            <w:tcW w:w="708" w:type="dxa"/>
+            <w:tcBorders>
+              <w:top w:val="single" w:sz="4" w:space="0" w:color="000000"/>
+              <w:left w:val="single" w:sz="4" w:space="0" w:color="000000"/>
+              <w:bottom w:val="single" w:sz="4" w:space="0" w:color="000000"/>
+              <w:right w:val="single" w:sz="4" w:space="0" w:color="000000"/>
+            </w:tcBorders>
+            <w:tcMar>
+              <w:top w:w="60" w:type="dxa"/>
+              <w:left w:w="90" w:type="dxa"/>
+              <w:bottom w:w="60" w:type="dxa"/>
+              <w:right w:w="90" w:type="dxa"/>
+            </w:tcMar>
+          </w:tcPr>
+          <w:p>
+            <w:r>
+              <w:t>AI-A2</w:t>
+            </w:r>
+          </w:p>
+        </w:tc>
+        <w:tc>
+          <w:tcPr>
+            <w:tcW w:w="1707" w:type="dxa"/>
+            <w:tcBorders>
+              <w:top w:val="single" w:sz="4" w:space="0" w:color="000000"/>
+              <w:left w:val="single" w:sz="4" w:space="0" w:color="000000"/>
+              <w:bottom w:val="single" w:sz="4" w:space="0" w:color="000000"/>
+              <w:right w:val="single" w:sz="4" w:space="0" w:color="000000"/>
+            </w:tcBorders>
+            <w:tcMar>
+              <w:top w:w="60" w:type="dxa"/>
+              <w:left w:w="90" w:type="dxa"/>
+              <w:bottom w:w="60" w:type="dxa"/>
+              <w:right w:w="90" w:type="dxa"/>
+            </w:tcMar>
+          </w:tcPr>
+          <w:p>
+            <w:r>
+              <w:t>30 Sep 2026</w:t>
+            </w:r>
+          </w:p>
+          <w:p>
+            <w:r>
+              <w:t>Alexander (A)</w:t>
+            </w:r>
+          </w:p>
+          <w:p>
+            <w:r>
+              <w:t>Claude (Anthropic)</w:t>
+            </w:r>
+          </w:p>
+        </w:tc>
+        <w:tc>
+          <w:tcPr>
+            <w:tcW w:w="2911" w:type="dxa"/>
+            <w:tcBorders>
+              <w:top w:val="single" w:sz="4" w:space="0" w:color="000000"/>
+              <w:left w:val="single" w:sz="4" w:space="0" w:color="000000"/>
+              <w:bottom w:val="single" w:sz="4" w:space="0" w:color="000000"/>
+              <w:right w:val="single" w:sz="4" w:space="0" w:color="000000"/>
+            </w:tcBorders>
+            <w:tcMar>
+              <w:top w:w="60" w:type="dxa"/>
+              <w:left w:w="90" w:type="dxa"/>
+              <w:bottom w:w="60" w:type="dxa"/>
+              <w:right w:w="90" w:type="dxa"/>
+            </w:tcMar>
+          </w:tcPr>
+          <w:p>
+            <w:r>
+              <w:t xml:space="preserve">Explanation. Explained R </w:t>
+            </w:r>
+            <w:proofErr w:type="spellStart"/>
+            <w:r>
+              <w:t>tidymodels</w:t>
+            </w:r>
+            <w:proofErr w:type="spellEnd"/>
+            <w:r>
+              <w:t xml:space="preserve"> concepts and the R error messages he met.</w:t>
+            </w:r>
+          </w:p>
+        </w:tc>
+        <w:tc>
+          <w:tcPr>
+            <w:tcW w:w="1897" w:type="dxa"/>
+            <w:tcBorders>
+              <w:top w:val="single" w:sz="4" w:space="0" w:color="000000"/>
+              <w:left w:val="single" w:sz="4" w:space="0" w:color="000000"/>
+              <w:bottom w:val="single" w:sz="4" w:space="0" w:color="000000"/>
+              <w:right w:val="single" w:sz="4" w:space="0" w:color="000000"/>
+            </w:tcBorders>
+            <w:tcMar>
+              <w:top w:w="60" w:type="dxa"/>
+              <w:left w:w="90" w:type="dxa"/>
+              <w:bottom w:w="60" w:type="dxa"/>
+              <w:right w:w="90" w:type="dxa"/>
+            </w:tcMar>
+          </w:tcPr>
+          <w:p>
+            <w:r>
+              <w:t>Not applicable (for understanding only).</w:t>
+            </w:r>
+          </w:p>
+        </w:tc>
+        <w:tc>
+          <w:tcPr>
+            <w:tcW w:w="1803" w:type="dxa"/>
+            <w:tcBorders>
+              <w:top w:val="single" w:sz="4" w:space="0" w:color="000000"/>
+              <w:left w:val="single" w:sz="4" w:space="0" w:color="000000"/>
+              <w:bottom w:val="single" w:sz="4" w:space="0" w:color="000000"/>
+              <w:right w:val="single" w:sz="4" w:space="0" w:color="000000"/>
+            </w:tcBorders>
+            <w:tcMar>
+              <w:top w:w="60" w:type="dxa"/>
+              <w:left w:w="90" w:type="dxa"/>
+              <w:bottom w:w="60" w:type="dxa"/>
+              <w:right w:w="90" w:type="dxa"/>
+            </w:tcMar>
+          </w:tcPr>
+          <w:p>
+            <w:r>
+              <w:t>Not submitted.</w:t>
+            </w:r>
+          </w:p>
+        </w:tc>
+      </w:tr>
+      <w:tr>
+        <w:trPr>
+          <w:cantSplit/>
+        </w:trPr>
+        <w:tc>
+          <w:tcPr>
+            <w:tcW w:w="708" w:type="dxa"/>
+            <w:tcBorders>
+              <w:top w:val="single" w:sz="4" w:space="0" w:color="000000"/>
+              <w:left w:val="single" w:sz="4" w:space="0" w:color="000000"/>
+              <w:bottom w:val="single" w:sz="4" w:space="0" w:color="000000"/>
+              <w:right w:val="single" w:sz="4" w:space="0" w:color="000000"/>
+            </w:tcBorders>
+            <w:tcMar>
+              <w:top w:w="60" w:type="dxa"/>
+              <w:left w:w="90" w:type="dxa"/>
+              <w:bottom w:w="60" w:type="dxa"/>
+              <w:right w:w="90" w:type="dxa"/>
+            </w:tcMar>
+          </w:tcPr>
+          <w:p>
+            <w:r>
+              <w:t>AI-A3</w:t>
+            </w:r>
+          </w:p>
+        </w:tc>
+        <w:tc>
+          <w:tcPr>
+            <w:tcW w:w="1707" w:type="dxa"/>
+            <w:tcBorders>
+              <w:top w:val="single" w:sz="4" w:space="0" w:color="000000"/>
+              <w:left w:val="single" w:sz="4" w:space="0" w:color="000000"/>
+              <w:bottom w:val="single" w:sz="4" w:space="0" w:color="000000"/>
+              <w:right w:val="single" w:sz="4" w:space="0" w:color="000000"/>
+            </w:tcBorders>
+            <w:tcMar>
+              <w:top w:w="60" w:type="dxa"/>
+              <w:left w:w="90" w:type="dxa"/>
+              <w:bottom w:w="60" w:type="dxa"/>
+              <w:right w:w="90" w:type="dxa"/>
+            </w:tcMar>
+          </w:tcPr>
+          <w:p>
+            <w:r>
+              <w:t>30 Sep 2026</w:t>
+            </w:r>
+          </w:p>
+          <w:p>
+            <w:r>
+              <w:t>Alexander (A)</w:t>
+            </w:r>
+          </w:p>
+          <w:p>
+            <w:r>
+              <w:t>Claude (Anthropic)</w:t>
+            </w:r>
+          </w:p>
+        </w:tc>
+        <w:tc>
+          <w:tcPr>
+            <w:tcW w:w="2911" w:type="dxa"/>
+            <w:tcBorders>
+              <w:top w:val="single" w:sz="4" w:space="0" w:color="000000"/>
+              <w:left w:val="single" w:sz="4" w:space="0" w:color="000000"/>
+              <w:bottom w:val="single" w:sz="4" w:space="0" w:color="000000"/>
+              <w:right w:val="single" w:sz="4" w:space="0" w:color="000000"/>
+            </w:tcBorders>
+            <w:tcMar>
+              <w:top w:w="60" w:type="dxa"/>
+              <w:left w:w="90" w:type="dxa"/>
+              <w:bottom w:w="60" w:type="dxa"/>
+              <w:right w:w="90" w:type="dxa"/>
+            </w:tcMar>
+          </w:tcPr>
+          <w:p>
+            <w:r>
+              <w:t xml:space="preserve">Repository review. Read Person C's files to list what Person C still needed. Found that </w:t>
+            </w:r>
+            <w:proofErr w:type="spellStart"/>
+            <w:proofErr w:type="gramStart"/>
+            <w:r>
+              <w:rPr>
+                <w:rFonts w:ascii="Consolas" w:eastAsia="Consolas" w:hAnsi="Consolas" w:cs="Consolas"/>
+              </w:rPr>
+              <w:t>score.R</w:t>
+            </w:r>
+            <w:proofErr w:type="spellEnd"/>
+            <w:proofErr w:type="gramEnd"/>
+            <w:r>
+              <w:t xml:space="preserve">, </w:t>
+            </w:r>
+            <w:proofErr w:type="spellStart"/>
+            <w:r>
+              <w:rPr>
+                <w:rFonts w:ascii="Consolas" w:eastAsia="Consolas" w:hAnsi="Consolas" w:cs="Consolas"/>
+              </w:rPr>
+              <w:t>fairness_</w:t>
+            </w:r>
+            <w:proofErr w:type="gramStart"/>
+            <w:r>
+              <w:rPr>
+                <w:rFonts w:ascii="Consolas" w:eastAsia="Consolas" w:hAnsi="Consolas" w:cs="Consolas"/>
+              </w:rPr>
+              <w:t>check.R</w:t>
+            </w:r>
+            <w:proofErr w:type="spellEnd"/>
+            <w:proofErr w:type="gramEnd"/>
+            <w:r>
+              <w:t xml:space="preserve"> and </w:t>
+            </w:r>
+            <w:proofErr w:type="spellStart"/>
+            <w:r>
+              <w:rPr>
+                <w:rFonts w:ascii="Consolas" w:eastAsia="Consolas" w:hAnsi="Consolas" w:cs="Consolas"/>
+              </w:rPr>
+              <w:t>check_app_matches_</w:t>
+            </w:r>
+            <w:proofErr w:type="gramStart"/>
+            <w:r>
+              <w:rPr>
+                <w:rFonts w:ascii="Consolas" w:eastAsia="Consolas" w:hAnsi="Consolas" w:cs="Consolas"/>
+              </w:rPr>
+              <w:t>model.R</w:t>
+            </w:r>
+            <w:proofErr w:type="spellEnd"/>
+            <w:proofErr w:type="gramEnd"/>
+            <w:r>
+              <w:t xml:space="preserve"> expect a single binary output column </w:t>
+            </w:r>
+            <w:proofErr w:type="gramStart"/>
+            <w:r>
+              <w:t>(</w:t>
+            </w:r>
+            <w:r>
+              <w:rPr>
+                <w:rFonts w:ascii="Consolas" w:eastAsia="Consolas" w:hAnsi="Consolas" w:cs="Consolas"/>
+              </w:rPr>
+              <w:t>.</w:t>
+            </w:r>
+            <w:proofErr w:type="spellStart"/>
+            <w:r>
+              <w:rPr>
+                <w:rFonts w:ascii="Consolas" w:eastAsia="Consolas" w:hAnsi="Consolas" w:cs="Consolas"/>
+              </w:rPr>
+              <w:t>pred</w:t>
+            </w:r>
+            <w:proofErr w:type="gramEnd"/>
+            <w:r>
+              <w:rPr>
+                <w:rFonts w:ascii="Consolas" w:eastAsia="Consolas" w:hAnsi="Consolas" w:cs="Consolas"/>
+              </w:rPr>
+              <w:t>_insecure</w:t>
+            </w:r>
+            <w:proofErr w:type="spellEnd"/>
+            <w:r>
+              <w:t>), while the Task 1 models predict three tiers.</w:t>
+            </w:r>
+          </w:p>
+        </w:tc>
+        <w:tc>
+          <w:tcPr>
+            <w:tcW w:w="1897" w:type="dxa"/>
+            <w:tcBorders>
+              <w:top w:val="single" w:sz="4" w:space="0" w:color="000000"/>
+              <w:left w:val="single" w:sz="4" w:space="0" w:color="000000"/>
+              <w:bottom w:val="single" w:sz="4" w:space="0" w:color="000000"/>
+              <w:right w:val="single" w:sz="4" w:space="0" w:color="000000"/>
+            </w:tcBorders>
+            <w:tcMar>
+              <w:top w:w="60" w:type="dxa"/>
+              <w:left w:w="90" w:type="dxa"/>
+              <w:bottom w:w="60" w:type="dxa"/>
+              <w:right w:w="90" w:type="dxa"/>
+            </w:tcMar>
+          </w:tcPr>
+          <w:p>
+            <w:r>
+              <w:t xml:space="preserve">Found by reading the code and confirmed against the live repository (the column name is set in </w:t>
+            </w:r>
+            <w:r>
+              <w:rPr>
+                <w:rFonts w:ascii="Consolas" w:eastAsia="Consolas" w:hAnsi="Consolas" w:cs="Consolas"/>
+              </w:rPr>
+              <w:t>app/R/</w:t>
+            </w:r>
+            <w:proofErr w:type="spellStart"/>
+            <w:proofErr w:type="gramStart"/>
+            <w:r>
+              <w:rPr>
+                <w:rFonts w:ascii="Consolas" w:eastAsia="Consolas" w:hAnsi="Consolas" w:cs="Consolas"/>
+              </w:rPr>
+              <w:t>score.R</w:t>
+            </w:r>
+            <w:proofErr w:type="spellEnd"/>
+            <w:proofErr w:type="gramEnd"/>
+            <w:r>
+              <w:t>).</w:t>
+            </w:r>
+          </w:p>
+        </w:tc>
+        <w:tc>
+          <w:tcPr>
+            <w:tcW w:w="1803" w:type="dxa"/>
+            <w:tcBorders>
+              <w:top w:val="single" w:sz="4" w:space="0" w:color="000000"/>
+              <w:left w:val="single" w:sz="4" w:space="0" w:color="000000"/>
+              <w:bottom w:val="single" w:sz="4" w:space="0" w:color="000000"/>
+              <w:right w:val="single" w:sz="4" w:space="0" w:color="000000"/>
+            </w:tcBorders>
+            <w:tcMar>
+              <w:top w:w="60" w:type="dxa"/>
+              <w:left w:w="90" w:type="dxa"/>
+              <w:bottom w:w="60" w:type="dxa"/>
+              <w:right w:w="90" w:type="dxa"/>
+            </w:tcMar>
+          </w:tcPr>
+          <w:p>
+            <w:r>
+              <w:t>The mismatch was resolved with the binary model in AI-A4.</w:t>
+            </w:r>
+          </w:p>
+        </w:tc>
+      </w:tr>
+      <w:tr>
+        <w:trPr>
+          <w:cantSplit/>
+        </w:trPr>
+        <w:tc>
+          <w:tcPr>
+            <w:tcW w:w="708" w:type="dxa"/>
+            <w:tcBorders>
+              <w:top w:val="single" w:sz="4" w:space="0" w:color="000000"/>
+              <w:left w:val="single" w:sz="4" w:space="0" w:color="000000"/>
+              <w:bottom w:val="single" w:sz="4" w:space="0" w:color="000000"/>
+              <w:right w:val="single" w:sz="4" w:space="0" w:color="000000"/>
+            </w:tcBorders>
+            <w:tcMar>
+              <w:top w:w="60" w:type="dxa"/>
+              <w:left w:w="90" w:type="dxa"/>
+              <w:bottom w:w="60" w:type="dxa"/>
+              <w:right w:w="90" w:type="dxa"/>
+            </w:tcMar>
+          </w:tcPr>
+          <w:p>
+            <w:r>
+              <w:lastRenderedPageBreak/>
+              <w:t>AI-A4</w:t>
+            </w:r>
+          </w:p>
+        </w:tc>
+        <w:tc>
+          <w:tcPr>
+            <w:tcW w:w="1707" w:type="dxa"/>
+            <w:tcBorders>
+              <w:top w:val="single" w:sz="4" w:space="0" w:color="000000"/>
+              <w:left w:val="single" w:sz="4" w:space="0" w:color="000000"/>
+              <w:bottom w:val="single" w:sz="4" w:space="0" w:color="000000"/>
+              <w:right w:val="single" w:sz="4" w:space="0" w:color="000000"/>
+            </w:tcBorders>
+            <w:tcMar>
+              <w:top w:w="60" w:type="dxa"/>
+              <w:left w:w="90" w:type="dxa"/>
+              <w:bottom w:w="60" w:type="dxa"/>
+              <w:right w:w="90" w:type="dxa"/>
+            </w:tcMar>
+          </w:tcPr>
+          <w:p>
+            <w:r>
+              <w:t>1 Oct 2026</w:t>
+            </w:r>
+          </w:p>
+          <w:p>
+            <w:r>
+              <w:t>Alexander (A)</w:t>
+            </w:r>
+          </w:p>
+          <w:p>
+            <w:r>
+              <w:t>Claude (Anthropic)</w:t>
+            </w:r>
+          </w:p>
+        </w:tc>
+        <w:tc>
+          <w:tcPr>
+            <w:tcW w:w="2911" w:type="dxa"/>
+            <w:tcBorders>
+              <w:top w:val="single" w:sz="4" w:space="0" w:color="000000"/>
+              <w:left w:val="single" w:sz="4" w:space="0" w:color="000000"/>
+              <w:bottom w:val="single" w:sz="4" w:space="0" w:color="000000"/>
+              <w:right w:val="single" w:sz="4" w:space="0" w:color="000000"/>
+            </w:tcBorders>
+            <w:tcMar>
+              <w:top w:w="60" w:type="dxa"/>
+              <w:left w:w="90" w:type="dxa"/>
+              <w:bottom w:w="60" w:type="dxa"/>
+              <w:right w:w="90" w:type="dxa"/>
+            </w:tcMar>
+          </w:tcPr>
+          <w:p>
+            <w:r>
+              <w:t xml:space="preserve">Binary model for the app. Added a section to the notebook that fits a regularised logistic regression on </w:t>
+            </w:r>
+            <w:proofErr w:type="spellStart"/>
+            <w:r>
+              <w:rPr>
+                <w:rFonts w:ascii="Consolas" w:eastAsia="Consolas" w:hAnsi="Consolas" w:cs="Consolas"/>
+              </w:rPr>
+              <w:t>Food_Insecure_Binary</w:t>
+            </w:r>
+            <w:proofErr w:type="spellEnd"/>
+            <w:r>
+              <w:t xml:space="preserve">, with the levels relabelled so that the output column is </w:t>
+            </w:r>
+            <w:proofErr w:type="gramStart"/>
+            <w:r>
+              <w:t xml:space="preserve">exactly </w:t>
+            </w:r>
+            <w:r>
+              <w:rPr>
+                <w:rFonts w:ascii="Consolas" w:eastAsia="Consolas" w:hAnsi="Consolas" w:cs="Consolas"/>
+              </w:rPr>
+              <w:t>.</w:t>
+            </w:r>
+            <w:proofErr w:type="spellStart"/>
+            <w:r>
+              <w:rPr>
+                <w:rFonts w:ascii="Consolas" w:eastAsia="Consolas" w:hAnsi="Consolas" w:cs="Consolas"/>
+              </w:rPr>
+              <w:t>pred</w:t>
+            </w:r>
+            <w:proofErr w:type="gramEnd"/>
+            <w:r>
+              <w:rPr>
+                <w:rFonts w:ascii="Consolas" w:eastAsia="Consolas" w:hAnsi="Consolas" w:cs="Consolas"/>
+              </w:rPr>
+              <w:t>_</w:t>
+            </w:r>
+            <w:proofErr w:type="gramStart"/>
+            <w:r>
+              <w:rPr>
+                <w:rFonts w:ascii="Consolas" w:eastAsia="Consolas" w:hAnsi="Consolas" w:cs="Consolas"/>
+              </w:rPr>
+              <w:t>insecure</w:t>
+            </w:r>
+            <w:proofErr w:type="spellEnd"/>
+            <w:r>
+              <w:t>, and</w:t>
+            </w:r>
+            <w:proofErr w:type="gramEnd"/>
+            <w:r>
+              <w:t xml:space="preserve"> exports it as </w:t>
+            </w:r>
+            <w:proofErr w:type="spellStart"/>
+            <w:r>
+              <w:rPr>
+                <w:rFonts w:ascii="Consolas" w:eastAsia="Consolas" w:hAnsi="Consolas" w:cs="Consolas"/>
+              </w:rPr>
+              <w:t>final_workflow_binary.rds</w:t>
+            </w:r>
+            <w:proofErr w:type="spellEnd"/>
+            <w:r>
+              <w:t xml:space="preserve">. </w:t>
+            </w:r>
+          </w:p>
+        </w:tc>
+        <w:tc>
+          <w:tcPr>
+            <w:tcW w:w="1897" w:type="dxa"/>
+            <w:tcBorders>
+              <w:top w:val="single" w:sz="4" w:space="0" w:color="000000"/>
+              <w:left w:val="single" w:sz="4" w:space="0" w:color="000000"/>
+              <w:bottom w:val="single" w:sz="4" w:space="0" w:color="000000"/>
+              <w:right w:val="single" w:sz="4" w:space="0" w:color="000000"/>
+            </w:tcBorders>
+            <w:tcMar>
+              <w:top w:w="60" w:type="dxa"/>
+              <w:left w:w="90" w:type="dxa"/>
+              <w:bottom w:w="60" w:type="dxa"/>
+              <w:right w:w="90" w:type="dxa"/>
+            </w:tcMar>
+          </w:tcPr>
+          <w:p>
+            <w:proofErr w:type="spellStart"/>
+            <w:r>
+              <w:rPr>
+                <w:rFonts w:ascii="Consolas" w:eastAsia="Consolas" w:hAnsi="Consolas" w:cs="Consolas"/>
+              </w:rPr>
+              <w:t>stopifnot</w:t>
+            </w:r>
+            <w:proofErr w:type="spellEnd"/>
+            <w:r>
+              <w:t xml:space="preserve"> confirms </w:t>
+            </w:r>
+            <w:proofErr w:type="gramStart"/>
+            <w:r>
+              <w:t xml:space="preserve">that </w:t>
+            </w:r>
+            <w:r>
+              <w:rPr>
+                <w:rFonts w:ascii="Consolas" w:eastAsia="Consolas" w:hAnsi="Consolas" w:cs="Consolas"/>
+              </w:rPr>
+              <w:t>.</w:t>
+            </w:r>
+            <w:proofErr w:type="spellStart"/>
+            <w:r>
+              <w:rPr>
+                <w:rFonts w:ascii="Consolas" w:eastAsia="Consolas" w:hAnsi="Consolas" w:cs="Consolas"/>
+              </w:rPr>
+              <w:t>pred</w:t>
+            </w:r>
+            <w:proofErr w:type="gramEnd"/>
+            <w:r>
+              <w:rPr>
+                <w:rFonts w:ascii="Consolas" w:eastAsia="Consolas" w:hAnsi="Consolas" w:cs="Consolas"/>
+              </w:rPr>
+              <w:t>_insecure</w:t>
+            </w:r>
+            <w:proofErr w:type="spellEnd"/>
+            <w:r>
+              <w:t xml:space="preserve"> exists before export. Alexander ran the section in RStudio. </w:t>
+            </w:r>
+          </w:p>
+          <w:p>
+            <w:pPr>
+              <w:jc w:val="right"/>
+            </w:pPr>
+          </w:p>
+        </w:tc>
+        <w:tc>
+          <w:tcPr>
+            <w:tcW w:w="1803" w:type="dxa"/>
+            <w:tcBorders>
+              <w:top w:val="single" w:sz="4" w:space="0" w:color="000000"/>
+              <w:left w:val="single" w:sz="4" w:space="0" w:color="000000"/>
+              <w:bottom w:val="single" w:sz="4" w:space="0" w:color="000000"/>
+              <w:right w:val="single" w:sz="4" w:space="0" w:color="000000"/>
+            </w:tcBorders>
+            <w:tcMar>
+              <w:top w:w="60" w:type="dxa"/>
+              <w:left w:w="90" w:type="dxa"/>
+              <w:bottom w:w="60" w:type="dxa"/>
+              <w:right w:w="90" w:type="dxa"/>
+            </w:tcMar>
+          </w:tcPr>
+          <w:p>
+            <w:r>
+              <w:t>Alexander ran and exported the model and pushed it to the repository. The three-tier models remained the Task 1 models; the final model and the threshold were Person B's decisions.</w:t>
+            </w:r>
+          </w:p>
+          <w:p/>
+          <w:p>
+            <w:pPr>
+              <w:jc w:val="center"/>
+            </w:pPr>
+          </w:p>
+        </w:tc>
+      </w:tr>
+      <w:tr>
+        <w:trPr>
+          <w:cantSplit/>
+        </w:trPr>
+        <w:tc>
+          <w:tcPr>
+            <w:tcW w:w="708" w:type="dxa"/>
+            <w:tcBorders>
+              <w:top w:val="single" w:sz="4" w:space="0" w:color="000000"/>
+              <w:left w:val="single" w:sz="4" w:space="0" w:color="000000"/>
+              <w:bottom w:val="single" w:sz="4" w:space="0" w:color="000000"/>
+              <w:right w:val="single" w:sz="4" w:space="0" w:color="000000"/>
+            </w:tcBorders>
+            <w:tcMar>
+              <w:top w:w="60" w:type="dxa"/>
+              <w:left w:w="90" w:type="dxa"/>
+              <w:bottom w:w="60" w:type="dxa"/>
+              <w:right w:w="90" w:type="dxa"/>
+            </w:tcMar>
+          </w:tcPr>
+          <w:p>
+            <w:r>
+              <w:t>AI-A5</w:t>
+            </w:r>
+          </w:p>
+        </w:tc>
+        <w:tc>
+          <w:tcPr>
+            <w:tcW w:w="1707" w:type="dxa"/>
+            <w:tcBorders>
+              <w:top w:val="single" w:sz="4" w:space="0" w:color="000000"/>
+              <w:left w:val="single" w:sz="4" w:space="0" w:color="000000"/>
+              <w:bottom w:val="single" w:sz="4" w:space="0" w:color="000000"/>
+              <w:right w:val="single" w:sz="4" w:space="0" w:color="000000"/>
+            </w:tcBorders>
+            <w:tcMar>
+              <w:top w:w="60" w:type="dxa"/>
+              <w:left w:w="90" w:type="dxa"/>
+              <w:bottom w:w="60" w:type="dxa"/>
+              <w:right w:w="90" w:type="dxa"/>
+            </w:tcMar>
+          </w:tcPr>
+          <w:p>
+            <w:r>
+              <w:t>1 Oct 2026</w:t>
+            </w:r>
+          </w:p>
+          <w:p>
+            <w:r>
+              <w:t>Alexander (A)</w:t>
+            </w:r>
+          </w:p>
+          <w:p>
+            <w:r>
+              <w:t>Claude (Anthropic)</w:t>
+            </w:r>
+          </w:p>
+        </w:tc>
+        <w:tc>
+          <w:tcPr>
+            <w:tcW w:w="2911" w:type="dxa"/>
+            <w:tcBorders>
+              <w:top w:val="single" w:sz="4" w:space="0" w:color="000000"/>
+              <w:left w:val="single" w:sz="4" w:space="0" w:color="000000"/>
+              <w:bottom w:val="single" w:sz="4" w:space="0" w:color="000000"/>
+              <w:right w:val="single" w:sz="4" w:space="0" w:color="000000"/>
+            </w:tcBorders>
+            <w:tcMar>
+              <w:top w:w="60" w:type="dxa"/>
+              <w:left w:w="90" w:type="dxa"/>
+              <w:bottom w:w="60" w:type="dxa"/>
+              <w:right w:w="90" w:type="dxa"/>
+            </w:tcMar>
+          </w:tcPr>
+          <w:p>
+            <w:r>
+              <w:t>Notebook editing and repository set-up.</w:t>
+            </w:r>
+            <w:r>
+              <w:t xml:space="preserve"> Shortened and simplified the notebook's explanatory text and comments before it went into the repository (the code was not changed). Explained how to copy files into the cloned repository, commit and push with GitHub Desktop, and how to create </w:t>
+            </w:r>
+            <w:proofErr w:type="spellStart"/>
+            <w:proofErr w:type="gramStart"/>
+            <w:r>
+              <w:rPr>
+                <w:rFonts w:ascii="Consolas" w:eastAsia="Consolas" w:hAnsi="Consolas" w:cs="Consolas"/>
+              </w:rPr>
+              <w:t>renv.lock</w:t>
+            </w:r>
+            <w:proofErr w:type="spellEnd"/>
+            <w:proofErr w:type="gramEnd"/>
+            <w:r>
+              <w:t xml:space="preserve"> with </w:t>
+            </w:r>
+            <w:proofErr w:type="spellStart"/>
+            <w:proofErr w:type="gramStart"/>
+            <w:r>
+              <w:rPr>
+                <w:rFonts w:ascii="Consolas" w:eastAsia="Consolas" w:hAnsi="Consolas" w:cs="Consolas"/>
+              </w:rPr>
+              <w:t>renv</w:t>
+            </w:r>
+            <w:proofErr w:type="spellEnd"/>
+            <w:r>
+              <w:rPr>
+                <w:rFonts w:ascii="Consolas" w:eastAsia="Consolas" w:hAnsi="Consolas" w:cs="Consolas"/>
+              </w:rPr>
+              <w:t>::</w:t>
+            </w:r>
+            <w:proofErr w:type="spellStart"/>
+            <w:r>
+              <w:rPr>
+                <w:rFonts w:ascii="Consolas" w:eastAsia="Consolas" w:hAnsi="Consolas" w:cs="Consolas"/>
+              </w:rPr>
+              <w:t>init</w:t>
+            </w:r>
+            <w:proofErr w:type="spellEnd"/>
+            <w:r>
+              <w:rPr>
+                <w:rFonts w:ascii="Consolas" w:eastAsia="Consolas" w:hAnsi="Consolas" w:cs="Consolas"/>
+              </w:rPr>
+              <w:t>(</w:t>
+            </w:r>
+            <w:proofErr w:type="gramEnd"/>
+            <w:r>
+              <w:rPr>
+                <w:rFonts w:ascii="Consolas" w:eastAsia="Consolas" w:hAnsi="Consolas" w:cs="Consolas"/>
+              </w:rPr>
+              <w:t>)</w:t>
+            </w:r>
+            <w:r>
+              <w:t>.</w:t>
+            </w:r>
+          </w:p>
+          <w:p/>
+        </w:tc>
+        <w:tc>
+          <w:tcPr>
+            <w:tcW w:w="1897" w:type="dxa"/>
+            <w:tcBorders>
+              <w:top w:val="single" w:sz="4" w:space="0" w:color="000000"/>
+              <w:left w:val="single" w:sz="4" w:space="0" w:color="000000"/>
+              <w:bottom w:val="single" w:sz="4" w:space="0" w:color="000000"/>
+              <w:right w:val="single" w:sz="4" w:space="0" w:color="000000"/>
+            </w:tcBorders>
+            <w:tcMar>
+              <w:top w:w="60" w:type="dxa"/>
+              <w:left w:w="90" w:type="dxa"/>
+              <w:bottom w:w="60" w:type="dxa"/>
+              <w:right w:w="90" w:type="dxa"/>
+            </w:tcMar>
+          </w:tcPr>
+          <w:p>
+            <w:r>
+              <w:t xml:space="preserve">Chunk fences counted by script; Alexander re-knitted the notebook. The live repository was re-checked for the data folders, the notebook version and </w:t>
+            </w:r>
+            <w:proofErr w:type="spellStart"/>
+            <w:proofErr w:type="gramStart"/>
+            <w:r>
+              <w:rPr>
+                <w:rFonts w:ascii="Consolas" w:eastAsia="Consolas" w:hAnsi="Consolas" w:cs="Consolas"/>
+              </w:rPr>
+              <w:t>renv.lock</w:t>
+            </w:r>
+            <w:proofErr w:type="spellEnd"/>
+            <w:proofErr w:type="gramEnd"/>
+            <w:r>
+              <w:t xml:space="preserve"> (which lists </w:t>
+            </w:r>
+            <w:proofErr w:type="spellStart"/>
+            <w:r>
+              <w:t>tidymodels</w:t>
+            </w:r>
+            <w:proofErr w:type="spellEnd"/>
+            <w:r>
+              <w:t xml:space="preserve">, shiny, </w:t>
+            </w:r>
+            <w:proofErr w:type="spellStart"/>
+            <w:r>
+              <w:t>glmnet</w:t>
+            </w:r>
+            <w:proofErr w:type="spellEnd"/>
+            <w:r>
+              <w:t xml:space="preserve">, ranger, </w:t>
+            </w:r>
+            <w:proofErr w:type="spellStart"/>
+            <w:r>
+              <w:t>rpart</w:t>
+            </w:r>
+            <w:proofErr w:type="spellEnd"/>
+            <w:r>
+              <w:t xml:space="preserve"> and </w:t>
+            </w:r>
+            <w:proofErr w:type="spellStart"/>
+            <w:r>
+              <w:t>knitr</w:t>
+            </w:r>
+            <w:proofErr w:type="spellEnd"/>
+            <w:r>
+              <w:t xml:space="preserve">). </w:t>
+            </w:r>
+          </w:p>
+        </w:tc>
+        <w:tc>
+          <w:tcPr>
+            <w:tcW w:w="1803" w:type="dxa"/>
+            <w:tcBorders>
+              <w:top w:val="single" w:sz="4" w:space="0" w:color="000000"/>
+              <w:left w:val="single" w:sz="4" w:space="0" w:color="000000"/>
+              <w:bottom w:val="single" w:sz="4" w:space="0" w:color="000000"/>
+              <w:right w:val="single" w:sz="4" w:space="0" w:color="000000"/>
+            </w:tcBorders>
+            <w:tcMar>
+              <w:top w:w="60" w:type="dxa"/>
+              <w:left w:w="90" w:type="dxa"/>
+              <w:bottom w:w="60" w:type="dxa"/>
+              <w:right w:w="90" w:type="dxa"/>
+            </w:tcMar>
+          </w:tcPr>
+          <w:p>
+            <w:r>
+              <w:t xml:space="preserve">Alexander made every commit and push himself. The first </w:t>
+            </w:r>
+            <w:proofErr w:type="spellStart"/>
+            <w:proofErr w:type="gramStart"/>
+            <w:r>
+              <w:rPr>
+                <w:rFonts w:ascii="Consolas" w:eastAsia="Consolas" w:hAnsi="Consolas" w:cs="Consolas"/>
+              </w:rPr>
+              <w:t>renv.lock</w:t>
+            </w:r>
+            <w:proofErr w:type="spellEnd"/>
+            <w:proofErr w:type="gramEnd"/>
+            <w:r>
+              <w:t>, made in the wrong folder, was not committed; the one in the repository was made in the repository project and was later adjusted for Windows by Timothy (AI-6).</w:t>
+            </w:r>
+          </w:p>
+        </w:tc>
+      </w:tr>
+      <w:tr>
+        <w:trPr>
+          <w:cantSplit/>
+        </w:trPr>
+        <w:tc>
+          <w:tcPr>
+            <w:tcW w:w="708" w:type="dxa"/>
+            <w:tcBorders>
+              <w:top w:val="single" w:sz="4" w:space="0" w:color="000000"/>
+              <w:left w:val="single" w:sz="4" w:space="0" w:color="000000"/>
+              <w:bottom w:val="single" w:sz="4" w:space="0" w:color="000000"/>
+              <w:right w:val="single" w:sz="4" w:space="0" w:color="000000"/>
+            </w:tcBorders>
+            <w:tcMar>
+              <w:top w:w="60" w:type="dxa"/>
+              <w:left w:w="90" w:type="dxa"/>
+              <w:bottom w:w="60" w:type="dxa"/>
+              <w:right w:w="90" w:type="dxa"/>
+            </w:tcMar>
+          </w:tcPr>
+          <w:p>
+            <w:r>
+              <w:lastRenderedPageBreak/>
+              <w:t>AI-A6</w:t>
+            </w:r>
+          </w:p>
+        </w:tc>
+        <w:tc>
+          <w:tcPr>
+            <w:tcW w:w="1707" w:type="dxa"/>
+            <w:tcBorders>
+              <w:top w:val="single" w:sz="4" w:space="0" w:color="000000"/>
+              <w:left w:val="single" w:sz="4" w:space="0" w:color="000000"/>
+              <w:bottom w:val="single" w:sz="4" w:space="0" w:color="000000"/>
+              <w:right w:val="single" w:sz="4" w:space="0" w:color="000000"/>
+            </w:tcBorders>
+            <w:tcMar>
+              <w:top w:w="60" w:type="dxa"/>
+              <w:left w:w="90" w:type="dxa"/>
+              <w:bottom w:w="60" w:type="dxa"/>
+              <w:right w:w="90" w:type="dxa"/>
+            </w:tcMar>
+          </w:tcPr>
+          <w:p>
+            <w:r>
+              <w:t>1 Oct 2026</w:t>
+            </w:r>
+          </w:p>
+          <w:p>
+            <w:r>
+              <w:t>Alexander (A)</w:t>
+            </w:r>
+          </w:p>
+          <w:p>
+            <w:r>
+              <w:t>Claude (Anthropic)</w:t>
+            </w:r>
+          </w:p>
+        </w:tc>
+        <w:tc>
+          <w:tcPr>
+            <w:tcW w:w="2911" w:type="dxa"/>
+            <w:tcBorders>
+              <w:top w:val="single" w:sz="4" w:space="0" w:color="000000"/>
+              <w:left w:val="single" w:sz="4" w:space="0" w:color="000000"/>
+              <w:bottom w:val="single" w:sz="4" w:space="0" w:color="000000"/>
+              <w:right w:val="single" w:sz="4" w:space="0" w:color="000000"/>
+            </w:tcBorders>
+            <w:tcMar>
+              <w:top w:w="60" w:type="dxa"/>
+              <w:left w:w="90" w:type="dxa"/>
+              <w:bottom w:w="60" w:type="dxa"/>
+              <w:right w:w="90" w:type="dxa"/>
+            </w:tcMar>
+          </w:tcPr>
+          <w:p>
+            <w:r>
+              <w:t>Report section (Task 1).</w:t>
+            </w:r>
+            <w:r>
+              <w:t xml:space="preserve"> Drafted the Task 1 section of the report as a Word document: problem framing, data split, predictors, the three techniques and their assumptions, validation design, final models, cross-validation results and reproducibility. Where a number was not yet available the assistant left a marked gap instead of estimating it.</w:t>
+            </w:r>
+          </w:p>
+        </w:tc>
+        <w:tc>
+          <w:tcPr>
+            <w:tcW w:w="1897" w:type="dxa"/>
+            <w:tcBorders>
+              <w:top w:val="single" w:sz="4" w:space="0" w:color="000000"/>
+              <w:left w:val="single" w:sz="4" w:space="0" w:color="000000"/>
+              <w:bottom w:val="single" w:sz="4" w:space="0" w:color="000000"/>
+              <w:right w:val="single" w:sz="4" w:space="0" w:color="000000"/>
+            </w:tcBorders>
+            <w:tcMar>
+              <w:top w:w="60" w:type="dxa"/>
+              <w:left w:w="90" w:type="dxa"/>
+              <w:bottom w:w="60" w:type="dxa"/>
+              <w:right w:w="90" w:type="dxa"/>
+            </w:tcMar>
+          </w:tcPr>
+          <w:p>
+            <w:r>
+              <w:t xml:space="preserve">Hyperparameters taken from </w:t>
+            </w:r>
+            <w:r>
+              <w:rPr>
+                <w:rFonts w:ascii="Consolas" w:eastAsia="Consolas" w:hAnsi="Consolas" w:cs="Consolas"/>
+              </w:rPr>
+              <w:t>model_parameter_table.csv</w:t>
+            </w:r>
+            <w:r>
+              <w:t>; the cross-validated ROC-AUC values (forest 0.673, logistic 0.669, tree 0.658) and the multicollinearity check (R-squared 0.064, VIF 1.07) pasted from Alexander's own R Studio output; class counts from the Milestone 2 dataset; document rendered and read.</w:t>
+            </w:r>
+          </w:p>
+        </w:tc>
+        <w:tc>
+          <w:tcPr>
+            <w:tcW w:w="1803" w:type="dxa"/>
+            <w:tcBorders>
+              <w:top w:val="single" w:sz="4" w:space="0" w:color="000000"/>
+              <w:left w:val="single" w:sz="4" w:space="0" w:color="000000"/>
+              <w:bottom w:val="single" w:sz="4" w:space="0" w:color="000000"/>
+              <w:right w:val="single" w:sz="4" w:space="0" w:color="000000"/>
+            </w:tcBorders>
+            <w:tcMar>
+              <w:top w:w="60" w:type="dxa"/>
+              <w:left w:w="90" w:type="dxa"/>
+              <w:bottom w:w="60" w:type="dxa"/>
+              <w:right w:w="90" w:type="dxa"/>
+            </w:tcMar>
+          </w:tcPr>
+          <w:p>
+            <w:r>
+              <w:t>Alexander reviewed the text and the group used it as the starting point for the compiled report. Which model is best was left to Person B's evaluation.</w:t>
+            </w:r>
+          </w:p>
+        </w:tc>
+      </w:tr>
+      <w:tr>
+        <w:trPr>
+          <w:cantSplit/>
+        </w:trPr>
+        <w:tc>
+          <w:tcPr>
+            <w:tcW w:w="708" w:type="dxa"/>
+            <w:tcBorders>
+              <w:top w:val="single" w:sz="4" w:space="0" w:color="000000"/>
+              <w:left w:val="single" w:sz="4" w:space="0" w:color="000000"/>
+              <w:bottom w:val="single" w:sz="4" w:space="0" w:color="000000"/>
+              <w:right w:val="single" w:sz="4" w:space="0" w:color="000000"/>
+            </w:tcBorders>
+            <w:tcMar>
+              <w:top w:w="60" w:type="dxa"/>
+              <w:left w:w="90" w:type="dxa"/>
+              <w:bottom w:w="60" w:type="dxa"/>
+              <w:right w:w="90" w:type="dxa"/>
+            </w:tcMar>
+          </w:tcPr>
+          <w:p>
+            <w:r>
               <w:t>AI-B</w:t>
             </w:r>
           </w:p>
@@ -6221,28 +4690,16 @@
           </w:tcPr>
           <w:p>
             <w:r>
-              <w:rPr>
-                <w:sz w:val="22"/>
-                <w:szCs w:val="22"/>
-              </w:rPr>
               <w:t>2–5 Oct 2026</w:t>
             </w:r>
           </w:p>
           <w:p>
             <w:r>
-              <w:rPr>
-                <w:sz w:val="22"/>
-                <w:szCs w:val="22"/>
-              </w:rPr>
               <w:t>Rudi (B)</w:t>
             </w:r>
           </w:p>
           <w:p>
             <w:r>
-              <w:rPr>
-                <w:sz w:val="22"/>
-                <w:szCs w:val="22"/>
-              </w:rPr>
               <w:t>Claude (Anthropic)</w:t>
             </w:r>
           </w:p>
@@ -6265,18 +4722,7 @@
           </w:tcPr>
           <w:p>
             <w:r>
-              <w:rPr>
-                <w:sz w:val="22"/>
-                <w:szCs w:val="22"/>
-              </w:rPr>
-              <w:t>Evaluation and interpretation.</w:t>
-            </w:r>
-            <w:r>
-              <w:rPr>
-                <w:sz w:val="22"/>
-                <w:szCs w:val="22"/>
-              </w:rPr>
-              <w:t xml:space="preserve"> Coding and writing assistant for Tasks 2 and 3: used to plan the Person B tasks, to draft and debug R code in the evaluation notebook, and to help draft the text of the Task 2 and Task 3 sections.</w:t>
+              <w:t>Evaluation and interpretation. Coding and writing assistant for Tasks 2 and 3: used to plan the Person B tasks, to draft and debug R code in the evaluation notebook, and to help draft the text of the Task 2 and Task 3 sections.</w:t>
             </w:r>
           </w:p>
         </w:tc>
@@ -6298,10 +4744,6 @@
           </w:tcPr>
           <w:p>
             <w:r>
-              <w:rPr>
-                <w:sz w:val="22"/>
-                <w:szCs w:val="22"/>
-              </w:rPr>
               <w:t>Every number, table and figure in these sections was generated by running the notebook on the team's data; the text was checked against those outputs before submission.</w:t>
             </w:r>
           </w:p>
@@ -6324,10 +4766,6 @@
           </w:tcPr>
           <w:p>
             <w:r>
-              <w:rPr>
-                <w:sz w:val="22"/>
-                <w:szCs w:val="22"/>
-              </w:rPr>
               <w:t>Rudi reviewed and approved all analysis decisions, including the choice of metrics, the threshold rule and the final model. Responsibility for the content rests with the author.</w:t>
             </w:r>
           </w:p>
@@ -6342,8 +4780,6 @@
         <w:rPr>
           <w:i/>
           <w:iCs/>
-          <w:sz w:val="22"/>
-          <w:szCs w:val="22"/>
         </w:rPr>
         <w:t>Table 2. Responsible AI usage log for Milestone 3.</w:t>
       </w:r>
@@ -6361,11 +4797,16 @@
         <w:spacing w:after="120" w:line="276" w:lineRule="auto"/>
       </w:pPr>
       <w:r>
-        <w:t xml:space="preserve">The following paragraph is the AI acknowledgement section of the compiled Milestone 3 report </w:t>
+        <w:t xml:space="preserve">The following paragraph is the AI acknowledgement section of the compiled Milestone 3 </w:t>
+      </w:r>
+      <w:proofErr w:type="gramStart"/>
+      <w:r>
+        <w:t xml:space="preserve">report </w:t>
       </w:r>
       <w:r>
         <w:t>.</w:t>
       </w:r>
+      <w:proofErr w:type="gramEnd"/>
       <w:r>
         <w:t xml:space="preserve"> </w:t>
       </w:r>
@@ -6376,82 +4817,35 @@
         <w:ind w:left="160" w:right="160"/>
       </w:pPr>
       <w:r>
-        <w:rPr>
-          <w:sz w:val="22"/>
-          <w:szCs w:val="22"/>
-        </w:rPr>
-        <w:t>Acknowledgement of AI use.</w:t>
+        <w:t>Acknowledgement of AI use. Generative AI was used in this milestone. Timothy Wubbeling (Person C) used Claude (Anthropic), through the Claude desktop application, as a coding and writing assistant. It was used to plan the Person C tasks; to</w:t>
       </w:r>
       <w:r>
-        <w:rPr>
-          <w:sz w:val="22"/>
-          <w:szCs w:val="22"/>
-        </w:rPr>
-        <w:t xml:space="preserve"> Generative AI was used in this milestone. Timothy Wubbeling (Person C) used Claude (Anthropic), through the Claude desktop application, as a coding and writing assistant. It was used to plan the Person C tasks; to</w:t>
-      </w:r>
-      <w:r>
-        <w:rPr>
-          <w:sz w:val="22"/>
-          <w:szCs w:val="22"/>
-        </w:rPr>
         <w:t xml:space="preserve"> give guidance on the</w:t>
       </w:r>
       <w:r>
-        <w:rPr>
-          <w:sz w:val="22"/>
-          <w:szCs w:val="22"/>
-        </w:rPr>
         <w:t xml:space="preserve"> draft and debug the R code for the Shiny app (input validation, scoring and explanations, drift monitoring), the consistency and fairness checks and the Person C and merged notebooks; to set up the repository and fix the package environment; to</w:t>
       </w:r>
       <w:r>
-        <w:rPr>
-          <w:sz w:val="22"/>
-          <w:szCs w:val="22"/>
-        </w:rPr>
         <w:t xml:space="preserve"> guide Timothy on how to create the</w:t>
       </w:r>
       <w:r>
-        <w:rPr>
-          <w:sz w:val="22"/>
-          <w:szCs w:val="22"/>
-        </w:rPr>
         <w:t xml:space="preserve"> draft </w:t>
       </w:r>
       <w:r>
-        <w:rPr>
-          <w:sz w:val="22"/>
-          <w:szCs w:val="22"/>
-        </w:rPr>
         <w:t xml:space="preserve">of </w:t>
       </w:r>
       <w:r>
-        <w:rPr>
-          <w:sz w:val="22"/>
-          <w:szCs w:val="22"/>
-        </w:rPr>
         <w:t>the deplo</w:t>
       </w:r>
       <w:r>
-        <w:rPr>
-          <w:sz w:val="22"/>
-          <w:szCs w:val="22"/>
-        </w:rPr>
         <w:t>yment</w:t>
       </w:r>
       <w:r>
-        <w:rPr>
-          <w:sz w:val="22"/>
-          <w:szCs w:val="22"/>
-        </w:rPr>
-        <w:t xml:space="preserve">, monitoring and ethics sections, and the workflow diagram. All AI-assisted code was run and tested on the project data, and every reported number was checked against the notebooks' outputs. Rudi du Plessis (Tasks 2 and 3) used Claude (Anthropic) as a coding and writing assistant. It was used to plan the Person B tasks; to draft and debug R code in the evaluation notebook and helped draft the text of the Task 2 and Task 3 sections. The author reviewed and approved all analysis decisions, including the choice of metrics, the threshold rule and the final model. Every number, table and figure in these sections was generated by running the notebook on the team's data. The text was checked against those outputs before submission. Responsibility for the content rests with the author. Alexander Solomon (Task 1) used Claude (Anthropic) as a coding and writing assistant. It was used to check the Milestone 3 work split against the verified Milestone 2 output; to explain tidymodels concepts and R error messages; to review the repository for what the deployment needed; to add the binary screening model to the modelling notebook; to simplify the notebook's explanatory text and set up the repository and renv; and to draft the Task 1 section of the report. Every figure was checked against the Milestone 2 dataset and his own R output, he ran and committed all code himself, and the choice of the final model was left to Person B's evaluation. </w:t>
+        <w:t xml:space="preserve">, monitoring and ethics sections, and the workflow diagram. All AI-assisted code was run and tested on the project data, and every reported number was checked against the </w:t>
       </w:r>
       <w:r>
-        <w:rPr>
-          <w:sz w:val="22"/>
-          <w:szCs w:val="22"/>
-        </w:rPr>
         <w:lastRenderedPageBreak/>
-        <w:t>The group takes full responsibility for the submitted work. Each use is recorded in the group's Ethics and Responsible AI Usage Log.</w:t>
+        <w:t>notebooks' outputs. Rudi du Plessis (Tasks 2 and 3) used Claude (Anthropic) as a coding and writing assistant. It was used to plan the Person B tasks; to draft and debug R code in the evaluation notebook and helped draft the text of the Task 2 and Task 3 sections. The author reviewed and approved all analysis decisions, including the choice of metrics, the threshold rule and the final model. Every number, table and figure in these sections was generated by running the notebook on the team's data. The text was checked against those outputs before submission. Responsibility for the content rests with the author. Alexander Solomon (Task 1) used Claude (Anthropic) as a coding and writing assistant. It was used to check the Milestone 3 work split against the verified Milestone 2 output; to explain tidymodels concepts and R error messages; to review the repository for what the deployment needed; to add the binary screening model to the modelling notebook; to simplify the notebook's explanatory text and set up the repository and renv; and to draft the Task 1 section of the report. Every figure was checked against the Milestone 2 dataset and his own R output, he ran and committed all code himself, and the choice of the final model was left to Person B's evaluation. The group takes full responsibility for the submitted work. Each use is recorded in the group's Ethics and Responsible AI Usage Log.</w:t>
       </w:r>
     </w:p>
     <w:p>
@@ -6472,11 +4866,7 @@
         <w:spacing w:after="60" w:line="264" w:lineRule="auto"/>
       </w:pPr>
       <w:r>
-        <w:rPr/>
-        <w:t>Data shared.</w:t>
-      </w:r>
-      <w:r>
-        <w:t xml:space="preserve"> The assistant worked inside Timothy's project folder, which contains the de-identified Stats SA survey extracts used by the whole class (no names, addresses or contact details) and the group's code and reports. No other personal information was shared.</w:t>
+        <w:t>Data shared. The assistant worked inside Timothy's project folder, which contains the de-identified Stats SA survey extracts used by the whole class (no names, addresses or contact details) and the group's code and reports. No other personal information was shared.</w:t>
       </w:r>
     </w:p>
     <w:p>
@@ -6489,11 +4879,7 @@
         <w:spacing w:after="60" w:line="264" w:lineRule="auto"/>
       </w:pPr>
       <w:r>
-        <w:rPr/>
-        <w:t>Verification, not trust.</w:t>
-      </w:r>
-      <w:r>
-        <w:t xml:space="preserve"> Code was accepted only after it ran on the project data and passed tests, and numbers were accepted only when they matched the evaluation files. The checks caught errors in both directions: the assistant flagged figures in the work split that Milestone 2 had disproved, and testing caught the assistant's own mistakes (a rounding error that reported recall as 0.809 instead of 0.807, a drift test that first used an unrepresentative sample, and a fairness re-check that compared values at different precision), all corrected before use.</w:t>
+        <w:t>Verification, not trust. Code was accepted only after it ran on the project data and passed tests, and numbers were accepted only when they matched the evaluation files. The checks caught errors in both directions: the assistant flagged figures in the work split that Milestone 2 had disproved, and testing caught the assistant's own mistakes (a rounding error that reported recall as 0.809 instead of 0.807, a drift test that first used an unrepresentative sample, and a fairness re-check that compared values at different precision), all corrected before use.</w:t>
       </w:r>
     </w:p>
     <w:p>
@@ -6506,17 +4892,29 @@
         <w:spacing w:after="60" w:line="264" w:lineRule="auto"/>
       </w:pPr>
       <w:r>
-        <w:rPr/>
-        <w:t>Human decisions.</w:t>
+        <w:t xml:space="preserve">Human decisions. Choices about the model, the metric and the threshold were made by Persons A and B in their own notebooks. Person C's design choices that the assistant </w:t>
       </w:r>
       <w:r>
-        <w:t xml:space="preserve"> Choices about the model, the metric and the threshold were made by Persons A and B in their own notebooks. Person C's design choices that the assistant </w:t>
+        <w:t xml:space="preserve">backed </w:t>
+      </w:r>
+      <w:proofErr w:type="gramStart"/>
+      <w:r>
+        <w:t xml:space="preserve">up </w:t>
       </w:r>
       <w:r>
-        <w:t xml:space="preserve">backed up </w:t>
+        <w:t xml:space="preserve"> (</w:t>
       </w:r>
+      <w:proofErr w:type="gramEnd"/>
       <w:r>
-        <w:t xml:space="preserve"> (for example, the two-missing-inputs rule, the 10-point fairness tolerance and the hosting recommendation) were accepted by Timothy, and are open to the group's review.</w:t>
+        <w:t xml:space="preserve">for example, the two-missing-inputs rule, the 10-point fairness tolerance and the hosting recommendation) were accepted by </w:t>
+      </w:r>
+      <w:proofErr w:type="gramStart"/>
+      <w:r>
+        <w:t>Timothy, and</w:t>
+      </w:r>
+      <w:proofErr w:type="gramEnd"/>
+      <w:r>
+        <w:t xml:space="preserve"> are open to the group's review.</w:t>
       </w:r>
     </w:p>
     <w:p>
@@ -6529,11 +4927,7 @@
         <w:spacing w:after="60" w:line="264" w:lineRule="auto"/>
       </w:pPr>
       <w:r>
-        <w:rPr/>
-        <w:t>Attribution.</w:t>
-      </w:r>
-      <w:r>
-        <w:t xml:space="preserve"> AI assistance is acknowledged in this log and in the report, not in the repository's commit history; all commits were made under the group members' own accounts after review.</w:t>
+        <w:t>Attribution. AI assistance is acknowledged in this log and in the report, not in the repository's commit history; all commits were made under the group members' own accounts after review.</w:t>
       </w:r>
     </w:p>
     <w:p>
@@ -6546,11 +4940,7 @@
         <w:spacing w:after="60" w:line="264" w:lineRule="auto"/>
       </w:pPr>
       <w:r>
-        <w:rPr/>
-        <w:t>Academic integrity.</w:t>
-      </w:r>
-      <w:r>
-        <w:t xml:space="preserve"> The analysis, the decisions and the final wording are the group's responsibility. AI-drafted text </w:t>
+        <w:t xml:space="preserve">Academic integrity. The analysis, the decisions and the final wording are the group's responsibility. AI-drafted text </w:t>
       </w:r>
       <w:r>
         <w:t xml:space="preserve">proposals </w:t>
@@ -6602,46 +4992,24 @@
       <w:jc w:val="center"/>
     </w:pPr>
     <w:r>
-      <w:rPr>
-        <w:sz w:val="22"/>
-        <w:szCs w:val="22"/>
-      </w:rPr>
       <w:t xml:space="preserve">BIN381 Milestone 3 Group P1, Ethics and Responsible AI Usage Log, page </w:t>
     </w:r>
     <w:r>
-      <w:rPr>
-        <w:sz w:val="22"/>
-        <w:szCs w:val="22"/>
-      </w:rPr>
       <w:fldChar w:fldCharType="begin"/>
     </w:r>
     <w:r>
-      <w:rPr>
-        <w:sz w:val="22"/>
-        <w:szCs w:val="22"/>
-      </w:rPr>
       <w:instrText>PAGE</w:instrText>
     </w:r>
     <w:r>
-      <w:rPr>
-        <w:sz w:val="22"/>
-        <w:szCs w:val="22"/>
-      </w:rPr>
       <w:fldChar w:fldCharType="separate"/>
     </w:r>
     <w:r>
       <w:rPr>
         <w:noProof/>
-        <w:sz w:val="22"/>
-        <w:szCs w:val="22"/>
       </w:rPr>
       <w:t>1</w:t>
     </w:r>
     <w:r>
-      <w:rPr>
-        <w:sz w:val="22"/>
-        <w:szCs w:val="22"/>
-      </w:rPr>
       <w:fldChar w:fldCharType="end"/>
     </w:r>
   </w:p>
@@ -7283,6 +5651,7 @@
     <w:next w:val="Normal"/>
     <w:uiPriority w:val="9"/>
     <w:qFormat/>
+    <w:rsid w:val="00E24EB5"/>
     <w:pPr>
       <w:keepNext/>
       <w:spacing w:before="360" w:after="140"/>
@@ -7291,8 +5660,8 @@
     <w:rPr>
       <w:b/>
       <w:bCs/>
-      <w:sz w:val="22"/>
-      <w:szCs w:val="22"/>
+      <w:color w:val="4472C4" w:themeColor="accent1"/>
+      <w:sz w:val="40"/>
     </w:rPr>
   </w:style>
   <w:style w:type="paragraph" w:styleId="Heading2">
@@ -7311,8 +5680,6 @@
     <w:rPr>
       <w:b/>
       <w:bCs/>
-      <w:sz w:val="22"/>
-      <w:szCs w:val="22"/>
     </w:rPr>
   </w:style>
   <w:style w:type="paragraph" w:styleId="Heading3">
@@ -7360,7 +5727,6 @@
     <w:pPr>
       <w:outlineLvl w:val="4"/>
     </w:pPr>
-    <w:rPr/>
   </w:style>
   <w:style w:type="paragraph" w:styleId="Heading6">
     <w:name w:val="heading 6"/>
@@ -7373,7 +5739,6 @@
     <w:pPr>
       <w:outlineLvl w:val="5"/>
     </w:pPr>
-    <w:rPr/>
   </w:style>
   <w:style w:type="character" w:default="1" w:styleId="DefaultParagraphFont">
     <w:name w:val="Default Paragraph Font"/>
@@ -7408,9 +5773,10 @@
     <w:next w:val="Normal"/>
     <w:uiPriority w:val="10"/>
     <w:qFormat/>
+    <w:rsid w:val="00E24EB5"/>
     <w:rPr>
-      <w:sz w:val="22"/>
-      <w:szCs w:val="22"/>
+      <w:b/>
+      <w:sz w:val="56"/>
     </w:rPr>
   </w:style>
   <w:style w:type="paragraph" w:customStyle="1" w:styleId="Strong1">
@@ -7452,10 +5818,6 @@
     <w:uiPriority w:val="99"/>
     <w:semiHidden/>
     <w:unhideWhenUsed/>
-    <w:rPr>
-      <w:sz w:val="22"/>
-      <w:szCs w:val="22"/>
-    </w:rPr>
   </w:style>
   <w:style w:type="character" w:customStyle="1" w:styleId="FootnoteTextChar">
     <w:name w:val="Footnote Text Char"/>
@@ -7484,10 +5846,6 @@
     <w:uiPriority w:val="99"/>
     <w:semiHidden/>
     <w:unhideWhenUsed/>
-    <w:rPr>
-      <w:sz w:val="22"/>
-      <w:szCs w:val="22"/>
-    </w:rPr>
   </w:style>
   <w:style w:type="character" w:customStyle="1" w:styleId="EndnoteTextChar">
     <w:name w:val="Endnote Text Char"/>

--- a/report/BIN381_M3_Ethics_and_AI_Usage_Log.docx
+++ b/report/BIN381_M3_Ethics_and_AI_Usage_Log.docx
@@ -6,12 +6,12 @@
       <w:pPr>
         <w:pStyle w:val="Title"/>
         <w:rPr>
-          <w:szCs w:val="56"/>
+          <w:szCs w:val="22"/>
         </w:rPr>
       </w:pPr>
       <w:r>
         <w:rPr>
-          <w:szCs w:val="56"/>
+          <w:szCs w:val="22"/>
         </w:rPr>
         <w:t>Ethics and Responsible AI Usage Log: Milestone 3</w:t>
       </w:r>
@@ -5660,8 +5660,7 @@
     <w:rPr>
       <w:b/>
       <w:bCs/>
-      <w:color w:val="4472C4" w:themeColor="accent1"/>
-      <w:sz w:val="40"/>
+      <w:sz w:val="22"/>
     </w:rPr>
   </w:style>
   <w:style w:type="paragraph" w:styleId="Heading2">
@@ -5776,7 +5775,7 @@
     <w:rsid w:val="00E24EB5"/>
     <w:rPr>
       <w:b/>
-      <w:sz w:val="56"/>
+      <w:sz w:val="22"/>
     </w:rPr>
   </w:style>
   <w:style w:type="paragraph" w:customStyle="1" w:styleId="Strong1">
